--- a/assets/master_template.docx
+++ b/assets/master_template.docx
@@ -1,6 +1,6 @@
 
 <file path=word/document.xml><?xml version="1.0" encoding="utf-8"?>
-<w:document xmlns:wpc="http://schemas.microsoft.com/office/word/2010/wordprocessingCanvas" xmlns:cx="http://schemas.microsoft.com/office/drawing/2014/chartex" xmlns:cx1="http://schemas.microsoft.com/office/drawing/2015/9/8/chartex" xmlns:cx2="http://schemas.microsoft.com/office/drawing/2015/10/21/chartex" xmlns:cx3="http://schemas.microsoft.com/office/drawing/2016/5/9/chartex" xmlns:cx4="http://schemas.microsoft.com/office/drawing/2016/5/10/chartex" xmlns:cx5="http://schemas.microsoft.com/office/drawing/2016/5/11/chartex" xmlns:cx6="http://schemas.microsoft.com/office/drawing/2016/5/12/chartex" xmlns:cx7="http://schemas.microsoft.com/office/drawing/2016/5/13/chartex" xmlns:cx8="http://schemas.microsoft.com/office/drawing/2016/5/14/chartex" xmlns:mc="http://schemas.openxmlformats.org/markup-compatibility/2006" xmlns:aink="http://schemas.microsoft.com/office/drawing/2016/ink" xmlns:am3d="http://schemas.microsoft.com/office/drawing/2017/model3d" xmlns:o="urn:schemas-microsoft-com:office:office" xmlns:oel="http://schemas.microsoft.com/office/2019/extlst" xmlns:r="http://schemas.openxmlformats.org/officeDocument/2006/relationships" xmlns:m="http://schemas.openxmlformats.org/officeDocument/2006/math" xmlns:v="urn:schemas-microsoft-com:vml" xmlns:wp14="http://schemas.microsoft.com/office/word/2010/wordprocessingDrawing" xmlns:wp="http://schemas.openxmlformats.org/drawingml/2006/wordprocessingDrawing" xmlns:w10="urn:schemas-microsoft-com:office:word" xmlns:w="http://schemas.openxmlformats.org/wordprocessingml/2006/main" xmlns:w14="http://schemas.microsoft.com/office/word/2010/wordml" xmlns:w15="http://schemas.microsoft.com/office/word/2012/wordml" xmlns:w16cex="http://schemas.microsoft.com/office/word/2018/wordml/cex" xmlns:w16cid="http://schemas.microsoft.com/office/word/2016/wordml/cid" xmlns:w16="http://schemas.microsoft.com/office/word/2018/wordml" xmlns:w16du="http://schemas.microsoft.com/office/word/2023/wordml/word16du" xmlns:w16sdtdh="http://schemas.microsoft.com/office/word/2020/wordml/sdtdatahash" xmlns:w16sdtfl="http://schemas.microsoft.com/office/word/2024/wordml/sdtformatlock" xmlns:w16se="http://schemas.microsoft.com/office/word/2015/wordml/symex" xmlns:wpg="http://schemas.microsoft.com/office/word/2010/wordprocessingGroup" xmlns:wpi="http://schemas.microsoft.com/office/word/2010/wordprocessingInk" xmlns:wne="http://schemas.microsoft.com/office/word/2006/wordml" xmlns:wps="http://schemas.microsoft.com/office/word/2010/wordprocessingShape" xmlns:a="http://schemas.openxmlformats.org/drawingml/2006/main" xmlns:a14="http://schemas.microsoft.com/office/drawing/2010/main" xmlns:pic="http://schemas.openxmlformats.org/drawingml/2006/picture" mc:Ignorable="w14 w15 w16se w16cid w16 w16cex w16sdtdh w16sdtfl w16du wp14">
+<w:document xmlns:wpc="http://schemas.microsoft.com/office/word/2010/wordprocessingCanvas" xmlns:cx="http://schemas.microsoft.com/office/drawing/2014/chartex" xmlns:cx1="http://schemas.microsoft.com/office/drawing/2015/9/8/chartex" xmlns:cx2="http://schemas.microsoft.com/office/drawing/2015/10/21/chartex" xmlns:cx3="http://schemas.microsoft.com/office/drawing/2016/5/9/chartex" xmlns:cx4="http://schemas.microsoft.com/office/drawing/2016/5/10/chartex" xmlns:cx5="http://schemas.microsoft.com/office/drawing/2016/5/11/chartex" xmlns:cx6="http://schemas.microsoft.com/office/drawing/2016/5/12/chartex" xmlns:cx7="http://schemas.microsoft.com/office/drawing/2016/5/13/chartex" xmlns:cx8="http://schemas.microsoft.com/office/drawing/2016/5/14/chartex" xmlns:mc="http://schemas.openxmlformats.org/markup-compatibility/2006" xmlns:aink="http://schemas.microsoft.com/office/drawing/2016/ink" xmlns:am3d="http://schemas.microsoft.com/office/drawing/2017/model3d" xmlns:o="urn:schemas-microsoft-com:office:office" xmlns:oel="http://schemas.microsoft.com/office/2019/extlst" xmlns:r="http://schemas.openxmlformats.org/officeDocument/2006/relationships" xmlns:m="http://schemas.openxmlformats.org/officeDocument/2006/math" xmlns:v="urn:schemas-microsoft-com:vml" xmlns:wp14="http://schemas.microsoft.com/office/word/2010/wordprocessingDrawing" xmlns:wp="http://schemas.openxmlformats.org/drawingml/2006/wordprocessingDrawing" xmlns:w10="urn:schemas-microsoft-com:office:word" xmlns:w="http://schemas.openxmlformats.org/wordprocessingml/2006/main" xmlns:w14="http://schemas.microsoft.com/office/word/2010/wordml" xmlns:w15="http://schemas.microsoft.com/office/word/2012/wordml" xmlns:w16cei="http://schemas.microsoft.com/office/word/2026/wordml/cei" xmlns:w16cex="http://schemas.microsoft.com/office/word/2018/wordml/cex" xmlns:w16cid="http://schemas.microsoft.com/office/word/2016/wordml/cid" xmlns:w16="http://schemas.microsoft.com/office/word/2018/wordml" xmlns:w16du="http://schemas.microsoft.com/office/word/2023/wordml/word16du" xmlns:w16sdtdh="http://schemas.microsoft.com/office/word/2020/wordml/sdtdatahash" xmlns:w16sdtfl="http://schemas.microsoft.com/office/word/2024/wordml/sdtformatlock" xmlns:w16se="http://schemas.microsoft.com/office/word/2015/wordml/symex" xmlns:wpg="http://schemas.microsoft.com/office/word/2010/wordprocessingGroup" xmlns:wpi="http://schemas.microsoft.com/office/word/2010/wordprocessingInk" xmlns:wne="http://schemas.microsoft.com/office/word/2006/wordml" xmlns:wps="http://schemas.microsoft.com/office/word/2010/wordprocessingShape" mc:Ignorable="w14 w15 w16se w16cid w16 w16cex w16sdtdh w16sdtfl w16du wp14">
   <w:body>
     <w:p>
       <w:pPr>
@@ -45,7 +45,7 @@
         <mc:AlternateContent>
           <mc:Choice Requires="wps">
             <w:drawing>
-              <wp:anchor distT="0" distB="0" distL="114300" distR="114300" simplePos="0" relativeHeight="251658240" behindDoc="1" locked="1" layoutInCell="1" allowOverlap="1" wp14:anchorId="132E313B" wp14:editId="6E236E3C">
+              <wp:anchor distT="0" distB="0" distL="114300" distR="114300" simplePos="0" relativeHeight="251658240" behindDoc="1" locked="1" layoutInCell="1" allowOverlap="1" wp14:anchorId="132E313B" wp14:editId="05E4204C">
                 <wp:simplePos x="0" y="0"/>
                 <wp:positionH relativeFrom="page">
                   <wp:align>right</wp:align>
@@ -53,8 +53,8 @@
                 <wp:positionV relativeFrom="page">
                   <wp:align>top</wp:align>
                 </wp:positionV>
-                <wp:extent cx="10058400" cy="7145020"/>
-                <wp:effectExtent l="0" t="0" r="0" b="0"/>
+                <wp:extent cx="10058400" cy="9174480"/>
+                <wp:effectExtent l="0" t="0" r="0" b="7620"/>
                 <wp:wrapNone/>
                 <wp:docPr id="37" name="Rectangle 37"/>
                 <wp:cNvGraphicFramePr>
@@ -69,7 +69,7 @@
                       <wps:spPr bwMode="auto">
                         <a:xfrm>
                           <a:off x="0" y="0"/>
-                          <a:ext cx="10058400" cy="7145594"/>
+                          <a:ext cx="10058400" cy="9174480"/>
                         </a:xfrm>
                         <a:prstGeom prst="rect">
                           <a:avLst/>
@@ -103,6 +103,7 @@
                               </w:rPr>
                             </w:pPr>
                           </w:p>
+                          <w:p/>
                         </w:txbxContent>
                       </wps:txbx>
                       <wps:bodyPr rot="0" vert="horz" wrap="square" lIns="91440" tIns="45720" rIns="91440" bIns="45720" anchor="t" anchorCtr="0" upright="1">
@@ -122,7 +123,7 @@
           </mc:Choice>
           <mc:Fallback>
             <w:pict>
-              <v:rect id="Rectangle 37" style="position:absolute;left:0;text-align:left;margin-left:740.8pt;margin-top:0;width:11in;height:562.6pt;z-index:-251658240;visibility:visible;mso-wrap-style:square;mso-width-percent:0;mso-height-percent:0;mso-wrap-distance-left:9pt;mso-wrap-distance-top:0;mso-wrap-distance-right:9pt;mso-wrap-distance-bottom:0;mso-position-horizontal:right;mso-position-horizontal-relative:page;mso-position-vertical:top;mso-position-vertical-relative:page;mso-width-percent:0;mso-height-percent:0;mso-width-relative:page;mso-height-relative:page;v-text-anchor:top" o:spid="_x0000_s1026" fillcolor="#263846" stroked="f" w14:anchorId="132E313B" o:gfxdata="UEsDBBQABgAIAAAAIQC2gziS/gAAAOEBAAATAAAAW0NvbnRlbnRfVHlwZXNdLnhtbJSRQU7DMBBF 90jcwfIWJU67QAgl6YK0S0CoHGBkTxKLZGx5TGhvj5O2G0SRWNoz/78nu9wcxkFMGNg6quQqL6RA 0s5Y6ir5vt9lD1JwBDIwOMJKHpHlpr69KfdHjyxSmriSfYz+USnWPY7AufNIadK6MEJMx9ApD/oD OlTrorhX2lFEilmcO2RdNtjC5xDF9pCuTyYBB5bi6bQ4syoJ3g9WQ0ymaiLzg5KdCXlKLjvcW893 SUOqXwnz5DrgnHtJTxOsQfEKIT7DmDSUCaxw7Rqn8787ZsmRM9e2VmPeBN4uqYvTtW7jvijg9N/y JsXecLq0q+WD6m8AAAD//wMAUEsDBBQABgAIAAAAIQA4/SH/1gAAAJQBAAALAAAAX3JlbHMvLnJl bHOkkMFqwzAMhu+DvYPRfXGawxijTi+j0GvpHsDYimMaW0Yy2fr2M4PBMnrbUb/Q94l/f/hMi1qR JVI2sOt6UJgd+ZiDgffL8ekFlFSbvV0oo4EbChzGx4f9GRdb25HMsYhqlCwG5lrLq9biZkxWOiqY 22YiTra2kYMu1l1tQD30/bPm3wwYN0x18gb45AdQl1tp5j/sFB2T0FQ7R0nTNEV3j6o9feQzro1i OWA14Fm+Q8a1a8+Bvu/d/dMb2JY5uiPbhG/ktn4cqGU/er3pcvwCAAD//wMAUEsDBBQABgAIAAAA IQB2YkZ48QEAAMIDAAAOAAAAZHJzL2Uyb0RvYy54bWysU8tu2zAQvBfoPxC815Jc2XEEy0HgIEWB 9AGk/QCKoiSiEpdd0pbcr++SchyjvRW9EFzucrgzO9zeTUPPjgqdBlPybJFypoyEWpu25N+/Pb7b cOa8MLXowaiSn5Tjd7u3b7ajLdQSOuhrhYxAjCtGW/LOe1skiZOdGoRbgFWGkg3gIDyF2CY1ipHQ hz5Zpuk6GQFriyCVc3T6MCf5LuI3jZL+S9M45VlfcurNxxXjWoU12W1F0aKwnZbnNsQ/dDEIbejR C9SD8IIdUP8FNWiJ4KDxCwlDAk2jpYociE2W/sHmuRNWRS4kjrMXmdz/g5Wfj8/2K4bWnX0C+cMx A/tOmFbdI8LYKVHTc1kQKhmtKy4XQuDoKqvGT1DTaMXBQ9RganAIgMSOTVHq00VqNXkm6TBL09Um T2kkkpI3Wb5a3ebxEVG83Lfo/AcFAwubkiMNM+KL45PzoR9RvJTE/qHX9aPu+xhgW+17ZEdBg1+u 32/y9RndXZf1JhQbCNdmxHASiQZuwUau8FM1UTJsK6hPRBlhNhIZnzYd4C/ORjJRyd3Pg0DFWf/R kGy3WZ4H18UgX90sKcDrTHWdEUYSVMk9Z/N272enHizqtqOXssjfwD1J3eiowWtX577JKFGas6mD E6/jWPX69Xa/AQAA//8DAFBLAwQUAAYACAAAACEARNmRiNwAAAAHAQAADwAAAGRycy9kb3ducmV2 LnhtbEyPwW7CMBBE70j8g7WVegMnEamiNA6qQFXpDWg/wIm3SUS8jmIDab++Sy/lstrRrGbfFOvJ 9uKCo+8cKYiXEQik2pmOGgWfH6+LDIQPmozuHaGCb/SwLuezQufGXemAl2NoBIeQz7WCNoQhl9LX LVrtl25AYu/LjVYHlmMjzaivHG57mUTRk7S6I/7Q6gE3Ldan49kq+NkffBWvTu9dun3z+8Husmmz U+rxYXp5BhFwCv/HcMNndCiZqXJnMl70CrhI+Js3L81WrCve4iRNQJaFvOcvfwEAAP//AwBQSwEC LQAUAAYACAAAACEAtoM4kv4AAADhAQAAEwAAAAAAAAAAAAAAAAAAAAAAW0NvbnRlbnRfVHlwZXNd LnhtbFBLAQItABQABgAIAAAAIQA4/SH/1gAAAJQBAAALAAAAAAAAAAAAAAAAAC8BAABfcmVscy8u cmVsc1BLAQItABQABgAIAAAAIQB2YkZ48QEAAMIDAAAOAAAAAAAAAAAAAAAAAC4CAABkcnMvZTJv RG9jLnhtbFBLAQItABQABgAIAAAAIQBE2ZGI3AAAAAcBAAAPAAAAAAAAAAAAAAAAAEsEAABkcnMv ZG93bnJldi54bWxQSwUGAAAAAAQABADzAAAAVAUAAAAA ">
+              <v:rect w14:anchorId="132E313B" id="Rectangle 37" o:spid="_x0000_s1026" style="position:absolute;left:0;text-align:left;margin-left:740.8pt;margin-top:0;width:11in;height:722.4pt;z-index:-251658240;visibility:visible;mso-wrap-style:square;mso-width-percent:0;mso-height-percent:0;mso-wrap-distance-left:9pt;mso-wrap-distance-top:0;mso-wrap-distance-right:9pt;mso-wrap-distance-bottom:0;mso-position-horizontal:right;mso-position-horizontal-relative:page;mso-position-vertical:top;mso-position-vertical-relative:page;mso-width-percent:0;mso-height-percent:0;mso-width-relative:page;mso-height-relative:page;v-text-anchor:top" o:gfxdata="UEsDBBQABgAIAAAAIQC2gziS/gAAAOEBAAATAAAAW0NvbnRlbnRfVHlwZXNdLnhtbJSRQU7DMBBF 90jcwfIWJU67QAgl6YK0S0CoHGBkTxKLZGx5TGhvj5O2G0SRWNoz/78nu9wcxkFMGNg6quQqL6RA 0s5Y6ir5vt9lD1JwBDIwOMJKHpHlpr69KfdHjyxSmriSfYz+USnWPY7AufNIadK6MEJMx9ApD/oD OlTrorhX2lFEilmcO2RdNtjC5xDF9pCuTyYBB5bi6bQ4syoJ3g9WQ0ymaiLzg5KdCXlKLjvcW893 SUOqXwnz5DrgnHtJTxOsQfEKIT7DmDSUCaxw7Rqn8787ZsmRM9e2VmPeBN4uqYvTtW7jvijg9N/y JsXecLq0q+WD6m8AAAD//wMAUEsDBBQABgAIAAAAIQA4/SH/1gAAAJQBAAALAAAAX3JlbHMvLnJl bHOkkMFqwzAMhu+DvYPRfXGawxijTi+j0GvpHsDYimMaW0Yy2fr2M4PBMnrbUb/Q94l/f/hMi1qR JVI2sOt6UJgd+ZiDgffL8ekFlFSbvV0oo4EbChzGx4f9GRdb25HMsYhqlCwG5lrLq9biZkxWOiqY 22YiTra2kYMu1l1tQD30/bPm3wwYN0x18gb45AdQl1tp5j/sFB2T0FQ7R0nTNEV3j6o9feQzro1i OWA14Fm+Q8a1a8+Bvu/d/dMb2JY5uiPbhG/ktn4cqGU/er3pcvwCAAD//wMAUEsDBBQABgAIAAAA IQDkuI6j8gEAAMIDAAAOAAAAZHJzL2Uyb0RvYy54bWysU8tu2zAQvBfoPxC815JcxXEEy0HgIEWB 9AGk/QCKoiSiFJdd0pbSr++SdhyjvRW9ELtccrgzO9zczqNhB4Veg615scg5U1ZCq21f8+/fHt6t OfNB2FYYsKrmz8rz2+3bN5vJVWoJA5hWISMQ66vJ1XwIwVVZ5uWgRuEX4JSlYgc4ikAp9lmLYiL0 0WTLPF9lE2DrEKTynnbvj0W+Tfhdp2T40nVeBWZqTr2FtGJam7hm242oehRu0PLUhviHLkahLT16 hroXQbA96r+gRi0RPHRhIWHMoOu0VIkDsSnyP9g8DcKpxIXE8e4sk/9/sPLz4cl9xdi6d48gf3hm YTcI26s7RJgGJVp6rohCZZPz1flCTDxdZc30CVoardgHSBrMHY4RkNixOUn9fJZazYFJ2izy/Gpd 5jQSScWb4ros12kamahe7jv04YOCkcWg5kjDTPji8OhD7EdUL0dS/2B0+6CNSQn2zc4gOwga/HL1 fl2uEgWieXnM2HjYQrx2RIw7iWjkFm3kqzA3MxVj2ED7TJQRjkYi41MwAP7ibCIT1dz/3AtUnJmP lmS7Kcoyui4l5dX1khK8rDSXFWElQdU8cHYMd+Ho1L1D3Q/0UpH4W7gjqTudNHjt6tQ3GSVJczJ1 dOJlnk69fr3tbwAAAP//AwBQSwMEFAAGAAgAAAAhAHALVy3bAAAABwEAAA8AAABkcnMvZG93bnJl di54bWxMj8FuwjAQRO+V+g/WVuqtOCCDojQOQqCq9Aa0H+DESxIRr6PYQNqv79ILvax2NKvZN/ly dJ244BBaTxqmkwQEUuVtS7WGr8+3lxREiIas6Tyhhm8MsCweH3KTWX+lPV4OsRYcQiEzGpoY+0zK UDXoTJj4Hom9ox+ciSyHWtrBXDncdXKWJAvpTEv8oTE9rhusToez0/Cz24dyqk4f7XzzHna926bj eqv189O4egURcYz3Y7jhMzoUzFT6M9kgOg1cJP7NmzdPFeuSN6VUCrLI5X/+4hcAAP//AwBQSwEC LQAUAAYACAAAACEAtoM4kv4AAADhAQAAEwAAAAAAAAAAAAAAAAAAAAAAW0NvbnRlbnRfVHlwZXNd LnhtbFBLAQItABQABgAIAAAAIQA4/SH/1gAAAJQBAAALAAAAAAAAAAAAAAAAAC8BAABfcmVscy8u cmVsc1BLAQItABQABgAIAAAAIQDkuI6j8gEAAMIDAAAOAAAAAAAAAAAAAAAAAC4CAABkcnMvZTJv RG9jLnhtbFBLAQItABQABgAIAAAAIQBwC1ct2wAAAAcBAAAPAAAAAAAAAAAAAAAAAEwEAABkcnMv ZG93bnJldi54bWxQSwUGAAAAAAQABADzAAAAVAUAAAAA " fillcolor="#263846" stroked="f">
                 <v:textbox>
                   <w:txbxContent>
                     <w:p>
@@ -133,6 +134,7 @@
                         </w:rPr>
                       </w:pPr>
                     </w:p>
+                    <w:p/>
                   </w:txbxContent>
                 </v:textbox>
                 <w10:wrap anchorx="page" anchory="page"/>
@@ -319,11 +321,11 @@
           </mc:Choice>
           <mc:Fallback>
             <w:pict>
-              <v:shapetype id="_x0000_t202" coordsize="21600,21600" o:spt="202" path="m,l,21600r21600,l21600,xe" w14:anchorId="6048F0C7">
+              <v:shapetype w14:anchorId="6048F0C7" id="_x0000_t202" coordsize="21600,21600" o:spt="202" path="m,l,21600r21600,l21600,xe">
                 <v:stroke joinstyle="miter"/>
                 <v:path gradientshapeok="t" o:connecttype="rect"/>
               </v:shapetype>
-              <v:shape id="Text Box 2" style="position:absolute;left:0;text-align:left;margin-left:-8.8pt;margin-top:13.3pt;width:205.8pt;height:34pt;z-index:251658244;visibility:visible;mso-wrap-style:square;mso-wrap-distance-left:9pt;mso-wrap-distance-top:0;mso-wrap-distance-right:9pt;mso-wrap-distance-bottom:0;mso-position-horizontal:absolute;mso-position-horizontal-relative:text;mso-position-vertical:absolute;mso-position-vertical-relative:text;v-text-anchor:top" o:spid="_x0000_s1027" filled="f" stroked="f" strokeweight=".5pt" type="#_x0000_t202" o:gfxdata="UEsDBBQABgAIAAAAIQC2gziS/gAAAOEBAAATAAAAW0NvbnRlbnRfVHlwZXNdLnhtbJSRQU7DMBBF 90jcwfIWJU67QAgl6YK0S0CoHGBkTxKLZGx5TGhvj5O2G0SRWNoz/78nu9wcxkFMGNg6quQqL6RA 0s5Y6ir5vt9lD1JwBDIwOMJKHpHlpr69KfdHjyxSmriSfYz+USnWPY7AufNIadK6MEJMx9ApD/oD OlTrorhX2lFEilmcO2RdNtjC5xDF9pCuTyYBB5bi6bQ4syoJ3g9WQ0ymaiLzg5KdCXlKLjvcW893 SUOqXwnz5DrgnHtJTxOsQfEKIT7DmDSUCaxw7Rqn8787ZsmRM9e2VmPeBN4uqYvTtW7jvijg9N/y JsXecLq0q+WD6m8AAAD//wMAUEsDBBQABgAIAAAAIQA4/SH/1gAAAJQBAAALAAAAX3JlbHMvLnJl bHOkkMFqwzAMhu+DvYPRfXGawxijTi+j0GvpHsDYimMaW0Yy2fr2M4PBMnrbUb/Q94l/f/hMi1qR JVI2sOt6UJgd+ZiDgffL8ekFlFSbvV0oo4EbChzGx4f9GRdb25HMsYhqlCwG5lrLq9biZkxWOiqY 22YiTra2kYMu1l1tQD30/bPm3wwYN0x18gb45AdQl1tp5j/sFB2T0FQ7R0nTNEV3j6o9feQzro1i OWA14Fm+Q8a1a8+Bvu/d/dMb2JY5uiPbhG/ktn4cqGU/er3pcvwCAAD//wMAUEsDBBQABgAIAAAA IQBcEnxOGQIAADMEAAAOAAAAZHJzL2Uyb0RvYy54bWysU01vGyEQvVfqf0Dc6921HTddeR25iVxV ipJITpUzZsG7EjAUsHfdX9+B9ZfSnqpeYGCG+XjvMb/rtSJ74XwLpqLFKKdEGA51a7YV/fG6+nRL iQ/M1EyBERU9CE/vFh8/zDtbijE0oGrhCCYxvuxsRZsQbJllnjdCMz8CKww6JTjNAh7dNqsd6zC7 Vtk4z2dZB662DrjwHm8fBiddpPxSCh6epfQiEFVR7C2k1aV1E9dsMWfl1jHbtPzYBvuHLjRrDRY9 p3pggZGda/9IpVvuwIMMIw46AylbLtIMOE2Rv5tm3TAr0iwIjrdnmPz/S8uf9mv74kjov0KPBEZA OutLj5dxnl46HXfslKAfITycYRN9IBwvx7NiMpuhi6NvOilu84RrdnltnQ/fBGgSjYo6pCWhxfaP PmBFDD2FxGIGVq1SiRplSFfR2eQmTw/OHnyhDD689Bqt0G960tZXc2ygPuB4DgbmveWrFnt4ZD68 MIdUY9so3/CMi1SAteBoUdKA+/W3+xiPDKCXkg6lU1H/c8ecoER9N8jNl2I6jVpLh+nN5zEe3LVn c+0xO30PqM4CP4rlyYzxQZ1M6UC/ocqXsSq6mOFYu6LhZN6HQdD4S7hYLlMQqsuy8GjWlsfUEdWI 8Gv/xpw90hCQwCc4iYyV79gYYgc+lrsAsk1URZwHVI/wozITg8dfFKV/fU5Rl7+++A0AAP//AwBQ SwMEFAAGAAgAAAAhAEw/zF/iAAAACQEAAA8AAABkcnMvZG93bnJldi54bWxMj8FOwkAQhu8mvsNm TLzBlooVaqeENCEmRg8gF2/T7tI2dndrd4HK0zuc9DSZzJd/vj9bjaYTJz341lmE2TQCoW3lVGtr hP3HZrIA4QNZRZ2zGuFHe1jltzcZpcqd7VafdqEWHGJ9SghNCH0qpa8abchPXa8t3w5uMBR4HWqp BjpzuOlkHEWJNNRa/tBQr4tGV1+7o0F4LTbvtC1js7h0xcvbYd1/7z8fEe/vxvUziKDH8AfDVZ/V IWen0h2t8qJDmMyeEkYR4oQnAw/LOZcrEZbzBGSeyf8N8l8AAAD//wMAUEsBAi0AFAAGAAgAAAAh ALaDOJL+AAAA4QEAABMAAAAAAAAAAAAAAAAAAAAAAFtDb250ZW50X1R5cGVzXS54bWxQSwECLQAU AAYACAAAACEAOP0h/9YAAACUAQAACwAAAAAAAAAAAAAAAAAvAQAAX3JlbHMvLnJlbHNQSwECLQAU AAYACAAAACEAXBJ8ThkCAAAzBAAADgAAAAAAAAAAAAAAAAAuAgAAZHJzL2Uyb0RvYy54bWxQSwEC LQAUAAYACAAAACEATD/MX+IAAAAJAQAADwAAAAAAAAAAAAAAAABzBAAAZHJzL2Rvd25yZXYueG1s UEsFBgAAAAAEAAQA8wAAAIIFAAAAAA== ">
+              <v:shape id="Text Box 2" o:spid="_x0000_s1027" type="#_x0000_t202" style="position:absolute;left:0;text-align:left;margin-left:-8.8pt;margin-top:13.3pt;width:205.8pt;height:34pt;z-index:251658244;visibility:visible;mso-wrap-style:square;mso-wrap-distance-left:9pt;mso-wrap-distance-top:0;mso-wrap-distance-right:9pt;mso-wrap-distance-bottom:0;mso-position-horizontal:absolute;mso-position-horizontal-relative:text;mso-position-vertical:absolute;mso-position-vertical-relative:text;v-text-anchor:top" o:gfxdata="UEsDBBQABgAIAAAAIQC2gziS/gAAAOEBAAATAAAAW0NvbnRlbnRfVHlwZXNdLnhtbJSRQU7DMBBF 90jcwfIWJU67QAgl6YK0S0CoHGBkTxKLZGx5TGhvj5O2G0SRWNoz/78nu9wcxkFMGNg6quQqL6RA 0s5Y6ir5vt9lD1JwBDIwOMJKHpHlpr69KfdHjyxSmriSfYz+USnWPY7AufNIadK6MEJMx9ApD/oD OlTrorhX2lFEilmcO2RdNtjC5xDF9pCuTyYBB5bi6bQ4syoJ3g9WQ0ymaiLzg5KdCXlKLjvcW893 SUOqXwnz5DrgnHtJTxOsQfEKIT7DmDSUCaxw7Rqn8787ZsmRM9e2VmPeBN4uqYvTtW7jvijg9N/y JsXecLq0q+WD6m8AAAD//wMAUEsDBBQABgAIAAAAIQA4/SH/1gAAAJQBAAALAAAAX3JlbHMvLnJl bHOkkMFqwzAMhu+DvYPRfXGawxijTi+j0GvpHsDYimMaW0Yy2fr2M4PBMnrbUb/Q94l/f/hMi1qR JVI2sOt6UJgd+ZiDgffL8ekFlFSbvV0oo4EbChzGx4f9GRdb25HMsYhqlCwG5lrLq9biZkxWOiqY 22YiTra2kYMu1l1tQD30/bPm3wwYN0x18gb45AdQl1tp5j/sFB2T0FQ7R0nTNEV3j6o9feQzro1i OWA14Fm+Q8a1a8+Bvu/d/dMb2JY5uiPbhG/ktn4cqGU/er3pcvwCAAD//wMAUEsDBBQABgAIAAAA IQBcEnxOGQIAADMEAAAOAAAAZHJzL2Uyb0RvYy54bWysU01vGyEQvVfqf0Dc6921HTddeR25iVxV ipJITpUzZsG7EjAUsHfdX9+B9ZfSnqpeYGCG+XjvMb/rtSJ74XwLpqLFKKdEGA51a7YV/fG6+nRL iQ/M1EyBERU9CE/vFh8/zDtbijE0oGrhCCYxvuxsRZsQbJllnjdCMz8CKww6JTjNAh7dNqsd6zC7 Vtk4z2dZB662DrjwHm8fBiddpPxSCh6epfQiEFVR7C2k1aV1E9dsMWfl1jHbtPzYBvuHLjRrDRY9 p3pggZGda/9IpVvuwIMMIw46AylbLtIMOE2Rv5tm3TAr0iwIjrdnmPz/S8uf9mv74kjov0KPBEZA OutLj5dxnl46HXfslKAfITycYRN9IBwvx7NiMpuhi6NvOilu84RrdnltnQ/fBGgSjYo6pCWhxfaP PmBFDD2FxGIGVq1SiRplSFfR2eQmTw/OHnyhDD689Bqt0G960tZXc2ygPuB4DgbmveWrFnt4ZD68 MIdUY9so3/CMi1SAteBoUdKA+/W3+xiPDKCXkg6lU1H/c8ecoER9N8jNl2I6jVpLh+nN5zEe3LVn c+0xO30PqM4CP4rlyYzxQZ1M6UC/ocqXsSq6mOFYu6LhZN6HQdD4S7hYLlMQqsuy8GjWlsfUEdWI 8Gv/xpw90hCQwCc4iYyV79gYYgc+lrsAsk1URZwHVI/wozITg8dfFKV/fU5Rl7+++A0AAP//AwBQ SwMEFAAGAAgAAAAhAEw/zF/iAAAACQEAAA8AAABkcnMvZG93bnJldi54bWxMj8FOwkAQhu8mvsNm TLzBlooVaqeENCEmRg8gF2/T7tI2dndrd4HK0zuc9DSZzJd/vj9bjaYTJz341lmE2TQCoW3lVGtr hP3HZrIA4QNZRZ2zGuFHe1jltzcZpcqd7VafdqEWHGJ9SghNCH0qpa8abchPXa8t3w5uMBR4HWqp BjpzuOlkHEWJNNRa/tBQr4tGV1+7o0F4LTbvtC1js7h0xcvbYd1/7z8fEe/vxvUziKDH8AfDVZ/V IWen0h2t8qJDmMyeEkYR4oQnAw/LOZcrEZbzBGSeyf8N8l8AAAD//wMAUEsBAi0AFAAGAAgAAAAh ALaDOJL+AAAA4QEAABMAAAAAAAAAAAAAAAAAAAAAAFtDb250ZW50X1R5cGVzXS54bWxQSwECLQAU AAYACAAAACEAOP0h/9YAAACUAQAACwAAAAAAAAAAAAAAAAAvAQAAX3JlbHMvLnJlbHNQSwECLQAU AAYACAAAACEAXBJ8ThkCAAAzBAAADgAAAAAAAAAAAAAAAAAuAgAAZHJzL2Uyb0RvYy54bWxQSwEC LQAUAAYACAAAACEATD/MX+IAAAAJAQAADwAAAAAAAAAAAAAAAABzBAAAZHJzL2Rvd25yZXYueG1s UEsFBgAAAAAEAAQA8wAAAIIFAAAAAA== " filled="f" stroked="f" strokeweight=".5pt">
                 <v:textbox>
                   <w:txbxContent>
                     <w:p>
@@ -1664,9 +1666,9 @@
               </wp:anchor>
             </w:drawing>
           </mc:Choice>
-          <mc:Fallback xmlns:pic="http://schemas.openxmlformats.org/drawingml/2006/picture" xmlns:a14="http://schemas.microsoft.com/office/drawing/2010/main" xmlns:a="http://schemas.openxmlformats.org/drawingml/2006/main" xmlns:arto="http://schemas.microsoft.com/office/word/2006/arto">
-            <w:pict>
-              <v:group id="Group 7" style="position:absolute;margin-left:0;margin-top:258.55pt;width:214.25pt;height:278.5pt;z-index:251661312;mso-position-horizontal:left;mso-position-horizontal-relative:margin;mso-position-vertical-relative:page" coordsize="3340,4772" coordorigin="8688,268" o:spid="_x0000_s1026" w14:anchorId="140D9ECE" o:gfxdata="UEsDBBQABgAIAAAAIQC2gziS/gAAAOEBAAATAAAAW0NvbnRlbnRfVHlwZXNdLnhtbJSRQU7DMBBF 90jcwfIWJU67QAgl6YK0S0CoHGBkTxKLZGx5TGhvj5O2G0SRWNoz/78nu9wcxkFMGNg6quQqL6RA 0s5Y6ir5vt9lD1JwBDIwOMJKHpHlpr69KfdHjyxSmriSfYz+USnWPY7AufNIadK6MEJMx9ApD/oD OlTrorhX2lFEilmcO2RdNtjC5xDF9pCuTyYBB5bi6bQ4syoJ3g9WQ0ymaiLzg5KdCXlKLjvcW893 SUOqXwnz5DrgnHtJTxOsQfEKIT7DmDSUCaxw7Rqn8787ZsmRM9e2VmPeBN4uqYvTtW7jvijg9N/y JsXecLq0q+WD6m8AAAD//wMAUEsDBBQABgAIAAAAIQA4/SH/1gAAAJQBAAALAAAAX3JlbHMvLnJl bHOkkMFqwzAMhu+DvYPRfXGawxijTi+j0GvpHsDYimMaW0Yy2fr2M4PBMnrbUb/Q94l/f/hMi1qR JVI2sOt6UJgd+ZiDgffL8ekFlFSbvV0oo4EbChzGx4f9GRdb25HMsYhqlCwG5lrLq9biZkxWOiqY 22YiTra2kYMu1l1tQD30/bPm3wwYN0x18gb45AdQl1tp5j/sFB2T0FQ7R0nTNEV3j6o9feQzro1i OWA14Fm+Q8a1a8+Bvu/d/dMb2JY5uiPbhG/ktn4cqGU/er3pcvwCAAD//wMAUEsDBBQABgAIAAAA IQBbqPedexIAAIRfAAAOAAAAZHJzL2Uyb0RvYy54bWzkXNuOI7cRfQ+QfxD0mMCeJvs+8Npw7MQI 4CRGrHyAVqO5IDOSIml31vn6nCJZPWQvi9VwgLzkZaVZnWYXq1iXU2T3V998enlefdyfL0/Hw7u1 +bJar/aH3fHu6fDwbv2PzZ++GNary3V7uNs+Hw/7d+tf9pf1N1//9jdfvZ5u9/b4eHy+259XGORw uX09vVs/Xq+n25uby+5x/7K9fHk87Q/48f54ftle8ef54ebuvH3F6C/PN7aqupvX4/nudD7u9pcL /vd7/+P6azf+/f1+d/3b/f1lf109v1tDtqv79+z+fU//3nz91fb24bw9PT7tghjbXyHFy/bpgJtO Q32/vW5XH85Pnw318rQ7Hy/H++uXu+PLzfH+/mm3d3PAbEw1m80P5+OHk5vLw+3rw2lSE1Q709Ov Hnb3148/nE8/n346e+nx9cfj7p+X1eH43eP28LD/9nKCEmFaUtXN6+nhNr6E/n7w16/ev/7leAcT bz9cj04Xn+7PLzQqZrn65FT+y6Ty/afraof/tL2txr5dr3b4rW7rbmyDUXaPsBxdN3QDFhF+tt3g 7bV7/GO4vK4bWJWubfreOhG3t/6+TtYgGy0HrK/Lmwov/50Kf37cnvbOMhfSx0/n1dMdJF2vDtsX qOBbqMBBVjXJRDcHirV88Sr2+ox+IdgFllA1+blGWJ1v+qgb6xR5w/rY3u4+XK4/7I/OJtuPP16u fvHf4Zsz/l2QfgOV3r88ww9+/8WqWpnK2H7l7hkuYJxh3O9uVptq9bpyt5+BLIPcYHawq8mOD9Md awZhJII8rlh+uNSEahjlhhqHpsqKhdXkxSexGkGsjkFurLqpc2L1DMJIBMmLBbNH6hrbfsiKNTKM xBoEsUyq+6bpc3KZWPOEyQtmUt2PNIWsHWP1b4yVZEv1345ZnZlY/YQRZEsNMJo6rzUT22BjOkm2 1Ah9n9dbbAPC5GWD58QWHcYuv/5tbIaNFT1gZoaxydnUxkYYgRFkS40wDHWTtamNzbCxkhvY1AzG 5h3BxlZwIEG61AxD39i8dLEhNlbyhjo1hGnNkFNdHdvBgfLS1akhhg5azvlDHZtiU0v+UKemMIPJ Lro6toQDCdKlppCli22xqSWPqFNTWFNn3bWOLeFAeekoz0ZRTrRsE9tigwidzwpNagosu6xTNLEl HEiQLjWF6BVNbItNI3lFk5rC9sbk1l0TW8KBBOlSU4jxpIltsWkkr0CFFJvCjl2Vk66NLeFAeena 1BRiJG5jW2xaySva1BS1QTrMZPw2toQDCdKlphBzWBvbYtNKXtGmpqjrLluPtLElHCgvXZeaQsz9 XWyLDeyV94ouNUXdVlnddbElHEiQLjWFWDB1sS02neQVXWqKujPZiNLFlnAgQbrUFHKZ2cXG2HSS W/SpLequz4aUPjaFA+XFA52IvcxUDRJBLlv0sTU2veQXfWqMuhu6nF8QF5qqVwcSxEuNYaq+Nnnx YnNseskx+tQaddeMWfFiWzhQXrwhNYYxVZWvoYbYHJtB8owhtUbddlntDbEtHEgQLzWGMbYVxIvN sRkk1xhSa9QNEl8m6A2xLRxIEC81hjFNP2aNO8Tm2AySa4ypNWrbtznxxtgWDpQXb0yNYUwnFMhj bI7NKLnGmFqjxlrOihfbwoEE8VJjmMpCMTnPHWNzbEbJNcbUGnYcs3XeGNvCgfLiwRXYxQO/rgTX RUhkJHFGXCjkDUyRgZ5lj/n1Z6rYIJZQkoypScahEqhjFRsFIkoeYqrUKnZAQMi4CAIZTwVzdihJ xNQsY2fzAdBUsWEgouQlCFJ8a6/FDgrPiZjQb0soQcQ5AW/GvBsbE9tlg3AkGdqkdrG1zdYvJmHh DiWJmJplbNo26ytmRsRlJm5Suxi09/JajM3iUIKIMzo+ilpM+bgRCbmxqbuYDgw0Z+iEkzuUJGJq FnktprQcTFoy9JyYozeaFzF2F0MoScTULLJH29gu6AaJ7jJn52DeWRFTek4oQcQZP0e8kwJjytCN SNHNnKNXCBI5S6cknVCSjKm/yMnF1LFlNkYk6uh8JWFn7PL+kjB1AgkSzpi6nJ1NytWNSNbNjK0P +SauSdg6gSQJU2+RyxuT8nUjEnYzY+zdkDdzwtgJJEmYmkSuD03K2Y1I2s2MtbcIoLmFmLB2AgkS zli7XGCblLcbkbibOXMf89kvZe4ASRLOPUViKCbl7kYk72bO3oUSImXvAAkSzti7TPFMyt+NSOCR IxJftn1ehwmDJ5Ak4cxTqgb5PlfKmpTDG5HEo1ZPJJSiTcLiC9EGe3IpTSavykuY5hWRx5sZkUeI zTtzwuQdStDiZ1R+rIQ6LOXyRiTzZsbmUW8JMsblsUNJMqZmgT/Ds7J67NO8IjJ6NN5S00glRB8b plRCfEbqLfqiWRlTVm9EWm9mvF6sxBJiX6rEhpnHgNnnm/xmiE2zMSK3NzNyLxa0CbsvFbS0nx31 0pFdRD3GpoGMYi02Y/io+PNFRELxHUpYj59xfHE9piTfiCzfzGg+iFO+pB1jwziUJOPMZyCi4Ncp 0zci1Tdzrj9gxFyaTsk+ofIy4oxKautKio84/8FIIvu4UKAG9nOyn409dk72pWrHVjOfEbOMTdk+ LhRlTE0j9UxsyvapsyLpce4z/ZAnqjhPkupR8hk7p/tjnu7DOaMBLaEEGWd03xhpPWKfLRpyY0W+ b+d8v0MJnFmPNuX7hJJkTA0DGYU8Y1PCb0XCb2eE36Lnn5cxNoxDCTLOCD+IvO2yecamjN+KjN/O GD8WcjY+2oTxO5Qk48xn4L75PGNTym9Fym/nlL/PN/FsuhlPKEnGuc+MQnPHppzfipzfzjm/cEDF ppxfPqKCFMSe4JuhSMv5CtemnB8XSrFnzvmFHUibcn5CCXqs5z7T2/xugU05P9a4KGNqmrHLpkI7 4/xxcwcHux746Nb2kU9z7T4dwnEufFvhAB+duKPTXafjhQ7TbRDLcFpu486lYQig6FcBjERM4D4c rCuD4d0ERrSkk23a0BQBHbxdBkfR6+DjIjjFBYLDnZcIQy7q4MtmSt5CcCzyJaPTwnXwZVOlNeTg y6ZKTRyCo/myRBjqqDj4sqlSe4PgaEssGZ16DQ6+bKpE/B182VSJhRMc7HmJMESJHXzZVGmbmeCg lUtGJ6ro4MumSqzNwZdNlQgUwcF7lghDXMbBl02Vtg0JDjawZHSq8B182VSp2HbwZVN1u1yEp92p JeIYqkL9Bcum63aA3AVLg9MUnVBXLRKJiiV/h4WT5ghlFoYo8NhwB6T/RSJxlDILwxQOiIU7IDEu ugNHKoM0tegCjlXUKV52AU8ajdtlF4SVjX7Msgs4Yhm0NRfdgWOWQZdx0QUctczCsOVaeW4toQe3 7A486YWhy3DsMjhtsugOHL0MekWLLuD4ZRYGMNeNcZNGF2XZHXjSC4OY4Shm0F9YdAeOY6BIiy5w DJ7mQMx7yR0cnfYXLJu047bugoWBzBFNf8GySTvW5y9YOGkOZESdFk2aAxnxmGUXBEsTqVh0AQcy qvCXXRCiN9Xb0QW+iA319BmPwcyfIjqvV3iK6D1dgwp7e6UynL+uXvFAi3s85RFf6GkM+uXl+HG/ OTrMlepxOjrjoi4/rPEGeD4kwDYkbX7KhX/mz5Mfrw2pi3XLP/NngDXELGBn9Bf8hPl3/gy4OhRR MFoRZ4N3TQrkcfgzjOeIOO47RVv+nT8DDttUTr4pQPHv/BlwFfV7MR58tShfRU0Kmi8aASXgGPIB 7euVcAM1XGm8KSCyYPzpBRysvy9aPMXx+lB92sY944SVx+Pwpx8PJ5HdfS0qvpJ8He3SQT70gcs4 6k8Szj9bJd63hVyEa7C8SvdtqIFKOOytFXG0HQpci25dEUe9ScIp49W0lwdcpyzo2vh130Hfpfta 2hTBeD2aMkUcbY0TDpsERVzl9TJMhQzblT/Dgu7Ra8B4I5qTpfHchjfhNAcJ88XeJgdPviF/+htT 0x3j0b5T8cahdMBxoDKONpNpPOuf5xMXFh1+IFw9pQ+Wiz+9fDaMV2ueHnDN9Dggj8OffjyvZux5 l6fhrYsNp3J84WCAdnbJamG0fqpxWCb+TGQbEHtLo1FvmFQ3Yg2WcEF1KE/KsSWYAkVG2ceDadER Lq/5sFRQGJTvG5YeeotlHHrVbsLospVvzM5hm4lnsIL50yvaBG/DIi3f2gb3xTHhshvZEA9sh8Zm 0SghwNgOO20lIEcsnNkthwQOgTgzWV43TYipyCHlxd+EIG21aMRRn54yKU6G00iN4+BFIA5VOlvX FQqBknqmRFdhe7EE5MxZ05mwIjCkYjyUUr415/aaVkdpRC4WaouzWSUgVx84e11eZuiZ+LhZWyTc 0pA47urDRK1FWJxO8PEJVWt5AaGIYqQWoqa6sAYjLMrJlWZdT/yMnZU/g9Ny7YriWokDXAzXWtmC k0U+tgCp6JMLdn5AWcxsOCMSNK+OOQQSpcuJZ8e8X6hzH+kYDdKDqk/s4vrGT63ZCDuhvJYUu2NP kJHKWsL2GK8lrQLgSKiueSSccHfNj5Ah2I8U10SKCCtE83bbLg0gFueOvY20mIQt3zAjLczZPqRx NXKixPVcQg3GdgiNOzW+40mLkKO1lIHA4CtONQvZkVOllthqnBRz+tRzZRV6BFBXOchPBH0BMuQs vNOinFdxJNNbE0jl7g3zwl4lBKErjoKiXL5hrXl/t52S4HD2m5GKFyMjBGtqBAzHkcMKaRUGYdxD DIhgttW6ChV3KRqlCEDe9O0WOH65Chi5eq2n/iKnIf706WjklYQEW8xwHLqxz19eHgOdDqV500mf Us4c2IUMtuWLQO4aVKjdS8Cejn05ToEDjkVg8EkcSStPpg9pCGcAyzL2oRGG45/l0nAaEc+fLpOx VZog06zx2F5xxCHoEYf5FWCwDDyoXEqxrXEEsKxwXj10WL4oI69HFH7lW/MKp0cYiiNOTqM2G9gP R4UuT66NB/XLt+ZoMWhMjgMQjuKVR+SY1mvhh8Nkj5ZgyRXw3ISPfWoq4WDeG61uDfmhB1Mr3ppp Uqd1RbhqxfuViiPWVWgM68CQa9VOGqdvLTNMFYHW65uKDK15ONUtWjdyKoU0nvBWXSn90reCTYk9 Uw2oRYqprNRaxFOlqvWcp+JX6+VN9bTWFccOjU/uWpt9qvqVdTvxCKXNOTETZV/hjesoUYLZk2I9 M4VlxVGZ4ZVj90QZy3l/qknnSWj3fLzsETA+32fK+LW407Q0VmAb2ZexavQZ6Gwzygo1ng30dAoB tQg50kFEAipFF/ZufTGlRXHsxQagkhew1PxktEyD/qivNbXchW5KGFHJhtgx9UAtv8IPPbHUMjZO KIaCTysC0LpipFJX4DU9IQhopYptwnzU6sfimV9fmOphEm0EV8JqNRoeDPHaxGOFc0dKS3zbht00 dMjK6RNBOtxdK06BDFsQWr37Nia5UakceJNzUEjL29xHpZeO9oyfERykHLwmG9FbpMpyst3BcBR9 8lrC0i/HxGl94pywMiaveez2K3KyGyFTKnNnz4QSyrXd5OzOBEVrcvywrdI7nUKS7ZS4OUU52ykz mgInugRlLeFgjY/F4LVaFgxrHtoqexzYovdNvUPCSUjvunBeUzs5SJZhzWvppa7CvrO+jYPXnLq4 pO4MYYPCR1p1s6nGY55+TG3/CnVZQGpbYnihRNC8tsuG3YzQ89E27mqsIS+nthVYW3rYDnld3Vys 0ezzSG27soaaAlLp7aODE2KytqVaY4/EjYmHA8vRBkifivF8QTmG+MNCmLvaAXkbU9uXfpNT2+h+ m7u2cz7pE8c+tRlxzaDtPU12188L8FpSTyBM61M90zCtefWUxORHWmE1uabWB5+8XTsZUnMA0Y6a TDFJO7uS4QRc9zCRwOYWHWtzz3NM59vwn/GrhC/H56e7Pz09PxPvuJwf3n/3fF593NILt6tv//Ad L5EE9uyeOjkc6TLOge710v4NyP6Vye+Pd7/gbcjno39rN94yji+Px/O/16tXvLH73fryrw/b8369 ev7zAe9zHl0dt7q6P5oWL5Zer87xL+/jX7aHHYZ6t76u8ZQMff3u6l8L/uF0fnp4dG+8pgkdjvQy 5/snelkyXil9ufVShT/wSun/0bulUf76d0v/HecQ8VzP837lkm3+3dJvr+8+n4+vj/vtHRTki8fk Avpj2Sun8ViWC3hNaMZvb6d3Tld05JDewd1O9Sm/+vt09q+cXtGXd2s6Q+mOQfLrp2l9BYhbPf/v S8m9tByvencOF15LT++Sj/92S+/t5flf/wcAAP//AwBQSwMEFAAGAAgAAAAhAJecGibgAAAACQEA AA8AAABkcnMvZG93bnJldi54bWxMj0FLw0AUhO+C/2F5gje72drYErMppainItgK4u01+5qEZt+G 7DZJ/73rSY/DDDPf5OvJtmKg3jeONahZAoK4dKbhSsPn4fVhBcIHZIOtY9JwJQ/r4vYmx8y4kT9o 2IdKxBL2GWqoQ+gyKX1Zk0U/cx1x9E6utxii7CtpehxjuW3lPEmepMWG40KNHW1rKs/7i9XwNuK4 eVQvw+582l6/D+n7106R1vd30+YZRKAp/IXhFz+iQxGZju7CxotWQzwSNKRqqUBEezFfpSCOMZcs Fwpkkcv/D4ofAAAA//8DAFBLAQItABQABgAIAAAAIQC2gziS/gAAAOEBAAATAAAAAAAAAAAAAAAA AAAAAABbQ29udGVudF9UeXBlc10ueG1sUEsBAi0AFAAGAAgAAAAhADj9If/WAAAAlAEAAAsAAAAA AAAAAAAAAAAALwEAAF9yZWxzLy5yZWxzUEsBAi0AFAAGAAgAAAAhAFuo9517EgAAhF8AAA4AAAAA AAAAAAAAAAAALgIAAGRycy9lMm9Eb2MueG1sUEsBAi0AFAAGAAgAAAAhAJecGibgAAAACQEAAA8A AAAAAAAAAAAAAAAA1RQAAGRycy9kb3ducmV2LnhtbFBLBQYAAAAABAAEAPMAAADiFQAAAAA= ">
+          <mc:Fallback xmlns:a="http://schemas.openxmlformats.org/drawingml/2006/main" xmlns:a14="http://schemas.microsoft.com/office/drawing/2010/main" xmlns:pic="http://schemas.openxmlformats.org/drawingml/2006/picture" xmlns:arto="http://schemas.microsoft.com/office/word/2006/arto">
+            <w:pict w14:anchorId="602E1543">
+              <v:group id="Group 7" style="position:absolute;margin-left:0;margin-top:258.55pt;width:214.25pt;height:278.5pt;z-index:251658242;mso-position-horizontal:left;mso-position-horizontal-relative:margin;mso-position-vertical-relative:page" coordsize="3340,4772" coordorigin="8688,268" o:spid="_x0000_s1026" w14:anchorId="6545243F" o:gfxdata="UEsDBBQABgAIAAAAIQC2gziS/gAAAOEBAAATAAAAW0NvbnRlbnRfVHlwZXNdLnhtbJSRQU7DMBBF 90jcwfIWJU67QAgl6YK0S0CoHGBkTxKLZGx5TGhvj5O2G0SRWNoz/78nu9wcxkFMGNg6quQqL6RA 0s5Y6ir5vt9lD1JwBDIwOMJKHpHlpr69KfdHjyxSmriSfYz+USnWPY7AufNIadK6MEJMx9ApD/oD OlTrorhX2lFEilmcO2RdNtjC5xDF9pCuTyYBB5bi6bQ4syoJ3g9WQ0ymaiLzg5KdCXlKLjvcW893 SUOqXwnz5DrgnHtJTxOsQfEKIT7DmDSUCaxw7Rqn8787ZsmRM9e2VmPeBN4uqYvTtW7jvijg9N/y JsXecLq0q+WD6m8AAAD//wMAUEsDBBQABgAIAAAAIQA4/SH/1gAAAJQBAAALAAAAX3JlbHMvLnJl bHOkkMFqwzAMhu+DvYPRfXGawxijTi+j0GvpHsDYimMaW0Yy2fr2M4PBMnrbUb/Q94l/f/hMi1qR JVI2sOt6UJgd+ZiDgffL8ekFlFSbvV0oo4EbChzGx4f9GRdb25HMsYhqlCwG5lrLq9biZkxWOiqY 22YiTra2kYMu1l1tQD30/bPm3wwYN0x18gb45AdQl1tp5j/sFB2T0FQ7R0nTNEV3j6o9feQzro1i OWA14Fm+Q8a1a8+Bvu/d/dMb2JY5uiPbhG/ktn4cqGU/er3pcvwCAAD//wMAUEsDBBQABgAIAAAA IQBbqPedexIAAIRfAAAOAAAAZHJzL2Uyb0RvYy54bWzkXNuOI7cRfQ+QfxD0mMCeJvs+8Npw7MQI 4CRGrHyAVqO5IDOSIml31vn6nCJZPWQvi9VwgLzkZaVZnWYXq1iXU2T3V998enlefdyfL0/Hw7u1 +bJar/aH3fHu6fDwbv2PzZ++GNary3V7uNs+Hw/7d+tf9pf1N1//9jdfvZ5u9/b4eHy+259XGORw uX09vVs/Xq+n25uby+5x/7K9fHk87Q/48f54ftle8ef54ebuvH3F6C/PN7aqupvX4/nudD7u9pcL /vd7/+P6azf+/f1+d/3b/f1lf109v1tDtqv79+z+fU//3nz91fb24bw9PT7tghjbXyHFy/bpgJtO Q32/vW5XH85Pnw318rQ7Hy/H++uXu+PLzfH+/mm3d3PAbEw1m80P5+OHk5vLw+3rw2lSE1Q709Ov Hnb3148/nE8/n346e+nx9cfj7p+X1eH43eP28LD/9nKCEmFaUtXN6+nhNr6E/n7w16/ev/7leAcT bz9cj04Xn+7PLzQqZrn65FT+y6Ty/afraof/tL2txr5dr3b4rW7rbmyDUXaPsBxdN3QDFhF+tt3g 7bV7/GO4vK4bWJWubfreOhG3t/6+TtYgGy0HrK/Lmwov/50Kf37cnvbOMhfSx0/n1dMdJF2vDtsX qOBbqMBBVjXJRDcHirV88Sr2+ox+IdgFllA1+blGWJ1v+qgb6xR5w/rY3u4+XK4/7I/OJtuPP16u fvHf4Zsz/l2QfgOV3r88ww9+/8WqWpnK2H7l7hkuYJxh3O9uVptq9bpyt5+BLIPcYHawq8mOD9Md awZhJII8rlh+uNSEahjlhhqHpsqKhdXkxSexGkGsjkFurLqpc2L1DMJIBMmLBbNH6hrbfsiKNTKM xBoEsUyq+6bpc3KZWPOEyQtmUt2PNIWsHWP1b4yVZEv1345ZnZlY/YQRZEsNMJo6rzUT22BjOkm2 1Ah9n9dbbAPC5GWD58QWHcYuv/5tbIaNFT1gZoaxydnUxkYYgRFkS40wDHWTtamNzbCxkhvY1AzG 5h3BxlZwIEG61AxD39i8dLEhNlbyhjo1hGnNkFNdHdvBgfLS1akhhg5azvlDHZtiU0v+UKemMIPJ Lro6toQDCdKlppCli22xqSWPqFNTWFNn3bWOLeFAeekoz0ZRTrRsE9tigwidzwpNagosu6xTNLEl HEiQLjWF6BVNbItNI3lFk5rC9sbk1l0TW8KBBOlSU4jxpIltsWkkr0CFFJvCjl2Vk66NLeFAeena 1BRiJG5jW2xaySva1BS1QTrMZPw2toQDCdKlphBzWBvbYtNKXtGmpqjrLluPtLElHCgvXZeaQsz9 XWyLDeyV94ouNUXdVlnddbElHEiQLjWFWDB1sS02neQVXWqKujPZiNLFlnAgQbrUFHKZ2cXG2HSS W/SpLequz4aUPjaFA+XFA52IvcxUDRJBLlv0sTU2veQXfWqMuhu6nF8QF5qqVwcSxEuNYaq+Nnnx YnNseskx+tQaddeMWfFiWzhQXrwhNYYxVZWvoYbYHJtB8owhtUbddlntDbEtHEgQLzWGMbYVxIvN sRkk1xhSa9QNEl8m6A2xLRxIEC81hjFNP2aNO8Tm2AySa4ypNWrbtznxxtgWDpQXb0yNYUwnFMhj bI7NKLnGmFqjxlrOihfbwoEE8VJjmMpCMTnPHWNzbEbJNcbUGnYcs3XeGNvCgfLiwRXYxQO/rgTX RUhkJHFGXCjkDUyRgZ5lj/n1Z6rYIJZQkoypScahEqhjFRsFIkoeYqrUKnZAQMi4CAIZTwVzdihJ xNQsY2fzAdBUsWEgouQlCFJ8a6/FDgrPiZjQb0soQcQ5AW/GvBsbE9tlg3AkGdqkdrG1zdYvJmHh DiWJmJplbNo26ytmRsRlJm5Suxi09/JajM3iUIKIMzo+ilpM+bgRCbmxqbuYDgw0Z+iEkzuUJGJq FnktprQcTFoy9JyYozeaFzF2F0MoScTULLJH29gu6AaJ7jJn52DeWRFTek4oQcQZP0e8kwJjytCN SNHNnKNXCBI5S6cknVCSjKm/yMnF1LFlNkYk6uh8JWFn7PL+kjB1AgkSzpi6nJ1NytWNSNbNjK0P +SauSdg6gSQJU2+RyxuT8nUjEnYzY+zdkDdzwtgJJEmYmkSuD03K2Y1I2s2MtbcIoLmFmLB2AgkS zli7XGCblLcbkbibOXMf89kvZe4ASRLOPUViKCbl7kYk72bO3oUSImXvAAkSzti7TPFMyt+NSOCR IxJftn1ehwmDJ5Ak4cxTqgb5PlfKmpTDG5HEo1ZPJJSiTcLiC9EGe3IpTSavykuY5hWRx5sZkUeI zTtzwuQdStDiZ1R+rIQ6LOXyRiTzZsbmUW8JMsblsUNJMqZmgT/Ds7J67NO8IjJ6NN5S00glRB8b plRCfEbqLfqiWRlTVm9EWm9mvF6sxBJiX6rEhpnHgNnnm/xmiE2zMSK3NzNyLxa0CbsvFbS0nx31 0pFdRD3GpoGMYi02Y/io+PNFRELxHUpYj59xfHE9piTfiCzfzGg+iFO+pB1jwziUJOPMZyCi4Ncp 0zci1Tdzrj9gxFyaTsk+ofIy4oxKautKio84/8FIIvu4UKAG9nOyn409dk72pWrHVjOfEbOMTdk+ LhRlTE0j9UxsyvapsyLpce4z/ZAnqjhPkupR8hk7p/tjnu7DOaMBLaEEGWd03xhpPWKfLRpyY0W+ b+d8v0MJnFmPNuX7hJJkTA0DGYU8Y1PCb0XCb2eE36Lnn5cxNoxDCTLOCD+IvO2yecamjN+KjN/O GD8WcjY+2oTxO5Qk48xn4L75PGNTym9Fym/nlL/PN/FsuhlPKEnGuc+MQnPHppzfipzfzjm/cEDF ppxfPqKCFMSe4JuhSMv5CtemnB8XSrFnzvmFHUibcn5CCXqs5z7T2/xugU05P9a4KGNqmrHLpkI7 4/xxcwcHux746Nb2kU9z7T4dwnEufFvhAB+duKPTXafjhQ7TbRDLcFpu486lYQig6FcBjERM4D4c rCuD4d0ERrSkk23a0BQBHbxdBkfR6+DjIjjFBYLDnZcIQy7q4MtmSt5CcCzyJaPTwnXwZVOlNeTg y6ZKTRyCo/myRBjqqDj4sqlSe4PgaEssGZ16DQ6+bKpE/B182VSJhRMc7HmJMESJHXzZVGmbmeCg lUtGJ6ro4MumSqzNwZdNlQgUwcF7lghDXMbBl02Vtg0JDjawZHSq8B182VSp2HbwZVN1u1yEp92p JeIYqkL9Bcum63aA3AVLg9MUnVBXLRKJiiV/h4WT5ghlFoYo8NhwB6T/RSJxlDILwxQOiIU7IDEu ugNHKoM0tegCjlXUKV52AU8ajdtlF4SVjX7Msgs4Yhm0NRfdgWOWQZdx0QUctczCsOVaeW4toQe3 7A486YWhy3DsMjhtsugOHL0MekWLLuD4ZRYGMNeNcZNGF2XZHXjSC4OY4Shm0F9YdAeOY6BIiy5w DJ7mQMx7yR0cnfYXLJu047bugoWBzBFNf8GySTvW5y9YOGkOZESdFk2aAxnxmGUXBEsTqVh0AQcy qvCXXRCiN9Xb0QW+iA319BmPwcyfIjqvV3iK6D1dgwp7e6UynL+uXvFAi3s85RFf6GkM+uXl+HG/ OTrMlepxOjrjoi4/rPEGeD4kwDYkbX7KhX/mz5Mfrw2pi3XLP/NngDXELGBn9Bf8hPl3/gy4OhRR MFoRZ4N3TQrkcfgzjOeIOO47RVv+nT8DDttUTr4pQPHv/BlwFfV7MR58tShfRU0Kmi8aASXgGPIB 7euVcAM1XGm8KSCyYPzpBRysvy9aPMXx+lB92sY944SVx+Pwpx8PJ5HdfS0qvpJ8He3SQT70gcs4 6k8Szj9bJd63hVyEa7C8SvdtqIFKOOytFXG0HQpci25dEUe9ScIp49W0lwdcpyzo2vh130Hfpfta 2hTBeD2aMkUcbY0TDpsERVzl9TJMhQzblT/Dgu7Ra8B4I5qTpfHchjfhNAcJ88XeJgdPviF/+htT 0x3j0b5T8cahdMBxoDKONpNpPOuf5xMXFh1+IFw9pQ+Wiz+9fDaMV2ueHnDN9Dggj8OffjyvZux5 l6fhrYsNp3J84WCAdnbJamG0fqpxWCb+TGQbEHtLo1FvmFQ3Yg2WcEF1KE/KsSWYAkVG2ceDadER Lq/5sFRQGJTvG5YeeotlHHrVbsLospVvzM5hm4lnsIL50yvaBG/DIi3f2gb3xTHhshvZEA9sh8Zm 0SghwNgOO20lIEcsnNkthwQOgTgzWV43TYipyCHlxd+EIG21aMRRn54yKU6G00iN4+BFIA5VOlvX FQqBknqmRFdhe7EE5MxZ05mwIjCkYjyUUr415/aaVkdpRC4WaouzWSUgVx84e11eZuiZ+LhZWyTc 0pA47urDRK1FWJxO8PEJVWt5AaGIYqQWoqa6sAYjLMrJlWZdT/yMnZU/g9Ny7YriWokDXAzXWtmC k0U+tgCp6JMLdn5AWcxsOCMSNK+OOQQSpcuJZ8e8X6hzH+kYDdKDqk/s4vrGT63ZCDuhvJYUu2NP kJHKWsL2GK8lrQLgSKiueSSccHfNj5Ah2I8U10SKCCtE83bbLg0gFueOvY20mIQt3zAjLczZPqRx NXKixPVcQg3GdgiNOzW+40mLkKO1lIHA4CtONQvZkVOllthqnBRz+tRzZRV6BFBXOchPBH0BMuQs vNOinFdxJNNbE0jl7g3zwl4lBKErjoKiXL5hrXl/t52S4HD2m5GKFyMjBGtqBAzHkcMKaRUGYdxD DIhgttW6ChV3KRqlCEDe9O0WOH65Chi5eq2n/iKnIf706WjklYQEW8xwHLqxz19eHgOdDqV500mf Us4c2IUMtuWLQO4aVKjdS8Cejn05ToEDjkVg8EkcSStPpg9pCGcAyzL2oRGG45/l0nAaEc+fLpOx VZog06zx2F5xxCHoEYf5FWCwDDyoXEqxrXEEsKxwXj10WL4oI69HFH7lW/MKp0cYiiNOTqM2G9gP R4UuT66NB/XLt+ZoMWhMjgMQjuKVR+SY1mvhh8Nkj5ZgyRXw3ISPfWoq4WDeG61uDfmhB1Mr3ppp Uqd1RbhqxfuViiPWVWgM68CQa9VOGqdvLTNMFYHW65uKDK15ONUtWjdyKoU0nvBWXSn90reCTYk9 Uw2oRYqprNRaxFOlqvWcp+JX6+VN9bTWFccOjU/uWpt9qvqVdTvxCKXNOTETZV/hjesoUYLZk2I9 M4VlxVGZ4ZVj90QZy3l/qknnSWj3fLzsETA+32fK+LW407Q0VmAb2ZexavQZ6Gwzygo1ng30dAoB tQg50kFEAipFF/ZufTGlRXHsxQagkhew1PxktEyD/qivNbXchW5KGFHJhtgx9UAtv8IPPbHUMjZO KIaCTysC0LpipFJX4DU9IQhopYptwnzU6sfimV9fmOphEm0EV8JqNRoeDPHaxGOFc0dKS3zbht00 dMjK6RNBOtxdK06BDFsQWr37Nia5UakceJNzUEjL29xHpZeO9oyfERykHLwmG9FbpMpyst3BcBR9 8lrC0i/HxGl94pywMiaveez2K3KyGyFTKnNnz4QSyrXd5OzOBEVrcvywrdI7nUKS7ZS4OUU52ykz mgInugRlLeFgjY/F4LVaFgxrHtoqexzYovdNvUPCSUjvunBeUzs5SJZhzWvppa7CvrO+jYPXnLq4 pO4MYYPCR1p1s6nGY55+TG3/CnVZQGpbYnihRNC8tsuG3YzQ89E27mqsIS+nthVYW3rYDnld3Vys 0ezzSG27soaaAlLp7aODE2KytqVaY4/EjYmHA8vRBkifivF8QTmG+MNCmLvaAXkbU9uXfpNT2+h+ m7u2cz7pE8c+tRlxzaDtPU12188L8FpSTyBM61M90zCtefWUxORHWmE1uabWB5+8XTsZUnMA0Y6a TDFJO7uS4QRc9zCRwOYWHWtzz3NM59vwn/GrhC/H56e7Pz09PxPvuJwf3n/3fF593NILt6tv//Ad L5EE9uyeOjkc6TLOge710v4NyP6Vye+Pd7/gbcjno39rN94yji+Px/O/16tXvLH73fryrw/b8369 ev7zAe9zHl0dt7q6P5oWL5Zer87xL+/jX7aHHYZ6t76u8ZQMff3u6l8L/uF0fnp4dG+8pgkdjvQy 5/snelkyXil9ufVShT/wSun/0bulUf76d0v/HecQ8VzP837lkm3+3dJvr+8+n4+vj/vtHRTki8fk Avpj2Sun8ViWC3hNaMZvb6d3Tld05JDewd1O9Sm/+vt09q+cXtGXd2s6Q+mOQfLrp2l9BYhbPf/v S8m9tByvencOF15LT++Sj/92S+/t5flf/wcAAP//AwBQSwMEFAAGAAgAAAAhAJecGibgAAAACQEA AA8AAABkcnMvZG93bnJldi54bWxMj0FLw0AUhO+C/2F5gje72drYErMppainItgK4u01+5qEZt+G 7DZJ/73rSY/DDDPf5OvJtmKg3jeONahZAoK4dKbhSsPn4fVhBcIHZIOtY9JwJQ/r4vYmx8y4kT9o 2IdKxBL2GWqoQ+gyKX1Zk0U/cx1x9E6utxii7CtpehxjuW3lPEmepMWG40KNHW1rKs/7i9XwNuK4 eVQvw+582l6/D+n7106R1vd30+YZRKAp/IXhFz+iQxGZju7CxotWQzwSNKRqqUBEezFfpSCOMZcs Fwpkkcv/D4ofAAAA//8DAFBLAQItABQABgAIAAAAIQC2gziS/gAAAOEBAAATAAAAAAAAAAAAAAAA AAAAAABbQ29udGVudF9UeXBlc10ueG1sUEsBAi0AFAAGAAgAAAAhADj9If/WAAAAlAEAAAsAAAAA AAAAAAAAAAAALwEAAF9yZWxzLy5yZWxzUEsBAi0AFAAGAAgAAAAhAFuo9517EgAAhF8AAA4AAAAA AAAAAAAAAAAALgIAAGRycy9lMm9Eb2MueG1sUEsBAi0AFAAGAAgAAAAhAJecGibgAAAACQEAAA8A AAAAAAAAAAAAAAAA1RQAAGRycy9kb3ducmV2LnhtbFBLBQYAAAAABAAEAPMAAADiFQAAAAA= ">
                 <o:lock v:ext="edit" aspectratio="t"/>
                 <v:shape id="AutoShape 3" style="position:absolute;left:8688;top:268;width:3340;height:3420;visibility:visible;mso-wrap-style:square;v-text-anchor:top" coordsize="3340,3420" o:spid="_x0000_s1027" fillcolor="#00abc7" stroked="f" path="m1667,r-78,2l1513,7r-74,7l1365,25r-72,14l1222,55r-70,20l1084,97r-66,25l953,149r-63,30l828,212r-59,36l711,285r-56,40l600,368r-52,45l498,460r-48,49l404,560r-44,54l319,669r-40,57l242,786r-34,61l176,910r-30,65l119,1041r-24,68l73,1179r-19,71l38,1323r-14,74l14,1472r-8,77l2,1627,,1707r2,80l6,1865r8,77l24,2018r14,75l54,2166r19,72l95,2308r24,68l146,2443r30,65l208,2571r34,61l279,2692r40,58l360,2805r44,54l450,2910r48,50l548,3007r52,45l655,3094r56,40l769,3172r59,36l890,3240r63,31l1018,3298r66,25l1152,3345r70,20l1293,3381r72,14l1439,3406r74,7l1589,3418r78,2l1744,3418r77,-5l1896,3406r74,-11l2043,3381r71,-16l2184,3345r68,-22l2319,3298r65,-27l2448,3240r61,-32l2569,3172r59,-38l2684,3094r54,-42l2791,3007r50,-47l2889,2910r46,-51l2979,2805r42,-55l3033,2732r-1366,l1600,2729r-66,-7l1469,2710r-64,-17l1343,2672r-60,-27l1225,2614r-56,-35l1115,2539r-50,-45l1017,2444r-44,-53l933,2332r-37,-63l863,2202r-28,-72l811,2054r-19,-80l779,1889r-9,-89l767,1707r3,-94l779,1525r13,-85l811,1360r24,-75l863,1214r33,-67l933,1085r40,-57l1017,975r48,-48l1115,883r54,-40l1225,809r58,-30l1343,753r62,-21l1469,716r65,-12l1600,697r67,-2l3039,695r-18,-26l2979,614r-44,-54l2889,509r-48,-49l2791,413r-53,-45l2684,325r-56,-40l2569,248r-60,-36l2448,179r-64,-30l2319,122,2252,97,2184,75,2114,55,2043,39,1970,25,1896,14,1821,7,1744,2,1667,xm3039,695r-1372,l1734,697r67,7l1866,716r64,16l1993,753r60,26l2111,809r56,34l2221,883r50,44l2318,975r44,53l2402,1085r37,62l2471,1214r28,71l2523,1360r18,80l2555,1525r8,88l2566,1707r-3,94l2555,1891r-14,85l2523,2057r-24,76l2471,2205r-32,67l2402,2335r-40,58l2318,2447r-47,49l2221,2541r-54,40l2111,2616r-58,31l1993,2673r-63,21l1866,2710r-65,12l1734,2729r-67,3l3033,2732r27,-40l3097,2632r35,-61l3164,2508r30,-65l3221,2376r24,-68l3267,2238r19,-72l3302,2093r14,-75l3326,1942r8,-77l3338,1787r2,-80l3338,1627r-4,-78l3326,1472r-10,-75l3302,1323r-16,-73l3267,1179r-22,-70l3221,1041r-27,-66l3164,910r-32,-63l3097,786r-37,-60l3039,695xe" o:gfxdata="UEsDBBQABgAIAAAAIQDb4fbL7gAAAIUBAAATAAAAW0NvbnRlbnRfVHlwZXNdLnhtbHyQz07DMAyH 70i8Q+QralM4IITa7kDhCAiNB7ASt43WOlEcyvb2pNu4IODoPz9/n1xv9vOkForiPDdwXVagiI23 jocG3rdPxR0oScgWJ8/UwIEENu3lRb09BBKV0ywNjCmFe63FjDSjlD4Q50nv44wpl3HQAc0OB9I3 VXWrjedEnIq03oC27qjHjympx31un0wiTQLq4bS4shrAECZnMGVTvbD9QSnOhDInjzsyuiBXWQP0 r4R18jfgnHvJr4nOknrFmJ5xzhraRtHWf3Kkpfz/yGo5S+H73hkquyhdjr3R8m2lj09svwAAAP// AwBQSwMEFAAGAAgAAAAhAFr0LFu/AAAAFQEAAAsAAABfcmVscy8ucmVsc2zPwWrDMAwG4Ptg72B0 X5TuUMaI01uh19I+gLGVxCy2jGSy9e1nemrHjpL4P0nD4SetZiPRyNnCruvBUPYcYp4tXC/Htw8w Wl0ObuVMFm6kcBhfX4Yzra62kC6xqGlKVgtLreUTUf1CyWnHhXKbTCzJ1VbKjMX5LzcTvvf9HuXR gPHJNKdgQU5hB+ZyK23zHztFL6w81c5zQp6m6P9TMfB3PtPWFCczVQtB9N4U2rp2HOA44NMz4y8A AAD//wMAUEsDBBQABgAIAAAAIQCYcCoEvgAAANoAAAAPAAAAZHJzL2Rvd25yZXYueG1sRE+7bsIw FN0r9R+si9StcWCoqhSDKOXREUIXtkt8caLG15FtSPh7PCAxHp33dD7YVlzJh8axgnGWgyCunG7Y KPg7rN8/QYSIrLF1TApuFGA+e32ZYqFdz3u6ltGIFMKhQAV1jF0hZahqshgy1xEn7uy8xZigN1J7 7FO4beUkzz+kxYZTQ40dLWuq/suLVXDZrORP9a13p9x3ZVhue3M7GqXeRsPiC0SkIT7FD/evVpC2 pivpBsjZHQAA//8DAFBLAQItABQABgAIAAAAIQDb4fbL7gAAAIUBAAATAAAAAAAAAAAAAAAAAAAA AABbQ29udGVudF9UeXBlc10ueG1sUEsBAi0AFAAGAAgAAAAhAFr0LFu/AAAAFQEAAAsAAAAAAAAA AAAAAAAAHwEAAF9yZWxzLy5yZWxzUEsBAi0AFAAGAAgAAAAhAJhwKgS+AAAA2gAAAA8AAAAAAAAA AAAAAAAABwIAAGRycy9kb3ducmV2LnhtbFBLBQYAAAAAAwADALcAAADyAgAAAAA= ">
                   <v:path arrowok="t" o:connecttype="custom" o:connectlocs="1439,282;1152,343;890,447;655,593;450,777;279,994;146,1243;54,1518;6,1817;6,2133;54,2434;146,2711;279,2960;450,3178;655,3362;890,3508;1152,3613;1439,3674;1744,3686;2043,3649;2319,3566;2569,3440;2791,3275;2979,3073;1600,2997;1343,2940;1115,2807;933,2600;811,2322;767,1975;811,1628;933,1353;1115,1151;1343,1021;1600,965;2979,882;2791,681;2569,516;2319,390;2043,307;1744,270;1734,965;1993,1021;2221,1151;2402,1353;2523,1628;2566,1975;2523,2325;2402,2603;2221,2809;1993,2941;1734,2997;3097,2900;3221,2644;3302,2361;3338,2055;3326,1740;3267,1447;3164,1178;3039,963" o:connectangles="0,0,0,0,0,0,0,0,0,0,0,0,0,0,0,0,0,0,0,0,0,0,0,0,0,0,0,0,0,0,0,0,0,0,0,0,0,0,0,0,0,0,0,0,0,0,0,0,0,0,0,0,0,0,0,0,0,0,0,0"/>
@@ -1709,7 +1711,7 @@
           <w:szCs w:val="28"/>
         </w:rPr>
         <w:drawing>
-          <wp:anchor distT="0" distB="0" distL="114300" distR="114300" simplePos="0" relativeHeight="251658241" behindDoc="0" locked="1" layoutInCell="1" allowOverlap="1" wp14:anchorId="790B55D4" wp14:editId="0CC8F449">
+          <wp:anchor distT="0" distB="0" distL="114300" distR="114300" simplePos="0" relativeHeight="251658241" behindDoc="0" locked="1" layoutInCell="1" allowOverlap="1" wp14:anchorId="790B55D4" wp14:editId="5A4AB909">
             <wp:simplePos x="0" y="0"/>
             <wp:positionH relativeFrom="column">
               <wp:posOffset>0</wp:posOffset>
@@ -1732,7 +1734,7 @@
                     <pic:cNvPicPr/>
                   </pic:nvPicPr>
                   <pic:blipFill>
-                    <a:blip r:embed="rId10" cstate="print">
+                    <a:blip r:embed="rId7" cstate="print">
                       <a:extLst>
                         <a:ext uri="{28A0092B-C50C-407E-A947-70E740481C1C}">
                           <a14:useLocalDpi xmlns:a14="http://schemas.microsoft.com/office/drawing/2010/main" val="0"/>
@@ -1815,7 +1817,7 @@
                     </pic:cNvPicPr>
                   </pic:nvPicPr>
                   <pic:blipFill>
-                    <a:blip r:embed="rId11">
+                    <a:blip r:embed="rId8">
                       <a:extLst>
                         <a:ext uri="{28A0092B-C50C-407E-A947-70E740481C1C}">
                           <a14:useLocalDpi xmlns:a14="http://schemas.microsoft.com/office/drawing/2010/main" val="0"/>
@@ -1858,14 +1860,14 @@
         </w:rPr>
         <w:br w:type="page"/>
       </w:r>
-      <w:bookmarkStart w:name="_Toc500106019" w:id="0"/>
-      <w:bookmarkStart w:name="_Toc500105641" w:id="1"/>
-      <w:bookmarkStart w:name="_Toc500105535" w:id="2"/>
+      <w:bookmarkStart w:id="0" w:name="_Toc500106019"/>
+      <w:bookmarkStart w:id="1" w:name="_Toc500105641"/>
+      <w:bookmarkStart w:id="2" w:name="_Toc500105535"/>
     </w:p>
     <w:sdt>
       <w:sdtPr>
         <w:rPr>
-          <w:rFonts w:ascii="Calibri" w:hAnsi="Calibri" w:eastAsia="Times New Roman" w:cs="Times New Roman"/>
+          <w:rFonts w:ascii="Calibri" w:eastAsia="Times New Roman" w:hAnsi="Calibri" w:cs="Times New Roman"/>
           <w:color w:val="275317" w:themeColor="accent6" w:themeShade="80"/>
           <w:sz w:val="20"/>
           <w:szCs w:val="22"/>
@@ -1878,9 +1880,6 @@
       </w:sdtPr>
       <w:sdtEndPr>
         <w:rPr>
-          <w:rFonts w:ascii="Calibri" w:hAnsi="Calibri" w:eastAsia="Times New Roman" w:cs="Times New Roman"/>
-          <w:color w:val="275317" w:themeColor="accent6" w:themeTint="FF" w:themeShade="80"/>
-          <w:sz w:val="20"/>
           <w:szCs w:val="20"/>
         </w:rPr>
       </w:sdtEndPr>
@@ -1913,7 +1912,7 @@
               <w:tab w:val="right" w:leader="dot" w:pos="13094"/>
             </w:tabs>
             <w:rPr>
-              <w:rFonts w:asciiTheme="minorHAnsi" w:hAnsiTheme="minorHAnsi" w:eastAsiaTheme="minorEastAsia" w:cstheme="minorBidi"/>
+              <w:rFonts w:asciiTheme="minorHAnsi" w:eastAsiaTheme="minorEastAsia" w:hAnsiTheme="minorHAnsi" w:cstheme="minorBidi"/>
               <w:noProof/>
               <w:color w:val="auto"/>
               <w:kern w:val="2"/>
@@ -1928,7 +1927,7 @@
             <w:instrText>TOC \o "1-3" \z \u \h</w:instrText>
             <w:fldChar w:fldCharType="separate"/>
           </w:r>
-          <w:hyperlink w:history="1" w:anchor="_Toc229047347">
+          <w:hyperlink w:anchor="_Toc229047347" w:history="1">
             <w:r>
               <w:rPr>
                 <w:rStyle w:val="Hyperlink"/>
@@ -1960,7 +1959,7 @@
               <w:tab w:val="right" w:leader="dot" w:pos="13094"/>
             </w:tabs>
             <w:rPr>
-              <w:rFonts w:asciiTheme="minorHAnsi" w:hAnsiTheme="minorHAnsi" w:eastAsiaTheme="minorEastAsia" w:cstheme="minorBidi"/>
+              <w:rFonts w:asciiTheme="minorHAnsi" w:eastAsiaTheme="minorEastAsia" w:hAnsiTheme="minorHAnsi" w:cstheme="minorBidi"/>
               <w:noProof/>
               <w:color w:val="auto"/>
               <w:kern w:val="2"/>
@@ -1970,7 +1969,7 @@
               <w14:ligatures w14:val="standardContextual"/>
             </w:rPr>
           </w:pPr>
-          <w:hyperlink w:history="1" w:anchor="_Toc229047348">
+          <w:hyperlink w:anchor="_Toc229047348" w:history="1">
             <w:r>
               <w:rPr>
                 <w:rStyle w:val="Hyperlink"/>
@@ -2002,7 +2001,7 @@
               <w:tab w:val="right" w:leader="dot" w:pos="13094"/>
             </w:tabs>
             <w:rPr>
-              <w:rFonts w:asciiTheme="minorHAnsi" w:hAnsiTheme="minorHAnsi" w:eastAsiaTheme="minorEastAsia" w:cstheme="minorBidi"/>
+              <w:rFonts w:asciiTheme="minorHAnsi" w:eastAsiaTheme="minorEastAsia" w:hAnsiTheme="minorHAnsi" w:cstheme="minorBidi"/>
               <w:noProof/>
               <w:color w:val="auto"/>
               <w:kern w:val="2"/>
@@ -2012,7 +2011,7 @@
               <w14:ligatures w14:val="standardContextual"/>
             </w:rPr>
           </w:pPr>
-          <w:hyperlink w:history="1" w:anchor="_Toc229047349">
+          <w:hyperlink w:anchor="_Toc229047349" w:history="1">
             <w:r>
               <w:rPr>
                 <w:rStyle w:val="Hyperlink"/>
@@ -2045,7 +2044,7 @@
               <w:tab w:val="right" w:leader="dot" w:pos="13094"/>
             </w:tabs>
             <w:rPr>
-              <w:rFonts w:asciiTheme="minorHAnsi" w:hAnsiTheme="minorHAnsi" w:eastAsiaTheme="minorEastAsia" w:cstheme="minorBidi"/>
+              <w:rFonts w:asciiTheme="minorHAnsi" w:eastAsiaTheme="minorEastAsia" w:hAnsiTheme="minorHAnsi" w:cstheme="minorBidi"/>
               <w:noProof/>
               <w:color w:val="auto"/>
               <w:kern w:val="2"/>
@@ -2055,7 +2054,7 @@
               <w14:ligatures w14:val="standardContextual"/>
             </w:rPr>
           </w:pPr>
-          <w:hyperlink w:history="1" w:anchor="_Toc229047350">
+          <w:hyperlink w:anchor="_Toc229047350" w:history="1">
             <w:r>
               <w:rPr>
                 <w:rStyle w:val="Hyperlink"/>
@@ -2067,7 +2066,7 @@
             </w:r>
             <w:r>
               <w:rPr>
-                <w:rFonts w:asciiTheme="minorHAnsi" w:hAnsiTheme="minorHAnsi" w:eastAsiaTheme="minorEastAsia" w:cstheme="minorBidi"/>
+                <w:rFonts w:asciiTheme="minorHAnsi" w:eastAsiaTheme="minorEastAsia" w:hAnsiTheme="minorHAnsi" w:cstheme="minorBidi"/>
                 <w:noProof/>
                 <w:color w:val="auto"/>
                 <w:kern w:val="2"/>
@@ -2110,7 +2109,7 @@
               <w:tab w:val="right" w:leader="dot" w:pos="13094"/>
             </w:tabs>
             <w:rPr>
-              <w:rFonts w:asciiTheme="minorHAnsi" w:hAnsiTheme="minorHAnsi" w:eastAsiaTheme="minorEastAsia" w:cstheme="minorBidi"/>
+              <w:rFonts w:asciiTheme="minorHAnsi" w:eastAsiaTheme="minorEastAsia" w:hAnsiTheme="minorHAnsi" w:cstheme="minorBidi"/>
               <w:noProof/>
               <w:color w:val="auto"/>
               <w:kern w:val="2"/>
@@ -2120,7 +2119,7 @@
               <w14:ligatures w14:val="standardContextual"/>
             </w:rPr>
           </w:pPr>
-          <w:hyperlink w:history="1" w:anchor="_Toc229047351">
+          <w:hyperlink w:anchor="_Toc229047351" w:history="1">
             <w:r>
               <w:rPr>
                 <w:rStyle w:val="Hyperlink"/>
@@ -2132,7 +2131,7 @@
             </w:r>
             <w:r>
               <w:rPr>
-                <w:rFonts w:asciiTheme="minorHAnsi" w:hAnsiTheme="minorHAnsi" w:eastAsiaTheme="minorEastAsia" w:cstheme="minorBidi"/>
+                <w:rFonts w:asciiTheme="minorHAnsi" w:eastAsiaTheme="minorEastAsia" w:hAnsiTheme="minorHAnsi" w:cstheme="minorBidi"/>
                 <w:noProof/>
                 <w:color w:val="auto"/>
                 <w:kern w:val="2"/>
@@ -2175,7 +2174,7 @@
               <w:tab w:val="right" w:leader="dot" w:pos="13094"/>
             </w:tabs>
             <w:rPr>
-              <w:rFonts w:asciiTheme="minorHAnsi" w:hAnsiTheme="minorHAnsi" w:eastAsiaTheme="minorEastAsia" w:cstheme="minorBidi"/>
+              <w:rFonts w:asciiTheme="minorHAnsi" w:eastAsiaTheme="minorEastAsia" w:hAnsiTheme="minorHAnsi" w:cstheme="minorBidi"/>
               <w:noProof/>
               <w:color w:val="auto"/>
               <w:kern w:val="2"/>
@@ -2185,7 +2184,7 @@
               <w14:ligatures w14:val="standardContextual"/>
             </w:rPr>
           </w:pPr>
-          <w:hyperlink w:history="1" w:anchor="_Toc229047352">
+          <w:hyperlink w:anchor="_Toc229047352" w:history="1">
             <w:r>
               <w:rPr>
                 <w:rStyle w:val="Hyperlink"/>
@@ -2197,7 +2196,7 @@
             </w:r>
             <w:r>
               <w:rPr>
-                <w:rFonts w:asciiTheme="minorHAnsi" w:hAnsiTheme="minorHAnsi" w:eastAsiaTheme="minorEastAsia" w:cstheme="minorBidi"/>
+                <w:rFonts w:asciiTheme="minorHAnsi" w:eastAsiaTheme="minorEastAsia" w:hAnsiTheme="minorHAnsi" w:cstheme="minorBidi"/>
                 <w:noProof/>
                 <w:color w:val="auto"/>
                 <w:kern w:val="2"/>
@@ -2239,7 +2238,7 @@
               <w:tab w:val="right" w:leader="dot" w:pos="13094"/>
             </w:tabs>
             <w:rPr>
-              <w:rFonts w:asciiTheme="minorHAnsi" w:hAnsiTheme="minorHAnsi" w:eastAsiaTheme="minorEastAsia" w:cstheme="minorBidi"/>
+              <w:rFonts w:asciiTheme="minorHAnsi" w:eastAsiaTheme="minorEastAsia" w:hAnsiTheme="minorHAnsi" w:cstheme="minorBidi"/>
               <w:noProof/>
               <w:color w:val="auto"/>
               <w:kern w:val="2"/>
@@ -2249,7 +2248,7 @@
               <w14:ligatures w14:val="standardContextual"/>
             </w:rPr>
           </w:pPr>
-          <w:hyperlink w:history="1" w:anchor="_Toc229047353">
+          <w:hyperlink w:anchor="_Toc229047353" w:history="1">
             <w:r>
               <w:rPr>
                 <w:rStyle w:val="Hyperlink"/>
@@ -2260,7 +2259,7 @@
             </w:r>
             <w:r>
               <w:rPr>
-                <w:rFonts w:asciiTheme="minorHAnsi" w:hAnsiTheme="minorHAnsi" w:eastAsiaTheme="minorEastAsia" w:cstheme="minorBidi"/>
+                <w:rFonts w:asciiTheme="minorHAnsi" w:eastAsiaTheme="minorEastAsia" w:hAnsiTheme="minorHAnsi" w:cstheme="minorBidi"/>
                 <w:noProof/>
                 <w:color w:val="auto"/>
                 <w:kern w:val="2"/>
@@ -2302,7 +2301,7 @@
               <w:tab w:val="right" w:leader="dot" w:pos="13094"/>
             </w:tabs>
             <w:rPr>
-              <w:rFonts w:asciiTheme="minorHAnsi" w:hAnsiTheme="minorHAnsi" w:eastAsiaTheme="minorEastAsia" w:cstheme="minorBidi"/>
+              <w:rFonts w:asciiTheme="minorHAnsi" w:eastAsiaTheme="minorEastAsia" w:hAnsiTheme="minorHAnsi" w:cstheme="minorBidi"/>
               <w:noProof/>
               <w:color w:val="auto"/>
               <w:kern w:val="2"/>
@@ -2312,7 +2311,7 @@
               <w14:ligatures w14:val="standardContextual"/>
             </w:rPr>
           </w:pPr>
-          <w:hyperlink w:history="1" w:anchor="_Toc229047354">
+          <w:hyperlink w:anchor="_Toc229047354" w:history="1">
             <w:r>
               <w:rPr>
                 <w:rStyle w:val="Hyperlink"/>
@@ -2323,7 +2322,7 @@
             </w:r>
             <w:r>
               <w:rPr>
-                <w:rFonts w:asciiTheme="minorHAnsi" w:hAnsiTheme="minorHAnsi" w:eastAsiaTheme="minorEastAsia" w:cstheme="minorBidi"/>
+                <w:rFonts w:asciiTheme="minorHAnsi" w:eastAsiaTheme="minorEastAsia" w:hAnsiTheme="minorHAnsi" w:cstheme="minorBidi"/>
                 <w:noProof/>
                 <w:color w:val="auto"/>
                 <w:kern w:val="2"/>
@@ -2365,7 +2364,7 @@
               <w:tab w:val="right" w:leader="dot" w:pos="13094"/>
             </w:tabs>
             <w:rPr>
-              <w:rFonts w:asciiTheme="minorHAnsi" w:hAnsiTheme="minorHAnsi" w:eastAsiaTheme="minorEastAsia" w:cstheme="minorBidi"/>
+              <w:rFonts w:asciiTheme="minorHAnsi" w:eastAsiaTheme="minorEastAsia" w:hAnsiTheme="minorHAnsi" w:cstheme="minorBidi"/>
               <w:noProof/>
               <w:color w:val="auto"/>
               <w:kern w:val="2"/>
@@ -2375,7 +2374,7 @@
               <w14:ligatures w14:val="standardContextual"/>
             </w:rPr>
           </w:pPr>
-          <w:hyperlink w:history="1" w:anchor="_Toc229047355">
+          <w:hyperlink w:anchor="_Toc229047355" w:history="1">
             <w:r>
               <w:rPr>
                 <w:rStyle w:val="Hyperlink"/>
@@ -2386,7 +2385,7 @@
             </w:r>
             <w:r>
               <w:rPr>
-                <w:rFonts w:asciiTheme="minorHAnsi" w:hAnsiTheme="minorHAnsi" w:eastAsiaTheme="minorEastAsia" w:cstheme="minorBidi"/>
+                <w:rFonts w:asciiTheme="minorHAnsi" w:eastAsiaTheme="minorEastAsia" w:hAnsiTheme="minorHAnsi" w:cstheme="minorBidi"/>
                 <w:noProof/>
                 <w:color w:val="auto"/>
                 <w:kern w:val="2"/>
@@ -2428,7 +2427,7 @@
               <w:tab w:val="right" w:leader="dot" w:pos="13094"/>
             </w:tabs>
             <w:rPr>
-              <w:rFonts w:asciiTheme="minorHAnsi" w:hAnsiTheme="minorHAnsi" w:eastAsiaTheme="minorEastAsia" w:cstheme="minorBidi"/>
+              <w:rFonts w:asciiTheme="minorHAnsi" w:eastAsiaTheme="minorEastAsia" w:hAnsiTheme="minorHAnsi" w:cstheme="minorBidi"/>
               <w:noProof/>
               <w:color w:val="auto"/>
               <w:kern w:val="2"/>
@@ -2438,7 +2437,7 @@
               <w14:ligatures w14:val="standardContextual"/>
             </w:rPr>
           </w:pPr>
-          <w:hyperlink w:history="1" w:anchor="_Toc229047356">
+          <w:hyperlink w:anchor="_Toc229047356" w:history="1">
             <w:r>
               <w:rPr>
                 <w:rStyle w:val="Hyperlink"/>
@@ -2450,7 +2449,7 @@
             </w:r>
             <w:r>
               <w:rPr>
-                <w:rFonts w:asciiTheme="minorHAnsi" w:hAnsiTheme="minorHAnsi" w:eastAsiaTheme="minorEastAsia" w:cstheme="minorBidi"/>
+                <w:rFonts w:asciiTheme="minorHAnsi" w:eastAsiaTheme="minorEastAsia" w:hAnsiTheme="minorHAnsi" w:cstheme="minorBidi"/>
                 <w:noProof/>
                 <w:color w:val="auto"/>
                 <w:kern w:val="2"/>
@@ -2493,7 +2492,7 @@
               <w:tab w:val="right" w:leader="dot" w:pos="13094"/>
             </w:tabs>
             <w:rPr>
-              <w:rFonts w:asciiTheme="minorHAnsi" w:hAnsiTheme="minorHAnsi" w:eastAsiaTheme="minorEastAsia" w:cstheme="minorBidi"/>
+              <w:rFonts w:asciiTheme="minorHAnsi" w:eastAsiaTheme="minorEastAsia" w:hAnsiTheme="minorHAnsi" w:cstheme="minorBidi"/>
               <w:noProof/>
               <w:color w:val="auto"/>
               <w:kern w:val="2"/>
@@ -2503,7 +2502,7 @@
               <w14:ligatures w14:val="standardContextual"/>
             </w:rPr>
           </w:pPr>
-          <w:hyperlink w:history="1" w:anchor="_Toc229047357">
+          <w:hyperlink w:anchor="_Toc229047357" w:history="1">
             <w:r>
               <w:rPr>
                 <w:rStyle w:val="Hyperlink"/>
@@ -2514,7 +2513,7 @@
             </w:r>
             <w:r>
               <w:rPr>
-                <w:rFonts w:asciiTheme="minorHAnsi" w:hAnsiTheme="minorHAnsi" w:eastAsiaTheme="minorEastAsia" w:cstheme="minorBidi"/>
+                <w:rFonts w:asciiTheme="minorHAnsi" w:eastAsiaTheme="minorEastAsia" w:hAnsiTheme="minorHAnsi" w:cstheme="minorBidi"/>
                 <w:noProof/>
                 <w:color w:val="auto"/>
                 <w:kern w:val="2"/>
@@ -2555,6 +2554,7 @@
               <w:tab w:val="left" w:pos="630"/>
               <w:tab w:val="right" w:leader="dot" w:pos="13080"/>
             </w:tabs>
+            <w:ind w:left="0"/>
             <w:rPr>
               <w:rStyle w:val="Hyperlink"/>
             </w:rPr>
@@ -2575,30 +2575,12 @@
         <w:ind w:left="0"/>
         <w:jc w:val="both"/>
         <w:rPr>
-          <w:rFonts w:asciiTheme="minorHAnsi" w:hAnsiTheme="minorHAnsi" w:cstheme="minorBidi"/>
-          <w:b/>
-          <w:bCs/>
-          <w:noProof/>
-          <w:color w:val="auto"/>
-        </w:rPr>
-      </w:pPr>
-    </w:p>
-    <w:p>
-      <w:pPr>
-        <w:pStyle w:val="TOC2"/>
-        <w:tabs>
-          <w:tab w:val="left" w:pos="660"/>
-          <w:tab w:val="right" w:leader="dot" w:pos="13094"/>
-        </w:tabs>
-        <w:ind w:left="0"/>
-        <w:jc w:val="both"/>
-        <w:rPr>
-          <w:rFonts w:asciiTheme="minorHAnsi" w:hAnsiTheme="minorHAnsi" w:eastAsiaTheme="minorEastAsia" w:cstheme="minorHAnsi"/>
+          <w:rFonts w:asciiTheme="minorHAnsi" w:eastAsiaTheme="minorEastAsia" w:hAnsiTheme="minorHAnsi" w:cstheme="minorHAnsi"/>
         </w:rPr>
       </w:pPr>
       <w:r>
         <w:rPr>
-          <w:rFonts w:asciiTheme="minorHAnsi" w:hAnsiTheme="minorHAnsi" w:eastAsiaTheme="minorEastAsia" w:cstheme="minorHAnsi"/>
+          <w:rFonts w:asciiTheme="minorHAnsi" w:eastAsiaTheme="minorEastAsia" w:hAnsiTheme="minorHAnsi" w:cstheme="minorHAnsi"/>
         </w:rPr>
         <w:br w:type="page"/>
       </w:r>
@@ -2610,12 +2592,13 @@
           <w:lang w:eastAsia="en-IN" w:bidi="ar-SA"/>
         </w:rPr>
       </w:pPr>
-      <w:bookmarkStart w:name="_Toc44368176" w:id="3"/>
-      <w:bookmarkStart w:name="_Toc229047347" w:id="4"/>
+      <w:bookmarkStart w:id="3" w:name="_Toc44368176"/>
+      <w:bookmarkStart w:id="4" w:name="_Toc229047347"/>
       <w:r>
         <w:rPr>
           <w:lang w:eastAsia="en-IN" w:bidi="ar-SA"/>
         </w:rPr>
+        <w:lastRenderedPageBreak/>
         <w:t>Document Revision History</w:t>
       </w:r>
       <w:bookmarkEnd w:id="3"/>
@@ -2628,14 +2611,15 @@
         <w:tblLook w:val="04A0" w:firstRow="1" w:lastRow="0" w:firstColumn="1" w:lastColumn="0" w:noHBand="0" w:noVBand="1"/>
       </w:tblPr>
       <w:tblGrid>
-        <w:gridCol w:w="2619"/>
-        <w:gridCol w:w="5238"/>
-        <w:gridCol w:w="1516"/>
-        <w:gridCol w:w="3721"/>
+        <w:gridCol w:w="1986"/>
+        <w:gridCol w:w="3970"/>
+        <w:gridCol w:w="1149"/>
+        <w:gridCol w:w="2821"/>
       </w:tblGrid>
       <w:tr>
         <w:trPr>
           <w:cnfStyle w:val="100000000000" w:firstRow="1" w:lastRow="0" w:firstColumn="0" w:lastColumn="0" w:oddVBand="0" w:evenVBand="0" w:oddHBand="0" w:evenHBand="0" w:firstRowFirstColumn="0" w:firstRowLastColumn="0" w:lastRowFirstColumn="0" w:lastRowLastColumn="0"/>
+          <w:cantSplit/>
         </w:trPr>
         <w:tc>
           <w:tcPr>
@@ -2733,6 +2717,7 @@
       <w:tr>
         <w:trPr>
           <w:cnfStyle w:val="000000100000" w:firstRow="0" w:lastRow="0" w:firstColumn="0" w:lastColumn="0" w:oddVBand="0" w:evenVBand="0" w:oddHBand="1" w:evenHBand="0" w:firstRowFirstColumn="0" w:firstRowLastColumn="0" w:lastRowFirstColumn="0" w:lastRowLastColumn="0"/>
+          <w:cantSplit/>
         </w:trPr>
         <w:tc>
           <w:tcPr>
@@ -2741,21 +2726,30 @@
           </w:tcPr>
           <w:p>
             <w:pPr>
-              <w:pStyle w:val="BodyText"/>
-              <w:jc w:val="both"/>
-              <w:rPr>
-                <w:color w:val="000000"/>
-                <w:sz w:val="20"/>
-              </w:rPr>
-            </w:pPr>
-            <w:r>
-              <w:rPr>
-                <w:rFonts w:ascii="Calibri" w:hAnsi="Calibri"/>
+              <w:widowControl/>
+              <w:autoSpaceDE/>
+              <w:autoSpaceDN/>
+              <w:rPr>
+                <w:rFonts w:cs="Calibri"/>
                 <w:b w:val="0"/>
                 <w:bCs w:val="0"/>
-                <w:szCs w:val="22"/>
-              </w:rPr>
-              <w:t>{{REV_DATE}}</w:t>
+                <w:color w:val="263746"/>
+                <w:sz w:val="20"/>
+                <w:szCs w:val="20"/>
+                <w:lang w:eastAsia="en-IN"/>
+              </w:rPr>
+            </w:pPr>
+            <w:r>
+              <w:rPr>
+                <w:rFonts w:cs="Calibri"/>
+                <w:b w:val="0"/>
+                <w:bCs w:val="0"/>
+                <w:color w:val="263746"/>
+                <w:sz w:val="20"/>
+                <w:szCs w:val="20"/>
+                <w:lang w:eastAsia="en-IN"/>
+              </w:rPr>
+              <w:t xml:space="preserve">{{REV_DATE}}</w:t>
             </w:r>
           </w:p>
         </w:tc>
@@ -2768,17 +2762,23 @@
               <w:widowControl/>
               <w:autoSpaceDE/>
               <w:autoSpaceDN/>
-              <w:jc w:val="both"/>
               <w:cnfStyle w:val="000000100000" w:firstRow="0" w:lastRow="0" w:firstColumn="0" w:lastColumn="0" w:oddVBand="0" w:evenVBand="0" w:oddHBand="1" w:evenHBand="0" w:firstRowFirstColumn="0" w:firstRowLastColumn="0" w:lastRowFirstColumn="0" w:lastRowLastColumn="0"/>
               <w:rPr>
-                <w:rFonts w:ascii="Times New Roman" w:hAnsi="Times New Roman"/>
-                <w:color w:val="auto"/>
-                <w:sz w:val="24"/>
-                <w:szCs w:val="24"/>
-                <w:lang w:bidi="ar-SA"/>
+                <w:rFonts w:cs="Calibri"/>
+                <w:color w:val="263746"/>
+                <w:sz w:val="20"/>
+                <w:szCs w:val="20"/>
+                <w:lang w:eastAsia="en-IN"/>
               </w:rPr>
             </w:pPr>
             <w:r>
+              <w:rPr>
+                <w:rFonts w:cs="Calibri"/>
+                <w:color w:val="263746"/>
+                <w:sz w:val="20"/>
+                <w:szCs w:val="20"/>
+                <w:lang w:eastAsia="en-IN"/>
+              </w:rPr>
               <w:t>{{FULL_VERSION}}</w:t>
             </w:r>
           </w:p>
@@ -2789,17 +2789,25 @@
           </w:tcPr>
           <w:p>
             <w:pPr>
-              <w:pStyle w:val="BodyText"/>
-              <w:ind w:firstLine="135"/>
-              <w:jc w:val="both"/>
+              <w:widowControl/>
+              <w:autoSpaceDE/>
+              <w:autoSpaceDN/>
               <w:cnfStyle w:val="000000100000" w:firstRow="0" w:lastRow="0" w:firstColumn="0" w:lastColumn="0" w:oddVBand="0" w:evenVBand="0" w:oddHBand="1" w:evenHBand="0" w:firstRowFirstColumn="0" w:firstRowLastColumn="0" w:lastRowFirstColumn="0" w:lastRowLastColumn="0"/>
               <w:rPr>
+                <w:rFonts w:cs="Calibri"/>
+                <w:color w:val="263746"/>
                 <w:sz w:val="20"/>
+                <w:szCs w:val="20"/>
+                <w:lang w:eastAsia="en-IN"/>
               </w:rPr>
             </w:pPr>
             <w:r>
               <w:rPr>
+                <w:rFonts w:cs="Calibri"/>
+                <w:color w:val="263746"/>
                 <w:sz w:val="20"/>
+                <w:szCs w:val="20"/>
+                <w:lang w:eastAsia="en-IN"/>
               </w:rPr>
               <w:t>1.0</w:t>
             </w:r>
@@ -2811,16 +2819,25 @@
           </w:tcPr>
           <w:p>
             <w:pPr>
-              <w:pStyle w:val="BodyText"/>
-              <w:jc w:val="both"/>
+              <w:widowControl/>
+              <w:autoSpaceDE/>
+              <w:autoSpaceDN/>
               <w:cnfStyle w:val="000000100000" w:firstRow="0" w:lastRow="0" w:firstColumn="0" w:lastColumn="0" w:oddVBand="0" w:evenVBand="0" w:oddHBand="1" w:evenHBand="0" w:firstRowFirstColumn="0" w:firstRowLastColumn="0" w:lastRowFirstColumn="0" w:lastRowLastColumn="0"/>
               <w:rPr>
+                <w:rFonts w:cs="Calibri"/>
+                <w:color w:val="263746"/>
                 <w:sz w:val="20"/>
+                <w:szCs w:val="20"/>
+                <w:lang w:eastAsia="en-IN"/>
               </w:rPr>
             </w:pPr>
             <w:r>
               <w:rPr>
+                <w:rFonts w:cs="Calibri"/>
+                <w:color w:val="263746"/>
                 <w:sz w:val="20"/>
+                <w:szCs w:val="20"/>
+                <w:lang w:eastAsia="en-IN"/>
               </w:rPr>
               <w:t>Odessa Project Team</w:t>
             </w:r>
@@ -2828,6 +2845,9 @@
         </w:tc>
       </w:tr>
       <w:tr>
+        <w:trPr>
+          <w:cantSplit/>
+        </w:trPr>
         <w:tc>
           <w:tcPr>
             <w:cnfStyle w:val="001000000000" w:firstRow="0" w:lastRow="0" w:firstColumn="1" w:lastColumn="0" w:oddVBand="0" w:evenVBand="0" w:oddHBand="0" w:evenHBand="0" w:firstRowFirstColumn="0" w:firstRowLastColumn="0" w:lastRowFirstColumn="0" w:lastRowLastColumn="0"/>
@@ -2838,7 +2858,12 @@
               <w:pStyle w:val="BodyText"/>
               <w:jc w:val="both"/>
               <w:rPr>
+                <w:rFonts w:ascii="Calibri" w:hAnsi="Calibri" w:cs="Calibri"/>
+                <w:b w:val="0"/>
+                <w:bCs w:val="0"/>
+                <w:color w:val="263746"/>
                 <w:sz w:val="20"/>
+                <w:lang w:eastAsia="en-IN"/>
               </w:rPr>
             </w:pPr>
           </w:p>
@@ -2853,7 +2878,10 @@
               <w:jc w:val="both"/>
               <w:cnfStyle w:val="000000000000" w:firstRow="0" w:lastRow="0" w:firstColumn="0" w:lastColumn="0" w:oddVBand="0" w:evenVBand="0" w:oddHBand="0" w:evenHBand="0" w:firstRowFirstColumn="0" w:firstRowLastColumn="0" w:lastRowFirstColumn="0" w:lastRowLastColumn="0"/>
               <w:rPr>
+                <w:rFonts w:ascii="Calibri" w:hAnsi="Calibri" w:cs="Calibri"/>
+                <w:color w:val="263746"/>
                 <w:sz w:val="20"/>
+                <w:lang w:eastAsia="en-IN"/>
               </w:rPr>
             </w:pPr>
           </w:p>
@@ -2869,7 +2897,10 @@
               <w:jc w:val="both"/>
               <w:cnfStyle w:val="000000000000" w:firstRow="0" w:lastRow="0" w:firstColumn="0" w:lastColumn="0" w:oddVBand="0" w:evenVBand="0" w:oddHBand="0" w:evenHBand="0" w:firstRowFirstColumn="0" w:firstRowLastColumn="0" w:lastRowFirstColumn="0" w:lastRowLastColumn="0"/>
               <w:rPr>
+                <w:rFonts w:ascii="Calibri" w:hAnsi="Calibri" w:cs="Calibri"/>
+                <w:color w:val="263746"/>
                 <w:sz w:val="20"/>
+                <w:lang w:eastAsia="en-IN"/>
               </w:rPr>
             </w:pPr>
           </w:p>
@@ -2884,7 +2915,10 @@
               <w:jc w:val="both"/>
               <w:cnfStyle w:val="000000000000" w:firstRow="0" w:lastRow="0" w:firstColumn="0" w:lastColumn="0" w:oddVBand="0" w:evenVBand="0" w:oddHBand="0" w:evenHBand="0" w:firstRowFirstColumn="0" w:firstRowLastColumn="0" w:lastRowFirstColumn="0" w:lastRowLastColumn="0"/>
               <w:rPr>
+                <w:rFonts w:ascii="Calibri" w:hAnsi="Calibri" w:cs="Calibri"/>
+                <w:color w:val="263746"/>
                 <w:sz w:val="20"/>
+                <w:lang w:eastAsia="en-IN"/>
               </w:rPr>
             </w:pPr>
           </w:p>
@@ -2893,6 +2927,7 @@
       <w:tr>
         <w:trPr>
           <w:cnfStyle w:val="000000100000" w:firstRow="0" w:lastRow="0" w:firstColumn="0" w:lastColumn="0" w:oddVBand="0" w:evenVBand="0" w:oddHBand="1" w:evenHBand="0" w:firstRowFirstColumn="0" w:firstRowLastColumn="0" w:lastRowFirstColumn="0" w:lastRowLastColumn="0"/>
+          <w:cantSplit/>
         </w:trPr>
         <w:tc>
           <w:tcPr>
@@ -2904,7 +2939,12 @@
               <w:pStyle w:val="BodyText"/>
               <w:jc w:val="both"/>
               <w:rPr>
+                <w:rFonts w:ascii="Calibri" w:hAnsi="Calibri" w:cs="Calibri"/>
+                <w:b w:val="0"/>
+                <w:bCs w:val="0"/>
+                <w:color w:val="263746"/>
                 <w:sz w:val="20"/>
+                <w:lang w:eastAsia="en-IN"/>
               </w:rPr>
             </w:pPr>
           </w:p>
@@ -2919,7 +2959,10 @@
               <w:jc w:val="both"/>
               <w:cnfStyle w:val="000000100000" w:firstRow="0" w:lastRow="0" w:firstColumn="0" w:lastColumn="0" w:oddVBand="0" w:evenVBand="0" w:oddHBand="1" w:evenHBand="0" w:firstRowFirstColumn="0" w:firstRowLastColumn="0" w:lastRowFirstColumn="0" w:lastRowLastColumn="0"/>
               <w:rPr>
+                <w:rFonts w:ascii="Calibri" w:hAnsi="Calibri" w:cs="Calibri"/>
+                <w:color w:val="263746"/>
                 <w:sz w:val="20"/>
+                <w:lang w:eastAsia="en-IN"/>
               </w:rPr>
             </w:pPr>
           </w:p>
@@ -2935,7 +2978,10 @@
               <w:jc w:val="both"/>
               <w:cnfStyle w:val="000000100000" w:firstRow="0" w:lastRow="0" w:firstColumn="0" w:lastColumn="0" w:oddVBand="0" w:evenVBand="0" w:oddHBand="1" w:evenHBand="0" w:firstRowFirstColumn="0" w:firstRowLastColumn="0" w:lastRowFirstColumn="0" w:lastRowLastColumn="0"/>
               <w:rPr>
+                <w:rFonts w:ascii="Calibri" w:hAnsi="Calibri" w:cs="Calibri"/>
+                <w:color w:val="263746"/>
                 <w:sz w:val="20"/>
+                <w:lang w:eastAsia="en-IN"/>
               </w:rPr>
             </w:pPr>
           </w:p>
@@ -2950,13 +2996,19 @@
               <w:jc w:val="both"/>
               <w:cnfStyle w:val="000000100000" w:firstRow="0" w:lastRow="0" w:firstColumn="0" w:lastColumn="0" w:oddVBand="0" w:evenVBand="0" w:oddHBand="1" w:evenHBand="0" w:firstRowFirstColumn="0" w:firstRowLastColumn="0" w:lastRowFirstColumn="0" w:lastRowLastColumn="0"/>
               <w:rPr>
+                <w:rFonts w:ascii="Calibri" w:hAnsi="Calibri" w:cs="Calibri"/>
+                <w:color w:val="263746"/>
                 <w:sz w:val="20"/>
+                <w:lang w:eastAsia="en-IN"/>
               </w:rPr>
             </w:pPr>
           </w:p>
         </w:tc>
       </w:tr>
       <w:tr>
+        <w:trPr>
+          <w:cantSplit/>
+        </w:trPr>
         <w:tc>
           <w:tcPr>
             <w:cnfStyle w:val="001000000000" w:firstRow="0" w:lastRow="0" w:firstColumn="1" w:lastColumn="0" w:oddVBand="0" w:evenVBand="0" w:oddHBand="0" w:evenHBand="0" w:firstRowFirstColumn="0" w:firstRowLastColumn="0" w:lastRowFirstColumn="0" w:lastRowLastColumn="0"/>
@@ -2967,7 +3019,12 @@
               <w:pStyle w:val="BodyText"/>
               <w:jc w:val="both"/>
               <w:rPr>
+                <w:rFonts w:ascii="Calibri" w:hAnsi="Calibri" w:cs="Calibri"/>
+                <w:b w:val="0"/>
+                <w:bCs w:val="0"/>
+                <w:color w:val="263746"/>
                 <w:sz w:val="20"/>
+                <w:lang w:eastAsia="en-IN"/>
               </w:rPr>
             </w:pPr>
           </w:p>
@@ -2982,7 +3039,10 @@
               <w:jc w:val="both"/>
               <w:cnfStyle w:val="000000000000" w:firstRow="0" w:lastRow="0" w:firstColumn="0" w:lastColumn="0" w:oddVBand="0" w:evenVBand="0" w:oddHBand="0" w:evenHBand="0" w:firstRowFirstColumn="0" w:firstRowLastColumn="0" w:lastRowFirstColumn="0" w:lastRowLastColumn="0"/>
               <w:rPr>
+                <w:rFonts w:ascii="Calibri" w:hAnsi="Calibri" w:cs="Calibri"/>
+                <w:color w:val="263746"/>
                 <w:sz w:val="20"/>
+                <w:lang w:eastAsia="en-IN"/>
               </w:rPr>
             </w:pPr>
           </w:p>
@@ -2998,7 +3058,10 @@
               <w:jc w:val="both"/>
               <w:cnfStyle w:val="000000000000" w:firstRow="0" w:lastRow="0" w:firstColumn="0" w:lastColumn="0" w:oddVBand="0" w:evenVBand="0" w:oddHBand="0" w:evenHBand="0" w:firstRowFirstColumn="0" w:firstRowLastColumn="0" w:lastRowFirstColumn="0" w:lastRowLastColumn="0"/>
               <w:rPr>
+                <w:rFonts w:ascii="Calibri" w:hAnsi="Calibri" w:cs="Calibri"/>
+                <w:color w:val="263746"/>
                 <w:sz w:val="20"/>
+                <w:lang w:eastAsia="en-IN"/>
               </w:rPr>
             </w:pPr>
           </w:p>
@@ -3013,30 +3076,16 @@
               <w:jc w:val="both"/>
               <w:cnfStyle w:val="000000000000" w:firstRow="0" w:lastRow="0" w:firstColumn="0" w:lastColumn="0" w:oddVBand="0" w:evenVBand="0" w:oddHBand="0" w:evenHBand="0" w:firstRowFirstColumn="0" w:firstRowLastColumn="0" w:lastRowFirstColumn="0" w:lastRowLastColumn="0"/>
               <w:rPr>
+                <w:rFonts w:ascii="Calibri" w:hAnsi="Calibri" w:cs="Calibri"/>
+                <w:color w:val="263746"/>
                 <w:sz w:val="20"/>
+                <w:lang w:eastAsia="en-IN"/>
               </w:rPr>
             </w:pPr>
           </w:p>
         </w:tc>
       </w:tr>
     </w:tbl>
-    <w:p>
-      <w:pPr>
-        <w:pStyle w:val="Footer"/>
-        <w:tabs>
-          <w:tab w:val="clear" w:pos="4680"/>
-          <w:tab w:val="clear" w:pos="9360"/>
-          <w:tab w:val="center" w:pos="5040"/>
-          <w:tab w:val="right" w:pos="9810"/>
-        </w:tabs>
-        <w:jc w:val="both"/>
-        <w:rPr>
-          <w:color w:val="000000" w:themeColor="text1"/>
-          <w:sz w:val="16"/>
-          <w:szCs w:val="16"/>
-        </w:rPr>
-      </w:pPr>
-    </w:p>
     <w:p>
       <w:pPr>
         <w:jc w:val="both"/>
@@ -3062,14 +3111,15 @@
           <w:lang w:eastAsia="en-IN" w:bidi="ar-SA"/>
         </w:rPr>
       </w:pPr>
-      <w:bookmarkStart w:name="_Toc70690092" w:id="5"/>
-      <w:bookmarkStart w:name="_Toc77775228" w:id="6"/>
-      <w:bookmarkStart w:name="_Toc113031708" w:id="7"/>
-      <w:bookmarkStart w:name="_Toc229047348" w:id="8"/>
+      <w:bookmarkStart w:id="5" w:name="_Toc70690092"/>
+      <w:bookmarkStart w:id="6" w:name="_Toc77775228"/>
+      <w:bookmarkStart w:id="7" w:name="_Toc113031708"/>
+      <w:bookmarkStart w:id="8" w:name="_Toc229047348"/>
       <w:r>
         <w:rPr>
           <w:lang w:eastAsia="en-IN" w:bidi="ar-SA"/>
         </w:rPr>
+        <w:lastRenderedPageBreak/>
         <w:t>Release Details</w:t>
       </w:r>
       <w:bookmarkEnd w:id="5"/>
@@ -3079,13 +3129,14 @@
     </w:p>
     <w:tbl>
       <w:tblPr>
+        <w:tblpPr w:leftFromText="180" w:rightFromText="180" w:vertAnchor="text" w:tblpY="1"/>
+        <w:tblOverlap w:val="never"/>
         <w:tblW w:w="0" w:type="auto"/>
-        <w:tblInd w:w="480" w:type="dxa"/>
         <w:tblBorders>
-          <w:top w:val="single" w:color="A3A3A3" w:sz="8" w:space="0"/>
-          <w:left w:val="single" w:color="A3A3A3" w:sz="8" w:space="0"/>
-          <w:bottom w:val="single" w:color="A3A3A3" w:sz="8" w:space="0"/>
-          <w:right w:val="single" w:color="A3A3A3" w:sz="8" w:space="0"/>
+          <w:top w:val="single" w:sz="8" w:space="0" w:color="A3A3A3"/>
+          <w:left w:val="single" w:sz="8" w:space="0" w:color="A3A3A3"/>
+          <w:bottom w:val="single" w:sz="8" w:space="0" w:color="A3A3A3"/>
+          <w:right w:val="single" w:sz="8" w:space="0" w:color="A3A3A3"/>
         </w:tblBorders>
         <w:tblCellMar>
           <w:left w:w="0" w:type="dxa"/>
@@ -3100,14 +3151,17 @@
         <w:gridCol w:w="4718"/>
       </w:tblGrid>
       <w:tr>
+        <w:trPr>
+          <w:cantSplit/>
+        </w:trPr>
         <w:tc>
           <w:tcPr>
             <w:tcW w:w="3581" w:type="dxa"/>
             <w:tcBorders>
-              <w:top w:val="single" w:color="A3A3A3" w:sz="8" w:space="0"/>
-              <w:left w:val="single" w:color="A3A3A3" w:sz="8" w:space="0"/>
-              <w:bottom w:val="single" w:color="A3A3A3" w:sz="8" w:space="0"/>
-              <w:right w:val="single" w:color="A3A3A3" w:sz="8" w:space="0"/>
+              <w:top w:val="single" w:sz="8" w:space="0" w:color="A3A3A3"/>
+              <w:left w:val="single" w:sz="8" w:space="0" w:color="A3A3A3"/>
+              <w:bottom w:val="single" w:sz="8" w:space="0" w:color="A3A3A3"/>
+              <w:right w:val="single" w:sz="8" w:space="0" w:color="A3A3A3"/>
             </w:tcBorders>
             <w:tcMar>
               <w:top w:w="80" w:type="dxa"/>
@@ -3134,10 +3188,6 @@
                 <w:lang w:eastAsia="en-IN" w:bidi="ar-SA"/>
               </w:rPr>
             </w:pPr>
-            <w:bookmarkStart w:name="_Toc70617451" w:id="9"/>
-            <w:bookmarkStart w:name="_Toc70690093" w:id="10"/>
-            <w:bookmarkStart w:name="_Toc77775229" w:id="11"/>
-            <w:bookmarkStart w:name="_Toc113031709" w:id="12"/>
             <w:r>
               <w:rPr>
                 <w:rFonts w:ascii="Lato" w:hAnsi="Lato"/>
@@ -3158,10 +3208,10 @@
           <w:tcPr>
             <w:tcW w:w="4718" w:type="dxa"/>
             <w:tcBorders>
-              <w:top w:val="single" w:color="A3A3A3" w:sz="8" w:space="0"/>
-              <w:left w:val="single" w:color="A3A3A3" w:sz="8" w:space="0"/>
-              <w:bottom w:val="single" w:color="A3A3A3" w:sz="8" w:space="0"/>
-              <w:right w:val="single" w:color="A3A3A3" w:sz="8" w:space="0"/>
+              <w:top w:val="single" w:sz="8" w:space="0" w:color="A3A3A3"/>
+              <w:left w:val="single" w:sz="8" w:space="0" w:color="A3A3A3"/>
+              <w:bottom w:val="single" w:sz="8" w:space="0" w:color="A3A3A3"/>
+              <w:right w:val="single" w:sz="8" w:space="0" w:color="A3A3A3"/>
             </w:tcBorders>
             <w:tcMar>
               <w:top w:w="80" w:type="dxa"/>
@@ -3197,14 +3247,17 @@
         </w:tc>
       </w:tr>
       <w:tr>
+        <w:trPr>
+          <w:cantSplit/>
+        </w:trPr>
         <w:tc>
           <w:tcPr>
             <w:tcW w:w="3581" w:type="dxa"/>
             <w:tcBorders>
-              <w:top w:val="single" w:color="A3A3A3" w:sz="8" w:space="0"/>
-              <w:left w:val="single" w:color="A3A3A3" w:sz="8" w:space="0"/>
-              <w:bottom w:val="single" w:color="A3A3A3" w:sz="8" w:space="0"/>
-              <w:right w:val="single" w:color="A3A3A3" w:sz="8" w:space="0"/>
+              <w:top w:val="single" w:sz="8" w:space="0" w:color="A3A3A3"/>
+              <w:left w:val="single" w:sz="8" w:space="0" w:color="A3A3A3"/>
+              <w:bottom w:val="single" w:sz="8" w:space="0" w:color="A3A3A3"/>
+              <w:right w:val="single" w:sz="8" w:space="0" w:color="A3A3A3"/>
             </w:tcBorders>
             <w:tcMar>
               <w:top w:w="80" w:type="dxa"/>
@@ -3248,10 +3301,10 @@
           <w:tcPr>
             <w:tcW w:w="4718" w:type="dxa"/>
             <w:tcBorders>
-              <w:top w:val="single" w:color="A3A3A3" w:sz="8" w:space="0"/>
-              <w:left w:val="single" w:color="A3A3A3" w:sz="8" w:space="0"/>
-              <w:bottom w:val="single" w:color="A3A3A3" w:sz="8" w:space="0"/>
-              <w:right w:val="single" w:color="A3A3A3" w:sz="8" w:space="0"/>
+              <w:top w:val="single" w:sz="8" w:space="0" w:color="A3A3A3"/>
+              <w:left w:val="single" w:sz="8" w:space="0" w:color="A3A3A3"/>
+              <w:bottom w:val="single" w:sz="8" w:space="0" w:color="A3A3A3"/>
+              <w:right w:val="single" w:sz="8" w:space="0" w:color="A3A3A3"/>
             </w:tcBorders>
             <w:tcMar>
               <w:top w:w="80" w:type="dxa"/>
@@ -3280,14 +3333,17 @@
         </w:tc>
       </w:tr>
       <w:tr>
+        <w:trPr>
+          <w:cantSplit/>
+        </w:trPr>
         <w:tc>
           <w:tcPr>
             <w:tcW w:w="3581" w:type="dxa"/>
             <w:tcBorders>
-              <w:top w:val="single" w:color="A3A3A3" w:sz="8" w:space="0"/>
-              <w:left w:val="single" w:color="A3A3A3" w:sz="8" w:space="0"/>
-              <w:bottom w:val="single" w:color="A3A3A3" w:sz="8" w:space="0"/>
-              <w:right w:val="single" w:color="A3A3A3" w:sz="8" w:space="0"/>
+              <w:top w:val="single" w:sz="8" w:space="0" w:color="A3A3A3"/>
+              <w:left w:val="single" w:sz="8" w:space="0" w:color="A3A3A3"/>
+              <w:bottom w:val="single" w:sz="8" w:space="0" w:color="A3A3A3"/>
+              <w:right w:val="single" w:sz="8" w:space="0" w:color="A3A3A3"/>
             </w:tcBorders>
             <w:tcMar>
               <w:top w:w="80" w:type="dxa"/>
@@ -3331,10 +3387,10 @@
           <w:tcPr>
             <w:tcW w:w="4718" w:type="dxa"/>
             <w:tcBorders>
-              <w:top w:val="single" w:color="A3A3A3" w:sz="8" w:space="0"/>
-              <w:left w:val="single" w:color="A3A3A3" w:sz="8" w:space="0"/>
-              <w:bottom w:val="single" w:color="A3A3A3" w:sz="8" w:space="0"/>
-              <w:right w:val="single" w:color="A3A3A3" w:sz="8" w:space="0"/>
+              <w:top w:val="single" w:sz="8" w:space="0" w:color="A3A3A3"/>
+              <w:left w:val="single" w:sz="8" w:space="0" w:color="A3A3A3"/>
+              <w:bottom w:val="single" w:sz="8" w:space="0" w:color="A3A3A3"/>
+              <w:right w:val="single" w:sz="8" w:space="0" w:color="A3A3A3"/>
             </w:tcBorders>
             <w:tcMar>
               <w:top w:w="80" w:type="dxa"/>
@@ -3371,14 +3427,17 @@
         </w:tc>
       </w:tr>
       <w:tr>
+        <w:trPr>
+          <w:cantSplit/>
+        </w:trPr>
         <w:tc>
           <w:tcPr>
             <w:tcW w:w="3581" w:type="dxa"/>
             <w:tcBorders>
-              <w:top w:val="single" w:color="A3A3A3" w:sz="8" w:space="0"/>
-              <w:left w:val="single" w:color="A3A3A3" w:sz="8" w:space="0"/>
-              <w:bottom w:val="single" w:color="A3A3A3" w:sz="8" w:space="0"/>
-              <w:right w:val="single" w:color="A3A3A3" w:sz="8" w:space="0"/>
+              <w:top w:val="single" w:sz="8" w:space="0" w:color="A3A3A3"/>
+              <w:left w:val="single" w:sz="8" w:space="0" w:color="A3A3A3"/>
+              <w:bottom w:val="single" w:sz="8" w:space="0" w:color="A3A3A3"/>
+              <w:right w:val="single" w:sz="8" w:space="0" w:color="A3A3A3"/>
             </w:tcBorders>
             <w:tcMar>
               <w:top w:w="80" w:type="dxa"/>
@@ -3422,10 +3481,10 @@
           <w:tcPr>
             <w:tcW w:w="4718" w:type="dxa"/>
             <w:tcBorders>
-              <w:top w:val="single" w:color="A3A3A3" w:sz="8" w:space="0"/>
-              <w:left w:val="single" w:color="A3A3A3" w:sz="8" w:space="0"/>
-              <w:bottom w:val="single" w:color="A3A3A3" w:sz="8" w:space="0"/>
-              <w:right w:val="single" w:color="A3A3A3" w:sz="8" w:space="0"/>
+              <w:top w:val="single" w:sz="8" w:space="0" w:color="A3A3A3"/>
+              <w:left w:val="single" w:sz="8" w:space="0" w:color="A3A3A3"/>
+              <w:bottom w:val="single" w:sz="8" w:space="0" w:color="A3A3A3"/>
+              <w:right w:val="single" w:sz="8" w:space="0" w:color="A3A3A3"/>
             </w:tcBorders>
             <w:tcMar>
               <w:top w:w="80" w:type="dxa"/>
@@ -3462,14 +3521,17 @@
         </w:tc>
       </w:tr>
       <w:tr>
+        <w:trPr>
+          <w:cantSplit/>
+        </w:trPr>
         <w:tc>
           <w:tcPr>
             <w:tcW w:w="3581" w:type="dxa"/>
             <w:tcBorders>
-              <w:top w:val="single" w:color="A3A3A3" w:sz="8" w:space="0"/>
-              <w:left w:val="single" w:color="A3A3A3" w:sz="8" w:space="0"/>
-              <w:bottom w:val="single" w:color="A3A3A3" w:sz="8" w:space="0"/>
-              <w:right w:val="single" w:color="A3A3A3" w:sz="8" w:space="0"/>
+              <w:top w:val="single" w:sz="8" w:space="0" w:color="A3A3A3"/>
+              <w:left w:val="single" w:sz="8" w:space="0" w:color="A3A3A3"/>
+              <w:bottom w:val="single" w:sz="8" w:space="0" w:color="A3A3A3"/>
+              <w:right w:val="single" w:sz="8" w:space="0" w:color="A3A3A3"/>
             </w:tcBorders>
             <w:tcMar>
               <w:top w:w="80" w:type="dxa"/>
@@ -3511,10 +3573,10 @@
           <w:tcPr>
             <w:tcW w:w="4718" w:type="dxa"/>
             <w:tcBorders>
-              <w:top w:val="single" w:color="A3A3A3" w:sz="8" w:space="0"/>
-              <w:left w:val="single" w:color="A3A3A3" w:sz="8" w:space="0"/>
-              <w:bottom w:val="single" w:color="A3A3A3" w:sz="8" w:space="0"/>
-              <w:right w:val="single" w:color="A3A3A3" w:sz="8" w:space="0"/>
+              <w:top w:val="single" w:sz="8" w:space="0" w:color="A3A3A3"/>
+              <w:left w:val="single" w:sz="8" w:space="0" w:color="A3A3A3"/>
+              <w:bottom w:val="single" w:sz="8" w:space="0" w:color="A3A3A3"/>
+              <w:right w:val="single" w:sz="8" w:space="0" w:color="A3A3A3"/>
             </w:tcBorders>
             <w:tcMar>
               <w:top w:w="80" w:type="dxa"/>
@@ -3535,7 +3597,7 @@
                 <w:lang w:eastAsia="en-IN" w:bidi="ar-SA"/>
               </w:rPr>
             </w:pPr>
-            <w:hyperlink r:id="rId12">
+            <w:hyperlink r:id="rId9">
               <w:r>
                 <w:rPr>
                   <w:rStyle w:val="Hyperlink"/>
@@ -3561,7 +3623,7 @@
                 <w:lang w:eastAsia="en-IN" w:bidi="ar-SA"/>
               </w:rPr>
             </w:pPr>
-            <w:hyperlink w:history="1" r:id="rId13">
+            <w:hyperlink r:id="rId10" w:history="1">
               <w:r>
                 <w:rPr>
                   <w:rStyle w:val="Hyperlink"/>
@@ -3597,14 +3659,17 @@
         </w:tc>
       </w:tr>
       <w:tr>
+        <w:trPr>
+          <w:cantSplit/>
+        </w:trPr>
         <w:tc>
           <w:tcPr>
             <w:tcW w:w="3581" w:type="dxa"/>
             <w:tcBorders>
-              <w:top w:val="single" w:color="A3A3A3" w:sz="8" w:space="0"/>
-              <w:left w:val="single" w:color="A3A3A3" w:sz="8" w:space="0"/>
-              <w:bottom w:val="single" w:color="A3A3A3" w:sz="8" w:space="0"/>
-              <w:right w:val="single" w:color="A3A3A3" w:sz="8" w:space="0"/>
+              <w:top w:val="single" w:sz="8" w:space="0" w:color="A3A3A3"/>
+              <w:left w:val="single" w:sz="8" w:space="0" w:color="A3A3A3"/>
+              <w:bottom w:val="single" w:sz="8" w:space="0" w:color="A3A3A3"/>
+              <w:right w:val="single" w:sz="8" w:space="0" w:color="A3A3A3"/>
             </w:tcBorders>
             <w:tcMar>
               <w:top w:w="80" w:type="dxa"/>
@@ -3646,10 +3711,10 @@
           <w:tcPr>
             <w:tcW w:w="4718" w:type="dxa"/>
             <w:tcBorders>
-              <w:top w:val="single" w:color="A3A3A3" w:sz="8" w:space="0"/>
-              <w:left w:val="single" w:color="A3A3A3" w:sz="8" w:space="0"/>
-              <w:bottom w:val="single" w:color="A3A3A3" w:sz="8" w:space="0"/>
-              <w:right w:val="single" w:color="A3A3A3" w:sz="8" w:space="0"/>
+              <w:top w:val="single" w:sz="8" w:space="0" w:color="A3A3A3"/>
+              <w:left w:val="single" w:sz="8" w:space="0" w:color="A3A3A3"/>
+              <w:bottom w:val="single" w:sz="8" w:space="0" w:color="A3A3A3"/>
+              <w:right w:val="single" w:sz="8" w:space="0" w:color="A3A3A3"/>
             </w:tcBorders>
             <w:tcMar>
               <w:top w:w="80" w:type="dxa"/>
@@ -3672,7 +3737,7 @@
                 <w:lang w:eastAsia="en-IN" w:bidi="ar-SA"/>
               </w:rPr>
             </w:pPr>
-            <w:hyperlink w:history="1" r:id="rId14">
+            <w:hyperlink r:id="rId11" w:history="1">
               <w:r>
                 <w:rPr>
                   <w:rStyle w:val="Hyperlink"/>
@@ -3688,14 +3753,17 @@
         </w:tc>
       </w:tr>
       <w:tr>
+        <w:trPr>
+          <w:cantSplit/>
+        </w:trPr>
         <w:tc>
           <w:tcPr>
             <w:tcW w:w="3581" w:type="dxa"/>
             <w:tcBorders>
-              <w:top w:val="single" w:color="A3A3A3" w:sz="8" w:space="0"/>
-              <w:left w:val="single" w:color="A3A3A3" w:sz="8" w:space="0"/>
-              <w:bottom w:val="single" w:color="A3A3A3" w:sz="8" w:space="0"/>
-              <w:right w:val="single" w:color="A3A3A3" w:sz="8" w:space="0"/>
+              <w:top w:val="single" w:sz="8" w:space="0" w:color="A3A3A3"/>
+              <w:left w:val="single" w:sz="8" w:space="0" w:color="A3A3A3"/>
+              <w:bottom w:val="single" w:sz="8" w:space="0" w:color="A3A3A3"/>
+              <w:right w:val="single" w:sz="8" w:space="0" w:color="A3A3A3"/>
             </w:tcBorders>
             <w:tcMar>
               <w:top w:w="80" w:type="dxa"/>
@@ -3740,10 +3808,10 @@
           <w:tcPr>
             <w:tcW w:w="4718" w:type="dxa"/>
             <w:tcBorders>
-              <w:top w:val="single" w:color="A3A3A3" w:sz="8" w:space="0"/>
-              <w:left w:val="single" w:color="A3A3A3" w:sz="8" w:space="0"/>
-              <w:bottom w:val="single" w:color="A3A3A3" w:sz="8" w:space="0"/>
-              <w:right w:val="single" w:color="A3A3A3" w:sz="8" w:space="0"/>
+              <w:top w:val="single" w:sz="8" w:space="0" w:color="A3A3A3"/>
+              <w:left w:val="single" w:sz="8" w:space="0" w:color="A3A3A3"/>
+              <w:bottom w:val="single" w:sz="8" w:space="0" w:color="A3A3A3"/>
+              <w:right w:val="single" w:sz="8" w:space="0" w:color="A3A3A3"/>
             </w:tcBorders>
             <w:tcMar>
               <w:top w:w="80" w:type="dxa"/>
@@ -3772,14 +3840,17 @@
         </w:tc>
       </w:tr>
       <w:tr>
+        <w:trPr>
+          <w:cantSplit/>
+        </w:trPr>
         <w:tc>
           <w:tcPr>
             <w:tcW w:w="3581" w:type="dxa"/>
             <w:tcBorders>
-              <w:top w:val="single" w:color="A3A3A3" w:sz="8" w:space="0"/>
-              <w:left w:val="single" w:color="A3A3A3" w:sz="8" w:space="0"/>
-              <w:bottom w:val="single" w:color="A3A3A3" w:sz="8" w:space="0"/>
-              <w:right w:val="single" w:color="A3A3A3" w:sz="8" w:space="0"/>
+              <w:top w:val="single" w:sz="8" w:space="0" w:color="A3A3A3"/>
+              <w:left w:val="single" w:sz="8" w:space="0" w:color="A3A3A3"/>
+              <w:bottom w:val="single" w:sz="8" w:space="0" w:color="A3A3A3"/>
+              <w:right w:val="single" w:sz="8" w:space="0" w:color="A3A3A3"/>
             </w:tcBorders>
             <w:tcMar>
               <w:top w:w="80" w:type="dxa"/>
@@ -3826,10 +3897,10 @@
           <w:tcPr>
             <w:tcW w:w="4718" w:type="dxa"/>
             <w:tcBorders>
-              <w:top w:val="single" w:color="A3A3A3" w:sz="8" w:space="0"/>
-              <w:left w:val="single" w:color="A3A3A3" w:sz="8" w:space="0"/>
-              <w:bottom w:val="single" w:color="A3A3A3" w:sz="8" w:space="0"/>
-              <w:right w:val="single" w:color="A3A3A3" w:sz="8" w:space="0"/>
+              <w:top w:val="single" w:sz="8" w:space="0" w:color="A3A3A3"/>
+              <w:left w:val="single" w:sz="8" w:space="0" w:color="A3A3A3"/>
+              <w:bottom w:val="single" w:sz="8" w:space="0" w:color="A3A3A3"/>
+              <w:right w:val="single" w:sz="8" w:space="0" w:color="A3A3A3"/>
             </w:tcBorders>
             <w:tcMar>
               <w:top w:w="80" w:type="dxa"/>
@@ -3867,53 +3938,34 @@
     </w:tbl>
     <w:p>
       <w:pPr>
-        <w:rPr>
-          <w:rFonts w:asciiTheme="minorHAnsi" w:hAnsiTheme="minorHAnsi" w:cstheme="minorHAnsi"/>
-          <w:color w:val="00ACC8"/>
-          <w:sz w:val="28"/>
-          <w:szCs w:val="28"/>
-        </w:rPr>
-      </w:pPr>
-    </w:p>
-    <w:p>
-      <w:pPr>
-        <w:rPr>
-          <w:rFonts w:asciiTheme="minorHAnsi" w:hAnsiTheme="minorHAnsi" w:cstheme="minorHAnsi"/>
-          <w:color w:val="00ACC8"/>
-          <w:sz w:val="28"/>
-          <w:szCs w:val="28"/>
-        </w:rPr>
-      </w:pPr>
-    </w:p>
-    <w:p>
-      <w:pPr>
         <w:pStyle w:val="Heading2"/>
         <w:rPr>
           <w:lang w:eastAsia="en-IN" w:bidi="ar-SA"/>
         </w:rPr>
       </w:pPr>
-      <w:bookmarkStart w:name="_Toc165444966" w:id="13"/>
-      <w:bookmarkStart w:name="_Toc229047349" w:id="14"/>
-      <w:bookmarkStart w:name="_Toc160718810" w:id="15"/>
+      <w:bookmarkStart w:id="9" w:name="_Toc165444966"/>
+      <w:bookmarkStart w:id="10" w:name="_Toc229047349"/>
+      <w:bookmarkStart w:id="11" w:name="_Toc160718810"/>
       <w:r>
         <w:rPr>
           <w:lang w:eastAsia="en-IN" w:bidi="ar-SA"/>
         </w:rPr>
         <w:t>Environment Summary</w:t>
       </w:r>
-      <w:bookmarkEnd w:id="13"/>
-      <w:bookmarkEnd w:id="14"/>
+      <w:bookmarkEnd w:id="9"/>
+      <w:bookmarkEnd w:id="10"/>
     </w:p>
     <w:tbl>
       <w:tblPr>
-        <w:tblW w:w="12654" w:type="dxa"/>
-        <w:tblInd w:w="480" w:type="dxa"/>
+        <w:tblpPr w:leftFromText="180" w:rightFromText="180" w:vertAnchor="text" w:horzAnchor="margin" w:tblpXSpec="center" w:tblpY="164"/>
+        <w:tblW w:w="11612" w:type="dxa"/>
         <w:tblBorders>
-          <w:top w:val="single" w:color="A3A3A3" w:sz="8" w:space="0"/>
-          <w:left w:val="single" w:color="A3A3A3" w:sz="8" w:space="0"/>
-          <w:bottom w:val="single" w:color="A3A3A3" w:sz="8" w:space="0"/>
-          <w:right w:val="single" w:color="A3A3A3" w:sz="8" w:space="0"/>
+          <w:top w:val="single" w:sz="8" w:space="0" w:color="A3A3A3"/>
+          <w:left w:val="single" w:sz="8" w:space="0" w:color="A3A3A3"/>
+          <w:bottom w:val="single" w:sz="8" w:space="0" w:color="A3A3A3"/>
+          <w:right w:val="single" w:sz="8" w:space="0" w:color="A3A3A3"/>
         </w:tblBorders>
+        <w:tblLayout w:type="fixed"/>
         <w:tblCellMar>
           <w:left w:w="0" w:type="dxa"/>
           <w:right w:w="0" w:type="dxa"/>
@@ -3923,24 +3975,25 @@
         <w:tblDescription w:val=""/>
       </w:tblPr>
       <w:tblGrid>
-        <w:gridCol w:w="1235"/>
-        <w:gridCol w:w="3077"/>
-        <w:gridCol w:w="2844"/>
-        <w:gridCol w:w="2844"/>
-        <w:gridCol w:w="2654"/>
+        <w:gridCol w:w="1408"/>
+        <w:gridCol w:w="2551"/>
+        <w:gridCol w:w="2551"/>
+        <w:gridCol w:w="2551"/>
+        <w:gridCol w:w="2551"/>
       </w:tblGrid>
       <w:tr>
         <w:trPr>
-          <w:trHeight w:val="300"/>
+          <w:cantSplit/>
+          <w:trHeight w:val="188"/>
         </w:trPr>
         <w:tc>
           <w:tcPr>
-            <w:tcW w:w="1235" w:type="dxa"/>
+            <w:tcW w:w="1408" w:type="dxa"/>
             <w:tcBorders>
-              <w:top w:val="single" w:color="A3A3A3" w:sz="8" w:space="0"/>
-              <w:left w:val="single" w:color="A3A3A3" w:sz="8" w:space="0"/>
-              <w:bottom w:val="single" w:color="A3A3A3" w:sz="8" w:space="0"/>
-              <w:right w:val="single" w:color="A3A3A3" w:sz="8" w:space="0"/>
+              <w:top w:val="single" w:sz="8" w:space="0" w:color="A3A3A3"/>
+              <w:left w:val="single" w:sz="8" w:space="0" w:color="A3A3A3"/>
+              <w:bottom w:val="single" w:sz="8" w:space="0" w:color="A3A3A3"/>
+              <w:right w:val="single" w:sz="8" w:space="0" w:color="A3A3A3"/>
             </w:tcBorders>
             <w:shd w:val="clear" w:color="auto" w:fill="156082" w:themeFill="accent1"/>
             <w:tcMar>
@@ -3951,7 +4004,7 @@
             </w:tcMar>
             <w:hideMark/>
           </w:tcPr>
-          <w:bookmarkEnd w:id="15"/>
+          <w:bookmarkEnd w:id="11"/>
           <w:p>
             <w:pPr>
               <w:widowControl/>
@@ -3982,12 +4035,12 @@
         </w:tc>
         <w:tc>
           <w:tcPr>
-            <w:tcW w:w="3077" w:type="dxa"/>
+            <w:tcW w:w="2551" w:type="dxa"/>
             <w:tcBorders>
-              <w:top w:val="single" w:color="A3A3A3" w:sz="8" w:space="0"/>
-              <w:left w:val="single" w:color="A3A3A3" w:sz="8" w:space="0"/>
-              <w:bottom w:val="single" w:color="A3A3A3" w:sz="8" w:space="0"/>
-              <w:right w:val="single" w:color="A3A3A3" w:sz="8" w:space="0"/>
+              <w:top w:val="single" w:sz="8" w:space="0" w:color="A3A3A3"/>
+              <w:left w:val="single" w:sz="8" w:space="0" w:color="A3A3A3"/>
+              <w:bottom w:val="single" w:sz="8" w:space="0" w:color="A3A3A3"/>
+              <w:right w:val="single" w:sz="8" w:space="0" w:color="A3A3A3"/>
             </w:tcBorders>
             <w:shd w:val="clear" w:color="auto" w:fill="156082" w:themeFill="accent1"/>
             <w:tcMar>
@@ -4029,12 +4082,12 @@
         </w:tc>
         <w:tc>
           <w:tcPr>
-            <w:tcW w:w="2844" w:type="dxa"/>
+            <w:tcW w:w="2551" w:type="dxa"/>
             <w:tcBorders>
-              <w:top w:val="single" w:color="A3A3A3" w:sz="8" w:space="0"/>
-              <w:left w:val="single" w:color="A3A3A3" w:sz="8" w:space="0"/>
-              <w:bottom w:val="single" w:color="A3A3A3" w:sz="8" w:space="0"/>
-              <w:right w:val="single" w:color="A3A3A3" w:sz="8" w:space="0"/>
+              <w:top w:val="single" w:sz="8" w:space="0" w:color="A3A3A3"/>
+              <w:left w:val="single" w:sz="8" w:space="0" w:color="A3A3A3"/>
+              <w:bottom w:val="single" w:sz="8" w:space="0" w:color="A3A3A3"/>
+              <w:right w:val="single" w:sz="8" w:space="0" w:color="A3A3A3"/>
             </w:tcBorders>
             <w:shd w:val="clear" w:color="auto" w:fill="156082" w:themeFill="accent1"/>
             <w:tcMar>
@@ -4073,12 +4126,12 @@
         </w:tc>
         <w:tc>
           <w:tcPr>
-            <w:tcW w:w="2844" w:type="dxa"/>
+            <w:tcW w:w="2551" w:type="dxa"/>
             <w:tcBorders>
-              <w:top w:val="single" w:color="A3A3A3" w:sz="8" w:space="0"/>
-              <w:left w:val="single" w:color="A3A3A3" w:sz="8" w:space="0"/>
-              <w:bottom w:val="single" w:color="A3A3A3" w:sz="8" w:space="0"/>
-              <w:right w:val="single" w:color="A3A3A3" w:sz="8" w:space="0"/>
+              <w:top w:val="single" w:sz="8" w:space="0" w:color="A3A3A3"/>
+              <w:left w:val="single" w:sz="8" w:space="0" w:color="A3A3A3"/>
+              <w:bottom w:val="single" w:sz="8" w:space="0" w:color="A3A3A3"/>
+              <w:right w:val="single" w:sz="8" w:space="0" w:color="A3A3A3"/>
             </w:tcBorders>
             <w:shd w:val="clear" w:color="auto" w:fill="156082" w:themeFill="accent1"/>
             <w:tcMar>
@@ -4117,12 +4170,12 @@
         </w:tc>
         <w:tc>
           <w:tcPr>
-            <w:tcW w:w="2654" w:type="dxa"/>
+            <w:tcW w:w="2551" w:type="dxa"/>
             <w:tcBorders>
-              <w:top w:val="single" w:color="A3A3A3" w:sz="8" w:space="0"/>
-              <w:left w:val="single" w:color="A3A3A3" w:sz="8" w:space="0"/>
-              <w:bottom w:val="single" w:color="A3A3A3" w:sz="8" w:space="0"/>
-              <w:right w:val="single" w:color="A3A3A3" w:sz="8" w:space="0"/>
+              <w:top w:val="single" w:sz="8" w:space="0" w:color="A3A3A3"/>
+              <w:left w:val="single" w:sz="8" w:space="0" w:color="A3A3A3"/>
+              <w:bottom w:val="single" w:sz="8" w:space="0" w:color="A3A3A3"/>
+              <w:right w:val="single" w:sz="8" w:space="0" w:color="A3A3A3"/>
             </w:tcBorders>
             <w:shd w:val="clear" w:color="auto" w:fill="156082" w:themeFill="accent1"/>
             <w:tcMar>
@@ -4162,16 +4215,17 @@
       </w:tr>
       <w:tr>
         <w:trPr>
-          <w:trHeight w:val="300"/>
+          <w:cantSplit/>
+          <w:trHeight w:val="470"/>
         </w:trPr>
         <w:tc>
           <w:tcPr>
-            <w:tcW w:w="1235" w:type="dxa"/>
+            <w:tcW w:w="1408" w:type="dxa"/>
             <w:tcBorders>
-              <w:top w:val="single" w:color="A3A3A3" w:sz="8" w:space="0"/>
-              <w:left w:val="single" w:color="A3A3A3" w:sz="8" w:space="0"/>
-              <w:bottom w:val="single" w:color="A3A3A3" w:sz="8" w:space="0"/>
-              <w:right w:val="single" w:color="A3A3A3" w:sz="8" w:space="0"/>
+              <w:top w:val="single" w:sz="8" w:space="0" w:color="A3A3A3"/>
+              <w:left w:val="single" w:sz="8" w:space="0" w:color="A3A3A3"/>
+              <w:bottom w:val="single" w:sz="8" w:space="0" w:color="A3A3A3"/>
+              <w:right w:val="single" w:sz="8" w:space="0" w:color="A3A3A3"/>
             </w:tcBorders>
             <w:tcMar>
               <w:top w:w="80" w:type="dxa"/>
@@ -4186,19 +4240,13 @@
               <w:autoSpaceDE/>
               <w:autoSpaceDN/>
               <w:rPr>
-                <w:rFonts w:cs="Calibri"/>
                 <w:color w:val="534F4B"/>
-                <w:sz w:val="20"/>
-                <w:szCs w:val="20"/>
                 <w:lang w:val="en-IN" w:eastAsia="en-IN" w:bidi="ar-SA"/>
               </w:rPr>
             </w:pPr>
             <w:r>
               <w:rPr>
-                <w:rFonts w:cs="Calibri"/>
                 <w:color w:val="534F4B"/>
-                <w:sz w:val="20"/>
-                <w:szCs w:val="20"/>
                 <w:lang w:val="en-IN" w:eastAsia="en-IN" w:bidi="ar-SA"/>
               </w:rPr>
               <w:t>Staging</w:t>
@@ -4207,12 +4255,12 @@
         </w:tc>
         <w:tc>
           <w:tcPr>
-            <w:tcW w:w="3077" w:type="dxa"/>
+            <w:tcW w:w="2551" w:type="dxa"/>
             <w:tcBorders>
-              <w:top w:val="single" w:color="A3A3A3" w:sz="8" w:space="0"/>
-              <w:left w:val="single" w:color="A3A3A3" w:sz="8" w:space="0"/>
-              <w:bottom w:val="single" w:color="A3A3A3" w:sz="8" w:space="0"/>
-              <w:right w:val="single" w:color="A3A3A3" w:sz="8" w:space="0"/>
+              <w:top w:val="single" w:sz="8" w:space="0" w:color="A3A3A3"/>
+              <w:left w:val="single" w:sz="8" w:space="0" w:color="A3A3A3"/>
+              <w:bottom w:val="single" w:sz="8" w:space="0" w:color="A3A3A3"/>
+              <w:right w:val="single" w:sz="8" w:space="0" w:color="A3A3A3"/>
             </w:tcBorders>
             <w:tcMar>
               <w:top w:w="80" w:type="dxa"/>
@@ -4227,18 +4275,16 @@
               <w:autoSpaceDE/>
               <w:autoSpaceDN/>
               <w:rPr>
-                <w:rFonts w:cs="Calibri"/>
                 <w:color w:val="534F4B"/>
                 <w:sz w:val="20"/>
                 <w:szCs w:val="20"/>
                 <w:lang w:val="en-IN" w:eastAsia="en-IN" w:bidi="ar-SA"/>
               </w:rPr>
             </w:pPr>
-            <w:hyperlink w:history="1" r:id="rId15">
+            <w:hyperlink r:id="rId12" w:history="1">
               <w:r>
                 <w:rPr>
-                  <w:rStyle w:val="Hyperlink"/>
-                  <w:rFonts w:cs="Calibri"/>
+                  <w:color w:val="534F4B"/>
                   <w:sz w:val="20"/>
                   <w:szCs w:val="20"/>
                   <w:lang w:val="en-IN" w:eastAsia="en-IN" w:bidi="ar-SA"/>
@@ -4248,24 +4294,45 @@
             </w:hyperlink>
             <w:r>
               <w:rPr>
-                <w:rFonts w:cs="Calibri"/>
                 <w:color w:val="534F4B"/>
                 <w:sz w:val="20"/>
                 <w:szCs w:val="20"/>
                 <w:lang w:val="en-IN" w:eastAsia="en-IN" w:bidi="ar-SA"/>
               </w:rPr>
-              <w:t>-staging.odessainc.com/Login</w:t>
+              <w:t>-staging.</w:t>
+            </w:r>
+          </w:p>
+          <w:p>
+            <w:pPr>
+              <w:widowControl/>
+              <w:autoSpaceDE/>
+              <w:autoSpaceDN/>
+              <w:rPr>
+                <w:color w:val="534F4B"/>
+                <w:sz w:val="20"/>
+                <w:szCs w:val="20"/>
+                <w:lang w:val="en-IN" w:eastAsia="en-IN" w:bidi="ar-SA"/>
+              </w:rPr>
+            </w:pPr>
+            <w:r>
+              <w:rPr>
+                <w:color w:val="534F4B"/>
+                <w:sz w:val="20"/>
+                <w:szCs w:val="20"/>
+                <w:lang w:val="en-IN" w:eastAsia="en-IN" w:bidi="ar-SA"/>
+              </w:rPr>
+              <w:t>odessainc.com/</w:t>
             </w:r>
           </w:p>
         </w:tc>
         <w:tc>
           <w:tcPr>
-            <w:tcW w:w="2844" w:type="dxa"/>
+            <w:tcW w:w="2551" w:type="dxa"/>
             <w:tcBorders>
-              <w:top w:val="single" w:color="A3A3A3" w:sz="8" w:space="0"/>
-              <w:left w:val="single" w:color="A3A3A3" w:sz="8" w:space="0"/>
-              <w:bottom w:val="single" w:color="A3A3A3" w:sz="8" w:space="0"/>
-              <w:right w:val="single" w:color="A3A3A3" w:sz="8" w:space="0"/>
+              <w:top w:val="single" w:sz="8" w:space="0" w:color="A3A3A3"/>
+              <w:left w:val="single" w:sz="8" w:space="0" w:color="A3A3A3"/>
+              <w:bottom w:val="single" w:sz="8" w:space="0" w:color="A3A3A3"/>
+              <w:right w:val="single" w:sz="8" w:space="0" w:color="A3A3A3"/>
             </w:tcBorders>
             <w:tcMar>
               <w:top w:w="80" w:type="dxa"/>
@@ -4277,18 +4344,16 @@
           <w:p>
             <w:pPr>
               <w:rPr>
-                <w:rFonts w:cs="Calibri"/>
                 <w:color w:val="534F4B"/>
                 <w:sz w:val="20"/>
                 <w:szCs w:val="20"/>
                 <w:lang w:val="en-IN" w:eastAsia="en-IN" w:bidi="ar-SA"/>
               </w:rPr>
             </w:pPr>
-            <w:hyperlink w:history="1" r:id="rId16">
+            <w:hyperlink r:id="rId13" w:history="1">
               <w:r>
                 <w:rPr>
-                  <w:rStyle w:val="Hyperlink"/>
-                  <w:rFonts w:cs="Calibri"/>
+                  <w:color w:val="534F4B"/>
                   <w:sz w:val="20"/>
                   <w:szCs w:val="20"/>
                   <w:lang w:val="en-IN" w:eastAsia="en-IN" w:bidi="ar-SA"/>
@@ -4298,24 +4363,42 @@
             </w:hyperlink>
             <w:r>
               <w:rPr>
-                <w:rFonts w:cs="Calibri"/>
                 <w:color w:val="534F4B"/>
                 <w:sz w:val="20"/>
                 <w:szCs w:val="20"/>
                 <w:lang w:val="en-IN" w:eastAsia="en-IN" w:bidi="ar-SA"/>
               </w:rPr>
-              <w:t>-tic-staging.odessainc.com/Login#</w:t>
+              <w:t>-tic-staging.</w:t>
+            </w:r>
+          </w:p>
+          <w:p>
+            <w:pPr>
+              <w:rPr>
+                <w:color w:val="534F4B"/>
+                <w:sz w:val="20"/>
+                <w:szCs w:val="20"/>
+                <w:lang w:val="en-IN" w:eastAsia="en-IN" w:bidi="ar-SA"/>
+              </w:rPr>
+            </w:pPr>
+            <w:r>
+              <w:rPr>
+                <w:color w:val="534F4B"/>
+                <w:sz w:val="20"/>
+                <w:szCs w:val="20"/>
+                <w:lang w:val="en-IN" w:eastAsia="en-IN" w:bidi="ar-SA"/>
+              </w:rPr>
+              <w:t>odessainc.com/</w:t>
             </w:r>
           </w:p>
         </w:tc>
         <w:tc>
           <w:tcPr>
-            <w:tcW w:w="2844" w:type="dxa"/>
+            <w:tcW w:w="2551" w:type="dxa"/>
             <w:tcBorders>
-              <w:top w:val="single" w:color="A3A3A3" w:sz="8" w:space="0"/>
-              <w:left w:val="single" w:color="A3A3A3" w:sz="8" w:space="0"/>
-              <w:bottom w:val="single" w:color="A3A3A3" w:sz="8" w:space="0"/>
-              <w:right w:val="single" w:color="A3A3A3" w:sz="8" w:space="0"/>
+              <w:top w:val="single" w:sz="8" w:space="0" w:color="A3A3A3"/>
+              <w:left w:val="single" w:sz="8" w:space="0" w:color="A3A3A3"/>
+              <w:bottom w:val="single" w:sz="8" w:space="0" w:color="A3A3A3"/>
+              <w:right w:val="single" w:sz="8" w:space="0" w:color="A3A3A3"/>
             </w:tcBorders>
             <w:tcMar>
               <w:top w:w="80" w:type="dxa"/>
@@ -4327,18 +4410,16 @@
           <w:p>
             <w:pPr>
               <w:rPr>
-                <w:rFonts w:cs="Calibri"/>
                 <w:color w:val="534F4B"/>
                 <w:sz w:val="20"/>
                 <w:szCs w:val="20"/>
                 <w:lang w:val="en-IN" w:eastAsia="en-IN" w:bidi="ar-SA"/>
               </w:rPr>
             </w:pPr>
-            <w:hyperlink w:history="1" r:id="rId17">
+            <w:hyperlink r:id="rId14" w:history="1">
               <w:r>
                 <w:rPr>
-                  <w:rStyle w:val="Hyperlink"/>
-                  <w:rFonts w:cs="Calibri"/>
+                  <w:color w:val="534F4B"/>
                   <w:sz w:val="20"/>
                   <w:szCs w:val="20"/>
                   <w:lang w:val="en-IN" w:eastAsia="en-IN" w:bidi="ar-SA"/>
@@ -4348,24 +4429,42 @@
             </w:hyperlink>
             <w:r>
               <w:rPr>
-                <w:rFonts w:cs="Calibri"/>
                 <w:color w:val="534F4B"/>
                 <w:sz w:val="20"/>
                 <w:szCs w:val="20"/>
                 <w:lang w:val="en-IN" w:eastAsia="en-IN" w:bidi="ar-SA"/>
               </w:rPr>
-              <w:t>-tic-staging.odessainc.com/Login#</w:t>
+              <w:t>-tic-staging.</w:t>
+            </w:r>
+          </w:p>
+          <w:p>
+            <w:pPr>
+              <w:rPr>
+                <w:color w:val="534F4B"/>
+                <w:sz w:val="20"/>
+                <w:szCs w:val="20"/>
+                <w:lang w:val="en-IN" w:eastAsia="en-IN" w:bidi="ar-SA"/>
+              </w:rPr>
+            </w:pPr>
+            <w:r>
+              <w:rPr>
+                <w:color w:val="534F4B"/>
+                <w:sz w:val="20"/>
+                <w:szCs w:val="20"/>
+                <w:lang w:val="en-IN" w:eastAsia="en-IN" w:bidi="ar-SA"/>
+              </w:rPr>
+              <w:t>odessainc.com/</w:t>
             </w:r>
           </w:p>
         </w:tc>
         <w:tc>
           <w:tcPr>
-            <w:tcW w:w="2654" w:type="dxa"/>
+            <w:tcW w:w="2551" w:type="dxa"/>
             <w:tcBorders>
-              <w:top w:val="single" w:color="A3A3A3" w:sz="8" w:space="0"/>
-              <w:left w:val="single" w:color="A3A3A3" w:sz="8" w:space="0"/>
-              <w:bottom w:val="single" w:color="A3A3A3" w:sz="8" w:space="0"/>
-              <w:right w:val="single" w:color="A3A3A3" w:sz="8" w:space="0"/>
+              <w:top w:val="single" w:sz="8" w:space="0" w:color="A3A3A3"/>
+              <w:left w:val="single" w:sz="8" w:space="0" w:color="A3A3A3"/>
+              <w:bottom w:val="single" w:sz="8" w:space="0" w:color="A3A3A3"/>
+              <w:right w:val="single" w:sz="8" w:space="0" w:color="A3A3A3"/>
             </w:tcBorders>
             <w:tcMar>
               <w:top w:w="80" w:type="dxa"/>
@@ -4377,18 +4476,16 @@
           <w:p>
             <w:pPr>
               <w:rPr>
-                <w:rFonts w:cs="Calibri"/>
                 <w:color w:val="534F4B"/>
                 <w:sz w:val="20"/>
                 <w:szCs w:val="20"/>
                 <w:lang w:val="en-IN" w:eastAsia="en-IN" w:bidi="ar-SA"/>
               </w:rPr>
             </w:pPr>
-            <w:hyperlink w:history="1" r:id="rId18">
+            <w:hyperlink r:id="rId15" w:history="1">
               <w:r>
                 <w:rPr>
-                  <w:rStyle w:val="Hyperlink"/>
-                  <w:rFonts w:cs="Calibri"/>
+                  <w:color w:val="534F4B"/>
                   <w:sz w:val="20"/>
                   <w:szCs w:val="20"/>
                   <w:lang w:val="en-IN" w:eastAsia="en-IN" w:bidi="ar-SA"/>
@@ -4398,29 +4495,48 @@
             </w:hyperlink>
             <w:r>
               <w:rPr>
-                <w:rFonts w:cs="Calibri"/>
                 <w:color w:val="534F4B"/>
                 <w:sz w:val="20"/>
                 <w:szCs w:val="20"/>
                 <w:lang w:val="en-IN" w:eastAsia="en-IN" w:bidi="ar-SA"/>
               </w:rPr>
-              <w:t>-tic-staging.odessainc.com/</w:t>
+              <w:t>-tic-staging.</w:t>
+            </w:r>
+          </w:p>
+          <w:p>
+            <w:pPr>
+              <w:rPr>
+                <w:color w:val="534F4B"/>
+                <w:sz w:val="20"/>
+                <w:szCs w:val="20"/>
+                <w:lang w:val="en-IN" w:eastAsia="en-IN" w:bidi="ar-SA"/>
+              </w:rPr>
+            </w:pPr>
+            <w:r>
+              <w:rPr>
+                <w:color w:val="534F4B"/>
+                <w:sz w:val="20"/>
+                <w:szCs w:val="20"/>
+                <w:lang w:val="en-IN" w:eastAsia="en-IN" w:bidi="ar-SA"/>
+              </w:rPr>
+              <w:t>odessainc.com/</w:t>
             </w:r>
           </w:p>
         </w:tc>
       </w:tr>
       <w:tr>
         <w:trPr>
-          <w:trHeight w:val="300"/>
+          <w:cantSplit/>
+          <w:trHeight w:val="507"/>
         </w:trPr>
         <w:tc>
           <w:tcPr>
-            <w:tcW w:w="1235" w:type="dxa"/>
+            <w:tcW w:w="1408" w:type="dxa"/>
             <w:tcBorders>
-              <w:top w:val="single" w:color="A3A3A3" w:sz="8" w:space="0"/>
-              <w:left w:val="single" w:color="A3A3A3" w:sz="8" w:space="0"/>
-              <w:bottom w:val="single" w:color="A3A3A3" w:sz="8" w:space="0"/>
-              <w:right w:val="single" w:color="A3A3A3" w:sz="8" w:space="0"/>
+              <w:top w:val="single" w:sz="8" w:space="0" w:color="A3A3A3"/>
+              <w:left w:val="single" w:sz="8" w:space="0" w:color="A3A3A3"/>
+              <w:bottom w:val="single" w:sz="8" w:space="0" w:color="A3A3A3"/>
+              <w:right w:val="single" w:sz="8" w:space="0" w:color="A3A3A3"/>
             </w:tcBorders>
             <w:tcMar>
               <w:top w:w="80" w:type="dxa"/>
@@ -4436,19 +4552,13 @@
               <w:autoSpaceDE/>
               <w:autoSpaceDN/>
               <w:rPr>
-                <w:rFonts w:cs="Calibri"/>
                 <w:color w:val="534F4B"/>
-                <w:sz w:val="20"/>
-                <w:szCs w:val="20"/>
                 <w:lang w:val="en-IN" w:eastAsia="en-IN" w:bidi="ar-SA"/>
               </w:rPr>
             </w:pPr>
             <w:r>
               <w:rPr>
-                <w:rFonts w:cs="Calibri"/>
                 <w:color w:val="534F4B"/>
-                <w:sz w:val="20"/>
-                <w:szCs w:val="20"/>
                 <w:lang w:val="en-IN" w:eastAsia="en-IN" w:bidi="ar-SA"/>
               </w:rPr>
               <w:t>UAT</w:t>
@@ -4457,12 +4567,12 @@
         </w:tc>
         <w:tc>
           <w:tcPr>
-            <w:tcW w:w="3077" w:type="dxa"/>
+            <w:tcW w:w="2551" w:type="dxa"/>
             <w:tcBorders>
-              <w:top w:val="single" w:color="A3A3A3" w:sz="8" w:space="0"/>
-              <w:left w:val="single" w:color="A3A3A3" w:sz="8" w:space="0"/>
-              <w:bottom w:val="single" w:color="A3A3A3" w:sz="8" w:space="0"/>
-              <w:right w:val="single" w:color="A3A3A3" w:sz="8" w:space="0"/>
+              <w:top w:val="single" w:sz="8" w:space="0" w:color="A3A3A3"/>
+              <w:left w:val="single" w:sz="8" w:space="0" w:color="A3A3A3"/>
+              <w:bottom w:val="single" w:sz="8" w:space="0" w:color="A3A3A3"/>
+              <w:right w:val="single" w:sz="8" w:space="0" w:color="A3A3A3"/>
             </w:tcBorders>
             <w:tcMar>
               <w:top w:w="80" w:type="dxa"/>
@@ -4478,18 +4588,16 @@
               <w:autoSpaceDE/>
               <w:autoSpaceDN/>
               <w:rPr>
-                <w:rFonts w:cs="Calibri"/>
                 <w:color w:val="534F4B"/>
                 <w:sz w:val="20"/>
                 <w:szCs w:val="20"/>
                 <w:lang w:val="en-IN" w:eastAsia="en-IN" w:bidi="ar-SA"/>
               </w:rPr>
             </w:pPr>
-            <w:hyperlink w:history="1" r:id="rId19">
+            <w:hyperlink r:id="rId16" w:history="1">
               <w:r>
                 <w:rPr>
-                  <w:rStyle w:val="Hyperlink"/>
-                  <w:rFonts w:cs="Calibri"/>
+                  <w:color w:val="534F4B"/>
                   <w:sz w:val="20"/>
                   <w:szCs w:val="20"/>
                   <w:lang w:val="en-IN" w:eastAsia="en-IN" w:bidi="ar-SA"/>
@@ -4499,24 +4607,45 @@
             </w:hyperlink>
             <w:r>
               <w:rPr>
-                <w:rFonts w:cs="Calibri"/>
                 <w:color w:val="534F4B"/>
                 <w:sz w:val="20"/>
                 <w:szCs w:val="20"/>
                 <w:lang w:val="en-IN" w:eastAsia="en-IN" w:bidi="ar-SA"/>
               </w:rPr>
-              <w:t>-uat.odessainc.com/Login</w:t>
+              <w:t>-uat.</w:t>
+            </w:r>
+          </w:p>
+          <w:p>
+            <w:pPr>
+              <w:widowControl/>
+              <w:autoSpaceDE/>
+              <w:autoSpaceDN/>
+              <w:rPr>
+                <w:color w:val="534F4B"/>
+                <w:sz w:val="20"/>
+                <w:szCs w:val="20"/>
+                <w:lang w:val="en-IN" w:eastAsia="en-IN" w:bidi="ar-SA"/>
+              </w:rPr>
+            </w:pPr>
+            <w:r>
+              <w:rPr>
+                <w:color w:val="534F4B"/>
+                <w:sz w:val="20"/>
+                <w:szCs w:val="20"/>
+                <w:lang w:val="en-IN" w:eastAsia="en-IN" w:bidi="ar-SA"/>
+              </w:rPr>
+              <w:t>odessainc.com/</w:t>
             </w:r>
           </w:p>
         </w:tc>
         <w:tc>
           <w:tcPr>
-            <w:tcW w:w="2844" w:type="dxa"/>
+            <w:tcW w:w="2551" w:type="dxa"/>
             <w:tcBorders>
-              <w:top w:val="single" w:color="A3A3A3" w:sz="8" w:space="0"/>
-              <w:left w:val="single" w:color="A3A3A3" w:sz="8" w:space="0"/>
-              <w:bottom w:val="single" w:color="A3A3A3" w:sz="8" w:space="0"/>
-              <w:right w:val="single" w:color="A3A3A3" w:sz="8" w:space="0"/>
+              <w:top w:val="single" w:sz="8" w:space="0" w:color="A3A3A3"/>
+              <w:left w:val="single" w:sz="8" w:space="0" w:color="A3A3A3"/>
+              <w:bottom w:val="single" w:sz="8" w:space="0" w:color="A3A3A3"/>
+              <w:right w:val="single" w:sz="8" w:space="0" w:color="A3A3A3"/>
             </w:tcBorders>
             <w:tcMar>
               <w:top w:w="80" w:type="dxa"/>
@@ -4528,18 +4657,16 @@
           <w:p>
             <w:pPr>
               <w:rPr>
-                <w:rFonts w:cs="Calibri"/>
                 <w:color w:val="534F4B"/>
                 <w:sz w:val="20"/>
                 <w:szCs w:val="20"/>
                 <w:lang w:val="en-IN" w:eastAsia="en-IN" w:bidi="ar-SA"/>
               </w:rPr>
             </w:pPr>
-            <w:hyperlink w:history="1" r:id="rId20">
+            <w:hyperlink r:id="rId17" w:history="1">
               <w:r>
                 <w:rPr>
-                  <w:rStyle w:val="Hyperlink"/>
-                  <w:rFonts w:cs="Calibri"/>
+                  <w:color w:val="534F4B"/>
                   <w:sz w:val="20"/>
                   <w:szCs w:val="20"/>
                   <w:lang w:val="en-IN" w:eastAsia="en-IN" w:bidi="ar-SA"/>
@@ -4549,24 +4676,23 @@
             </w:hyperlink>
             <w:r>
               <w:rPr>
-                <w:rFonts w:cs="Calibri"/>
                 <w:color w:val="534F4B"/>
                 <w:sz w:val="20"/>
                 <w:szCs w:val="20"/>
                 <w:lang w:val="en-IN" w:eastAsia="en-IN" w:bidi="ar-SA"/>
               </w:rPr>
-              <w:t>-tic-uat.odessainc.com/Login#</w:t>
+              <w:t>-tic-uat.odessainc.com/</w:t>
             </w:r>
           </w:p>
         </w:tc>
         <w:tc>
           <w:tcPr>
-            <w:tcW w:w="2844" w:type="dxa"/>
+            <w:tcW w:w="2551" w:type="dxa"/>
             <w:tcBorders>
-              <w:top w:val="single" w:color="A3A3A3" w:sz="8" w:space="0"/>
-              <w:left w:val="single" w:color="A3A3A3" w:sz="8" w:space="0"/>
-              <w:bottom w:val="single" w:color="A3A3A3" w:sz="8" w:space="0"/>
-              <w:right w:val="single" w:color="A3A3A3" w:sz="8" w:space="0"/>
+              <w:top w:val="single" w:sz="8" w:space="0" w:color="A3A3A3"/>
+              <w:left w:val="single" w:sz="8" w:space="0" w:color="A3A3A3"/>
+              <w:bottom w:val="single" w:sz="8" w:space="0" w:color="A3A3A3"/>
+              <w:right w:val="single" w:sz="8" w:space="0" w:color="A3A3A3"/>
             </w:tcBorders>
             <w:tcMar>
               <w:top w:w="80" w:type="dxa"/>
@@ -4578,18 +4704,16 @@
           <w:p>
             <w:pPr>
               <w:rPr>
-                <w:rFonts w:cs="Calibri"/>
                 <w:color w:val="534F4B"/>
                 <w:sz w:val="20"/>
                 <w:szCs w:val="20"/>
                 <w:lang w:val="en-IN" w:eastAsia="en-IN" w:bidi="ar-SA"/>
               </w:rPr>
             </w:pPr>
-            <w:hyperlink w:history="1" r:id="rId21">
+            <w:hyperlink r:id="rId18" w:history="1">
               <w:r>
                 <w:rPr>
-                  <w:rStyle w:val="Hyperlink"/>
-                  <w:rFonts w:cs="Calibri"/>
+                  <w:color w:val="534F4B"/>
                   <w:sz w:val="20"/>
                   <w:szCs w:val="20"/>
                   <w:lang w:val="en-IN" w:eastAsia="en-IN" w:bidi="ar-SA"/>
@@ -4599,24 +4723,42 @@
             </w:hyperlink>
             <w:r>
               <w:rPr>
-                <w:rFonts w:cs="Calibri"/>
                 <w:color w:val="534F4B"/>
                 <w:sz w:val="20"/>
                 <w:szCs w:val="20"/>
                 <w:lang w:val="en-IN" w:eastAsia="en-IN" w:bidi="ar-SA"/>
               </w:rPr>
-              <w:t>-tic-uat.odessainc.com/Login#</w:t>
+              <w:t>-tic-uat.</w:t>
+            </w:r>
+          </w:p>
+          <w:p>
+            <w:pPr>
+              <w:rPr>
+                <w:color w:val="534F4B"/>
+                <w:sz w:val="20"/>
+                <w:szCs w:val="20"/>
+                <w:lang w:val="en-IN" w:eastAsia="en-IN" w:bidi="ar-SA"/>
+              </w:rPr>
+            </w:pPr>
+            <w:r>
+              <w:rPr>
+                <w:color w:val="534F4B"/>
+                <w:sz w:val="20"/>
+                <w:szCs w:val="20"/>
+                <w:lang w:val="en-IN" w:eastAsia="en-IN" w:bidi="ar-SA"/>
+              </w:rPr>
+              <w:t>odessainc.com/</w:t>
             </w:r>
           </w:p>
         </w:tc>
         <w:tc>
           <w:tcPr>
-            <w:tcW w:w="2654" w:type="dxa"/>
+            <w:tcW w:w="2551" w:type="dxa"/>
             <w:tcBorders>
-              <w:top w:val="single" w:color="A3A3A3" w:sz="8" w:space="0"/>
-              <w:left w:val="single" w:color="A3A3A3" w:sz="8" w:space="0"/>
-              <w:bottom w:val="single" w:color="A3A3A3" w:sz="8" w:space="0"/>
-              <w:right w:val="single" w:color="A3A3A3" w:sz="8" w:space="0"/>
+              <w:top w:val="single" w:sz="8" w:space="0" w:color="A3A3A3"/>
+              <w:left w:val="single" w:sz="8" w:space="0" w:color="A3A3A3"/>
+              <w:bottom w:val="single" w:sz="8" w:space="0" w:color="A3A3A3"/>
+              <w:right w:val="single" w:sz="8" w:space="0" w:color="A3A3A3"/>
             </w:tcBorders>
             <w:tcMar>
               <w:top w:w="80" w:type="dxa"/>
@@ -4628,18 +4770,16 @@
           <w:p>
             <w:pPr>
               <w:rPr>
-                <w:rFonts w:cs="Calibri"/>
                 <w:color w:val="534F4B"/>
                 <w:sz w:val="20"/>
                 <w:szCs w:val="20"/>
                 <w:lang w:val="en-IN" w:eastAsia="en-IN" w:bidi="ar-SA"/>
               </w:rPr>
             </w:pPr>
-            <w:hyperlink w:history="1" r:id="rId22">
+            <w:hyperlink r:id="rId19" w:history="1">
               <w:r>
                 <w:rPr>
-                  <w:rStyle w:val="Hyperlink"/>
-                  <w:rFonts w:cs="Calibri"/>
+                  <w:color w:val="534F4B"/>
                   <w:sz w:val="20"/>
                   <w:szCs w:val="20"/>
                   <w:lang w:val="en-IN" w:eastAsia="en-IN" w:bidi="ar-SA"/>
@@ -4649,29 +4789,48 @@
             </w:hyperlink>
             <w:r>
               <w:rPr>
-                <w:rFonts w:cs="Calibri"/>
                 <w:color w:val="534F4B"/>
                 <w:sz w:val="20"/>
                 <w:szCs w:val="20"/>
                 <w:lang w:val="en-IN" w:eastAsia="en-IN" w:bidi="ar-SA"/>
               </w:rPr>
-              <w:t>-tic-uat.odessainc.com/api/ping</w:t>
+              <w:t>-tic-uat.</w:t>
+            </w:r>
+          </w:p>
+          <w:p>
+            <w:pPr>
+              <w:rPr>
+                <w:color w:val="534F4B"/>
+                <w:sz w:val="20"/>
+                <w:szCs w:val="20"/>
+                <w:lang w:val="en-IN" w:eastAsia="en-IN" w:bidi="ar-SA"/>
+              </w:rPr>
+            </w:pPr>
+            <w:r>
+              <w:rPr>
+                <w:color w:val="534F4B"/>
+                <w:sz w:val="20"/>
+                <w:szCs w:val="20"/>
+                <w:lang w:val="en-IN" w:eastAsia="en-IN" w:bidi="ar-SA"/>
+              </w:rPr>
+              <w:t>odessainc.com/Api/</w:t>
             </w:r>
           </w:p>
         </w:tc>
       </w:tr>
       <w:tr>
         <w:trPr>
-          <w:trHeight w:val="300"/>
+          <w:cantSplit/>
+          <w:trHeight w:val="531"/>
         </w:trPr>
         <w:tc>
           <w:tcPr>
-            <w:tcW w:w="1235" w:type="dxa"/>
+            <w:tcW w:w="1408" w:type="dxa"/>
             <w:tcBorders>
-              <w:top w:val="single" w:color="A3A3A3" w:sz="8" w:space="0"/>
-              <w:left w:val="single" w:color="A3A3A3" w:sz="8" w:space="0"/>
-              <w:bottom w:val="single" w:color="A3A3A3" w:sz="8" w:space="0"/>
-              <w:right w:val="single" w:color="A3A3A3" w:sz="8" w:space="0"/>
+              <w:top w:val="single" w:sz="8" w:space="0" w:color="A3A3A3"/>
+              <w:left w:val="single" w:sz="8" w:space="0" w:color="A3A3A3"/>
+              <w:bottom w:val="single" w:sz="8" w:space="0" w:color="A3A3A3"/>
+              <w:right w:val="single" w:sz="8" w:space="0" w:color="A3A3A3"/>
             </w:tcBorders>
             <w:tcMar>
               <w:top w:w="80" w:type="dxa"/>
@@ -4687,19 +4846,13 @@
               <w:autoSpaceDE/>
               <w:autoSpaceDN/>
               <w:rPr>
-                <w:rFonts w:cs="Calibri"/>
                 <w:color w:val="534F4B"/>
-                <w:sz w:val="20"/>
-                <w:szCs w:val="20"/>
                 <w:lang w:val="en-IN" w:eastAsia="en-IN" w:bidi="ar-SA"/>
               </w:rPr>
             </w:pPr>
             <w:r>
               <w:rPr>
-                <w:rFonts w:cs="Calibri"/>
                 <w:color w:val="534F4B"/>
-                <w:sz w:val="20"/>
-                <w:szCs w:val="20"/>
                 <w:lang w:val="en-IN" w:eastAsia="en-IN" w:bidi="ar-SA"/>
               </w:rPr>
               <w:t>Production</w:t>
@@ -4708,12 +4861,12 @@
         </w:tc>
         <w:tc>
           <w:tcPr>
-            <w:tcW w:w="3077" w:type="dxa"/>
+            <w:tcW w:w="2551" w:type="dxa"/>
             <w:tcBorders>
-              <w:top w:val="single" w:color="A3A3A3" w:sz="8" w:space="0"/>
-              <w:left w:val="single" w:color="A3A3A3" w:sz="8" w:space="0"/>
-              <w:bottom w:val="single" w:color="A3A3A3" w:sz="8" w:space="0"/>
-              <w:right w:val="single" w:color="A3A3A3" w:sz="8" w:space="0"/>
+              <w:top w:val="single" w:sz="8" w:space="0" w:color="A3A3A3"/>
+              <w:left w:val="single" w:sz="8" w:space="0" w:color="A3A3A3"/>
+              <w:bottom w:val="single" w:sz="8" w:space="0" w:color="A3A3A3"/>
+              <w:right w:val="single" w:sz="8" w:space="0" w:color="A3A3A3"/>
             </w:tcBorders>
             <w:tcMar>
               <w:top w:w="80" w:type="dxa"/>
@@ -4729,18 +4882,16 @@
               <w:autoSpaceDE/>
               <w:autoSpaceDN/>
               <w:rPr>
-                <w:rFonts w:cs="Calibri"/>
                 <w:color w:val="534F4B"/>
                 <w:sz w:val="20"/>
                 <w:szCs w:val="20"/>
                 <w:lang w:val="en-IN" w:eastAsia="en-IN" w:bidi="ar-SA"/>
               </w:rPr>
             </w:pPr>
-            <w:hyperlink w:history="1" r:id="rId23">
+            <w:hyperlink r:id="rId20" w:history="1">
               <w:r>
                 <w:rPr>
-                  <w:rStyle w:val="Hyperlink"/>
-                  <w:rFonts w:cs="Calibri"/>
+                  <w:color w:val="534F4B"/>
                   <w:sz w:val="20"/>
                   <w:szCs w:val="20"/>
                   <w:lang w:val="en-IN" w:eastAsia="en-IN" w:bidi="ar-SA"/>
@@ -4750,23 +4901,23 @@
             </w:hyperlink>
             <w:r>
               <w:rPr>
-                <w:rFonts w:cs="Calibri"/>
+                <w:color w:val="534F4B"/>
                 <w:sz w:val="20"/>
                 <w:szCs w:val="20"/>
                 <w:lang w:val="en-IN" w:eastAsia="en-IN" w:bidi="ar-SA"/>
               </w:rPr>
-              <w:t>.odessainc.com/Login</w:t>
+              <w:t>.odessainc.com/</w:t>
             </w:r>
           </w:p>
         </w:tc>
         <w:tc>
           <w:tcPr>
-            <w:tcW w:w="2844" w:type="dxa"/>
+            <w:tcW w:w="2551" w:type="dxa"/>
             <w:tcBorders>
-              <w:top w:val="single" w:color="A3A3A3" w:sz="8" w:space="0"/>
-              <w:left w:val="single" w:color="A3A3A3" w:sz="8" w:space="0"/>
-              <w:bottom w:val="single" w:color="A3A3A3" w:sz="8" w:space="0"/>
-              <w:right w:val="single" w:color="A3A3A3" w:sz="8" w:space="0"/>
+              <w:top w:val="single" w:sz="8" w:space="0" w:color="A3A3A3"/>
+              <w:left w:val="single" w:sz="8" w:space="0" w:color="A3A3A3"/>
+              <w:bottom w:val="single" w:sz="8" w:space="0" w:color="A3A3A3"/>
+              <w:right w:val="single" w:sz="8" w:space="0" w:color="A3A3A3"/>
             </w:tcBorders>
             <w:tcMar>
               <w:top w:w="80" w:type="dxa"/>
@@ -4778,18 +4929,16 @@
           <w:p>
             <w:pPr>
               <w:rPr>
-                <w:rFonts w:cs="Calibri"/>
                 <w:color w:val="534F4B"/>
                 <w:sz w:val="20"/>
                 <w:szCs w:val="20"/>
                 <w:lang w:val="en-IN" w:eastAsia="en-IN" w:bidi="ar-SA"/>
               </w:rPr>
             </w:pPr>
-            <w:hyperlink w:history="1" r:id="rId24">
+            <w:hyperlink r:id="rId21" w:history="1">
               <w:r>
                 <w:rPr>
-                  <w:rStyle w:val="Hyperlink"/>
-                  <w:rFonts w:cs="Calibri"/>
+                  <w:color w:val="534F4B"/>
                   <w:sz w:val="20"/>
                   <w:szCs w:val="20"/>
                   <w:lang w:val="en-IN" w:eastAsia="en-IN" w:bidi="ar-SA"/>
@@ -4799,23 +4948,23 @@
             </w:hyperlink>
             <w:r>
               <w:rPr>
-                <w:rFonts w:cs="Calibri"/>
+                <w:color w:val="534F4B"/>
                 <w:sz w:val="20"/>
                 <w:szCs w:val="20"/>
                 <w:lang w:val="en-IN" w:eastAsia="en-IN" w:bidi="ar-SA"/>
               </w:rPr>
-              <w:t>-tic.odessainc.com/Login</w:t>
+              <w:t>-tic.odessainc.com/</w:t>
             </w:r>
           </w:p>
         </w:tc>
         <w:tc>
           <w:tcPr>
-            <w:tcW w:w="2844" w:type="dxa"/>
+            <w:tcW w:w="2551" w:type="dxa"/>
             <w:tcBorders>
-              <w:top w:val="single" w:color="A3A3A3" w:sz="8" w:space="0"/>
-              <w:left w:val="single" w:color="A3A3A3" w:sz="8" w:space="0"/>
-              <w:bottom w:val="single" w:color="A3A3A3" w:sz="8" w:space="0"/>
-              <w:right w:val="single" w:color="A3A3A3" w:sz="8" w:space="0"/>
+              <w:top w:val="single" w:sz="8" w:space="0" w:color="A3A3A3"/>
+              <w:left w:val="single" w:sz="8" w:space="0" w:color="A3A3A3"/>
+              <w:bottom w:val="single" w:sz="8" w:space="0" w:color="A3A3A3"/>
+              <w:right w:val="single" w:sz="8" w:space="0" w:color="A3A3A3"/>
             </w:tcBorders>
             <w:tcMar>
               <w:top w:w="80" w:type="dxa"/>
@@ -4827,18 +4976,16 @@
           <w:p>
             <w:pPr>
               <w:rPr>
-                <w:rFonts w:cs="Calibri"/>
                 <w:color w:val="534F4B"/>
                 <w:sz w:val="20"/>
                 <w:szCs w:val="20"/>
                 <w:lang w:val="en-IN" w:eastAsia="en-IN" w:bidi="ar-SA"/>
               </w:rPr>
             </w:pPr>
-            <w:hyperlink w:history="1" r:id="rId25">
+            <w:hyperlink r:id="rId22" w:history="1">
               <w:r>
                 <w:rPr>
-                  <w:rStyle w:val="Hyperlink"/>
-                  <w:rFonts w:cs="Calibri"/>
+                  <w:color w:val="534F4B"/>
                   <w:sz w:val="20"/>
                   <w:szCs w:val="20"/>
                   <w:lang w:val="en-IN" w:eastAsia="en-IN" w:bidi="ar-SA"/>
@@ -4848,23 +4995,42 @@
             </w:hyperlink>
             <w:r>
               <w:rPr>
-                <w:rFonts w:cs="Calibri"/>
+                <w:color w:val="534F4B"/>
                 <w:sz w:val="20"/>
                 <w:szCs w:val="20"/>
                 <w:lang w:val="en-IN" w:eastAsia="en-IN" w:bidi="ar-SA"/>
               </w:rPr>
-              <w:t>-tic.odessainc.com/Login</w:t>
+              <w:t>-tic.</w:t>
+            </w:r>
+          </w:p>
+          <w:p>
+            <w:pPr>
+              <w:rPr>
+                <w:color w:val="534F4B"/>
+                <w:sz w:val="20"/>
+                <w:szCs w:val="20"/>
+                <w:lang w:val="en-IN" w:eastAsia="en-IN" w:bidi="ar-SA"/>
+              </w:rPr>
+            </w:pPr>
+            <w:r>
+              <w:rPr>
+                <w:color w:val="534F4B"/>
+                <w:sz w:val="20"/>
+                <w:szCs w:val="20"/>
+                <w:lang w:val="en-IN" w:eastAsia="en-IN" w:bidi="ar-SA"/>
+              </w:rPr>
+              <w:t>odessainc.com/</w:t>
             </w:r>
           </w:p>
         </w:tc>
         <w:tc>
           <w:tcPr>
-            <w:tcW w:w="2654" w:type="dxa"/>
+            <w:tcW w:w="2551" w:type="dxa"/>
             <w:tcBorders>
-              <w:top w:val="single" w:color="A3A3A3" w:sz="8" w:space="0"/>
-              <w:left w:val="single" w:color="A3A3A3" w:sz="8" w:space="0"/>
-              <w:bottom w:val="single" w:color="A3A3A3" w:sz="8" w:space="0"/>
-              <w:right w:val="single" w:color="A3A3A3" w:sz="8" w:space="0"/>
+              <w:top w:val="single" w:sz="8" w:space="0" w:color="A3A3A3"/>
+              <w:left w:val="single" w:sz="8" w:space="0" w:color="A3A3A3"/>
+              <w:bottom w:val="single" w:sz="8" w:space="0" w:color="A3A3A3"/>
+              <w:right w:val="single" w:sz="8" w:space="0" w:color="A3A3A3"/>
             </w:tcBorders>
             <w:tcMar>
               <w:top w:w="80" w:type="dxa"/>
@@ -4876,18 +5042,16 @@
           <w:p>
             <w:pPr>
               <w:rPr>
-                <w:rFonts w:cs="Calibri"/>
                 <w:color w:val="534F4B"/>
                 <w:sz w:val="20"/>
                 <w:szCs w:val="20"/>
                 <w:lang w:val="en-IN" w:eastAsia="en-IN" w:bidi="ar-SA"/>
               </w:rPr>
             </w:pPr>
-            <w:hyperlink w:history="1" r:id="rId26">
+            <w:hyperlink r:id="rId23" w:history="1">
               <w:r>
                 <w:rPr>
-                  <w:rStyle w:val="Hyperlink"/>
-                  <w:rFonts w:cs="Calibri"/>
+                  <w:color w:val="534F4B"/>
                   <w:sz w:val="20"/>
                   <w:szCs w:val="20"/>
                   <w:lang w:val="en-IN" w:eastAsia="en-IN" w:bidi="ar-SA"/>
@@ -4897,12 +5061,31 @@
             </w:hyperlink>
             <w:r>
               <w:rPr>
-                <w:rFonts w:cs="Calibri"/>
+                <w:color w:val="534F4B"/>
                 <w:sz w:val="20"/>
                 <w:szCs w:val="20"/>
                 <w:lang w:val="en-IN" w:eastAsia="en-IN" w:bidi="ar-SA"/>
               </w:rPr>
-              <w:t>-tic.odessainc.com/api/ping</w:t>
+              <w:t>-tic.</w:t>
+            </w:r>
+          </w:p>
+          <w:p>
+            <w:pPr>
+              <w:rPr>
+                <w:color w:val="534F4B"/>
+                <w:sz w:val="20"/>
+                <w:szCs w:val="20"/>
+                <w:lang w:val="en-IN" w:eastAsia="en-IN" w:bidi="ar-SA"/>
+              </w:rPr>
+            </w:pPr>
+            <w:r>
+              <w:rPr>
+                <w:color w:val="534F4B"/>
+                <w:sz w:val="20"/>
+                <w:szCs w:val="20"/>
+                <w:lang w:val="en-IN" w:eastAsia="en-IN" w:bidi="ar-SA"/>
+              </w:rPr>
+              <w:t>odessainc.com/Api/</w:t>
             </w:r>
           </w:p>
         </w:tc>
@@ -4910,63 +5093,14 @@
     </w:tbl>
     <w:p>
       <w:pPr>
-        <w:rPr>
-          <w:rFonts w:asciiTheme="minorHAnsi" w:hAnsiTheme="minorHAnsi" w:cstheme="minorHAnsi"/>
-          <w:color w:val="00ACC8"/>
-          <w:sz w:val="28"/>
-          <w:szCs w:val="28"/>
-        </w:rPr>
-      </w:pPr>
-    </w:p>
-    <w:p>
-      <w:pPr>
-        <w:rPr>
-          <w:rFonts w:asciiTheme="minorHAnsi" w:hAnsiTheme="minorHAnsi" w:cstheme="minorHAnsi"/>
-          <w:color w:val="00ACC8"/>
-          <w:sz w:val="28"/>
-          <w:szCs w:val="28"/>
-        </w:rPr>
-      </w:pPr>
-    </w:p>
-    <w:p>
-      <w:pPr>
-        <w:rPr>
-          <w:rFonts w:asciiTheme="minorHAnsi" w:hAnsiTheme="minorHAnsi" w:cstheme="minorHAnsi"/>
-          <w:color w:val="00ACC8"/>
-          <w:sz w:val="28"/>
-          <w:szCs w:val="28"/>
-        </w:rPr>
-      </w:pPr>
-    </w:p>
-    <w:p>
-      <w:pPr>
-        <w:rPr>
-          <w:rFonts w:asciiTheme="minorHAnsi" w:hAnsiTheme="minorHAnsi" w:cstheme="minorHAnsi"/>
-          <w:color w:val="00ACC8"/>
-          <w:sz w:val="28"/>
-          <w:szCs w:val="28"/>
-        </w:rPr>
-      </w:pPr>
-    </w:p>
-    <w:p>
-      <w:pPr>
-        <w:rPr>
-          <w:rFonts w:asciiTheme="minorHAnsi" w:hAnsiTheme="minorHAnsi" w:cstheme="minorHAnsi"/>
-          <w:color w:val="00ACC8"/>
-          <w:sz w:val="28"/>
-          <w:szCs w:val="28"/>
-        </w:rPr>
-      </w:pPr>
-    </w:p>
-    <w:p>
-      <w:pPr>
-        <w:rPr>
-          <w:rFonts w:asciiTheme="minorHAnsi" w:hAnsiTheme="minorHAnsi" w:cstheme="minorHAnsi"/>
-          <w:color w:val="00ACC8"/>
-          <w:sz w:val="28"/>
-          <w:szCs w:val="28"/>
-        </w:rPr>
-      </w:pPr>
+        <w:widowControl/>
+        <w:autoSpaceDE/>
+        <w:autoSpaceDN/>
+        <w:spacing w:after="160" w:line="278" w:lineRule="auto"/>
+      </w:pPr>
+      <w:r>
+        <w:br w:type="page"/>
+      </w:r>
     </w:p>
     <w:p>
       <w:pPr>
@@ -4980,78 +5114,75 @@
         </w:tabs>
         <w:jc w:val="both"/>
         <w:rPr>
-          <w:rFonts w:ascii="Calibri" w:hAnsi="Calibri" w:eastAsia="Calibri" w:cs="Calibri"/>
+          <w:rFonts w:ascii="Calibri" w:eastAsia="Calibri" w:hAnsi="Calibri" w:cs="Calibri"/>
           <w:color w:val="156082" w:themeColor="accent1"/>
         </w:rPr>
       </w:pPr>
-      <w:bookmarkStart w:name="_Toc229047350" w:id="16"/>
+      <w:bookmarkStart w:id="12" w:name="_Toc229047350"/>
       <w:r>
         <w:rPr>
-          <w:rFonts w:ascii="Calibri" w:hAnsi="Calibri" w:eastAsia="Calibri" w:cs="Calibri"/>
+          <w:rFonts w:ascii="Calibri" w:eastAsia="Calibri" w:hAnsi="Calibri" w:cs="Calibri"/>
           <w:color w:val="156082" w:themeColor="accent1"/>
         </w:rPr>
+        <w:lastRenderedPageBreak/>
         <w:t>Business Configuration</w:t>
       </w:r>
-      <w:bookmarkEnd w:id="16"/>
+      <w:bookmarkEnd w:id="12"/>
     </w:p>
     <!--BLOCK:BIZCONFIG:TABLE_START-->
     <w:tbl>
       <w:tblPr>
-        <w:tblW w:w="13041" w:type="dxa"/>
+        <w:tblW w:w="0" w:type="auto"/>
         <w:tblBorders>
-          <w:top w:val="outset" w:color="auto" w:sz="6" w:space="0"/>
-          <w:left w:val="outset" w:color="auto" w:sz="6" w:space="0"/>
-          <w:bottom w:val="outset" w:color="auto" w:sz="6" w:space="0"/>
-          <w:right w:val="outset" w:color="auto" w:sz="6" w:space="0"/>
+          <w:top w:val="single" w:sz="6" w:space="0" w:color="auto"/>
+          <w:left w:val="single" w:sz="6" w:space="0" w:color="auto"/>
+          <w:bottom w:val="single" w:sz="6" w:space="0" w:color="auto"/>
+          <w:right w:val="single" w:sz="6" w:space="0" w:color="auto"/>
         </w:tblBorders>
-        <w:tblCellMar>
-          <w:left w:w="0" w:type="dxa"/>
-          <w:right w:w="0" w:type="dxa"/>
-        </w:tblCellMar>
         <w:tblLook w:val="04A0" w:firstRow="1" w:lastRow="0" w:firstColumn="1" w:lastColumn="0" w:noHBand="0" w:noVBand="1"/>
       </w:tblPr>
       <w:tblGrid>
-        <w:gridCol w:w="930"/>
-        <w:gridCol w:w="1290"/>
-        <w:gridCol w:w="9030"/>
-        <w:gridCol w:w="1791"/>
+        <w:gridCol w:w="924"/>
+        <w:gridCol w:w="1409"/>
+        <w:gridCol w:w="6516"/>
+        <w:gridCol w:w="1079"/>
       </w:tblGrid>
       <w:tr>
         <w:trPr>
-          <w:cantSplit/>
-          <w:trHeight w:val="255"/>
+          <w:trHeight w:val="240"/>
         </w:trPr>
         <w:tc>
           <w:tcPr>
-            <w:tcW w:w="930" w:type="dxa"/>
+            <w:tcW w:w="1125" w:type="dxa"/>
             <w:tcBorders>
-              <w:top w:val="single" w:color="auto" w:sz="6" w:space="0"/>
-              <w:left w:val="single" w:color="auto" w:sz="0" w:space="0"/>
-              <w:bottom w:val="single" w:color="auto" w:sz="6" w:space="0"/>
-              <w:right w:val="single" w:color="auto" w:sz="6" w:space="0"/>
+              <w:top w:val="single" w:sz="6" w:space="0" w:color="auto"/>
+              <w:left w:val="single" w:sz="0" w:space="0" w:color="auto"/>
+              <w:bottom w:val="single" w:sz="6" w:space="0" w:color="auto"/>
+              <w:right w:val="single" w:sz="6" w:space="0" w:color="auto"/>
             </w:tcBorders>
             <w:shd w:val="clear" w:color="auto" w:fill="104861"/>
-            <w:tcMar/>
+            <w:tcMar>
+              <w:left w:w="105" w:type="dxa"/>
+              <w:right w:w="105" w:type="dxa"/>
+            </w:tcMar>
             <w:vAlign w:val="bottom"/>
           </w:tcPr>
           <w:p>
             <w:pPr>
               <w:jc w:val="center"/>
+              <w:rPr>
+                <w:rFonts w:eastAsia="Calibri" w:cs="Calibri"/>
+                <w:color w:val="FFFFFF" w:themeColor="background1"/>
+                <w:szCs w:val="21"/>
+              </w:rPr>
             </w:pPr>
-            <w:bookmarkStart w:name="_Toc70617453" w:id="17"/>
-            <w:bookmarkStart w:name="_Toc70690095" w:id="18"/>
-            <w:bookmarkStart w:name="_Toc77775231" w:id="19"/>
-            <w:bookmarkStart w:name="_Toc113031711" w:id="20"/>
-            <w:bookmarkStart w:name="_Toc229047351" w:id="21"/>
-            <w:bookmarkEnd w:id="9"/>
-            <w:bookmarkEnd w:id="10"/>
-            <w:bookmarkEnd w:id="11"/>
-            <w:bookmarkEnd w:id="12"/>
-            <w:r>
-              <w:rPr>
+            <w:r>
+              <w:rPr>
+                <w:rFonts w:eastAsia="Calibri" w:cs="Calibri"/>
                 <w:b/>
                 <w:bCs/>
                 <w:color w:val="FFFFFF" w:themeColor="background1"/>
+                <w:szCs w:val="21"/>
               </w:rPr>
               <w:t xml:space="preserve">Sl No</w:t>
             </w:r>
@@ -5059,26 +5190,36 @@
         </w:tc>
         <w:tc>
           <w:tcPr>
-            <w:tcW w:w="1290" w:type="dxa"/>
+            <w:tcW w:w="1695" w:type="dxa"/>
             <w:tcBorders>
-              <w:top w:val="single" w:color="auto" w:sz="6" w:space="0"/>
-              <w:left w:val="nil"/>
-              <w:bottom w:val="single" w:color="auto" w:sz="6" w:space="0"/>
-              <w:right w:val="single" w:color="auto" w:sz="6" w:space="0"/>
+              <w:top w:val="single" w:sz="6" w:space="0" w:color="auto"/>
+              <w:left w:val="single" w:sz="6" w:space="0" w:color="auto"/>
+              <w:bottom w:val="single" w:sz="6" w:space="0" w:color="auto"/>
+              <w:right w:val="single" w:sz="6" w:space="0" w:color="auto"/>
             </w:tcBorders>
             <w:shd w:val="clear" w:color="auto" w:fill="104861"/>
-            <w:tcMar/>
+            <w:tcMar>
+              <w:left w:w="105" w:type="dxa"/>
+              <w:right w:w="105" w:type="dxa"/>
+            </w:tcMar>
             <w:vAlign w:val="bottom"/>
           </w:tcPr>
           <w:p>
             <w:pPr>
               <w:jc w:val="center"/>
+              <w:rPr>
+                <w:rFonts w:eastAsia="Calibri" w:cs="Calibri"/>
+                <w:color w:val="FFFFFF" w:themeColor="background1"/>
+                <w:szCs w:val="21"/>
+              </w:rPr>
             </w:pPr>
             <w:r>
               <w:rPr>
+                <w:rFonts w:eastAsia="Calibri" w:cs="Calibri"/>
                 <w:b/>
                 <w:bCs/>
                 <w:color w:val="FFFFFF" w:themeColor="background1"/>
+                <w:szCs w:val="21"/>
               </w:rPr>
               <w:t>Issue key</w:t>
             </w:r>
@@ -5086,26 +5227,36 @@
         </w:tc>
         <w:tc>
           <w:tcPr>
-            <w:tcW w:w="9030" w:type="dxa"/>
+            <w:tcW w:w="8910" w:type="dxa"/>
             <w:tcBorders>
-              <w:top w:val="single" w:color="auto" w:sz="6" w:space="0"/>
-              <w:left w:val="nil"/>
-              <w:bottom w:val="single" w:color="auto" w:sz="6" w:space="0"/>
-              <w:right w:val="single" w:color="auto" w:sz="6" w:space="0"/>
+              <w:top w:val="single" w:sz="6" w:space="0" w:color="auto"/>
+              <w:left w:val="single" w:sz="6" w:space="0" w:color="auto"/>
+              <w:bottom w:val="single" w:sz="6" w:space="0" w:color="auto"/>
+              <w:right w:val="single" w:sz="6" w:space="0" w:color="auto"/>
             </w:tcBorders>
             <w:shd w:val="clear" w:color="auto" w:fill="104861"/>
-            <w:tcMar/>
+            <w:tcMar>
+              <w:left w:w="105" w:type="dxa"/>
+              <w:right w:w="105" w:type="dxa"/>
+            </w:tcMar>
             <w:vAlign w:val="bottom"/>
           </w:tcPr>
           <w:p>
             <w:pPr>
               <w:jc w:val="center"/>
+              <w:rPr>
+                <w:rFonts w:eastAsia="Calibri" w:cs="Calibri"/>
+                <w:color w:val="FFFFFF" w:themeColor="background1"/>
+                <w:szCs w:val="21"/>
+              </w:rPr>
             </w:pPr>
             <w:r>
               <w:rPr>
+                <w:rFonts w:eastAsia="Calibri" w:cs="Calibri"/>
                 <w:b/>
                 <w:bCs/>
                 <w:color w:val="FFFFFF" w:themeColor="background1"/>
+                <w:szCs w:val="21"/>
               </w:rPr>
               <w:t>Summary</w:t>
             </w:r>
@@ -5113,26 +5264,36 @@
         </w:tc>
         <w:tc>
           <w:tcPr>
-            <w:tcW w:w="1791" w:type="dxa"/>
+            <w:tcW w:w="1275" w:type="dxa"/>
             <w:tcBorders>
-              <w:top w:val="single" w:color="auto" w:sz="6" w:space="0"/>
-              <w:left w:val="single" w:color="auto" w:sz="0" w:space="0"/>
-              <w:bottom w:val="single" w:color="auto" w:sz="6" w:space="0"/>
-              <w:right w:val="single" w:color="auto" w:sz="6" w:space="0"/>
+              <w:top w:val="single" w:sz="6" w:space="0" w:color="auto"/>
+              <w:left w:val="single" w:sz="0" w:space="0" w:color="auto"/>
+              <w:bottom w:val="single" w:sz="6" w:space="0" w:color="auto"/>
+              <w:right w:val="single" w:sz="6" w:space="0" w:color="auto"/>
             </w:tcBorders>
             <w:shd w:val="clear" w:color="auto" w:fill="104861"/>
-            <w:tcMar/>
+            <w:tcMar>
+              <w:left w:w="105" w:type="dxa"/>
+              <w:right w:w="105" w:type="dxa"/>
+            </w:tcMar>
             <w:vAlign w:val="bottom"/>
           </w:tcPr>
           <w:p>
             <w:pPr>
               <w:jc w:val="center"/>
+              <w:rPr>
+                <w:rFonts w:eastAsia="Calibri" w:cs="Calibri"/>
+                <w:color w:val="FFFFFF" w:themeColor="background1"/>
+                <w:szCs w:val="21"/>
+              </w:rPr>
             </w:pPr>
             <w:r>
               <w:rPr>
+                <w:rFonts w:eastAsia="Calibri" w:cs="Calibri"/>
                 <w:b/>
                 <w:bCs/>
                 <w:color w:val="FFFFFF" w:themeColor="background1"/>
+                <w:szCs w:val="21"/>
               </w:rPr>
               <w:t>Type</w:t>
             </w:r>
@@ -5142,19 +5303,87 @@
       <!--ROW:BIZCONFIG-->
       <w:tr>
         <w:trPr>
-          <w:cantSplit/>
-          <w:trHeight w:val="150"/>
+          <w:trHeight w:val="237"/>
         </w:trPr>
         <w:tc>
           <w:tcPr>
-            <w:tcW w:w="930" w:type="dxa"/>
+            <w:tcW w:w="1125" w:type="dxa"/>
             <w:tcBorders>
-              <w:top w:val="single" w:color="auto" w:sz="6" w:space="0"/>
-              <w:left w:val="single" w:color="auto" w:sz="0" w:space="0"/>
-              <w:bottom w:val="single" w:color="auto" w:sz="6" w:space="0"/>
-              <w:right w:val="single" w:color="auto" w:sz="6" w:space="0"/>
+              <w:top w:val="single" w:sz="6" w:space="0" w:color="auto"/>
+              <w:left w:val="single" w:sz="0" w:space="0" w:color="auto"/>
+              <w:bottom w:val="single" w:sz="6" w:space="0" w:color="auto"/>
+              <w:right w:val="single" w:sz="6" w:space="0" w:color="auto"/>
             </w:tcBorders>
-            <w:tcMar/>
+            <w:tcMar>
+              <w:left w:w="105" w:type="dxa"/>
+              <w:right w:w="105" w:type="dxa"/>
+            </w:tcMar>
+          </w:tcPr>
+          <w:p>
+            <w:pPr>
+              <w:jc w:val="center"/>
+              <w:rPr>
+                <w:rFonts w:eastAsia="Calibri" w:cs="Calibri"/>
+                <w:color w:val="000000" w:themeColor="text1"/>
+                <w:szCs w:val="21"/>
+              </w:rPr>
+            </w:pPr>
+            <w:r>
+              <w:rPr>
+                <w:rFonts w:eastAsia="Calibri" w:cs="Calibri"/>
+                <w:color w:val="000000" w:themeColor="text1"/>
+                <w:szCs w:val="21"/>
+              </w:rPr>
+              <w:t>{{ROW_SLNO}}</w:t>
+            </w:r>
+          </w:p>
+        </w:tc>
+        <w:tc>
+          <w:tcPr>
+            <w:tcW w:w="1695" w:type="dxa"/>
+            <w:tcBorders>
+              <w:top w:val="single" w:sz="6" w:space="0" w:color="auto"/>
+              <w:left w:val="single" w:sz="6" w:space="0" w:color="auto"/>
+              <w:bottom w:val="single" w:sz="6" w:space="0" w:color="auto"/>
+              <w:right w:val="single" w:sz="6" w:space="0" w:color="auto"/>
+            </w:tcBorders>
+            <w:tcMar>
+              <w:left w:w="105" w:type="dxa"/>
+              <w:right w:w="105" w:type="dxa"/>
+            </w:tcMar>
+          </w:tcPr>
+          <w:p>
+            <w:pPr>
+              <w:jc w:val="center"/>
+              <w:rPr>
+                <w:rFonts w:eastAsia="Calibri" w:cs="Calibri"/>
+                <w:color w:val="000000" w:themeColor="text1"/>
+                <w:szCs w:val="21"/>
+              </w:rPr>
+            </w:pPr>
+            <w:r>
+              <w:rPr>
+                <w:rFonts w:eastAsia="Calibri" w:cs="Calibri"/>
+                <w:color w:val="000000" w:themeColor="text1"/>
+                <w:szCs w:val="21"/>
+              </w:rPr>
+              <w:t>{{ROW_KEY}}</w:t>
+            </w:r>
+          </w:p>
+        </w:tc>
+        <w:tc>
+          <w:tcPr>
+            <w:tcW w:w="8910" w:type="dxa"/>
+            <w:tcBorders>
+              <w:top w:val="single" w:sz="6" w:space="0" w:color="auto"/>
+              <w:left w:val="single" w:sz="6" w:space="0" w:color="auto"/>
+              <w:bottom w:val="single" w:sz="6" w:space="0" w:color="auto"/>
+              <w:right w:val="single" w:sz="6" w:space="0" w:color="auto"/>
+            </w:tcBorders>
+            <w:tcMar>
+              <w:left w:w="105" w:type="dxa"/>
+              <w:right w:w="105" w:type="dxa"/>
+            </w:tcMar>
           </w:tcPr>
           <w:p>
             <w:pPr>
@@ -5162,76 +5391,42 @@
             </w:pPr>
             <w:r>
               <w:rPr>
-                <w:color w:val="000000"/>
-              </w:rPr>
-              <w:t>{{ROW_SLNO}}</w:t>
+                <w:rFonts w:eastAsia="Calibri" w:cs="Calibri"/>
+                <w:color w:val="000000" w:themeColor="text1"/>
+                <w:szCs w:val="21"/>
+              </w:rPr>
+              <w:t>{{ROW_SUMMARY}}</w:t>
             </w:r>
           </w:p>
         </w:tc>
         <w:tc>
           <w:tcPr>
-            <w:tcW w:w="1290" w:type="dxa"/>
+            <w:tcW w:w="1275" w:type="dxa"/>
             <w:tcBorders>
-              <w:top w:val="single" w:color="auto" w:sz="6" w:space="0"/>
-              <w:left w:val="nil"/>
-              <w:bottom w:val="single" w:color="auto" w:sz="6" w:space="0"/>
-              <w:right w:val="single" w:color="auto" w:sz="6" w:space="0"/>
+              <w:top w:val="single" w:sz="6" w:space="0" w:color="auto"/>
+              <w:left w:val="single" w:sz="0" w:space="0" w:color="auto"/>
+              <w:bottom w:val="single" w:sz="6" w:space="0" w:color="auto"/>
+              <w:right w:val="single" w:sz="6" w:space="0" w:color="auto"/>
             </w:tcBorders>
-            <w:tcMar/>
+            <w:tcMar>
+              <w:left w:w="105" w:type="dxa"/>
+              <w:right w:w="105" w:type="dxa"/>
+            </w:tcMar>
           </w:tcPr>
           <w:p>
             <w:pPr>
               <w:jc w:val="center"/>
+              <w:rPr>
+                <w:rFonts w:eastAsia="Calibri" w:cs="Calibri"/>
+                <w:color w:val="000000" w:themeColor="text1"/>
+                <w:szCs w:val="21"/>
+              </w:rPr>
             </w:pPr>
             <w:r>
               <w:rPr>
-                <w:color w:val="000000"/>
-              </w:rPr>
-              <w:t>{{ROW_KEY}}</w:t>
-            </w:r>
-          </w:p>
-        </w:tc>
-        <w:tc>
-          <w:tcPr>
-            <w:tcW w:w="9030" w:type="dxa"/>
-            <w:tcBorders>
-              <w:top w:val="single" w:color="auto" w:sz="6" w:space="0"/>
-              <w:left w:val="nil"/>
-              <w:bottom w:val="single" w:color="auto" w:sz="6" w:space="0"/>
-              <w:right w:val="single" w:color="auto" w:sz="6" w:space="0"/>
-            </w:tcBorders>
-            <w:tcMar/>
-          </w:tcPr>
-          <w:p>
-            <w:pPr>
-              <w:jc w:val="center"/>
-            </w:pPr>
-            <w:r>
-              <w:rPr>
-                <w:color w:val="000000"/>
-              </w:rPr>
-              <w:t>{{ROW_SUMMARY}}</w:t>
-            </w:r>
-          </w:p>
-        </w:tc>
-        <w:tc>
-          <w:tcPr>
-            <w:tcW w:w="1791" w:type="dxa"/>
-            <w:tcBorders>
-              <w:top w:val="single" w:color="auto" w:sz="6" w:space="0"/>
-              <w:left w:val="single" w:color="auto" w:sz="0" w:space="0"/>
-              <w:bottom w:val="single" w:color="auto" w:sz="6" w:space="0"/>
-              <w:right w:val="single" w:color="auto" w:sz="6" w:space="0"/>
-            </w:tcBorders>
-            <w:tcMar/>
-          </w:tcPr>
-          <w:p>
-            <w:pPr>
-              <w:jc w:val="center"/>
-            </w:pPr>
-            <w:r>
-              <w:rPr>
-                <w:color w:val="000000"/>
+                <w:rFonts w:eastAsia="Calibri" w:cs="Calibri"/>
+                <w:color w:val="000000" w:themeColor="text1"/>
+                <w:szCs w:val="21"/>
               </w:rPr>
               <w:t>{{ROW_TYPE}}</w:t>
             </w:r>
@@ -5266,342 +5461,391 @@
         </w:tabs>
         <w:jc w:val="both"/>
         <w:rPr>
-          <w:rFonts w:ascii="Calibri" w:hAnsi="Calibri" w:eastAsia="Calibri" w:cs="Calibri"/>
+          <w:rFonts w:ascii="Calibri" w:eastAsia="Calibri" w:hAnsi="Calibri" w:cs="Calibri"/>
           <w:color w:val="156082" w:themeColor="accent1"/>
         </w:rPr>
       </w:pPr>
       <w:r>
         <w:rPr>
-          <w:rFonts w:ascii="Calibri" w:hAnsi="Calibri" w:eastAsia="Calibri" w:cs="Calibri"/>
-          <w:color w:val="156082" w:themeColor="accent1" w:themeTint="FF" w:themeShade="FF"/>
+          <w:rFonts w:ascii="Calibri" w:eastAsia="Calibri" w:hAnsi="Calibri" w:cs="Calibri"/>
+          <w:color w:val="156082" w:themeColor="accent1"/>
         </w:rPr>
-        <w:t>Requirements</w:t>
+        <w:t>Requirements (Extension/Customization)</w:t>
       </w:r>
-      <w:bookmarkEnd w:id="17"/>
-      <w:bookmarkEnd w:id="18"/>
-      <w:bookmarkEnd w:id="19"/>
-      <w:bookmarkEnd w:id="20"/>
-      <w:r>
-        <w:rPr>
-          <w:rFonts w:ascii="Calibri" w:hAnsi="Calibri" w:eastAsia="Calibri" w:cs="Calibri"/>
-          <w:color w:val="156082" w:themeColor="accent1" w:themeTint="FF" w:themeShade="FF"/>
-        </w:rPr>
-        <w:t xml:space="preserve"> (Extension/Customization)</w:t>
-      </w:r>
-      <w:bookmarkEnd w:id="21"/>
     </w:p>
     <!--BLOCK:REQ:TABLE_START-->
     <w:p>
       <w:pPr>
-        <w:pStyle w:val="ListParagraph"/>
-        <w:widowControl w:val="0"/>
-        <w:numPr>
-          <w:ilvl w:val="0"/>
-          <w:numId w:val="26"/>
-        </w:numPr>
-        <w:spacing w:before="0" w:beforeAutospacing="off" w:after="0" w:afterAutospacing="off" w:line="240" w:lineRule="auto"/>
-        <w:ind w:right="0"/>
-        <w:jc w:val="left"/>
         <w:rPr>
-          <w:rFonts w:ascii="Calibri" w:hAnsi="Calibri" w:eastAsia="Calibri" w:cs="Calibri"/>
-          <w:noProof w:val="0"/>
-          <w:color w:val="auto"/>
-          <w:sz w:val="21"/>
-          <w:szCs w:val="21"/>
-          <w:lang w:val="en-US"/>
+          <w:color w:val="000000" w:themeColor="text1"/>
+          <w:sz w:val="22"/>
         </w:rPr>
       </w:pPr>
       <w:r>
         <w:rPr>
-          <w:rFonts w:ascii="Calibri" w:hAnsi="Calibri" w:eastAsia="Calibri" w:cs="Calibri"/>
-          <w:b w:val="0"/>
-          <w:bCs w:val="0"/>
-          <w:i w:val="0"/>
-          <w:iCs w:val="0"/>
-          <w:caps w:val="0"/>
-          <w:smallCaps w:val="0"/>
-          <w:noProof w:val="0"/>
-          <w:color w:val="auto"/>
-          <w:sz w:val="24"/>
-          <w:szCs w:val="24"/>
-          <w:lang w:val="en-US"/>
+          <w:color w:val="000000" w:themeColor="text1"/>
+          <w:sz w:val="22"/>
         </w:rPr>
-        <w:t>Below requirements were released as part of CD {{CD_VERSION}}</w:t>
+        <w:t xml:space="preserve">Below requirements were released as part of CD {{CD_VERSION}} - </w:t>
       </w:r>
-      <w:bookmarkStart w:name="_Toc70617454" w:id="22"/>
-      <w:bookmarkStart w:name="_Toc70690096" w:id="23"/>
-      <w:bookmarkStart w:name="_Toc77775232" w:id="24"/>
-      <w:bookmarkStart w:name="_Toc113031712" w:id="25"/>
     </w:p>
     <w:tbl>
       <w:tblPr>
-        <w:tblW w:w="13080" w:type="dxa"/>
-        <w:tblBorders>
-          <w:top w:val="outset" w:color="auto" w:sz="6" w:space="0"/>
-          <w:left w:val="outset" w:color="auto" w:sz="6" w:space="0"/>
-          <w:bottom w:val="outset" w:color="auto" w:sz="6" w:space="0"/>
-          <w:right w:val="outset" w:color="auto" w:sz="6" w:space="0"/>
-        </w:tblBorders>
-        <w:tblCellMar>
-          <w:left w:w="0" w:type="dxa"/>
-          <w:right w:w="0" w:type="dxa"/>
-        </w:tblCellMar>
+        <w:tblW w:w="0" w:type="auto"/>
+        <w:tblLayout w:type="fixed"/>
         <w:tblLook w:val="04A0" w:firstRow="1" w:lastRow="0" w:firstColumn="1" w:lastColumn="0" w:noHBand="0" w:noVBand="1"/>
       </w:tblPr>
       <w:tblGrid>
-        <w:gridCol w:w="1126"/>
-        <w:gridCol w:w="1701"/>
-        <w:gridCol w:w="7088"/>
-        <w:gridCol w:w="1410"/>
-        <w:gridCol w:w="1755"/>
+        <w:gridCol w:w="804"/>
+        <w:gridCol w:w="1497"/>
+        <w:gridCol w:w="5563"/>
+        <w:gridCol w:w="1044"/>
+        <w:gridCol w:w="1018"/>
       </w:tblGrid>
       <w:tr>
         <w:trPr>
           <w:cantSplit/>
-          <w:trHeight w:val="255"/>
+          <w:trHeight w:val="331"/>
         </w:trPr>
         <w:tc>
           <w:tcPr>
-            <w:tcW w:w="1126" w:type="dxa"/>
+            <w:tcW w:w="804" w:type="dxa"/>
             <w:tcBorders>
-              <w:top w:val="single" w:color="auto" w:sz="6" w:space="0"/>
-              <w:left w:val="single" w:color="auto" w:sz="0" w:space="0"/>
-              <w:bottom w:val="single" w:color="auto" w:sz="6" w:space="0"/>
-              <w:right w:val="single" w:color="auto" w:sz="6" w:space="0"/>
+              <w:top w:val="single" w:sz="4" w:space="0" w:color="000000" w:themeColor="text1"/>
+              <w:left w:val="single" w:sz="4" w:space="0" w:color="000000" w:themeColor="text1"/>
+              <w:bottom w:val="single" w:sz="8" w:space="0" w:color="auto"/>
+              <w:right w:val="single" w:sz="8" w:space="0" w:color="auto"/>
             </w:tcBorders>
             <w:shd w:val="clear" w:color="auto" w:fill="104861"/>
-            <w:vAlign w:val="bottom"/>
+            <w:vAlign w:val="center"/>
+            <w:hideMark/>
+          </w:tcPr>
+          <w:p>
+            <w:pPr>
+              <w:widowControl/>
+              <w:autoSpaceDE/>
+              <w:autoSpaceDN/>
+              <w:jc w:val="center"/>
+              <w:rPr>
+                <w:rFonts w:cs="Calibri"/>
+                <w:b/>
+                <w:bCs/>
+                <w:color w:val="FFFFFF"/>
+                <w:szCs w:val="21"/>
+                <w:lang w:bidi="ar-SA"/>
+              </w:rPr>
+            </w:pPr>
+            <w:r>
+              <w:rPr>
+                <w:rFonts w:cs="Calibri"/>
+                <w:b/>
+                <w:bCs/>
+                <w:color w:val="FFFFFF" w:themeColor="background1"/>
+                <w:szCs w:val="21"/>
+              </w:rPr>
+              <w:t>Sl No</w:t>
+            </w:r>
+          </w:p>
+        </w:tc>
+        <w:tc>
+          <w:tcPr>
+            <w:tcW w:w="1497" w:type="dxa"/>
+            <w:tcBorders>
+              <w:top w:val="single" w:sz="4" w:space="0" w:color="000000" w:themeColor="text1"/>
+              <w:left w:val="nil"/>
+              <w:bottom w:val="single" w:sz="8" w:space="0" w:color="auto"/>
+              <w:right w:val="single" w:sz="8" w:space="0" w:color="auto"/>
+            </w:tcBorders>
+            <w:shd w:val="clear" w:color="auto" w:fill="104861"/>
+            <w:vAlign w:val="center"/>
+            <w:hideMark/>
           </w:tcPr>
           <w:p>
             <w:pPr>
               <w:jc w:val="center"/>
+              <w:rPr>
+                <w:rFonts w:cs="Calibri"/>
+                <w:b/>
+                <w:bCs/>
+                <w:color w:val="FFFFFF"/>
+                <w:szCs w:val="21"/>
+              </w:rPr>
             </w:pPr>
             <w:r>
               <w:rPr>
+                <w:rFonts w:cs="Calibri"/>
                 <w:b/>
                 <w:bCs/>
                 <w:color w:val="FFFFFF" w:themeColor="background1"/>
-              </w:rPr>
-              <w:t>Sl No</w:t>
+                <w:szCs w:val="21"/>
+              </w:rPr>
+              <w:t>Issue key</w:t>
             </w:r>
           </w:p>
         </w:tc>
         <w:tc>
           <w:tcPr>
-            <w:tcW w:w="1701" w:type="dxa"/>
+            <w:tcW w:w="5563" w:type="dxa"/>
             <w:tcBorders>
-              <w:top w:val="single" w:color="auto" w:sz="6" w:space="0"/>
+              <w:top w:val="single" w:sz="4" w:space="0" w:color="000000" w:themeColor="text1"/>
               <w:left w:val="nil"/>
-              <w:bottom w:val="single" w:color="auto" w:sz="6" w:space="0"/>
-              <w:right w:val="single" w:color="auto" w:sz="6" w:space="0"/>
+              <w:bottom w:val="single" w:sz="8" w:space="0" w:color="auto"/>
+              <w:right w:val="single" w:sz="8" w:space="0" w:color="auto"/>
             </w:tcBorders>
             <w:shd w:val="clear" w:color="auto" w:fill="104861"/>
-            <w:vAlign w:val="bottom"/>
+            <w:vAlign w:val="center"/>
+            <w:hideMark/>
           </w:tcPr>
           <w:p>
             <w:pPr>
               <w:jc w:val="center"/>
+              <w:rPr>
+                <w:rFonts w:cs="Calibri"/>
+                <w:b/>
+                <w:bCs/>
+                <w:color w:val="FFFFFF"/>
+                <w:szCs w:val="21"/>
+              </w:rPr>
             </w:pPr>
             <w:r>
               <w:rPr>
+                <w:rFonts w:cs="Calibri"/>
                 <w:b/>
                 <w:bCs/>
                 <w:color w:val="FFFFFF" w:themeColor="background1"/>
-              </w:rPr>
-              <w:t>Issue key</w:t>
+                <w:szCs w:val="21"/>
+              </w:rPr>
+              <w:t>Summary</w:t>
             </w:r>
           </w:p>
         </w:tc>
         <w:tc>
           <w:tcPr>
-            <w:tcW w:w="7088" w:type="dxa"/>
+            <w:tcW w:w="1044" w:type="dxa"/>
             <w:tcBorders>
-              <w:top w:val="single" w:color="auto" w:sz="6" w:space="0"/>
+              <w:top w:val="single" w:sz="4" w:space="0" w:color="000000" w:themeColor="text1"/>
               <w:left w:val="nil"/>
-              <w:bottom w:val="single" w:color="auto" w:sz="6" w:space="0"/>
-              <w:right w:val="single" w:color="auto" w:sz="6" w:space="0"/>
+              <w:bottom w:val="single" w:sz="8" w:space="0" w:color="auto"/>
+              <w:right w:val="single" w:sz="8" w:space="0" w:color="auto"/>
             </w:tcBorders>
             <w:shd w:val="clear" w:color="auto" w:fill="104861"/>
-            <w:vAlign w:val="bottom"/>
+            <w:vAlign w:val="center"/>
+            <w:hideMark/>
           </w:tcPr>
           <w:p>
             <w:pPr>
               <w:jc w:val="center"/>
+              <w:rPr>
+                <w:rFonts w:cs="Calibri"/>
+                <w:b/>
+                <w:bCs/>
+                <w:color w:val="FFFFFF"/>
+                <w:szCs w:val="21"/>
+              </w:rPr>
             </w:pPr>
             <w:r>
               <w:rPr>
+                <w:rFonts w:cs="Calibri"/>
                 <w:b/>
                 <w:bCs/>
                 <w:color w:val="FFFFFF" w:themeColor="background1"/>
-              </w:rPr>
-              <w:t>Summary</w:t>
+                <w:szCs w:val="21"/>
+              </w:rPr>
+              <w:t>Priority</w:t>
             </w:r>
           </w:p>
         </w:tc>
         <w:tc>
           <w:tcPr>
-            <w:tcW w:w="1410" w:type="dxa"/>
+            <w:tcW w:w="1018" w:type="dxa"/>
             <w:tcBorders>
-              <w:top w:val="single" w:color="auto" w:sz="6" w:space="0"/>
+              <w:top w:val="single" w:sz="4" w:space="0" w:color="000000" w:themeColor="text1"/>
               <w:left w:val="nil"/>
-              <w:bottom w:val="single" w:color="auto" w:sz="6" w:space="0"/>
-              <w:right w:val="single" w:color="auto" w:sz="6" w:space="0"/>
+              <w:bottom w:val="single" w:sz="8" w:space="0" w:color="auto"/>
+              <w:right w:val="single" w:sz="4" w:space="0" w:color="000000" w:themeColor="text1"/>
             </w:tcBorders>
             <w:shd w:val="clear" w:color="auto" w:fill="104861"/>
-            <w:vAlign w:val="bottom"/>
+            <w:vAlign w:val="center"/>
+            <w:hideMark/>
           </w:tcPr>
           <w:p>
             <w:pPr>
               <w:jc w:val="center"/>
+              <w:rPr>
+                <w:rFonts w:cs="Calibri"/>
+                <w:b/>
+                <w:bCs/>
+                <w:color w:val="FFFFFF"/>
+                <w:szCs w:val="21"/>
+              </w:rPr>
             </w:pPr>
             <w:r>
               <w:rPr>
+                <w:rFonts w:cs="Calibri"/>
                 <w:b/>
                 <w:bCs/>
                 <w:color w:val="FFFFFF" w:themeColor="background1"/>
-              </w:rPr>
-              <w:t>Priority</w:t>
+                <w:szCs w:val="21"/>
+              </w:rPr>
+              <w:t>Datafix</w:t>
+            </w:r>
+          </w:p>
+        </w:tc>
+      </w:tr>
+      <!--ROW:REQ-->
+      <w:tr w14:paraId="RQ0038C0">
+        <w:trPr>
+          <w:cantSplit/>
+          <w:trHeight w:val="183"/>
+        </w:trPr>
+        <w:tc>
+          <w:tcPr>
+            <w:tcW w:w="804" w:type="dxa"/>
+            <w:tcBorders>
+              <w:top w:val="nil"/>
+              <w:left w:val="single" w:sz="4" w:space="0" w:color="000000" w:themeColor="text1"/>
+              <w:bottom w:val="single" w:sz="8" w:space="0" w:color="auto"/>
+              <w:right w:val="single" w:sz="8" w:space="0" w:color="auto"/>
+            </w:tcBorders>
+            <w:vAlign w:val="center"/>
+            <w:hideMark/>
+          </w:tcPr>
+          <w:p w14:paraId="RQ761BD3">
+            <w:pPr>
+              <w:jc w:val="center"/>
+              <w:rPr>
+                <w:rFonts w:cs="Calibri"/>
+                <w:color w:val="000000"/>
+                <w:szCs w:val="21"/>
+              </w:rPr>
+            </w:pPr>
+            <w:r>
+              <w:rPr>
+                <w:rFonts w:cs="Calibri"/>
+                <w:color w:val="000000" w:themeColor="text1"/>
+                <w:szCs w:val="21"/>
+              </w:rPr>
+              <w:t>{{ROW_SLNO}}</w:t>
             </w:r>
           </w:p>
         </w:tc>
         <w:tc>
           <w:tcPr>
-            <w:tcW w:w="1755" w:type="dxa"/>
+            <w:tcW w:w="1497" w:type="dxa"/>
             <w:tcBorders>
-              <w:top w:val="single" w:color="auto" w:sz="6" w:space="0"/>
-              <w:left w:val="single" w:color="auto" w:sz="0" w:space="0"/>
-              <w:bottom w:val="single" w:color="auto" w:sz="6" w:space="0"/>
-              <w:right w:val="single" w:color="auto" w:sz="6" w:space="0"/>
+              <w:top w:val="nil"/>
+              <w:left w:val="nil"/>
+              <w:bottom w:val="single" w:sz="8" w:space="0" w:color="auto"/>
+              <w:right w:val="single" w:sz="8" w:space="0" w:color="auto"/>
             </w:tcBorders>
-            <w:shd w:val="clear" w:color="auto" w:fill="104861"/>
-            <w:vAlign w:val="bottom"/>
+            <w:vAlign w:val="center"/>
+            <w:hideMark/>
           </w:tcPr>
-          <w:p>
+          <w:p w14:paraId="RQ162135">
             <w:pPr>
-              <w:jc w:val="center"/>
+              <w:rPr>
+                <w:rFonts w:ascii="Aptos Narrow" w:hAnsi="Aptos Narrow"/>
+                <w:color w:val="000000"/>
+                <w:sz w:val="22"/>
+              </w:rPr>
             </w:pPr>
             <w:r>
               <w:rPr>
-                <w:b/>
-                <w:bCs/>
-                <w:color w:val="FFFFFF" w:themeColor="background1"/>
-              </w:rPr>
-              <w:t>Datafix</w:t>
-            </w:r>
-          </w:p>
-        </w:tc>
-      </w:tr>
-      <!--ROW:REQ-->
-      <w:tr>
-        <w:trPr>
-          <w:cantSplit/>
-          <w:trHeight w:val="150"/>
-        </w:trPr>
-        <w:tc>
-          <w:tcPr>
-            <w:tcW w:w="1126" w:type="dxa"/>
-            <w:tcBorders>
-              <w:top w:val="single" w:color="auto" w:sz="6" w:space="0"/>
-              <w:left w:val="single" w:color="auto" w:sz="0" w:space="0"/>
-              <w:bottom w:val="single" w:color="auto" w:sz="6" w:space="0"/>
-              <w:right w:val="single" w:color="auto" w:sz="6" w:space="0"/>
-            </w:tcBorders>
-          </w:tcPr>
-          <w:p>
-            <w:pPr>
-              <w:jc w:val="center"/>
-            </w:pPr>
-            <w:r>
-              <w:rPr>
-                <w:color w:val="000000"/>
-              </w:rPr>
-              <w:t>{{ROW_SLNO}}</w:t>
+                <w:rFonts w:ascii="Aptos Narrow" w:hAnsi="Aptos Narrow"/>
+                <w:color w:val="000000" w:themeColor="text1"/>
+                <w:sz w:val="22"/>
+              </w:rPr>
+              <w:t>{{ROW_KEY}}</w:t>
             </w:r>
           </w:p>
         </w:tc>
         <w:tc>
           <w:tcPr>
-            <w:tcW w:w="1701" w:type="dxa"/>
+            <w:tcW w:w="5563" w:type="dxa"/>
             <w:tcBorders>
-              <w:top w:val="single" w:color="auto" w:sz="6" w:space="0"/>
+              <w:top w:val="nil"/>
               <w:left w:val="nil"/>
-              <w:bottom w:val="single" w:color="auto" w:sz="6" w:space="0"/>
-              <w:right w:val="single" w:color="auto" w:sz="6" w:space="0"/>
+              <w:bottom w:val="single" w:sz="8" w:space="0" w:color="auto"/>
+              <w:right w:val="single" w:sz="8" w:space="0" w:color="auto"/>
             </w:tcBorders>
+            <w:vAlign w:val="center"/>
+            <w:hideMark/>
           </w:tcPr>
-          <w:p>
+          <w:p w14:paraId="RQ04A087">
             <w:pPr>
-              <w:jc w:val="center"/>
+              <w:rPr>
+                <w:rFonts w:ascii="Aptos Narrow" w:hAnsi="Aptos Narrow"/>
+                <w:color w:val="000000"/>
+                <w:sz w:val="22"/>
+              </w:rPr>
             </w:pPr>
             <w:r>
               <w:rPr>
-                <w:color w:val="000000"/>
-              </w:rPr>
-              <w:t>{{ROW_KEY}}</w:t>
+                <w:rFonts w:ascii="Aptos Narrow" w:hAnsi="Aptos Narrow"/>
+                <w:color w:val="000000" w:themeColor="text1"/>
+                <w:sz w:val="22"/>
+              </w:rPr>
+              <w:t>{{ROW_SUMMARY}}</w:t>
             </w:r>
           </w:p>
         </w:tc>
         <w:tc>
           <w:tcPr>
-            <w:tcW w:w="7088" w:type="dxa"/>
+            <w:tcW w:w="1044" w:type="dxa"/>
             <w:tcBorders>
-              <w:top w:val="single" w:color="auto" w:sz="6" w:space="0"/>
+              <w:top w:val="nil"/>
               <w:left w:val="nil"/>
-              <w:bottom w:val="single" w:color="auto" w:sz="6" w:space="0"/>
-              <w:right w:val="single" w:color="auto" w:sz="6" w:space="0"/>
+              <w:bottom w:val="single" w:sz="8" w:space="0" w:color="auto"/>
+              <w:right w:val="single" w:sz="8" w:space="0" w:color="auto"/>
             </w:tcBorders>
+            <w:vAlign w:val="center"/>
+            <w:hideMark/>
           </w:tcPr>
-          <w:p>
+          <w:p w14:paraId="RQ8F56AE">
             <w:pPr>
               <w:jc w:val="center"/>
+              <w:rPr>
+                <w:rFonts w:ascii="Aptos Narrow" w:hAnsi="Aptos Narrow"/>
+                <w:color w:val="000000"/>
+                <w:sz w:val="22"/>
+              </w:rPr>
             </w:pPr>
             <w:r>
               <w:rPr>
-                <w:color w:val="000000"/>
-              </w:rPr>
-              <w:t>{{ROW_SUMMARY}}</w:t>
+                <w:rFonts w:ascii="Aptos Narrow" w:hAnsi="Aptos Narrow"/>
+                <w:color w:val="000000" w:themeColor="text1"/>
+                <w:sz w:val="22"/>
+              </w:rPr>
+              <w:t>{{ROW_PRIORITY}}</w:t>
             </w:r>
           </w:p>
         </w:tc>
         <w:tc>
           <w:tcPr>
-            <w:tcW w:w="1410" w:type="dxa"/>
+            <w:tcW w:w="1018" w:type="dxa"/>
             <w:tcBorders>
-              <w:top w:val="single" w:color="auto" w:sz="6" w:space="0"/>
+              <w:top w:val="nil"/>
               <w:left w:val="nil"/>
-              <w:bottom w:val="single" w:color="auto" w:sz="6" w:space="0"/>
-              <w:right w:val="single" w:color="auto" w:sz="6" w:space="0"/>
+              <w:bottom w:val="single" w:sz="8" w:space="0" w:color="auto"/>
+              <w:right w:val="single" w:sz="4" w:space="0" w:color="000000" w:themeColor="text1"/>
             </w:tcBorders>
+            <w:vAlign w:val="center"/>
+            <w:hideMark/>
           </w:tcPr>
-          <w:p>
+          <w:p w14:paraId="RQFCF999">
             <w:pPr>
               <w:jc w:val="center"/>
+              <w:rPr>
+                <w:rFonts w:ascii="Aptos Narrow" w:hAnsi="Aptos Narrow"/>
+                <w:color w:val="000000"/>
+                <w:sz w:val="22"/>
+              </w:rPr>
             </w:pPr>
             <w:r>
               <w:rPr>
-                <w:color w:val="000000"/>
-              </w:rPr>
-              <w:t>{{ROW_PRIORITY}}</w:t>
-            </w:r>
-          </w:p>
-        </w:tc>
-        <w:tc>
-          <w:tcPr>
-            <w:tcW w:w="1755" w:type="dxa"/>
-            <w:tcBorders>
-              <w:top w:val="single" w:color="auto" w:sz="6" w:space="0"/>
-              <w:left w:val="single" w:color="auto" w:sz="0" w:space="0"/>
-              <w:bottom w:val="single" w:color="auto" w:sz="6" w:space="0"/>
-              <w:right w:val="single" w:color="auto" w:sz="6" w:space="0"/>
-            </w:tcBorders>
-          </w:tcPr>
-          <w:p>
-            <w:pPr>
-              <w:jc w:val="center"/>
-            </w:pPr>
-            <w:r>
-              <w:rPr>
-                <w:color w:val="000000"/>
+                <w:rFonts w:ascii="Aptos Narrow" w:hAnsi="Aptos Narrow"/>
+                <w:color w:val="000000" w:themeColor="text1"/>
+                <w:sz w:val="22"/>
               </w:rPr>
               <w:t>{{ROW_DATAFIX}}</w:t>
             </w:r>
@@ -5636,23 +5880,26 @@
         </w:tabs>
         <w:jc w:val="both"/>
         <w:rPr>
-          <w:rFonts w:ascii="Calibri" w:hAnsi="Calibri" w:eastAsia="Calibri" w:cs="Calibri"/>
+          <w:rFonts w:ascii="Calibri" w:eastAsia="Calibri" w:hAnsi="Calibri" w:cs="Calibri"/>
           <w:color w:val="156082" w:themeColor="accent1"/>
         </w:rPr>
       </w:pPr>
-      <w:bookmarkStart w:name="_Toc229047352" w:id="26"/>
+      <w:bookmarkStart w:id="13" w:name="_Toc229047352"/>
       <w:r>
         <w:rPr>
-          <w:rFonts w:ascii="Calibri" w:hAnsi="Calibri" w:eastAsia="Calibri" w:cs="Calibri"/>
+          <w:rFonts w:ascii="Calibri" w:eastAsia="Calibri" w:hAnsi="Calibri" w:cs="Calibri"/>
           <w:color w:val="156082" w:themeColor="accent1"/>
         </w:rPr>
         <w:t>Migration</w:t>
       </w:r>
-      <w:bookmarkEnd w:id="26"/>
+      <w:bookmarkEnd w:id="13"/>
     </w:p>
     <w:p>
       <w:pPr>
         <w:ind w:left="720"/>
+        <w:rPr>
+          <w:color w:val="000000"/>
+        </w:rPr>
       </w:pPr>
       <w:r>
         <w:rPr>
@@ -5674,23 +5921,26 @@
         <w:ind w:left="0" w:firstLine="0"/>
         <w:jc w:val="both"/>
         <w:rPr>
-          <w:rFonts w:ascii="Calibri" w:hAnsi="Calibri" w:eastAsia="Calibri" w:cs="Calibri"/>
+          <w:rFonts w:ascii="Calibri" w:eastAsia="Calibri" w:hAnsi="Calibri" w:cs="Calibri"/>
           <w:color w:val="156082" w:themeColor="accent1"/>
         </w:rPr>
       </w:pPr>
-      <w:bookmarkStart w:name="_Toc229047353" w:id="27"/>
+      <w:bookmarkStart w:id="14" w:name="_Toc229047353"/>
       <w:r>
         <w:rPr>
-          <w:rFonts w:ascii="Calibri" w:hAnsi="Calibri" w:eastAsia="Calibri" w:cs="Calibri"/>
+          <w:rFonts w:ascii="Calibri" w:eastAsia="Calibri" w:hAnsi="Calibri" w:cs="Calibri"/>
           <w:color w:val="156082" w:themeColor="accent1"/>
         </w:rPr>
         <w:t>E2E Scenarios</w:t>
       </w:r>
-      <w:bookmarkEnd w:id="27"/>
+      <w:bookmarkEnd w:id="14"/>
     </w:p>
     <w:p>
       <w:pPr>
         <w:ind w:left="720"/>
+        <w:rPr>
+          <w:color w:val="000000"/>
+        </w:rPr>
       </w:pPr>
       <w:r>
         <w:rPr>
@@ -5712,290 +5962,343 @@
         <w:ind w:left="0" w:firstLine="0"/>
         <w:jc w:val="both"/>
         <w:rPr>
-          <w:rFonts w:ascii="Calibri" w:hAnsi="Calibri" w:eastAsia="Calibri" w:cs="Calibri"/>
+          <w:rFonts w:ascii="Calibri" w:eastAsia="Calibri" w:hAnsi="Calibri" w:cs="Calibri"/>
           <w:color w:val="156082" w:themeColor="accent1"/>
         </w:rPr>
       </w:pPr>
-      <w:bookmarkStart w:name="_Toc229047354" w:id="28"/>
+      <w:bookmarkStart w:id="15" w:name="_Toc229047354"/>
       <w:r>
         <w:rPr>
-          <w:rFonts w:ascii="Calibri" w:hAnsi="Calibri" w:eastAsia="Calibri" w:cs="Calibri"/>
+          <w:rFonts w:ascii="Calibri" w:eastAsia="Calibri" w:hAnsi="Calibri" w:cs="Calibri"/>
           <w:color w:val="156082" w:themeColor="accent1"/>
         </w:rPr>
         <w:t>Tasks Completed</w:t>
       </w:r>
-      <w:bookmarkEnd w:id="28"/>
+      <w:bookmarkEnd w:id="15"/>
     </w:p>
     <!--BLOCK:TASKS:TABLE_START-->
+    <w:p>
+      <w:pPr>
+        <w:pStyle w:val="ListParagraph"/>
+        <w:ind w:left="0"/>
+        <w:rPr>
+          <w:color w:val="000000" w:themeColor="text1"/>
+          <w:sz w:val="22"/>
+        </w:rPr>
+      </w:pPr>
+      <w:r>
+        <w:rPr>
+          <w:color w:val="000000" w:themeColor="text1"/>
+          <w:sz w:val="22"/>
+        </w:rPr>
+        <w:t xml:space="preserve">Below tasks and Sub Tasks are released as part of CD {{CD_VERSION}} -</w:t>
+      </w:r>
+    </w:p>
+    <w:p/>
     <w:tbl>
       <w:tblPr>
-        <w:tblW w:w="13080" w:type="dxa"/>
+        <w:tblW w:w="0" w:type="auto"/>
         <w:tblBorders>
-          <w:top w:val="outset" w:color="auto" w:sz="6" w:space="0"/>
-          <w:left w:val="outset" w:color="auto" w:sz="6" w:space="0"/>
-          <w:bottom w:val="outset" w:color="auto" w:sz="6" w:space="0"/>
-          <w:right w:val="outset" w:color="auto" w:sz="6" w:space="0"/>
+          <w:top w:val="single" w:sz="4" w:space="0" w:color="auto"/>
+          <w:left w:val="single" w:sz="4" w:space="0" w:color="auto"/>
+          <w:bottom w:val="single" w:sz="4" w:space="0" w:color="auto"/>
+          <w:right w:val="single" w:sz="4" w:space="0" w:color="auto"/>
+          <w:insideH w:val="single" w:sz="4" w:space="0" w:color="auto"/>
+          <w:insideV w:val="single" w:sz="4" w:space="0" w:color="auto"/>
         </w:tblBorders>
-        <w:tblCellMar>
-          <w:left w:w="0" w:type="dxa"/>
-          <w:right w:w="0" w:type="dxa"/>
-        </w:tblCellMar>
         <w:tblLook w:val="04A0" w:firstRow="1" w:lastRow="0" w:firstColumn="1" w:lastColumn="0" w:noHBand="0" w:noVBand="1"/>
       </w:tblPr>
       <w:tblGrid>
-        <w:gridCol w:w="1126"/>
-        <w:gridCol w:w="1701"/>
-        <w:gridCol w:w="7088"/>
-        <w:gridCol w:w="1410"/>
-        <w:gridCol w:w="1755"/>
+        <w:gridCol w:w="666"/>
+        <w:gridCol w:w="1314"/>
+        <w:gridCol w:w="6173"/>
+        <w:gridCol w:w="888"/>
+        <w:gridCol w:w="844"/>
       </w:tblGrid>
       <w:tr>
         <w:trPr>
           <w:cantSplit/>
-          <w:trHeight w:val="255"/>
+          <w:trHeight w:val="311"/>
         </w:trPr>
         <w:tc>
           <w:tcPr>
-            <w:tcW w:w="1126" w:type="dxa"/>
-            <w:tcBorders>
-              <w:top w:val="single" w:color="auto" w:sz="6" w:space="0"/>
-              <w:left w:val="single" w:color="auto" w:sz="0" w:space="0"/>
-              <w:bottom w:val="single" w:color="auto" w:sz="6" w:space="0"/>
-              <w:right w:val="single" w:color="auto" w:sz="6" w:space="0"/>
-            </w:tcBorders>
+            <w:tcW w:w="0" w:type="auto"/>
             <w:shd w:val="clear" w:color="auto" w:fill="104861"/>
-            <w:vAlign w:val="bottom"/>
+            <w:vAlign w:val="center"/>
+            <w:hideMark/>
+          </w:tcPr>
+          <w:p>
+            <w:pPr>
+              <w:widowControl/>
+              <w:autoSpaceDE/>
+              <w:autoSpaceDN/>
+              <w:jc w:val="center"/>
+              <w:rPr>
+                <w:rFonts w:cs="Calibri"/>
+                <w:b/>
+                <w:bCs/>
+                <w:color w:val="FFFFFF"/>
+                <w:szCs w:val="21"/>
+                <w:lang w:bidi="ar-SA"/>
+              </w:rPr>
+            </w:pPr>
+            <w:r>
+              <w:rPr>
+                <w:rFonts w:cs="Calibri"/>
+                <w:b/>
+                <w:bCs/>
+                <w:color w:val="FFFFFF" w:themeColor="background1"/>
+                <w:szCs w:val="21"/>
+              </w:rPr>
+              <w:t>Sl No</w:t>
+            </w:r>
+          </w:p>
+        </w:tc>
+        <w:tc>
+          <w:tcPr>
+            <w:tcW w:w="1314" w:type="dxa"/>
+            <w:shd w:val="clear" w:color="auto" w:fill="104861"/>
+            <w:vAlign w:val="center"/>
+            <w:hideMark/>
           </w:tcPr>
           <w:p>
             <w:pPr>
               <w:jc w:val="center"/>
+              <w:rPr>
+                <w:rFonts w:cs="Calibri"/>
+                <w:b/>
+                <w:bCs/>
+                <w:color w:val="FFFFFF"/>
+                <w:szCs w:val="21"/>
+              </w:rPr>
             </w:pPr>
             <w:r>
               <w:rPr>
+                <w:rFonts w:cs="Calibri"/>
                 <w:b/>
                 <w:bCs/>
                 <w:color w:val="FFFFFF" w:themeColor="background1"/>
-              </w:rPr>
-              <w:t>Sl No</w:t>
+                <w:szCs w:val="21"/>
+              </w:rPr>
+              <w:t>Issue key</w:t>
             </w:r>
           </w:p>
         </w:tc>
         <w:tc>
           <w:tcPr>
-            <w:tcW w:w="1701" w:type="dxa"/>
-            <w:tcBorders>
-              <w:top w:val="single" w:color="auto" w:sz="6" w:space="0"/>
-              <w:left w:val="nil"/>
-              <w:bottom w:val="single" w:color="auto" w:sz="6" w:space="0"/>
-              <w:right w:val="single" w:color="auto" w:sz="6" w:space="0"/>
-            </w:tcBorders>
+            <w:tcW w:w="6173" w:type="dxa"/>
             <w:shd w:val="clear" w:color="auto" w:fill="104861"/>
-            <w:vAlign w:val="bottom"/>
+            <w:vAlign w:val="center"/>
+            <w:hideMark/>
           </w:tcPr>
           <w:p>
             <w:pPr>
               <w:jc w:val="center"/>
+              <w:rPr>
+                <w:rFonts w:cs="Calibri"/>
+                <w:b/>
+                <w:bCs/>
+                <w:color w:val="FFFFFF"/>
+                <w:szCs w:val="21"/>
+              </w:rPr>
             </w:pPr>
             <w:r>
               <w:rPr>
+                <w:rFonts w:cs="Calibri"/>
                 <w:b/>
                 <w:bCs/>
                 <w:color w:val="FFFFFF" w:themeColor="background1"/>
-              </w:rPr>
-              <w:t>Issue key</w:t>
+                <w:szCs w:val="21"/>
+              </w:rPr>
+              <w:t>Summary</w:t>
             </w:r>
           </w:p>
         </w:tc>
         <w:tc>
           <w:tcPr>
-            <w:tcW w:w="7088" w:type="dxa"/>
-            <w:tcBorders>
-              <w:top w:val="single" w:color="auto" w:sz="6" w:space="0"/>
-              <w:left w:val="nil"/>
-              <w:bottom w:val="single" w:color="auto" w:sz="6" w:space="0"/>
-              <w:right w:val="single" w:color="auto" w:sz="6" w:space="0"/>
-            </w:tcBorders>
+            <w:tcW w:w="0" w:type="auto"/>
             <w:shd w:val="clear" w:color="auto" w:fill="104861"/>
-            <w:vAlign w:val="bottom"/>
+            <w:vAlign w:val="center"/>
+            <w:hideMark/>
           </w:tcPr>
           <w:p>
             <w:pPr>
               <w:jc w:val="center"/>
+              <w:rPr>
+                <w:rFonts w:cs="Calibri"/>
+                <w:b/>
+                <w:bCs/>
+                <w:color w:val="FFFFFF"/>
+                <w:szCs w:val="21"/>
+              </w:rPr>
             </w:pPr>
             <w:r>
               <w:rPr>
+                <w:rFonts w:cs="Calibri"/>
                 <w:b/>
                 <w:bCs/>
                 <w:color w:val="FFFFFF" w:themeColor="background1"/>
-              </w:rPr>
-              <w:t>Summary</w:t>
+                <w:szCs w:val="21"/>
+              </w:rPr>
+              <w:t>Priority</w:t>
             </w:r>
           </w:p>
         </w:tc>
         <w:tc>
           <w:tcPr>
-            <w:tcW w:w="1410" w:type="dxa"/>
-            <w:tcBorders>
-              <w:top w:val="single" w:color="auto" w:sz="6" w:space="0"/>
-              <w:left w:val="nil"/>
-              <w:bottom w:val="single" w:color="auto" w:sz="6" w:space="0"/>
-              <w:right w:val="single" w:color="auto" w:sz="6" w:space="0"/>
-            </w:tcBorders>
+            <w:tcW w:w="0" w:type="auto"/>
             <w:shd w:val="clear" w:color="auto" w:fill="104861"/>
-            <w:vAlign w:val="bottom"/>
+            <w:vAlign w:val="center"/>
+            <w:hideMark/>
           </w:tcPr>
           <w:p>
             <w:pPr>
               <w:jc w:val="center"/>
+              <w:rPr>
+                <w:rFonts w:cs="Calibri"/>
+                <w:b/>
+                <w:bCs/>
+                <w:color w:val="FFFFFF"/>
+                <w:szCs w:val="21"/>
+              </w:rPr>
             </w:pPr>
             <w:r>
               <w:rPr>
+                <w:rFonts w:cs="Calibri"/>
                 <w:b/>
                 <w:bCs/>
                 <w:color w:val="FFFFFF" w:themeColor="background1"/>
-              </w:rPr>
-              <w:t>Priority</w:t>
+                <w:szCs w:val="21"/>
+              </w:rPr>
+              <w:t>Datafix</w:t>
+            </w:r>
+          </w:p>
+        </w:tc>
+      </w:tr>
+      <!--ROW:TASKS-->
+      <w:tr>
+        <w:trPr>
+          <w:cantSplit/>
+          <w:trHeight w:val="608"/>
+        </w:trPr>
+        <w:tc>
+          <w:tcPr>
+            <w:tcW w:w="0" w:type="auto"/>
+            <w:vAlign w:val="center"/>
+            <w:hideMark/>
+          </w:tcPr>
+          <w:p>
+            <w:pPr>
+              <w:jc w:val="center"/>
+              <w:rPr>
+                <w:rFonts w:cs="Calibri"/>
+                <w:color w:val="000000"/>
+                <w:szCs w:val="21"/>
+              </w:rPr>
+            </w:pPr>
+            <w:r>
+              <w:rPr>
+                <w:rFonts w:cs="Calibri"/>
+                <w:color w:val="000000" w:themeColor="text1"/>
+                <w:szCs w:val="21"/>
+              </w:rPr>
+              <w:t>{{ROW_SLNO}}</w:t>
             </w:r>
           </w:p>
         </w:tc>
         <w:tc>
           <w:tcPr>
-            <w:tcW w:w="1755" w:type="dxa"/>
-            <w:tcBorders>
-              <w:top w:val="single" w:color="auto" w:sz="6" w:space="0"/>
-              <w:left w:val="single" w:color="auto" w:sz="0" w:space="0"/>
-              <w:bottom w:val="single" w:color="auto" w:sz="6" w:space="0"/>
-              <w:right w:val="single" w:color="auto" w:sz="6" w:space="0"/>
-            </w:tcBorders>
-            <w:shd w:val="clear" w:color="auto" w:fill="104861"/>
-            <w:vAlign w:val="bottom"/>
+            <w:tcW w:w="1314" w:type="dxa"/>
+            <w:vAlign w:val="center"/>
+            <w:hideMark/>
+          </w:tcPr>
+          <w:p>
+            <w:pPr>
+              <w:rPr>
+                <w:rFonts w:ascii="Aptos Narrow" w:hAnsi="Aptos Narrow"/>
+                <w:color w:val="000000"/>
+                <w:sz w:val="22"/>
+              </w:rPr>
+            </w:pPr>
+            <w:r>
+              <w:rPr>
+                <w:rFonts w:ascii="Aptos Narrow" w:hAnsi="Aptos Narrow"/>
+                <w:color w:val="000000" w:themeColor="text1"/>
+                <w:sz w:val="22"/>
+              </w:rPr>
+              <w:t>{{ROW_KEY}}</w:t>
+            </w:r>
+          </w:p>
+        </w:tc>
+        <w:tc>
+          <w:tcPr>
+            <w:tcW w:w="6173" w:type="dxa"/>
+            <w:vAlign w:val="center"/>
+            <w:hideMark/>
+          </w:tcPr>
+          <w:p>
+            <w:pPr>
+              <w:rPr>
+                <w:rFonts w:ascii="Aptos Narrow" w:hAnsi="Aptos Narrow"/>
+                <w:color w:val="000000"/>
+                <w:sz w:val="22"/>
+              </w:rPr>
+            </w:pPr>
+            <w:r>
+              <w:rPr>
+                <w:rFonts w:ascii="Aptos Narrow" w:hAnsi="Aptos Narrow"/>
+                <w:color w:val="000000" w:themeColor="text1"/>
+                <w:sz w:val="22"/>
+              </w:rPr>
+              <w:t>{{ROW_SUMMARY}}</w:t>
+            </w:r>
+          </w:p>
+        </w:tc>
+        <w:tc>
+          <w:tcPr>
+            <w:tcW w:w="0" w:type="auto"/>
+            <w:vAlign w:val="center"/>
+            <w:hideMark/>
           </w:tcPr>
           <w:p>
             <w:pPr>
               <w:jc w:val="center"/>
+              <w:rPr>
+                <w:rFonts w:ascii="Aptos Narrow" w:hAnsi="Aptos Narrow"/>
+                <w:color w:val="000000"/>
+                <w:sz w:val="22"/>
+              </w:rPr>
             </w:pPr>
             <w:r>
               <w:rPr>
-                <w:b/>
-                <w:bCs/>
-                <w:color w:val="FFFFFF" w:themeColor="background1"/>
-              </w:rPr>
-              <w:t>Datafix</w:t>
-            </w:r>
-          </w:p>
-        </w:tc>
-      </w:tr>
-      <!--ROW:TASKS-->
-      <w:tr w14:paraId="TC4D5E10">
-        <w:trPr>
-          <w:cantSplit/>
-          <w:trHeight w:val="150"/>
-        </w:trPr>
-        <w:tc>
-          <w:tcPr>
-            <w:tcW w:w="1126" w:type="dxa"/>
-            <w:tcBorders>
-              <w:top w:val="single" w:color="auto" w:sz="6" w:space="0"/>
-              <w:left w:val="single" w:color="auto" w:sz="0" w:space="0"/>
-              <w:bottom w:val="single" w:color="auto" w:sz="6" w:space="0"/>
-              <w:right w:val="single" w:color="auto" w:sz="6" w:space="0"/>
-            </w:tcBorders>
-          </w:tcPr>
-          <w:p w14:paraId="TC4D5E11">
-            <w:pPr>
-              <w:jc w:val="center"/>
-            </w:pPr>
-            <w:r>
-              <w:rPr>
-                <w:color w:val="000000"/>
-              </w:rPr>
-              <w:t>{{ROW_SLNO}}</w:t>
+                <w:rFonts w:ascii="Aptos Narrow" w:hAnsi="Aptos Narrow"/>
+                <w:color w:val="000000" w:themeColor="text1"/>
+                <w:sz w:val="22"/>
+              </w:rPr>
+              <w:t>{{ROW_PRIORITY}}</w:t>
             </w:r>
           </w:p>
         </w:tc>
         <w:tc>
           <w:tcPr>
-            <w:tcW w:w="1701" w:type="dxa"/>
-            <w:tcBorders>
-              <w:top w:val="single" w:color="auto" w:sz="6" w:space="0"/>
-              <w:left w:val="nil"/>
-              <w:bottom w:val="single" w:color="auto" w:sz="6" w:space="0"/>
-              <w:right w:val="single" w:color="auto" w:sz="6" w:space="0"/>
-            </w:tcBorders>
+            <w:tcW w:w="0" w:type="auto"/>
+            <w:vAlign w:val="center"/>
+            <w:hideMark/>
           </w:tcPr>
-          <w:p w14:paraId="TC4D5E12">
+          <w:p>
             <w:pPr>
               <w:jc w:val="center"/>
+              <w:rPr>
+                <w:rFonts w:ascii="Aptos Narrow" w:hAnsi="Aptos Narrow"/>
+                <w:color w:val="000000"/>
+                <w:sz w:val="22"/>
+              </w:rPr>
             </w:pPr>
             <w:r>
               <w:rPr>
-                <w:color w:val="000000"/>
-              </w:rPr>
-              <w:t>{{ROW_KEY}}</w:t>
-            </w:r>
-          </w:p>
-        </w:tc>
-        <w:tc>
-          <w:tcPr>
-            <w:tcW w:w="7088" w:type="dxa"/>
-            <w:tcBorders>
-              <w:top w:val="single" w:color="auto" w:sz="6" w:space="0"/>
-              <w:left w:val="nil"/>
-              <w:bottom w:val="single" w:color="auto" w:sz="6" w:space="0"/>
-              <w:right w:val="single" w:color="auto" w:sz="6" w:space="0"/>
-            </w:tcBorders>
-          </w:tcPr>
-          <w:p w14:paraId="TC4D5E13">
-            <w:pPr>
-              <w:jc w:val="center"/>
-            </w:pPr>
-            <w:r>
-              <w:rPr>
-                <w:color w:val="000000"/>
-              </w:rPr>
-              <w:t>{{ROW_SUMMARY}}</w:t>
-            </w:r>
-          </w:p>
-        </w:tc>
-        <w:tc>
-          <w:tcPr>
-            <w:tcW w:w="1410" w:type="dxa"/>
-            <w:tcBorders>
-              <w:top w:val="single" w:color="auto" w:sz="6" w:space="0"/>
-              <w:left w:val="nil"/>
-              <w:bottom w:val="single" w:color="auto" w:sz="6" w:space="0"/>
-              <w:right w:val="single" w:color="auto" w:sz="6" w:space="0"/>
-            </w:tcBorders>
-          </w:tcPr>
-          <w:p w14:paraId="TC4D5E14">
-            <w:pPr>
-              <w:jc w:val="center"/>
-            </w:pPr>
-            <w:r>
-              <w:rPr>
-                <w:color w:val="000000"/>
-              </w:rPr>
-              <w:t>{{ROW_PRIORITY}}</w:t>
-            </w:r>
-          </w:p>
-        </w:tc>
-        <w:tc>
-          <w:tcPr>
-            <w:tcW w:w="1755" w:type="dxa"/>
-            <w:tcBorders>
-              <w:top w:val="single" w:color="auto" w:sz="6" w:space="0"/>
-              <w:left w:val="single" w:color="auto" w:sz="0" w:space="0"/>
-              <w:bottom w:val="single" w:color="auto" w:sz="6" w:space="0"/>
-              <w:right w:val="single" w:color="auto" w:sz="6" w:space="0"/>
-            </w:tcBorders>
-          </w:tcPr>
-          <w:p w14:paraId="TC4D5E15">
-            <w:pPr>
-              <w:jc w:val="center"/>
-            </w:pPr>
-            <w:r>
-              <w:rPr>
-                <w:color w:val="000000"/>
+                <w:rFonts w:ascii="Aptos Narrow" w:hAnsi="Aptos Narrow"/>
+                <w:color w:val="000000" w:themeColor="text1"/>
+                <w:sz w:val="22"/>
               </w:rPr>
               <w:t>{{ROW_DATAFIX}}</w:t>
             </w:r>
@@ -6018,21 +6321,6 @@
       </w:r>
     </w:p>
     <!--BLOCK:TASKS:NA_END-->
-    <w:p>
-      <w:pPr>
-        <w:rPr>
-          <w:rFonts w:eastAsia="Calibri" w:cs="Calibri"/>
-          <w:color w:val="156082" w:themeColor="accent1"/>
-          <w:sz w:val="2"/>
-          <w:szCs w:val="2"/>
-        </w:rPr>
-      </w:pPr>
-      <w:bookmarkStart w:name="_Toc229047355" w:id="29"/>
-      <w:bookmarkEnd w:id="22"/>
-      <w:bookmarkEnd w:id="23"/>
-      <w:bookmarkEnd w:id="24"/>
-      <w:bookmarkEnd w:id="25"/>
-    </w:p>
     <w:p>
       <w:pPr>
         <w:pStyle w:val="Heading2"/>
@@ -6046,212 +6334,232 @@
         <w:ind w:left="0" w:firstLine="0"/>
         <w:jc w:val="both"/>
         <w:rPr>
-          <w:rFonts w:ascii="Calibri" w:hAnsi="Calibri" w:eastAsia="Calibri" w:cs="Calibri"/>
+          <w:rFonts w:ascii="Calibri" w:eastAsia="Calibri" w:hAnsi="Calibri" w:cs="Calibri"/>
           <w:color w:val="156082" w:themeColor="accent1"/>
         </w:rPr>
       </w:pPr>
       <w:r>
         <w:rPr>
-          <w:rFonts w:ascii="Calibri" w:hAnsi="Calibri" w:eastAsia="Calibri" w:cs="Calibri"/>
-          <w:color w:val="156082" w:themeColor="accent1" w:themeTint="FF" w:themeShade="FF"/>
+          <w:rFonts w:ascii="Calibri" w:eastAsia="Calibri" w:hAnsi="Calibri" w:cs="Calibri"/>
+          <w:color w:val="156082" w:themeColor="accent1"/>
         </w:rPr>
         <w:t>Code Drop Defects-</w:t>
       </w:r>
-      <w:bookmarkEnd w:id="29"/>
     </w:p>
     <!--BLOCK:CDD:TABLE_START-->
     <w:p>
       <w:pPr>
-        <w:pStyle w:val="ListParagraph"/>
-        <w:widowControl w:val="0"/>
-        <w:numPr>
-          <w:ilvl w:val="0"/>
-          <w:numId w:val="26"/>
-        </w:numPr>
-        <w:suppressLineNumbers w:val="0"/>
-        <w:bidi w:val="0"/>
-        <w:spacing w:before="0" w:beforeAutospacing="off" w:after="0" w:afterAutospacing="off" w:line="240" w:lineRule="auto"/>
-        <w:ind w:left="720" w:right="0" w:hanging="360"/>
-        <w:jc w:val="left"/>
         <w:rPr>
-          <w:rFonts w:ascii="Calibri" w:hAnsi="Calibri" w:eastAsia="Calibri" w:cs="Calibri"/>
-          <w:noProof w:val="0"/>
-          <w:color w:val="auto"/>
-          <w:sz w:val="21"/>
-          <w:szCs w:val="21"/>
-          <w:lang w:val="en-US"/>
+          <w:color w:val="000000" w:themeColor="text1"/>
+          <w:sz w:val="22"/>
         </w:rPr>
       </w:pPr>
       <w:r>
         <w:rPr>
-          <w:rFonts w:ascii="Calibri" w:hAnsi="Calibri" w:eastAsia="Calibri" w:cs="Calibri"/>
-          <w:b w:val="0"/>
-          <w:bCs w:val="0"/>
-          <w:i w:val="0"/>
-          <w:iCs w:val="0"/>
-          <w:caps w:val="0"/>
-          <w:smallCaps w:val="0"/>
-          <w:noProof w:val="0"/>
-          <w:color w:val="auto"/>
-          <w:sz w:val="24"/>
-          <w:szCs w:val="24"/>
-          <w:lang w:val="en-US"/>
+          <w:color w:val="000000" w:themeColor="text1"/>
+          <w:sz w:val="22"/>
         </w:rPr>
-        <w:t xml:space="preserve">Below defect was released as part of CD {{CD_VERSION}}</w:t>
+        <w:t xml:space="preserve">Below Defects are Delivered as part of CD {{CD_VERSION}} - </w:t>
       </w:r>
     </w:p>
+    <w:p/>
     <w:tbl>
       <w:tblPr>
-        <w:tblW w:w="13080" w:type="dxa"/>
-        <w:tblBorders>
-          <w:top w:val="outset" w:color="auto" w:sz="6" w:space="0"/>
-          <w:left w:val="outset" w:color="auto" w:sz="6" w:space="0"/>
-          <w:bottom w:val="outset" w:color="auto" w:sz="6" w:space="0"/>
-          <w:right w:val="outset" w:color="auto" w:sz="6" w:space="0"/>
-        </w:tblBorders>
-        <w:tblCellMar>
-          <w:left w:w="0" w:type="dxa"/>
-          <w:right w:w="0" w:type="dxa"/>
-        </w:tblCellMar>
+        <w:tblW w:w="0" w:type="auto"/>
+        <w:tblLayout w:type="fixed"/>
         <w:tblLook w:val="04A0" w:firstRow="1" w:lastRow="0" w:firstColumn="1" w:lastColumn="0" w:noHBand="0" w:noVBand="1"/>
       </w:tblPr>
       <w:tblGrid>
-        <w:gridCol w:w="1126"/>
-        <w:gridCol w:w="1701"/>
-        <w:gridCol w:w="7088"/>
-        <w:gridCol w:w="1410"/>
-        <w:gridCol w:w="1755"/>
+        <w:gridCol w:w="804"/>
+        <w:gridCol w:w="1497"/>
+        <w:gridCol w:w="5563"/>
+        <w:gridCol w:w="1044"/>
+        <w:gridCol w:w="1018"/>
       </w:tblGrid>
       <w:tr>
         <w:trPr>
           <w:cantSplit/>
-          <w:trHeight w:val="255"/>
+          <w:trHeight w:val="331"/>
         </w:trPr>
         <w:tc>
           <w:tcPr>
-            <w:tcW w:w="1126" w:type="dxa"/>
+            <w:tcW w:w="804" w:type="dxa"/>
             <w:tcBorders>
-              <w:top w:val="single" w:color="auto" w:sz="6" w:space="0"/>
-              <w:left w:val="single" w:color="auto" w:sz="0" w:space="0"/>
-              <w:bottom w:val="single" w:color="auto" w:sz="6" w:space="0"/>
-              <w:right w:val="single" w:color="auto" w:sz="6" w:space="0"/>
+              <w:top w:val="single" w:sz="4" w:space="0" w:color="000000" w:themeColor="text1"/>
+              <w:left w:val="single" w:sz="4" w:space="0" w:color="000000" w:themeColor="text1"/>
+              <w:bottom w:val="single" w:sz="8" w:space="0" w:color="auto"/>
+              <w:right w:val="single" w:sz="8" w:space="0" w:color="auto"/>
             </w:tcBorders>
             <w:shd w:val="clear" w:color="auto" w:fill="104861"/>
-            <w:vAlign w:val="bottom"/>
+            <w:vAlign w:val="center"/>
+            <w:hideMark/>
+          </w:tcPr>
+          <w:p>
+            <w:pPr>
+              <w:widowControl/>
+              <w:autoSpaceDE/>
+              <w:autoSpaceDN/>
+              <w:jc w:val="center"/>
+              <w:rPr>
+                <w:rFonts w:cs="Calibri"/>
+                <w:b/>
+                <w:bCs/>
+                <w:color w:val="FFFFFF"/>
+                <w:szCs w:val="21"/>
+                <w:lang w:bidi="ar-SA"/>
+              </w:rPr>
+            </w:pPr>
+            <w:r>
+              <w:rPr>
+                <w:rFonts w:cs="Calibri"/>
+                <w:b/>
+                <w:bCs/>
+                <w:color w:val="FFFFFF" w:themeColor="background1"/>
+                <w:szCs w:val="21"/>
+              </w:rPr>
+              <w:t>Sl No</w:t>
+            </w:r>
+          </w:p>
+        </w:tc>
+        <w:tc>
+          <w:tcPr>
+            <w:tcW w:w="1497" w:type="dxa"/>
+            <w:tcBorders>
+              <w:top w:val="single" w:sz="4" w:space="0" w:color="000000" w:themeColor="text1"/>
+              <w:left w:val="nil"/>
+              <w:bottom w:val="single" w:sz="8" w:space="0" w:color="auto"/>
+              <w:right w:val="single" w:sz="8" w:space="0" w:color="auto"/>
+            </w:tcBorders>
+            <w:shd w:val="clear" w:color="auto" w:fill="104861"/>
+            <w:vAlign w:val="center"/>
+            <w:hideMark/>
           </w:tcPr>
           <w:p>
             <w:pPr>
               <w:jc w:val="center"/>
+              <w:rPr>
+                <w:rFonts w:cs="Calibri"/>
+                <w:b/>
+                <w:bCs/>
+                <w:color w:val="FFFFFF"/>
+                <w:szCs w:val="21"/>
+              </w:rPr>
             </w:pPr>
             <w:r>
               <w:rPr>
+                <w:rFonts w:cs="Calibri"/>
                 <w:b/>
                 <w:bCs/>
                 <w:color w:val="FFFFFF" w:themeColor="background1"/>
-              </w:rPr>
-              <w:t>Sl No</w:t>
+                <w:szCs w:val="21"/>
+              </w:rPr>
+              <w:t>Issue key</w:t>
             </w:r>
           </w:p>
         </w:tc>
         <w:tc>
           <w:tcPr>
-            <w:tcW w:w="1701" w:type="dxa"/>
+            <w:tcW w:w="5563" w:type="dxa"/>
             <w:tcBorders>
-              <w:top w:val="single" w:color="auto" w:sz="6" w:space="0"/>
+              <w:top w:val="single" w:sz="4" w:space="0" w:color="000000" w:themeColor="text1"/>
               <w:left w:val="nil"/>
-              <w:bottom w:val="single" w:color="auto" w:sz="6" w:space="0"/>
-              <w:right w:val="single" w:color="auto" w:sz="6" w:space="0"/>
+              <w:bottom w:val="single" w:sz="8" w:space="0" w:color="auto"/>
+              <w:right w:val="single" w:sz="8" w:space="0" w:color="auto"/>
             </w:tcBorders>
             <w:shd w:val="clear" w:color="auto" w:fill="104861"/>
-            <w:vAlign w:val="bottom"/>
+            <w:vAlign w:val="center"/>
+            <w:hideMark/>
           </w:tcPr>
           <w:p>
             <w:pPr>
               <w:jc w:val="center"/>
+              <w:rPr>
+                <w:rFonts w:cs="Calibri"/>
+                <w:b/>
+                <w:bCs/>
+                <w:color w:val="FFFFFF"/>
+                <w:szCs w:val="21"/>
+              </w:rPr>
             </w:pPr>
             <w:r>
               <w:rPr>
+                <w:rFonts w:cs="Calibri"/>
                 <w:b/>
                 <w:bCs/>
                 <w:color w:val="FFFFFF" w:themeColor="background1"/>
-              </w:rPr>
-              <w:t>Issue key</w:t>
+                <w:szCs w:val="21"/>
+              </w:rPr>
+              <w:t>Summary</w:t>
             </w:r>
           </w:p>
         </w:tc>
         <w:tc>
           <w:tcPr>
-            <w:tcW w:w="7088" w:type="dxa"/>
+            <w:tcW w:w="1044" w:type="dxa"/>
             <w:tcBorders>
-              <w:top w:val="single" w:color="auto" w:sz="6" w:space="0"/>
+              <w:top w:val="single" w:sz="4" w:space="0" w:color="000000" w:themeColor="text1"/>
               <w:left w:val="nil"/>
-              <w:bottom w:val="single" w:color="auto" w:sz="6" w:space="0"/>
-              <w:right w:val="single" w:color="auto" w:sz="6" w:space="0"/>
+              <w:bottom w:val="single" w:sz="8" w:space="0" w:color="auto"/>
+              <w:right w:val="single" w:sz="8" w:space="0" w:color="auto"/>
             </w:tcBorders>
             <w:shd w:val="clear" w:color="auto" w:fill="104861"/>
-            <w:vAlign w:val="bottom"/>
+            <w:vAlign w:val="center"/>
+            <w:hideMark/>
           </w:tcPr>
           <w:p>
             <w:pPr>
               <w:jc w:val="center"/>
+              <w:rPr>
+                <w:rFonts w:cs="Calibri"/>
+                <w:b/>
+                <w:bCs/>
+                <w:color w:val="FFFFFF"/>
+                <w:szCs w:val="21"/>
+              </w:rPr>
             </w:pPr>
             <w:r>
               <w:rPr>
+                <w:rFonts w:cs="Calibri"/>
                 <w:b/>
                 <w:bCs/>
                 <w:color w:val="FFFFFF" w:themeColor="background1"/>
-              </w:rPr>
-              <w:t>Summary</w:t>
+                <w:szCs w:val="21"/>
+              </w:rPr>
+              <w:t>Priority</w:t>
             </w:r>
           </w:p>
         </w:tc>
         <w:tc>
           <w:tcPr>
-            <w:tcW w:w="1410" w:type="dxa"/>
+            <w:tcW w:w="1018" w:type="dxa"/>
             <w:tcBorders>
-              <w:top w:val="single" w:color="auto" w:sz="6" w:space="0"/>
+              <w:top w:val="single" w:sz="4" w:space="0" w:color="000000" w:themeColor="text1"/>
               <w:left w:val="nil"/>
-              <w:bottom w:val="single" w:color="auto" w:sz="6" w:space="0"/>
-              <w:right w:val="single" w:color="auto" w:sz="6" w:space="0"/>
+              <w:bottom w:val="single" w:sz="8" w:space="0" w:color="auto"/>
+              <w:right w:val="single" w:sz="4" w:space="0" w:color="000000" w:themeColor="text1"/>
             </w:tcBorders>
             <w:shd w:val="clear" w:color="auto" w:fill="104861"/>
-            <w:vAlign w:val="bottom"/>
+            <w:vAlign w:val="center"/>
+            <w:hideMark/>
           </w:tcPr>
           <w:p>
             <w:pPr>
               <w:jc w:val="center"/>
+              <w:rPr>
+                <w:rFonts w:cs="Calibri"/>
+                <w:b/>
+                <w:bCs/>
+                <w:color w:val="FFFFFF"/>
+                <w:szCs w:val="21"/>
+              </w:rPr>
             </w:pPr>
             <w:r>
               <w:rPr>
+                <w:rFonts w:cs="Calibri"/>
                 <w:b/>
                 <w:bCs/>
                 <w:color w:val="FFFFFF" w:themeColor="background1"/>
-              </w:rPr>
-              <w:t>Priority</w:t>
-            </w:r>
-          </w:p>
-        </w:tc>
-        <w:tc>
-          <w:tcPr>
-            <w:tcW w:w="1755" w:type="dxa"/>
-            <w:tcBorders>
-              <w:top w:val="single" w:color="auto" w:sz="6" w:space="0"/>
-              <w:left w:val="single" w:color="auto" w:sz="0" w:space="0"/>
-              <w:bottom w:val="single" w:color="auto" w:sz="6" w:space="0"/>
-              <w:right w:val="single" w:color="auto" w:sz="6" w:space="0"/>
-            </w:tcBorders>
-            <w:shd w:val="clear" w:color="auto" w:fill="104861"/>
-            <w:vAlign w:val="bottom"/>
-          </w:tcPr>
-          <w:p>
-            <w:pPr>
-              <w:jc w:val="center"/>
-            </w:pPr>
-            <w:r>
-              <w:rPr>
-                <w:b/>
-                <w:bCs/>
-                <w:color w:val="FFFFFF" w:themeColor="background1"/>
+                <w:szCs w:val="21"/>
               </w:rPr>
               <w:t>Datafix</w:t>
             </w:r>
@@ -6262,25 +6570,34 @@
       <w:tr>
         <w:trPr>
           <w:cantSplit/>
-          <w:trHeight w:val="150"/>
+          <w:trHeight w:val="183"/>
         </w:trPr>
         <w:tc>
           <w:tcPr>
-            <w:tcW w:w="1126" w:type="dxa"/>
+            <w:tcW w:w="804" w:type="dxa"/>
             <w:tcBorders>
-              <w:top w:val="single" w:color="auto" w:sz="6" w:space="0"/>
-              <w:left w:val="single" w:color="auto" w:sz="0" w:space="0"/>
-              <w:bottom w:val="single" w:color="auto" w:sz="6" w:space="0"/>
-              <w:right w:val="single" w:color="auto" w:sz="6" w:space="0"/>
+              <w:top w:val="nil"/>
+              <w:left w:val="single" w:sz="4" w:space="0" w:color="000000" w:themeColor="text1"/>
+              <w:bottom w:val="single" w:sz="8" w:space="0" w:color="auto"/>
+              <w:right w:val="single" w:sz="8" w:space="0" w:color="auto"/>
             </w:tcBorders>
+            <w:vAlign w:val="center"/>
+            <w:hideMark/>
           </w:tcPr>
           <w:p>
             <w:pPr>
               <w:jc w:val="center"/>
+              <w:rPr>
+                <w:rFonts w:cs="Calibri"/>
+                <w:color w:val="000000"/>
+                <w:szCs w:val="21"/>
+              </w:rPr>
             </w:pPr>
             <w:r>
               <w:rPr>
-                <w:color w:val="000000"/>
+                <w:rFonts w:cs="Calibri"/>
+                <w:color w:val="000000" w:themeColor="text1"/>
+                <w:szCs w:val="21"/>
               </w:rPr>
               <w:t>{{ROW_SLNO}}</w:t>
             </w:r>
@@ -6288,87 +6605,121 @@
         </w:tc>
         <w:tc>
           <w:tcPr>
-            <w:tcW w:w="1701" w:type="dxa"/>
+            <w:tcW w:w="1497" w:type="dxa"/>
             <w:tcBorders>
-              <w:top w:val="single" w:color="auto" w:sz="6" w:space="0"/>
+              <w:top w:val="nil"/>
               <w:left w:val="nil"/>
-              <w:bottom w:val="single" w:color="auto" w:sz="6" w:space="0"/>
-              <w:right w:val="single" w:color="auto" w:sz="6" w:space="0"/>
+              <w:bottom w:val="single" w:sz="8" w:space="0" w:color="auto"/>
+              <w:right w:val="single" w:sz="8" w:space="0" w:color="auto"/>
             </w:tcBorders>
+            <w:vAlign w:val="center"/>
+            <w:hideMark/>
+          </w:tcPr>
+          <w:p>
+            <w:pPr>
+              <w:rPr>
+                <w:rFonts w:ascii="Aptos Narrow" w:hAnsi="Aptos Narrow"/>
+                <w:color w:val="000000"/>
+                <w:sz w:val="22"/>
+              </w:rPr>
+            </w:pPr>
+            <w:r>
+              <w:rPr>
+                <w:rFonts w:ascii="Aptos Narrow" w:hAnsi="Aptos Narrow"/>
+                <w:color w:val="000000" w:themeColor="text1"/>
+                <w:sz w:val="22"/>
+              </w:rPr>
+              <w:t>{{ROW_KEY}}</w:t>
+            </w:r>
+          </w:p>
+        </w:tc>
+        <w:tc>
+          <w:tcPr>
+            <w:tcW w:w="5563" w:type="dxa"/>
+            <w:tcBorders>
+              <w:top w:val="nil"/>
+              <w:left w:val="nil"/>
+              <w:bottom w:val="single" w:sz="8" w:space="0" w:color="auto"/>
+              <w:right w:val="single" w:sz="8" w:space="0" w:color="auto"/>
+            </w:tcBorders>
+            <w:vAlign w:val="center"/>
+            <w:hideMark/>
+          </w:tcPr>
+          <w:p>
+            <w:pPr>
+              <w:rPr>
+                <w:rFonts w:ascii="Aptos Narrow" w:hAnsi="Aptos Narrow"/>
+                <w:color w:val="000000"/>
+                <w:sz w:val="22"/>
+              </w:rPr>
+            </w:pPr>
+            <w:r>
+              <w:rPr>
+                <w:rFonts w:ascii="Aptos Narrow" w:hAnsi="Aptos Narrow"/>
+                <w:color w:val="000000" w:themeColor="text1"/>
+                <w:sz w:val="22"/>
+              </w:rPr>
+              <w:t>{{ROW_SUMMARY}}</w:t>
+            </w:r>
+          </w:p>
+        </w:tc>
+        <w:tc>
+          <w:tcPr>
+            <w:tcW w:w="1044" w:type="dxa"/>
+            <w:tcBorders>
+              <w:top w:val="nil"/>
+              <w:left w:val="nil"/>
+              <w:bottom w:val="single" w:sz="8" w:space="0" w:color="auto"/>
+              <w:right w:val="single" w:sz="8" w:space="0" w:color="auto"/>
+            </w:tcBorders>
+            <w:vAlign w:val="center"/>
+            <w:hideMark/>
           </w:tcPr>
           <w:p>
             <w:pPr>
               <w:jc w:val="center"/>
+              <w:rPr>
+                <w:rFonts w:ascii="Aptos Narrow" w:hAnsi="Aptos Narrow"/>
+                <w:color w:val="000000"/>
+                <w:sz w:val="22"/>
+              </w:rPr>
             </w:pPr>
             <w:r>
               <w:rPr>
-                <w:color w:val="000000"/>
-              </w:rPr>
-              <w:t>{{ROW_KEY}}</w:t>
+                <w:rFonts w:ascii="Aptos Narrow" w:hAnsi="Aptos Narrow"/>
+                <w:color w:val="000000" w:themeColor="text1"/>
+                <w:sz w:val="22"/>
+              </w:rPr>
+              <w:t>{{ROW_PRIORITY}}</w:t>
             </w:r>
           </w:p>
         </w:tc>
         <w:tc>
           <w:tcPr>
-            <w:tcW w:w="7088" w:type="dxa"/>
+            <w:tcW w:w="1018" w:type="dxa"/>
             <w:tcBorders>
-              <w:top w:val="single" w:color="auto" w:sz="6" w:space="0"/>
+              <w:top w:val="nil"/>
               <w:left w:val="nil"/>
-              <w:bottom w:val="single" w:color="auto" w:sz="6" w:space="0"/>
-              <w:right w:val="single" w:color="auto" w:sz="6" w:space="0"/>
+              <w:bottom w:val="single" w:sz="8" w:space="0" w:color="auto"/>
+              <w:right w:val="single" w:sz="4" w:space="0" w:color="000000" w:themeColor="text1"/>
             </w:tcBorders>
+            <w:vAlign w:val="center"/>
+            <w:hideMark/>
           </w:tcPr>
           <w:p>
             <w:pPr>
               <w:jc w:val="center"/>
+              <w:rPr>
+                <w:rFonts w:ascii="Aptos Narrow" w:hAnsi="Aptos Narrow"/>
+                <w:color w:val="000000"/>
+                <w:sz w:val="22"/>
+              </w:rPr>
             </w:pPr>
             <w:r>
               <w:rPr>
-                <w:color w:val="000000"/>
-              </w:rPr>
-              <w:t>{{ROW_SUMMARY}}</w:t>
-            </w:r>
-          </w:p>
-        </w:tc>
-        <w:tc>
-          <w:tcPr>
-            <w:tcW w:w="1410" w:type="dxa"/>
-            <w:tcBorders>
-              <w:top w:val="single" w:color="auto" w:sz="6" w:space="0"/>
-              <w:left w:val="nil"/>
-              <w:bottom w:val="single" w:color="auto" w:sz="6" w:space="0"/>
-              <w:right w:val="single" w:color="auto" w:sz="6" w:space="0"/>
-            </w:tcBorders>
-          </w:tcPr>
-          <w:p>
-            <w:pPr>
-              <w:jc w:val="center"/>
-            </w:pPr>
-            <w:r>
-              <w:rPr>
-                <w:color w:val="000000"/>
-              </w:rPr>
-              <w:t>{{ROW_PRIORITY}}</w:t>
-            </w:r>
-          </w:p>
-        </w:tc>
-        <w:tc>
-          <w:tcPr>
-            <w:tcW w:w="1755" w:type="dxa"/>
-            <w:tcBorders>
-              <w:top w:val="single" w:color="auto" w:sz="6" w:space="0"/>
-              <w:left w:val="single" w:color="auto" w:sz="0" w:space="0"/>
-              <w:bottom w:val="single" w:color="auto" w:sz="6" w:space="0"/>
-              <w:right w:val="single" w:color="auto" w:sz="6" w:space="0"/>
-            </w:tcBorders>
-          </w:tcPr>
-          <w:p>
-            <w:pPr>
-              <w:jc w:val="center"/>
-            </w:pPr>
-            <w:r>
-              <w:rPr>
-                <w:color w:val="000000"/>
+                <w:rFonts w:ascii="Aptos Narrow" w:hAnsi="Aptos Narrow"/>
+                <w:color w:val="000000" w:themeColor="text1"/>
+                <w:sz w:val="22"/>
               </w:rPr>
               <w:t>{{ROW_DATAFIX}}</w:t>
             </w:r>
@@ -6404,21 +6755,24 @@
         <w:ind w:left="0" w:firstLine="0"/>
         <w:jc w:val="both"/>
         <w:rPr>
-          <w:rFonts w:ascii="Calibri" w:hAnsi="Calibri" w:eastAsia="Calibri" w:cs="Calibri"/>
+          <w:rFonts w:ascii="Calibri" w:eastAsia="Calibri" w:hAnsi="Calibri" w:cs="Calibri"/>
           <w:color w:val="156082" w:themeColor="accent1"/>
         </w:rPr>
       </w:pPr>
-      <w:bookmarkStart w:name="_Toc229047356" w:id="30"/>
+      <w:bookmarkStart w:id="16" w:name="_Toc229047356"/>
       <w:r>
         <w:rPr>
-          <w:rFonts w:ascii="Calibri" w:hAnsi="Calibri" w:eastAsia="Calibri" w:cs="Calibri"/>
+          <w:rFonts w:ascii="Calibri" w:eastAsia="Calibri" w:hAnsi="Calibri" w:cs="Calibri"/>
           <w:color w:val="156082" w:themeColor="accent1"/>
         </w:rPr>
         <w:t>Technical Configuration</w:t>
       </w:r>
-      <w:bookmarkEnd w:id="30"/>
+      <w:bookmarkEnd w:id="16"/>
     </w:p>
     <w:p>
+      <w:pPr>
+        <w:ind w:left="720"/>
+      </w:pPr>
       <w:r>
         <w:rPr>
           <w:rFonts w:eastAsia="Calibri" w:cs="Calibri"/>
@@ -6426,29 +6780,21 @@
           <w:sz w:val="24"/>
           <w:szCs w:val="24"/>
         </w:rPr>
-        <w:t xml:space="preserve">             AppSettings.Config change(s)</w:t>
-        <w:br/>
+        <w:t xml:space="preserve">AppSettings.Config change(s) - </w:t>
       </w:r>
       <w:r>
         <w:rPr>
+          <w:rFonts w:eastAsia="Calibri" w:cs="Calibri"/>
           <w:color w:val="000000"/>
+          <w:sz w:val="20"/>
+          <w:szCs w:val="20"/>
         </w:rPr>
-        <w:t xml:space="preserve">               {{APPSETTINGS_TEXT}}</w:t>
+        <w:t>{{APPSETTINGS_TEXT}}</w:t>
       </w:r>
     </w:p>
     <w:p>
       <w:pPr>
-        <w:jc w:val="both"/>
-        <w:rPr>
-          <w:rFonts w:eastAsia="Calibri" w:cs="Calibri"/>
-          <w:color w:val="156082" w:themeColor="accent1"/>
-          <w:sz w:val="24"/>
-          <w:szCs w:val="24"/>
-        </w:rPr>
-      </w:pPr>
-    </w:p>
-    <w:p>
-      <w:pPr>
+        <w:ind w:left="720"/>
         <w:jc w:val="both"/>
       </w:pPr>
       <w:r>
@@ -6458,26 +6804,20 @@
           <w:sz w:val="24"/>
           <w:szCs w:val="24"/>
         </w:rPr>
-        <w:t xml:space="preserve">             Web Config change(s)</w:t>
+        <w:t>Web Config change(s)</w:t>
       </w:r>
-    </w:p>
-    <w:p>
-      <w:pPr>
-        <w:ind w:left="720"/>
-        <w:jc w:val="both"/>
-      </w:pPr>
+      <w:r>
+        <w:t xml:space="preserve"> </w:t>
+      </w:r>
       <w:r>
         <w:rPr>
+          <w:rFonts w:eastAsia="Calibri" w:cs="Calibri"/>
           <w:color w:val="000000"/>
+          <w:sz w:val="20"/>
+          <w:szCs w:val="20"/>
         </w:rPr>
-        <w:t>{{WEBCONFIG_TEXT}}</w:t>
+        <w:t xml:space="preserve">- {{WEBCONFIG_TEXT}}</w:t>
       </w:r>
-    </w:p>
-    <w:p>
-      <w:pPr>
-        <w:ind w:left="720"/>
-        <w:jc w:val="both"/>
-      </w:pPr>
     </w:p>
     <w:p>
       <w:pPr>
@@ -6495,26 +6835,28 @@
           <w:rFonts w:asciiTheme="minorHAnsi" w:hAnsiTheme="minorHAnsi" w:cstheme="minorBidi"/>
         </w:rPr>
       </w:pPr>
-      <w:bookmarkStart w:name="_Toc229047357" w:id="31"/>
+      <w:bookmarkStart w:id="17" w:name="_Toc229047357"/>
       <w:r>
         <w:rPr>
           <w:rFonts w:asciiTheme="minorHAnsi" w:hAnsiTheme="minorHAnsi" w:cstheme="minorBidi"/>
         </w:rPr>
+        <w:lastRenderedPageBreak/>
         <w:t>Release Request Package(s)</w:t>
       </w:r>
-      <w:bookmarkEnd w:id="31"/>
+      <w:bookmarkEnd w:id="17"/>
     </w:p>
     <w:tbl>
       <w:tblPr>
         <w:tblStyle w:val="TableGrid"/>
         <w:tblW w:w="0" w:type="auto"/>
         <w:tblInd w:w="445" w:type="dxa"/>
+        <w:tblLayout w:type="fixed"/>
         <w:tblLook w:val="04A0" w:firstRow="1" w:lastRow="0" w:firstColumn="1" w:lastColumn="0" w:noHBand="0" w:noVBand="1"/>
       </w:tblPr>
       <w:tblGrid>
         <w:gridCol w:w="720"/>
-        <w:gridCol w:w="1980"/>
-        <w:gridCol w:w="1090"/>
+        <w:gridCol w:w="2091"/>
+        <w:gridCol w:w="1275"/>
       </w:tblGrid>
       <w:tr>
         <w:trPr>
@@ -6561,7 +6903,7 @@
         </w:tc>
         <w:tc>
           <w:tcPr>
-            <w:tcW w:w="1980" w:type="dxa"/>
+            <w:tcW w:w="2091" w:type="dxa"/>
             <w:shd w:val="clear" w:color="auto" w:fill="156082" w:themeFill="accent1"/>
           </w:tcPr>
           <w:p>
@@ -6596,7 +6938,7 @@
         </w:tc>
         <w:tc>
           <w:tcPr>
-            <w:tcW w:w="1080" w:type="dxa"/>
+            <w:tcW w:w="1275" w:type="dxa"/>
             <w:shd w:val="clear" w:color="auto" w:fill="156082" w:themeFill="accent1"/>
           </w:tcPr>
           <w:p>
@@ -6640,21 +6982,35 @@
             <w:tcW w:w="720" w:type="dxa"/>
           </w:tcPr>
           <w:p>
-            <w:r>
+            <w:pPr>
+              <w:jc w:val="center"/>
+              <w:rPr>
+                <w:color w:val="000000" w:themeColor="text1"/>
+              </w:rPr>
+            </w:pPr>
+            <w:r>
+              <w:rPr>
+                <w:color w:val="000000" w:themeColor="text1"/>
+              </w:rPr>
               <w:t>1</w:t>
             </w:r>
           </w:p>
         </w:tc>
         <w:tc>
           <w:tcPr>
-            <w:tcW w:w="1980" w:type="dxa"/>
+            <w:tcW w:w="2091" w:type="dxa"/>
             <w:vAlign w:val="center"/>
           </w:tcPr>
           <w:p>
+            <w:pPr>
+              <w:rPr>
+                <w:color w:val="000000" w:themeColor="text1"/>
+              </w:rPr>
+            </w:pPr>
             <w:r>
               <w:rPr>
                 <w:rFonts w:cs="Calibri"/>
-                <w:color w:val="534F4B"/>
+                <w:color w:val="000000" w:themeColor="text1"/>
                 <w:sz w:val="20"/>
                 <w:szCs w:val="20"/>
                 <w:lang w:val="en-IN" w:eastAsia="en-IN" w:bidi="ar-SA"/>
@@ -6665,11 +7021,20 @@
         </w:tc>
         <w:tc>
           <w:tcPr>
-            <w:tcW w:w="1080" w:type="dxa"/>
+            <w:tcW w:w="1275" w:type="dxa"/>
             <w:vAlign w:val="center"/>
           </w:tcPr>
           <w:p>
-            <w:r>
+            <w:pPr>
+              <w:jc w:val="center"/>
+              <w:rPr>
+                <w:color w:val="000000" w:themeColor="text1"/>
+              </w:rPr>
+            </w:pPr>
+            <w:r>
+              <w:rPr>
+                <w:color w:val="000000" w:themeColor="text1"/>
+              </w:rPr>
               <w:t>{{RRP_LESSOR_PORTAL}}</w:t>
             </w:r>
           </w:p>
@@ -6685,21 +7050,35 @@
             <w:tcW w:w="720" w:type="dxa"/>
           </w:tcPr>
           <w:p>
-            <w:r>
+            <w:pPr>
+              <w:jc w:val="center"/>
+              <w:rPr>
+                <w:color w:val="000000" w:themeColor="text1"/>
+              </w:rPr>
+            </w:pPr>
+            <w:r>
+              <w:rPr>
+                <w:color w:val="000000" w:themeColor="text1"/>
+              </w:rPr>
               <w:t>2</w:t>
             </w:r>
           </w:p>
         </w:tc>
         <w:tc>
           <w:tcPr>
-            <w:tcW w:w="1980" w:type="dxa"/>
+            <w:tcW w:w="2091" w:type="dxa"/>
             <w:vAlign w:val="center"/>
           </w:tcPr>
           <w:p>
+            <w:pPr>
+              <w:rPr>
+                <w:color w:val="000000" w:themeColor="text1"/>
+              </w:rPr>
+            </w:pPr>
             <w:r>
               <w:rPr>
                 <w:rFonts w:cs="Calibri"/>
-                <w:color w:val="534F4B"/>
+                <w:color w:val="000000" w:themeColor="text1"/>
                 <w:sz w:val="20"/>
                 <w:szCs w:val="20"/>
                 <w:lang w:val="en-IN" w:eastAsia="en-IN" w:bidi="ar-SA"/>
@@ -6710,11 +7089,20 @@
         </w:tc>
         <w:tc>
           <w:tcPr>
-            <w:tcW w:w="1080" w:type="dxa"/>
+            <w:tcW w:w="1275" w:type="dxa"/>
             <w:vAlign w:val="center"/>
           </w:tcPr>
           <w:p>
-            <w:r>
+            <w:pPr>
+              <w:jc w:val="center"/>
+              <w:rPr>
+                <w:color w:val="000000" w:themeColor="text1"/>
+              </w:rPr>
+            </w:pPr>
+            <w:r>
+              <w:rPr>
+                <w:color w:val="000000" w:themeColor="text1"/>
+              </w:rPr>
               <w:t>{{RRP_WINDOWS_SERVICE}}</w:t>
             </w:r>
           </w:p>
@@ -6730,21 +7118,35 @@
             <w:tcW w:w="720" w:type="dxa"/>
           </w:tcPr>
           <w:p>
-            <w:r>
+            <w:pPr>
+              <w:jc w:val="center"/>
+              <w:rPr>
+                <w:color w:val="000000" w:themeColor="text1"/>
+              </w:rPr>
+            </w:pPr>
+            <w:r>
+              <w:rPr>
+                <w:color w:val="000000" w:themeColor="text1"/>
+              </w:rPr>
               <w:t>3</w:t>
             </w:r>
           </w:p>
         </w:tc>
         <w:tc>
           <w:tcPr>
-            <w:tcW w:w="1980" w:type="dxa"/>
+            <w:tcW w:w="2091" w:type="dxa"/>
             <w:vAlign w:val="center"/>
           </w:tcPr>
           <w:p>
+            <w:pPr>
+              <w:rPr>
+                <w:color w:val="000000" w:themeColor="text1"/>
+              </w:rPr>
+            </w:pPr>
             <w:r>
               <w:rPr>
                 <w:rFonts w:cs="Calibri"/>
-                <w:color w:val="534F4B"/>
+                <w:color w:val="000000" w:themeColor="text1"/>
                 <w:sz w:val="20"/>
                 <w:szCs w:val="20"/>
                 <w:lang w:val="en-IN" w:eastAsia="en-IN" w:bidi="ar-SA"/>
@@ -6755,11 +7157,20 @@
         </w:tc>
         <w:tc>
           <w:tcPr>
-            <w:tcW w:w="1080" w:type="dxa"/>
+            <w:tcW w:w="1275" w:type="dxa"/>
             <w:vAlign w:val="center"/>
           </w:tcPr>
           <w:p>
-            <w:r>
+            <w:pPr>
+              <w:jc w:val="center"/>
+              <w:rPr>
+                <w:color w:val="000000" w:themeColor="text1"/>
+              </w:rPr>
+            </w:pPr>
+            <w:r>
+              <w:rPr>
+                <w:color w:val="000000" w:themeColor="text1"/>
+              </w:rPr>
               <w:t>{{RRP_WEB_API}}</w:t>
             </w:r>
           </w:p>
@@ -6775,20 +7186,34 @@
             <w:tcW w:w="720" w:type="dxa"/>
           </w:tcPr>
           <w:p>
-            <w:r>
+            <w:pPr>
+              <w:jc w:val="center"/>
+              <w:rPr>
+                <w:color w:val="000000" w:themeColor="text1"/>
+              </w:rPr>
+            </w:pPr>
+            <w:r>
+              <w:rPr>
+                <w:color w:val="000000" w:themeColor="text1"/>
+              </w:rPr>
               <w:t>4</w:t>
             </w:r>
           </w:p>
         </w:tc>
         <w:tc>
           <w:tcPr>
-            <w:tcW w:w="1980" w:type="dxa"/>
+            <w:tcW w:w="2091" w:type="dxa"/>
           </w:tcPr>
           <w:p>
+            <w:pPr>
+              <w:rPr>
+                <w:color w:val="000000" w:themeColor="text1"/>
+              </w:rPr>
+            </w:pPr>
             <w:r>
               <w:rPr>
                 <w:rFonts w:cs="Calibri"/>
-                <w:color w:val="534F4B"/>
+                <w:color w:val="000000" w:themeColor="text1"/>
                 <w:sz w:val="20"/>
                 <w:szCs w:val="20"/>
                 <w:lang w:val="en-IN" w:eastAsia="en-IN" w:bidi="ar-SA"/>
@@ -6799,11 +7224,20 @@
         </w:tc>
         <w:tc>
           <w:tcPr>
-            <w:tcW w:w="1080" w:type="dxa"/>
+            <w:tcW w:w="1275" w:type="dxa"/>
             <w:vAlign w:val="center"/>
           </w:tcPr>
           <w:p>
-            <w:r>
+            <w:pPr>
+              <w:jc w:val="center"/>
+              <w:rPr>
+                <w:color w:val="000000" w:themeColor="text1"/>
+              </w:rPr>
+            </w:pPr>
+            <w:r>
+              <w:rPr>
+                <w:color w:val="000000" w:themeColor="text1"/>
+              </w:rPr>
               <w:t>{{RRP_DATABASE}}</w:t>
             </w:r>
           </w:p>
@@ -6819,21 +7253,35 @@
             <w:tcW w:w="720" w:type="dxa"/>
           </w:tcPr>
           <w:p>
-            <w:r>
+            <w:pPr>
+              <w:jc w:val="center"/>
+              <w:rPr>
+                <w:color w:val="000000" w:themeColor="text1"/>
+              </w:rPr>
+            </w:pPr>
+            <w:r>
+              <w:rPr>
+                <w:color w:val="000000" w:themeColor="text1"/>
+              </w:rPr>
               <w:t>5</w:t>
             </w:r>
           </w:p>
         </w:tc>
         <w:tc>
           <w:tcPr>
-            <w:tcW w:w="1980" w:type="dxa"/>
+            <w:tcW w:w="2091" w:type="dxa"/>
             <w:vAlign w:val="center"/>
           </w:tcPr>
           <w:p>
+            <w:pPr>
+              <w:rPr>
+                <w:color w:val="000000" w:themeColor="text1"/>
+              </w:rPr>
+            </w:pPr>
             <w:r>
               <w:rPr>
                 <w:rFonts w:cs="Calibri"/>
-                <w:color w:val="534F4B"/>
+                <w:color w:val="000000" w:themeColor="text1"/>
                 <w:sz w:val="20"/>
                 <w:szCs w:val="20"/>
                 <w:lang w:val="en-IN" w:eastAsia="en-IN" w:bidi="ar-SA"/>
@@ -6844,13 +7292,15 @@
         </w:tc>
         <w:tc>
           <w:tcPr>
-            <w:tcW w:w="1080" w:type="dxa"/>
+            <w:tcW w:w="1275" w:type="dxa"/>
             <w:vAlign w:val="center"/>
           </w:tcPr>
           <w:p>
             <w:pPr>
+              <w:jc w:val="center"/>
               <w:rPr>
                 <w:rFonts w:cs="Calibri"/>
+                <w:color w:val="000000" w:themeColor="text1"/>
                 <w:sz w:val="20"/>
                 <w:szCs w:val="20"/>
                 <w:lang w:val="en-IN" w:eastAsia="en-IN" w:bidi="ar-SA"/>
@@ -6859,6 +7309,7 @@
             <w:r>
               <w:rPr>
                 <w:rFonts w:cs="Calibri"/>
+                <w:color w:val="000000" w:themeColor="text1"/>
                 <w:sz w:val="20"/>
                 <w:szCs w:val="20"/>
                 <w:lang w:val="en-IN" w:eastAsia="en-IN" w:bidi="ar-SA"/>
@@ -6878,21 +7329,35 @@
             <w:tcW w:w="720" w:type="dxa"/>
           </w:tcPr>
           <w:p>
-            <w:r>
+            <w:pPr>
+              <w:jc w:val="center"/>
+              <w:rPr>
+                <w:color w:val="000000" w:themeColor="text1"/>
+              </w:rPr>
+            </w:pPr>
+            <w:r>
+              <w:rPr>
+                <w:color w:val="000000" w:themeColor="text1"/>
+              </w:rPr>
               <w:t>6</w:t>
             </w:r>
           </w:p>
         </w:tc>
         <w:tc>
           <w:tcPr>
-            <w:tcW w:w="1980" w:type="dxa"/>
+            <w:tcW w:w="2091" w:type="dxa"/>
             <w:vAlign w:val="center"/>
           </w:tcPr>
           <w:p>
+            <w:pPr>
+              <w:rPr>
+                <w:color w:val="000000" w:themeColor="text1"/>
+              </w:rPr>
+            </w:pPr>
             <w:r>
               <w:rPr>
                 <w:rFonts w:cs="Calibri"/>
-                <w:color w:val="534F4B"/>
+                <w:color w:val="000000" w:themeColor="text1"/>
                 <w:sz w:val="20"/>
                 <w:szCs w:val="20"/>
                 <w:lang w:val="en-IN" w:eastAsia="en-IN" w:bidi="ar-SA"/>
@@ -6903,14 +7368,21 @@
         </w:tc>
         <w:tc>
           <w:tcPr>
-            <w:tcW w:w="1080" w:type="dxa"/>
+            <w:tcW w:w="1275" w:type="dxa"/>
             <w:vAlign w:val="center"/>
           </w:tcPr>
           <w:p>
             <w:pPr>
               <w:spacing w:line="259" w:lineRule="auto"/>
+              <w:jc w:val="center"/>
+              <w:rPr>
+                <w:color w:val="000000" w:themeColor="text1"/>
+              </w:rPr>
             </w:pPr>
             <w:r>
+              <w:rPr>
+                <w:color w:val="000000" w:themeColor="text1"/>
+              </w:rPr>
               <w:t>{{RRP_APPSETTINGS_CONFIG}}</w:t>
             </w:r>
           </w:p>
@@ -6919,14 +7391,14 @@
     </w:tbl>
     <w:p/>
     <w:sectPr>
-      <w:headerReference w:type="even" r:id="rId27"/>
-      <w:headerReference w:type="default" r:id="rId28"/>
-      <w:footerReference w:type="even" r:id="rId29"/>
-      <w:footerReference w:type="default" r:id="rId30"/>
-      <w:headerReference w:type="first" r:id="rId31"/>
-      <w:footerReference w:type="first" r:id="rId32"/>
-      <w:pgSz w:w="15840" w:h="12240" w:orient="landscape"/>
-      <w:pgMar w:top="1152" w:right="1440" w:bottom="1152" w:left="1296" w:header="720" w:footer="547" w:gutter="0"/>
+      <w:headerReference w:type="even" r:id="rId24"/>
+      <w:headerReference w:type="default" r:id="rId25"/>
+      <w:footerReference w:type="even" r:id="rId26"/>
+      <w:footerReference w:type="default" r:id="rId27"/>
+      <w:headerReference w:type="first" r:id="rId28"/>
+      <w:footerReference w:type="first" r:id="rId29"/>
+      <w:pgSz w:w="12240" w:h="15840"/>
+      <w:pgMar w:top="1440" w:right="1152" w:bottom="1296" w:left="1152" w:header="720" w:footer="547" w:gutter="0"/>
       <w:cols w:space="720"/>
       <w:titlePg/>
       <w:docGrid w:linePitch="299"/>
@@ -6936,7 +7408,7 @@
 </file>
 
 <file path=word/endnotes.xml><?xml version="1.0" encoding="utf-8"?>
-<w:endnotes xmlns:wpc="http://schemas.microsoft.com/office/word/2010/wordprocessingCanvas" xmlns:cx="http://schemas.microsoft.com/office/drawing/2014/chartex" xmlns:cx1="http://schemas.microsoft.com/office/drawing/2015/9/8/chartex" xmlns:cx2="http://schemas.microsoft.com/office/drawing/2015/10/21/chartex" xmlns:cx3="http://schemas.microsoft.com/office/drawing/2016/5/9/chartex" xmlns:cx4="http://schemas.microsoft.com/office/drawing/2016/5/10/chartex" xmlns:cx5="http://schemas.microsoft.com/office/drawing/2016/5/11/chartex" xmlns:cx6="http://schemas.microsoft.com/office/drawing/2016/5/12/chartex" xmlns:cx7="http://schemas.microsoft.com/office/drawing/2016/5/13/chartex" xmlns:cx8="http://schemas.microsoft.com/office/drawing/2016/5/14/chartex" xmlns:mc="http://schemas.openxmlformats.org/markup-compatibility/2006" xmlns:aink="http://schemas.microsoft.com/office/drawing/2016/ink" xmlns:am3d="http://schemas.microsoft.com/office/drawing/2017/model3d" xmlns:o="urn:schemas-microsoft-com:office:office" xmlns:oel="http://schemas.microsoft.com/office/2019/extlst" xmlns:r="http://schemas.openxmlformats.org/officeDocument/2006/relationships" xmlns:m="http://schemas.openxmlformats.org/officeDocument/2006/math" xmlns:v="urn:schemas-microsoft-com:vml" xmlns:wp14="http://schemas.microsoft.com/office/word/2010/wordprocessingDrawing" xmlns:wp="http://schemas.openxmlformats.org/drawingml/2006/wordprocessingDrawing" xmlns:w10="urn:schemas-microsoft-com:office:word" xmlns:w="http://schemas.openxmlformats.org/wordprocessingml/2006/main" xmlns:w14="http://schemas.microsoft.com/office/word/2010/wordml" xmlns:w15="http://schemas.microsoft.com/office/word/2012/wordml" xmlns:w16cex="http://schemas.microsoft.com/office/word/2018/wordml/cex" xmlns:w16cid="http://schemas.microsoft.com/office/word/2016/wordml/cid" xmlns:w16="http://schemas.microsoft.com/office/word/2018/wordml" xmlns:w16du="http://schemas.microsoft.com/office/word/2023/wordml/word16du" xmlns:w16sdtdh="http://schemas.microsoft.com/office/word/2020/wordml/sdtdatahash" xmlns:w16sdtfl="http://schemas.microsoft.com/office/word/2024/wordml/sdtformatlock" xmlns:w16se="http://schemas.microsoft.com/office/word/2015/wordml/symex" xmlns:wpg="http://schemas.microsoft.com/office/word/2010/wordprocessingGroup" xmlns:wpi="http://schemas.microsoft.com/office/word/2010/wordprocessingInk" xmlns:wne="http://schemas.microsoft.com/office/word/2006/wordml" xmlns:wps="http://schemas.microsoft.com/office/word/2010/wordprocessingShape" mc:Ignorable="w14 w15 w16se w16cid w16 w16cex w16sdtdh w16sdtfl w16du wp14">
+<w:endnotes xmlns:wpc="http://schemas.microsoft.com/office/word/2010/wordprocessingCanvas" xmlns:cx="http://schemas.microsoft.com/office/drawing/2014/chartex" xmlns:cx1="http://schemas.microsoft.com/office/drawing/2015/9/8/chartex" xmlns:cx2="http://schemas.microsoft.com/office/drawing/2015/10/21/chartex" xmlns:cx3="http://schemas.microsoft.com/office/drawing/2016/5/9/chartex" xmlns:cx4="http://schemas.microsoft.com/office/drawing/2016/5/10/chartex" xmlns:cx5="http://schemas.microsoft.com/office/drawing/2016/5/11/chartex" xmlns:cx6="http://schemas.microsoft.com/office/drawing/2016/5/12/chartex" xmlns:cx7="http://schemas.microsoft.com/office/drawing/2016/5/13/chartex" xmlns:cx8="http://schemas.microsoft.com/office/drawing/2016/5/14/chartex" xmlns:mc="http://schemas.openxmlformats.org/markup-compatibility/2006" xmlns:aink="http://schemas.microsoft.com/office/drawing/2016/ink" xmlns:am3d="http://schemas.microsoft.com/office/drawing/2017/model3d" xmlns:o="urn:schemas-microsoft-com:office:office" xmlns:oel="http://schemas.microsoft.com/office/2019/extlst" xmlns:r="http://schemas.openxmlformats.org/officeDocument/2006/relationships" xmlns:m="http://schemas.openxmlformats.org/officeDocument/2006/math" xmlns:v="urn:schemas-microsoft-com:vml" xmlns:wp14="http://schemas.microsoft.com/office/word/2010/wordprocessingDrawing" xmlns:wp="http://schemas.openxmlformats.org/drawingml/2006/wordprocessingDrawing" xmlns:w10="urn:schemas-microsoft-com:office:word" xmlns:w="http://schemas.openxmlformats.org/wordprocessingml/2006/main" xmlns:w14="http://schemas.microsoft.com/office/word/2010/wordml" xmlns:w15="http://schemas.microsoft.com/office/word/2012/wordml" xmlns:w16cei="http://schemas.microsoft.com/office/word/2026/wordml/cei" xmlns:w16cex="http://schemas.microsoft.com/office/word/2018/wordml/cex" xmlns:w16cid="http://schemas.microsoft.com/office/word/2016/wordml/cid" xmlns:w16="http://schemas.microsoft.com/office/word/2018/wordml" xmlns:w16du="http://schemas.microsoft.com/office/word/2023/wordml/word16du" xmlns:w16sdtdh="http://schemas.microsoft.com/office/word/2020/wordml/sdtdatahash" xmlns:w16sdtfl="http://schemas.microsoft.com/office/word/2024/wordml/sdtformatlock" xmlns:w16se="http://schemas.microsoft.com/office/word/2015/wordml/symex" xmlns:wpg="http://schemas.microsoft.com/office/word/2010/wordprocessingGroup" xmlns:wpi="http://schemas.microsoft.com/office/word/2010/wordprocessingInk" xmlns:wne="http://schemas.microsoft.com/office/word/2006/wordml" xmlns:wps="http://schemas.microsoft.com/office/word/2010/wordprocessingShape" mc:Ignorable="w14 w15 w16se w16cid w16 w16cex w16sdtdh w16sdtfl w16du wp14">
   <w:endnote w:type="separator" w:id="-1">
     <w:p>
       <w:r>
@@ -6955,7 +7427,7 @@
 </file>
 
 <file path=word/footer1.xml><?xml version="1.0" encoding="utf-8"?>
-<w:ftr xmlns:wpc="http://schemas.microsoft.com/office/word/2010/wordprocessingCanvas" xmlns:cx="http://schemas.microsoft.com/office/drawing/2014/chartex" xmlns:cx1="http://schemas.microsoft.com/office/drawing/2015/9/8/chartex" xmlns:cx2="http://schemas.microsoft.com/office/drawing/2015/10/21/chartex" xmlns:cx3="http://schemas.microsoft.com/office/drawing/2016/5/9/chartex" xmlns:cx4="http://schemas.microsoft.com/office/drawing/2016/5/10/chartex" xmlns:cx5="http://schemas.microsoft.com/office/drawing/2016/5/11/chartex" xmlns:cx6="http://schemas.microsoft.com/office/drawing/2016/5/12/chartex" xmlns:cx7="http://schemas.microsoft.com/office/drawing/2016/5/13/chartex" xmlns:cx8="http://schemas.microsoft.com/office/drawing/2016/5/14/chartex" xmlns:mc="http://schemas.openxmlformats.org/markup-compatibility/2006" xmlns:aink="http://schemas.microsoft.com/office/drawing/2016/ink" xmlns:am3d="http://schemas.microsoft.com/office/drawing/2017/model3d" xmlns:o="urn:schemas-microsoft-com:office:office" xmlns:oel="http://schemas.microsoft.com/office/2019/extlst" xmlns:r="http://schemas.openxmlformats.org/officeDocument/2006/relationships" xmlns:m="http://schemas.openxmlformats.org/officeDocument/2006/math" xmlns:v="urn:schemas-microsoft-com:vml" xmlns:wp14="http://schemas.microsoft.com/office/word/2010/wordprocessingDrawing" xmlns:wp="http://schemas.openxmlformats.org/drawingml/2006/wordprocessingDrawing" xmlns:w10="urn:schemas-microsoft-com:office:word" xmlns:w="http://schemas.openxmlformats.org/wordprocessingml/2006/main" xmlns:w14="http://schemas.microsoft.com/office/word/2010/wordml" xmlns:w15="http://schemas.microsoft.com/office/word/2012/wordml" xmlns:w16cex="http://schemas.microsoft.com/office/word/2018/wordml/cex" xmlns:w16cid="http://schemas.microsoft.com/office/word/2016/wordml/cid" xmlns:w16="http://schemas.microsoft.com/office/word/2018/wordml" xmlns:w16du="http://schemas.microsoft.com/office/word/2023/wordml/word16du" xmlns:w16sdtdh="http://schemas.microsoft.com/office/word/2020/wordml/sdtdatahash" xmlns:w16sdtfl="http://schemas.microsoft.com/office/word/2024/wordml/sdtformatlock" xmlns:w16se="http://schemas.microsoft.com/office/word/2015/wordml/symex" xmlns:wpg="http://schemas.microsoft.com/office/word/2010/wordprocessingGroup" xmlns:wpi="http://schemas.microsoft.com/office/word/2010/wordprocessingInk" xmlns:wne="http://schemas.microsoft.com/office/word/2006/wordml" xmlns:wps="http://schemas.microsoft.com/office/word/2010/wordprocessingShape" xmlns:a="http://schemas.openxmlformats.org/drawingml/2006/main" mc:Ignorable="w14 w15 w16se w16cid w16 w16cex w16sdtdh w16sdtfl w16du wp14">
+<w:ftr xmlns:wpc="http://schemas.microsoft.com/office/word/2010/wordprocessingCanvas" xmlns:cx="http://schemas.microsoft.com/office/drawing/2014/chartex" xmlns:cx1="http://schemas.microsoft.com/office/drawing/2015/9/8/chartex" xmlns:cx2="http://schemas.microsoft.com/office/drawing/2015/10/21/chartex" xmlns:cx3="http://schemas.microsoft.com/office/drawing/2016/5/9/chartex" xmlns:cx4="http://schemas.microsoft.com/office/drawing/2016/5/10/chartex" xmlns:cx5="http://schemas.microsoft.com/office/drawing/2016/5/11/chartex" xmlns:cx6="http://schemas.microsoft.com/office/drawing/2016/5/12/chartex" xmlns:cx7="http://schemas.microsoft.com/office/drawing/2016/5/13/chartex" xmlns:cx8="http://schemas.microsoft.com/office/drawing/2016/5/14/chartex" xmlns:mc="http://schemas.openxmlformats.org/markup-compatibility/2006" xmlns:aink="http://schemas.microsoft.com/office/drawing/2016/ink" xmlns:am3d="http://schemas.microsoft.com/office/drawing/2017/model3d" xmlns:o="urn:schemas-microsoft-com:office:office" xmlns:oel="http://schemas.microsoft.com/office/2019/extlst" xmlns:r="http://schemas.openxmlformats.org/officeDocument/2006/relationships" xmlns:m="http://schemas.openxmlformats.org/officeDocument/2006/math" xmlns:v="urn:schemas-microsoft-com:vml" xmlns:wp14="http://schemas.microsoft.com/office/word/2010/wordprocessingDrawing" xmlns:wp="http://schemas.openxmlformats.org/drawingml/2006/wordprocessingDrawing" xmlns:w10="urn:schemas-microsoft-com:office:word" xmlns:w="http://schemas.openxmlformats.org/wordprocessingml/2006/main" xmlns:w14="http://schemas.microsoft.com/office/word/2010/wordml" xmlns:w15="http://schemas.microsoft.com/office/word/2012/wordml" xmlns:w16cei="http://schemas.microsoft.com/office/word/2026/wordml/cei" xmlns:w16cex="http://schemas.microsoft.com/office/word/2018/wordml/cex" xmlns:w16cid="http://schemas.microsoft.com/office/word/2016/wordml/cid" xmlns:w16="http://schemas.microsoft.com/office/word/2018/wordml" xmlns:w16du="http://schemas.microsoft.com/office/word/2023/wordml/word16du" xmlns:w16sdtdh="http://schemas.microsoft.com/office/word/2020/wordml/sdtdatahash" xmlns:w16sdtfl="http://schemas.microsoft.com/office/word/2024/wordml/sdtformatlock" xmlns:w16se="http://schemas.microsoft.com/office/word/2015/wordml/symex" xmlns:wpg="http://schemas.microsoft.com/office/word/2010/wordprocessingGroup" xmlns:wpi="http://schemas.microsoft.com/office/word/2010/wordprocessingInk" xmlns:wne="http://schemas.microsoft.com/office/word/2006/wordml" xmlns:wps="http://schemas.microsoft.com/office/word/2010/wordprocessingShape" mc:Ignorable="w14 w15 w16se w16cid w16 w16cex w16sdtdh w16sdtfl w16du wp14">
   <w:p>
     <w:pPr>
       <w:pStyle w:val="Footer"/>
@@ -7147,17 +7619,17 @@
             </wp:anchor>
           </w:drawing>
         </mc:Choice>
-        <mc:Fallback xmlns:arto="http://schemas.microsoft.com/office/word/2006/arto">
+        <mc:Fallback>
           <w:pict>
-            <v:group id="Group 164" style="position:absolute;left:0;text-align:left;margin-left:259.75pt;margin-top:12.95pt;width:486pt;height:21.6pt;z-index:251658242;mso-position-horizontal-relative:page;mso-position-vertical-relative:bottom-margin-area;mso-height-relative:margin" coordsize="61722,2743" o:spid="_x0000_s1028" w14:anchorId="6F9835EE" o:gfxdata="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">
-              <v:rect id="Rectangle 165" style="position:absolute;left:2286;width:59436;height:2743;visibility:visible;mso-wrap-style:square;v-text-anchor:middle" o:spid="_x0000_s1029" fillcolor="white [3212]" stroked="f" strokeweight="1.5pt" o:gfxdata="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">
+            <v:group w14:anchorId="6F9835EE" id="Group 164" o:spid="_x0000_s1028" style="position:absolute;left:0;text-align:left;margin-left:259.75pt;margin-top:12.95pt;width:486pt;height:21.6pt;z-index:251658242;mso-position-horizontal-relative:page;mso-position-vertical-relative:bottom-margin-area;mso-height-relative:margin" coordsize="61722,2743" o:gfxdata="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">
+              <v:rect id="Rectangle 165" o:spid="_x0000_s1029" style="position:absolute;left:2286;width:59436;height:2743;visibility:visible;mso-wrap-style:square;v-text-anchor:middle" o:gfxdata="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" fillcolor="white [3212]" stroked="f" strokeweight="1.5pt">
                 <v:fill opacity="0"/>
               </v:rect>
               <v:shapetype id="_x0000_t202" coordsize="21600,21600" o:spt="202" path="m,l,21600r21600,l21600,xe">
                 <v:stroke joinstyle="miter"/>
                 <v:path gradientshapeok="t" o:connecttype="rect"/>
               </v:shapetype>
-              <v:shape id="Text Box 166" style="position:absolute;top:501;width:59436;height:2172;visibility:visible;mso-wrap-style:square;v-text-anchor:top" o:spid="_x0000_s1030" filled="f" stroked="f" strokeweight=".5pt" type="#_x0000_t202" o:gfxdata="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">
+              <v:shape id="Text Box 166" o:spid="_x0000_s1030" type="#_x0000_t202" style="position:absolute;top:501;width:59436;height:2172;visibility:visible;mso-wrap-style:square;v-text-anchor:top" o:gfxdata="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" filled="f" stroked="f" strokeweight=".5pt">
                 <v:textbox style="mso-fit-shape-to-text:t" inset="0,,0">
                   <w:txbxContent>
                     <w:p>
@@ -7219,7 +7691,7 @@
 </file>
 
 <file path=word/footer2.xml><?xml version="1.0" encoding="utf-8"?>
-<w:ftr xmlns:wpc="http://schemas.microsoft.com/office/word/2010/wordprocessingCanvas" xmlns:cx="http://schemas.microsoft.com/office/drawing/2014/chartex" xmlns:cx1="http://schemas.microsoft.com/office/drawing/2015/9/8/chartex" xmlns:cx2="http://schemas.microsoft.com/office/drawing/2015/10/21/chartex" xmlns:cx3="http://schemas.microsoft.com/office/drawing/2016/5/9/chartex" xmlns:cx4="http://schemas.microsoft.com/office/drawing/2016/5/10/chartex" xmlns:cx5="http://schemas.microsoft.com/office/drawing/2016/5/11/chartex" xmlns:cx6="http://schemas.microsoft.com/office/drawing/2016/5/12/chartex" xmlns:cx7="http://schemas.microsoft.com/office/drawing/2016/5/13/chartex" xmlns:cx8="http://schemas.microsoft.com/office/drawing/2016/5/14/chartex" xmlns:mc="http://schemas.openxmlformats.org/markup-compatibility/2006" xmlns:aink="http://schemas.microsoft.com/office/drawing/2016/ink" xmlns:am3d="http://schemas.microsoft.com/office/drawing/2017/model3d" xmlns:o="urn:schemas-microsoft-com:office:office" xmlns:oel="http://schemas.microsoft.com/office/2019/extlst" xmlns:r="http://schemas.openxmlformats.org/officeDocument/2006/relationships" xmlns:m="http://schemas.openxmlformats.org/officeDocument/2006/math" xmlns:v="urn:schemas-microsoft-com:vml" xmlns:wp14="http://schemas.microsoft.com/office/word/2010/wordprocessingDrawing" xmlns:wp="http://schemas.openxmlformats.org/drawingml/2006/wordprocessingDrawing" xmlns:w10="urn:schemas-microsoft-com:office:word" xmlns:w="http://schemas.openxmlformats.org/wordprocessingml/2006/main" xmlns:w14="http://schemas.microsoft.com/office/word/2010/wordml" xmlns:w15="http://schemas.microsoft.com/office/word/2012/wordml" xmlns:w16cex="http://schemas.microsoft.com/office/word/2018/wordml/cex" xmlns:w16cid="http://schemas.microsoft.com/office/word/2016/wordml/cid" xmlns:w16="http://schemas.microsoft.com/office/word/2018/wordml" xmlns:w16du="http://schemas.microsoft.com/office/word/2023/wordml/word16du" xmlns:w16sdtdh="http://schemas.microsoft.com/office/word/2020/wordml/sdtdatahash" xmlns:w16sdtfl="http://schemas.microsoft.com/office/word/2024/wordml/sdtformatlock" xmlns:w16se="http://schemas.microsoft.com/office/word/2015/wordml/symex" xmlns:wpg="http://schemas.microsoft.com/office/word/2010/wordprocessingGroup" xmlns:wpi="http://schemas.microsoft.com/office/word/2010/wordprocessingInk" xmlns:wne="http://schemas.microsoft.com/office/word/2006/wordml" xmlns:wps="http://schemas.microsoft.com/office/word/2010/wordprocessingShape" xmlns:a="http://schemas.openxmlformats.org/drawingml/2006/main" xmlns:pic="http://schemas.openxmlformats.org/drawingml/2006/picture" xmlns:a14="http://schemas.microsoft.com/office/drawing/2010/main" mc:Ignorable="w14 w15 w16se w16cid w16 w16cex w16sdtdh w16sdtfl w16du wp14">
+<w:ftr xmlns:wpc="http://schemas.microsoft.com/office/word/2010/wordprocessingCanvas" xmlns:cx="http://schemas.microsoft.com/office/drawing/2014/chartex" xmlns:cx1="http://schemas.microsoft.com/office/drawing/2015/9/8/chartex" xmlns:cx2="http://schemas.microsoft.com/office/drawing/2015/10/21/chartex" xmlns:cx3="http://schemas.microsoft.com/office/drawing/2016/5/9/chartex" xmlns:cx4="http://schemas.microsoft.com/office/drawing/2016/5/10/chartex" xmlns:cx5="http://schemas.microsoft.com/office/drawing/2016/5/11/chartex" xmlns:cx6="http://schemas.microsoft.com/office/drawing/2016/5/12/chartex" xmlns:cx7="http://schemas.microsoft.com/office/drawing/2016/5/13/chartex" xmlns:cx8="http://schemas.microsoft.com/office/drawing/2016/5/14/chartex" xmlns:mc="http://schemas.openxmlformats.org/markup-compatibility/2006" xmlns:aink="http://schemas.microsoft.com/office/drawing/2016/ink" xmlns:am3d="http://schemas.microsoft.com/office/drawing/2017/model3d" xmlns:o="urn:schemas-microsoft-com:office:office" xmlns:oel="http://schemas.microsoft.com/office/2019/extlst" xmlns:r="http://schemas.openxmlformats.org/officeDocument/2006/relationships" xmlns:m="http://schemas.openxmlformats.org/officeDocument/2006/math" xmlns:v="urn:schemas-microsoft-com:vml" xmlns:wp14="http://schemas.microsoft.com/office/word/2010/wordprocessingDrawing" xmlns:wp="http://schemas.openxmlformats.org/drawingml/2006/wordprocessingDrawing" xmlns:w10="urn:schemas-microsoft-com:office:word" xmlns:w="http://schemas.openxmlformats.org/wordprocessingml/2006/main" xmlns:w14="http://schemas.microsoft.com/office/word/2010/wordml" xmlns:w15="http://schemas.microsoft.com/office/word/2012/wordml" xmlns:w16cei="http://schemas.microsoft.com/office/word/2026/wordml/cei" xmlns:w16cex="http://schemas.microsoft.com/office/word/2018/wordml/cex" xmlns:w16cid="http://schemas.microsoft.com/office/word/2016/wordml/cid" xmlns:w16="http://schemas.microsoft.com/office/word/2018/wordml" xmlns:w16du="http://schemas.microsoft.com/office/word/2023/wordml/word16du" xmlns:w16sdtdh="http://schemas.microsoft.com/office/word/2020/wordml/sdtdatahash" xmlns:w16sdtfl="http://schemas.microsoft.com/office/word/2024/wordml/sdtformatlock" xmlns:w16se="http://schemas.microsoft.com/office/word/2015/wordml/symex" xmlns:wpg="http://schemas.microsoft.com/office/word/2010/wordprocessingGroup" xmlns:wpi="http://schemas.microsoft.com/office/word/2010/wordprocessingInk" xmlns:wne="http://schemas.microsoft.com/office/word/2006/wordml" xmlns:wps="http://schemas.microsoft.com/office/word/2010/wordprocessingShape" mc:Ignorable="w14 w15 w16se w16cid w16 w16cex w16sdtdh w16sdtfl w16du wp14">
   <w:sdt>
     <w:sdtPr>
       <w:rPr>
@@ -7235,8 +7707,6 @@
     <w:sdtEndPr>
       <w:rPr>
         <w:noProof/>
-        <w:sz w:val="20"/>
-        <w:szCs w:val="20"/>
       </w:rPr>
     </w:sdtEndPr>
     <w:sdtContent>
@@ -7260,72 +7730,10 @@
             <w:spacing w:val="8"/>
             <w:lang w:val="en-IN" w:eastAsia="en-IN" w:bidi="ar-SA"/>
           </w:rPr>
-          <w:drawing>
-            <wp:anchor distT="0" distB="0" distL="114300" distR="114300" simplePos="0" relativeHeight="251658246" behindDoc="0" locked="1" layoutInCell="1" allowOverlap="1" wp14:anchorId="7EBC1F12" wp14:editId="1200E689">
-              <wp:simplePos x="0" y="0"/>
-              <wp:positionH relativeFrom="margin">
-                <wp:posOffset>-47625</wp:posOffset>
-              </wp:positionH>
-              <wp:positionV relativeFrom="page">
-                <wp:posOffset>7178040</wp:posOffset>
-              </wp:positionV>
-              <wp:extent cx="1097280" cy="338455"/>
-              <wp:effectExtent l="0" t="0" r="7620" b="4445"/>
-              <wp:wrapNone/>
-              <wp:docPr id="3" name="Picture 3"/>
-              <wp:cNvGraphicFramePr>
-                <a:graphicFrameLocks xmlns:a="http://schemas.openxmlformats.org/drawingml/2006/main" noChangeAspect="1"/>
-              </wp:cNvGraphicFramePr>
-              <a:graphic xmlns:a="http://schemas.openxmlformats.org/drawingml/2006/main">
-                <a:graphicData uri="http://schemas.openxmlformats.org/drawingml/2006/picture">
-                  <pic:pic xmlns:pic="http://schemas.openxmlformats.org/drawingml/2006/picture">
-                    <pic:nvPicPr>
-                      <pic:cNvPr id="1" name="Odessa_Teal_RGB.png"/>
-                      <pic:cNvPicPr/>
-                    </pic:nvPicPr>
-                    <pic:blipFill>
-                      <a:blip r:embed="rId1" cstate="print">
-                        <a:extLst>
-                          <a:ext uri="{28A0092B-C50C-407E-A947-70E740481C1C}">
-                            <a14:useLocalDpi xmlns:a14="http://schemas.microsoft.com/office/drawing/2010/main" val="0"/>
-                          </a:ext>
-                        </a:extLst>
-                      </a:blip>
-                      <a:stretch>
-                        <a:fillRect/>
-                      </a:stretch>
-                    </pic:blipFill>
-                    <pic:spPr>
-                      <a:xfrm>
-                        <a:off x="0" y="0"/>
-                        <a:ext cx="1097280" cy="338455"/>
-                      </a:xfrm>
-                      <a:prstGeom prst="rect">
-                        <a:avLst/>
-                      </a:prstGeom>
-                    </pic:spPr>
-                  </pic:pic>
-                </a:graphicData>
-              </a:graphic>
-              <wp14:sizeRelH relativeFrom="page">
-                <wp14:pctWidth>0</wp14:pctWidth>
-              </wp14:sizeRelH>
-              <wp14:sizeRelV relativeFrom="page">
-                <wp14:pctHeight>0</wp14:pctHeight>
-              </wp14:sizeRelV>
-            </wp:anchor>
-          </w:drawing>
-        </w:r>
-        <w:r>
-          <w:rPr>
-            <w:noProof/>
-            <w:spacing w:val="8"/>
-            <w:lang w:val="en-IN" w:eastAsia="en-IN" w:bidi="ar-SA"/>
-          </w:rPr>
           <mc:AlternateContent>
             <mc:Choice Requires="wps">
               <w:drawing>
-                <wp:anchor distT="0" distB="0" distL="114300" distR="114300" simplePos="0" relativeHeight="251658240" behindDoc="1" locked="0" layoutInCell="1" allowOverlap="1" wp14:anchorId="4798C5F3" wp14:editId="4AEECD40">
+                <wp:anchor distT="0" distB="0" distL="114300" distR="114300" simplePos="0" relativeHeight="251658240" behindDoc="1" locked="0" layoutInCell="1" allowOverlap="1" wp14:anchorId="4798C5F3" wp14:editId="27BF19BD">
                   <wp:simplePos x="0" y="0"/>
                   <wp:positionH relativeFrom="column">
                     <wp:posOffset>8132554</wp:posOffset>
@@ -7388,9 +7796,9 @@
                 </wp:anchor>
               </w:drawing>
             </mc:Choice>
-            <mc:Fallback xmlns:a14="http://schemas.microsoft.com/office/drawing/2010/main" xmlns:pic="http://schemas.openxmlformats.org/drawingml/2006/picture" xmlns:a="http://schemas.openxmlformats.org/drawingml/2006/main" xmlns:arto="http://schemas.microsoft.com/office/word/2006/arto">
+            <mc:Fallback>
               <w:pict>
-                <v:rect id="Rectangle 10" style="position:absolute;margin-left:640.35pt;margin-top:-8.6pt;width:19.6pt;height:43.9pt;z-index:-251657216;visibility:visible;mso-wrap-style:square;mso-width-percent:0;mso-height-percent:0;mso-wrap-distance-left:9pt;mso-wrap-distance-top:0;mso-wrap-distance-right:9pt;mso-wrap-distance-bottom:0;mso-position-horizontal:absolute;mso-position-horizontal-relative:text;mso-position-vertical:absolute;mso-position-vertical-relative:text;mso-width-percent:0;mso-height-percent:0;mso-width-relative:margin;mso-height-relative:margin;v-text-anchor:middle" o:spid="_x0000_s1026" fillcolor="#156082 [3204]" stroked="f" strokeweight="1.5pt" w14:anchorId="35B5A617" o:gfxdata="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"/>
+                <v:rect w14:anchorId="57C4A0CE" id="Rectangle 10" o:spid="_x0000_s1026" style="position:absolute;margin-left:640.35pt;margin-top:-8.6pt;width:19.6pt;height:43.9pt;z-index:-251658240;visibility:visible;mso-wrap-style:square;mso-width-percent:0;mso-height-percent:0;mso-wrap-distance-left:9pt;mso-wrap-distance-top:0;mso-wrap-distance-right:9pt;mso-wrap-distance-bottom:0;mso-position-horizontal:absolute;mso-position-horizontal-relative:text;mso-position-vertical:absolute;mso-position-vertical-relative:text;mso-width-percent:0;mso-height-percent:0;mso-width-relative:margin;mso-height-relative:margin;v-text-anchor:middle" o:gfxdata="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" fillcolor="#156082 [3204]" stroked="f" strokeweight="1.5pt"/>
               </w:pict>
             </mc:Fallback>
           </mc:AlternateContent>
@@ -7466,62 +7874,6 @@
           </w:rPr>
           <w:t>Confidential. © Odessa Technologies</w:t>
         </w:r>
-        <w:r>
-          <w:rPr>
-            <w:rFonts w:ascii="Maison Neue Book" w:hAnsi="Maison Neue Book"/>
-            <w:caps/>
-            <w:color w:val="808080" w:themeColor="background1" w:themeShade="80"/>
-            <w:sz w:val="16"/>
-            <w:szCs w:val="16"/>
-          </w:rPr>
-          <w:t xml:space="preserve">      </w:t>
-        </w:r>
-        <w:r>
-          <w:rPr>
-            <w:rFonts w:ascii="Maison Neue Book" w:hAnsi="Maison Neue Book"/>
-            <w:color w:val="FFFFFF" w:themeColor="background1"/>
-            <w:sz w:val="16"/>
-            <w:szCs w:val="16"/>
-          </w:rPr>
-          <w:fldChar w:fldCharType="begin"/>
-        </w:r>
-        <w:r>
-          <w:rPr>
-            <w:rFonts w:ascii="Maison Neue Book" w:hAnsi="Maison Neue Book"/>
-            <w:color w:val="FFFFFF" w:themeColor="background1"/>
-            <w:sz w:val="16"/>
-            <w:szCs w:val="16"/>
-          </w:rPr>
-          <w:instrText xml:space="preserve"> PAGE   \* MERGEFORMAT </w:instrText>
-        </w:r>
-        <w:r>
-          <w:rPr>
-            <w:rFonts w:ascii="Maison Neue Book" w:hAnsi="Maison Neue Book"/>
-            <w:color w:val="FFFFFF" w:themeColor="background1"/>
-            <w:sz w:val="16"/>
-            <w:szCs w:val="16"/>
-          </w:rPr>
-          <w:fldChar w:fldCharType="separate"/>
-        </w:r>
-        <w:r>
-          <w:rPr>
-            <w:rFonts w:ascii="Maison Neue Book" w:hAnsi="Maison Neue Book"/>
-            <w:noProof/>
-            <w:color w:val="FFFFFF" w:themeColor="background1"/>
-            <w:sz w:val="16"/>
-            <w:szCs w:val="16"/>
-          </w:rPr>
-          <w:t>3</w:t>
-        </w:r>
-        <w:r>
-          <w:rPr>
-            <w:rFonts w:ascii="Maison Neue Book" w:hAnsi="Maison Neue Book"/>
-            <w:color w:val="FFFFFF" w:themeColor="background1"/>
-            <w:sz w:val="16"/>
-            <w:szCs w:val="16"/>
-          </w:rPr>
-          <w:fldChar w:fldCharType="end"/>
-        </w:r>
       </w:p>
     </w:sdtContent>
   </w:sdt>
@@ -7529,7 +7881,7 @@
 </file>
 
 <file path=word/footer3.xml><?xml version="1.0" encoding="utf-8"?>
-<w:ftr xmlns:wpc="http://schemas.microsoft.com/office/word/2010/wordprocessingCanvas" xmlns:cx="http://schemas.microsoft.com/office/drawing/2014/chartex" xmlns:cx1="http://schemas.microsoft.com/office/drawing/2015/9/8/chartex" xmlns:cx2="http://schemas.microsoft.com/office/drawing/2015/10/21/chartex" xmlns:cx3="http://schemas.microsoft.com/office/drawing/2016/5/9/chartex" xmlns:cx4="http://schemas.microsoft.com/office/drawing/2016/5/10/chartex" xmlns:cx5="http://schemas.microsoft.com/office/drawing/2016/5/11/chartex" xmlns:cx6="http://schemas.microsoft.com/office/drawing/2016/5/12/chartex" xmlns:cx7="http://schemas.microsoft.com/office/drawing/2016/5/13/chartex" xmlns:cx8="http://schemas.microsoft.com/office/drawing/2016/5/14/chartex" xmlns:mc="http://schemas.openxmlformats.org/markup-compatibility/2006" xmlns:aink="http://schemas.microsoft.com/office/drawing/2016/ink" xmlns:am3d="http://schemas.microsoft.com/office/drawing/2017/model3d" xmlns:o="urn:schemas-microsoft-com:office:office" xmlns:oel="http://schemas.microsoft.com/office/2019/extlst" xmlns:r="http://schemas.openxmlformats.org/officeDocument/2006/relationships" xmlns:m="http://schemas.openxmlformats.org/officeDocument/2006/math" xmlns:v="urn:schemas-microsoft-com:vml" xmlns:wp14="http://schemas.microsoft.com/office/word/2010/wordprocessingDrawing" xmlns:wp="http://schemas.openxmlformats.org/drawingml/2006/wordprocessingDrawing" xmlns:w10="urn:schemas-microsoft-com:office:word" xmlns:w="http://schemas.openxmlformats.org/wordprocessingml/2006/main" xmlns:w14="http://schemas.microsoft.com/office/word/2010/wordml" xmlns:w15="http://schemas.microsoft.com/office/word/2012/wordml" xmlns:w16cex="http://schemas.microsoft.com/office/word/2018/wordml/cex" xmlns:w16cid="http://schemas.microsoft.com/office/word/2016/wordml/cid" xmlns:w16="http://schemas.microsoft.com/office/word/2018/wordml" xmlns:w16du="http://schemas.microsoft.com/office/word/2023/wordml/word16du" xmlns:w16sdtdh="http://schemas.microsoft.com/office/word/2020/wordml/sdtdatahash" xmlns:w16sdtfl="http://schemas.microsoft.com/office/word/2024/wordml/sdtformatlock" xmlns:w16se="http://schemas.microsoft.com/office/word/2015/wordml/symex" xmlns:wpg="http://schemas.microsoft.com/office/word/2010/wordprocessingGroup" xmlns:wpi="http://schemas.microsoft.com/office/word/2010/wordprocessingInk" xmlns:wne="http://schemas.microsoft.com/office/word/2006/wordml" xmlns:wps="http://schemas.microsoft.com/office/word/2010/wordprocessingShape" xmlns:a="http://schemas.openxmlformats.org/drawingml/2006/main" mc:Ignorable="w14 w15 w16se w16cid w16 w16cex w16sdtdh w16sdtfl w16du wp14">
+<w:ftr xmlns:wpc="http://schemas.microsoft.com/office/word/2010/wordprocessingCanvas" xmlns:cx="http://schemas.microsoft.com/office/drawing/2014/chartex" xmlns:cx1="http://schemas.microsoft.com/office/drawing/2015/9/8/chartex" xmlns:cx2="http://schemas.microsoft.com/office/drawing/2015/10/21/chartex" xmlns:cx3="http://schemas.microsoft.com/office/drawing/2016/5/9/chartex" xmlns:cx4="http://schemas.microsoft.com/office/drawing/2016/5/10/chartex" xmlns:cx5="http://schemas.microsoft.com/office/drawing/2016/5/11/chartex" xmlns:cx6="http://schemas.microsoft.com/office/drawing/2016/5/12/chartex" xmlns:cx7="http://schemas.microsoft.com/office/drawing/2016/5/13/chartex" xmlns:cx8="http://schemas.microsoft.com/office/drawing/2016/5/14/chartex" xmlns:mc="http://schemas.openxmlformats.org/markup-compatibility/2006" xmlns:aink="http://schemas.microsoft.com/office/drawing/2016/ink" xmlns:am3d="http://schemas.microsoft.com/office/drawing/2017/model3d" xmlns:o="urn:schemas-microsoft-com:office:office" xmlns:oel="http://schemas.microsoft.com/office/2019/extlst" xmlns:r="http://schemas.openxmlformats.org/officeDocument/2006/relationships" xmlns:m="http://schemas.openxmlformats.org/officeDocument/2006/math" xmlns:v="urn:schemas-microsoft-com:vml" xmlns:wp14="http://schemas.microsoft.com/office/word/2010/wordprocessingDrawing" xmlns:wp="http://schemas.openxmlformats.org/drawingml/2006/wordprocessingDrawing" xmlns:w10="urn:schemas-microsoft-com:office:word" xmlns:w="http://schemas.openxmlformats.org/wordprocessingml/2006/main" xmlns:w14="http://schemas.microsoft.com/office/word/2010/wordml" xmlns:w15="http://schemas.microsoft.com/office/word/2012/wordml" xmlns:w16cei="http://schemas.microsoft.com/office/word/2026/wordml/cei" xmlns:w16cex="http://schemas.microsoft.com/office/word/2018/wordml/cex" xmlns:w16cid="http://schemas.microsoft.com/office/word/2016/wordml/cid" xmlns:w16="http://schemas.microsoft.com/office/word/2018/wordml" xmlns:w16du="http://schemas.microsoft.com/office/word/2023/wordml/word16du" xmlns:w16sdtdh="http://schemas.microsoft.com/office/word/2020/wordml/sdtdatahash" xmlns:w16sdtfl="http://schemas.microsoft.com/office/word/2024/wordml/sdtformatlock" xmlns:w16se="http://schemas.microsoft.com/office/word/2015/wordml/symex" xmlns:wpg="http://schemas.microsoft.com/office/word/2010/wordprocessingGroup" xmlns:wpi="http://schemas.microsoft.com/office/word/2010/wordprocessingInk" xmlns:wne="http://schemas.microsoft.com/office/word/2006/wordml" xmlns:wps="http://schemas.microsoft.com/office/word/2010/wordprocessingShape" mc:Ignorable="w14 w15 w16se w16cid w16 w16cex w16sdtdh w16sdtfl w16du wp14">
   <w:p>
     <w:pPr>
       <w:pStyle w:val="Footer"/>
@@ -7545,15 +7897,15 @@
       <mc:AlternateContent>
         <mc:Choice Requires="wps">
           <w:drawing>
-            <wp:anchor distT="45720" distB="45720" distL="114300" distR="114300" simplePos="0" relativeHeight="251658241" behindDoc="0" locked="1" layoutInCell="1" allowOverlap="1" wp14:anchorId="619D24AA" wp14:editId="6494680B">
+            <wp:anchor distT="45720" distB="45720" distL="114300" distR="114300" simplePos="0" relativeHeight="251658241" behindDoc="0" locked="1" layoutInCell="1" allowOverlap="1" wp14:anchorId="619D24AA" wp14:editId="234E2DEB">
               <wp:simplePos x="0" y="0"/>
               <wp:positionH relativeFrom="margin">
-                <wp:posOffset>0</wp:posOffset>
+                <wp:align>right</wp:align>
               </wp:positionH>
               <wp:positionV relativeFrom="page">
-                <wp:posOffset>7189470</wp:posOffset>
+                <wp:posOffset>9452610</wp:posOffset>
               </wp:positionV>
-              <wp:extent cx="5925185" cy="328930"/>
+              <wp:extent cx="6309360" cy="350520"/>
               <wp:effectExtent l="0" t="0" r="0" b="0"/>
               <wp:wrapSquare wrapText="bothSides"/>
               <wp:docPr id="20" name="Text Box 20"/>
@@ -7569,7 +7921,7 @@
                     <wps:spPr bwMode="auto">
                       <a:xfrm>
                         <a:off x="0" y="0"/>
-                        <a:ext cx="5925185" cy="328930"/>
+                        <a:ext cx="6309360" cy="350520"/>
                       </a:xfrm>
                       <a:prstGeom prst="rect">
                         <a:avLst/>
@@ -7585,6 +7937,9 @@
                     <wps:txbx>
                       <w:txbxContent>
                         <w:p>
+                          <w:pPr>
+                            <w:jc w:val="center"/>
+                          </w:pPr>
                           <w:r>
                             <w:rPr>
                               <w:color w:val="0E2841" w:themeColor="text2"/>
@@ -7627,16 +7982,19 @@
             </wp:anchor>
           </w:drawing>
         </mc:Choice>
-        <mc:Fallback xmlns:arto="http://schemas.microsoft.com/office/word/2006/arto">
+        <mc:Fallback>
           <w:pict>
-            <v:shapetype id="_x0000_t202" coordsize="21600,21600" o:spt="202" path="m,l,21600r21600,l21600,xe" w14:anchorId="619D24AA">
+            <v:shapetype w14:anchorId="619D24AA" id="_x0000_t202" coordsize="21600,21600" o:spt="202" path="m,l,21600r21600,l21600,xe">
               <v:stroke joinstyle="miter"/>
               <v:path gradientshapeok="t" o:connecttype="rect"/>
             </v:shapetype>
-            <v:shape id="Text Box 20" style="position:absolute;margin-left:0;margin-top:566.1pt;width:466.55pt;height:25.9pt;z-index:251658241;visibility:visible;mso-wrap-style:square;mso-width-percent:0;mso-height-percent:0;mso-wrap-distance-left:9pt;mso-wrap-distance-top:3.6pt;mso-wrap-distance-right:9pt;mso-wrap-distance-bottom:3.6pt;mso-position-horizontal:absolute;mso-position-horizontal-relative:margin;mso-position-vertical:absolute;mso-position-vertical-relative:page;mso-width-percent:0;mso-height-percent:0;mso-width-relative:margin;mso-height-relative:margin;v-text-anchor:top" o:spid="_x0000_s1031" filled="f" stroked="f" type="#_x0000_t202" o:gfxdata="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">
+            <v:shape id="Text Box 20" o:spid="_x0000_s1031" type="#_x0000_t202" style="position:absolute;margin-left:445.6pt;margin-top:744.3pt;width:496.8pt;height:27.6pt;z-index:251658241;visibility:visible;mso-wrap-style:square;mso-width-percent:0;mso-height-percent:0;mso-wrap-distance-left:9pt;mso-wrap-distance-top:3.6pt;mso-wrap-distance-right:9pt;mso-wrap-distance-bottom:3.6pt;mso-position-horizontal:right;mso-position-horizontal-relative:margin;mso-position-vertical:absolute;mso-position-vertical-relative:page;mso-width-percent:0;mso-height-percent:0;mso-width-relative:margin;mso-height-relative:margin;v-text-anchor:top" o:gfxdata="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" filled="f" stroked="f">
               <v:textbox>
                 <w:txbxContent>
                   <w:p>
+                    <w:pPr>
+                      <w:jc w:val="center"/>
+                    </w:pPr>
                     <w:r>
                       <w:rPr>
                         <w:color w:val="0E2841" w:themeColor="text2"/>
@@ -7676,7 +8034,7 @@
 </file>
 
 <file path=word/footnotes.xml><?xml version="1.0" encoding="utf-8"?>
-<w:footnotes xmlns:wpc="http://schemas.microsoft.com/office/word/2010/wordprocessingCanvas" xmlns:cx="http://schemas.microsoft.com/office/drawing/2014/chartex" xmlns:cx1="http://schemas.microsoft.com/office/drawing/2015/9/8/chartex" xmlns:cx2="http://schemas.microsoft.com/office/drawing/2015/10/21/chartex" xmlns:cx3="http://schemas.microsoft.com/office/drawing/2016/5/9/chartex" xmlns:cx4="http://schemas.microsoft.com/office/drawing/2016/5/10/chartex" xmlns:cx5="http://schemas.microsoft.com/office/drawing/2016/5/11/chartex" xmlns:cx6="http://schemas.microsoft.com/office/drawing/2016/5/12/chartex" xmlns:cx7="http://schemas.microsoft.com/office/drawing/2016/5/13/chartex" xmlns:cx8="http://schemas.microsoft.com/office/drawing/2016/5/14/chartex" xmlns:mc="http://schemas.openxmlformats.org/markup-compatibility/2006" xmlns:aink="http://schemas.microsoft.com/office/drawing/2016/ink" xmlns:am3d="http://schemas.microsoft.com/office/drawing/2017/model3d" xmlns:o="urn:schemas-microsoft-com:office:office" xmlns:oel="http://schemas.microsoft.com/office/2019/extlst" xmlns:r="http://schemas.openxmlformats.org/officeDocument/2006/relationships" xmlns:m="http://schemas.openxmlformats.org/officeDocument/2006/math" xmlns:v="urn:schemas-microsoft-com:vml" xmlns:wp14="http://schemas.microsoft.com/office/word/2010/wordprocessingDrawing" xmlns:wp="http://schemas.openxmlformats.org/drawingml/2006/wordprocessingDrawing" xmlns:w10="urn:schemas-microsoft-com:office:word" xmlns:w="http://schemas.openxmlformats.org/wordprocessingml/2006/main" xmlns:w14="http://schemas.microsoft.com/office/word/2010/wordml" xmlns:w15="http://schemas.microsoft.com/office/word/2012/wordml" xmlns:w16cex="http://schemas.microsoft.com/office/word/2018/wordml/cex" xmlns:w16cid="http://schemas.microsoft.com/office/word/2016/wordml/cid" xmlns:w16="http://schemas.microsoft.com/office/word/2018/wordml" xmlns:w16du="http://schemas.microsoft.com/office/word/2023/wordml/word16du" xmlns:w16sdtdh="http://schemas.microsoft.com/office/word/2020/wordml/sdtdatahash" xmlns:w16sdtfl="http://schemas.microsoft.com/office/word/2024/wordml/sdtformatlock" xmlns:w16se="http://schemas.microsoft.com/office/word/2015/wordml/symex" xmlns:wpg="http://schemas.microsoft.com/office/word/2010/wordprocessingGroup" xmlns:wpi="http://schemas.microsoft.com/office/word/2010/wordprocessingInk" xmlns:wne="http://schemas.microsoft.com/office/word/2006/wordml" xmlns:wps="http://schemas.microsoft.com/office/word/2010/wordprocessingShape" mc:Ignorable="w14 w15 w16se w16cid w16 w16cex w16sdtdh w16sdtfl w16du wp14">
+<w:footnotes xmlns:wpc="http://schemas.microsoft.com/office/word/2010/wordprocessingCanvas" xmlns:cx="http://schemas.microsoft.com/office/drawing/2014/chartex" xmlns:cx1="http://schemas.microsoft.com/office/drawing/2015/9/8/chartex" xmlns:cx2="http://schemas.microsoft.com/office/drawing/2015/10/21/chartex" xmlns:cx3="http://schemas.microsoft.com/office/drawing/2016/5/9/chartex" xmlns:cx4="http://schemas.microsoft.com/office/drawing/2016/5/10/chartex" xmlns:cx5="http://schemas.microsoft.com/office/drawing/2016/5/11/chartex" xmlns:cx6="http://schemas.microsoft.com/office/drawing/2016/5/12/chartex" xmlns:cx7="http://schemas.microsoft.com/office/drawing/2016/5/13/chartex" xmlns:cx8="http://schemas.microsoft.com/office/drawing/2016/5/14/chartex" xmlns:mc="http://schemas.openxmlformats.org/markup-compatibility/2006" xmlns:aink="http://schemas.microsoft.com/office/drawing/2016/ink" xmlns:am3d="http://schemas.microsoft.com/office/drawing/2017/model3d" xmlns:o="urn:schemas-microsoft-com:office:office" xmlns:oel="http://schemas.microsoft.com/office/2019/extlst" xmlns:r="http://schemas.openxmlformats.org/officeDocument/2006/relationships" xmlns:m="http://schemas.openxmlformats.org/officeDocument/2006/math" xmlns:v="urn:schemas-microsoft-com:vml" xmlns:wp14="http://schemas.microsoft.com/office/word/2010/wordprocessingDrawing" xmlns:wp="http://schemas.openxmlformats.org/drawingml/2006/wordprocessingDrawing" xmlns:w10="urn:schemas-microsoft-com:office:word" xmlns:w="http://schemas.openxmlformats.org/wordprocessingml/2006/main" xmlns:w14="http://schemas.microsoft.com/office/word/2010/wordml" xmlns:w15="http://schemas.microsoft.com/office/word/2012/wordml" xmlns:w16cei="http://schemas.microsoft.com/office/word/2026/wordml/cei" xmlns:w16cex="http://schemas.microsoft.com/office/word/2018/wordml/cex" xmlns:w16cid="http://schemas.microsoft.com/office/word/2016/wordml/cid" xmlns:w16="http://schemas.microsoft.com/office/word/2018/wordml" xmlns:w16du="http://schemas.microsoft.com/office/word/2023/wordml/word16du" xmlns:w16sdtdh="http://schemas.microsoft.com/office/word/2020/wordml/sdtdatahash" xmlns:w16sdtfl="http://schemas.microsoft.com/office/word/2024/wordml/sdtformatlock" xmlns:w16se="http://schemas.microsoft.com/office/word/2015/wordml/symex" xmlns:wpg="http://schemas.microsoft.com/office/word/2010/wordprocessingGroup" xmlns:wpi="http://schemas.microsoft.com/office/word/2010/wordprocessingInk" xmlns:wne="http://schemas.microsoft.com/office/word/2006/wordml" xmlns:wps="http://schemas.microsoft.com/office/word/2010/wordprocessingShape" mc:Ignorable="w14 w15 w16se w16cid w16 w16cex w16sdtdh w16sdtfl w16du wp14">
   <w:footnote w:type="separator" w:id="-1">
     <w:p>
       <w:r>
@@ -7695,7 +8053,7 @@
 </file>
 
 <file path=word/header1.xml><?xml version="1.0" encoding="utf-8"?>
-<w:hdr xmlns:wpc="http://schemas.microsoft.com/office/word/2010/wordprocessingCanvas" xmlns:cx="http://schemas.microsoft.com/office/drawing/2014/chartex" xmlns:cx1="http://schemas.microsoft.com/office/drawing/2015/9/8/chartex" xmlns:cx2="http://schemas.microsoft.com/office/drawing/2015/10/21/chartex" xmlns:cx3="http://schemas.microsoft.com/office/drawing/2016/5/9/chartex" xmlns:cx4="http://schemas.microsoft.com/office/drawing/2016/5/10/chartex" xmlns:cx5="http://schemas.microsoft.com/office/drawing/2016/5/11/chartex" xmlns:cx6="http://schemas.microsoft.com/office/drawing/2016/5/12/chartex" xmlns:cx7="http://schemas.microsoft.com/office/drawing/2016/5/13/chartex" xmlns:cx8="http://schemas.microsoft.com/office/drawing/2016/5/14/chartex" xmlns:mc="http://schemas.openxmlformats.org/markup-compatibility/2006" xmlns:aink="http://schemas.microsoft.com/office/drawing/2016/ink" xmlns:am3d="http://schemas.microsoft.com/office/drawing/2017/model3d" xmlns:o="urn:schemas-microsoft-com:office:office" xmlns:oel="http://schemas.microsoft.com/office/2019/extlst" xmlns:r="http://schemas.openxmlformats.org/officeDocument/2006/relationships" xmlns:m="http://schemas.openxmlformats.org/officeDocument/2006/math" xmlns:v="urn:schemas-microsoft-com:vml" xmlns:wp14="http://schemas.microsoft.com/office/word/2010/wordprocessingDrawing" xmlns:wp="http://schemas.openxmlformats.org/drawingml/2006/wordprocessingDrawing" xmlns:w10="urn:schemas-microsoft-com:office:word" xmlns:w="http://schemas.openxmlformats.org/wordprocessingml/2006/main" xmlns:w14="http://schemas.microsoft.com/office/word/2010/wordml" xmlns:w15="http://schemas.microsoft.com/office/word/2012/wordml" xmlns:w16cex="http://schemas.microsoft.com/office/word/2018/wordml/cex" xmlns:w16cid="http://schemas.microsoft.com/office/word/2016/wordml/cid" xmlns:w16="http://schemas.microsoft.com/office/word/2018/wordml" xmlns:w16du="http://schemas.microsoft.com/office/word/2023/wordml/word16du" xmlns:w16sdtdh="http://schemas.microsoft.com/office/word/2020/wordml/sdtdatahash" xmlns:w16sdtfl="http://schemas.microsoft.com/office/word/2024/wordml/sdtformatlock" xmlns:w16se="http://schemas.microsoft.com/office/word/2015/wordml/symex" xmlns:wpg="http://schemas.microsoft.com/office/word/2010/wordprocessingGroup" xmlns:wpi="http://schemas.microsoft.com/office/word/2010/wordprocessingInk" xmlns:wne="http://schemas.microsoft.com/office/word/2006/wordml" xmlns:wps="http://schemas.microsoft.com/office/word/2010/wordprocessingShape" xmlns:a="http://schemas.openxmlformats.org/drawingml/2006/main" mc:Ignorable="w14 w15 w16se w16cid w16 w16cex w16sdtdh w16sdtfl w16du wp14">
+<w:hdr xmlns:wpc="http://schemas.microsoft.com/office/word/2010/wordprocessingCanvas" xmlns:cx="http://schemas.microsoft.com/office/drawing/2014/chartex" xmlns:cx1="http://schemas.microsoft.com/office/drawing/2015/9/8/chartex" xmlns:cx2="http://schemas.microsoft.com/office/drawing/2015/10/21/chartex" xmlns:cx3="http://schemas.microsoft.com/office/drawing/2016/5/9/chartex" xmlns:cx4="http://schemas.microsoft.com/office/drawing/2016/5/10/chartex" xmlns:cx5="http://schemas.microsoft.com/office/drawing/2016/5/11/chartex" xmlns:cx6="http://schemas.microsoft.com/office/drawing/2016/5/12/chartex" xmlns:cx7="http://schemas.microsoft.com/office/drawing/2016/5/13/chartex" xmlns:cx8="http://schemas.microsoft.com/office/drawing/2016/5/14/chartex" xmlns:mc="http://schemas.openxmlformats.org/markup-compatibility/2006" xmlns:aink="http://schemas.microsoft.com/office/drawing/2016/ink" xmlns:am3d="http://schemas.microsoft.com/office/drawing/2017/model3d" xmlns:o="urn:schemas-microsoft-com:office:office" xmlns:oel="http://schemas.microsoft.com/office/2019/extlst" xmlns:r="http://schemas.openxmlformats.org/officeDocument/2006/relationships" xmlns:m="http://schemas.openxmlformats.org/officeDocument/2006/math" xmlns:v="urn:schemas-microsoft-com:vml" xmlns:wp14="http://schemas.microsoft.com/office/word/2010/wordprocessingDrawing" xmlns:wp="http://schemas.openxmlformats.org/drawingml/2006/wordprocessingDrawing" xmlns:w10="urn:schemas-microsoft-com:office:word" xmlns:w="http://schemas.openxmlformats.org/wordprocessingml/2006/main" xmlns:w14="http://schemas.microsoft.com/office/word/2010/wordml" xmlns:w15="http://schemas.microsoft.com/office/word/2012/wordml" xmlns:w16cei="http://schemas.microsoft.com/office/word/2026/wordml/cei" xmlns:w16cex="http://schemas.microsoft.com/office/word/2018/wordml/cex" xmlns:w16cid="http://schemas.microsoft.com/office/word/2016/wordml/cid" xmlns:w16="http://schemas.microsoft.com/office/word/2018/wordml" xmlns:w16du="http://schemas.microsoft.com/office/word/2023/wordml/word16du" xmlns:w16sdtdh="http://schemas.microsoft.com/office/word/2020/wordml/sdtdatahash" xmlns:w16sdtfl="http://schemas.microsoft.com/office/word/2024/wordml/sdtformatlock" xmlns:w16se="http://schemas.microsoft.com/office/word/2015/wordml/symex" xmlns:wpg="http://schemas.microsoft.com/office/word/2010/wordprocessingGroup" xmlns:wpi="http://schemas.microsoft.com/office/word/2010/wordprocessingInk" xmlns:wne="http://schemas.microsoft.com/office/word/2006/wordml" xmlns:wps="http://schemas.microsoft.com/office/word/2010/wordprocessingShape" mc:Ignorable="w14 w15 w16se w16cid w16 w16cex w16sdtdh w16sdtfl w16du wp14">
   <w:p>
     <w:pPr>
       <w:pStyle w:val="Header"/>
@@ -7935,8 +8293,8 @@
           </w:drawing>
         </mc:Choice>
         <mc:Fallback xmlns:a="http://schemas.openxmlformats.org/drawingml/2006/main" xmlns:arto="http://schemas.microsoft.com/office/word/2006/arto">
-          <w:pict>
-            <v:group id="Group 337" style="position:absolute;margin-left:0;margin-top:-17.4pt;width:106.75pt;height:73.25pt;z-index:251659264;mso-position-horizontal:left;mso-position-horizontal-relative:page;mso-width-relative:margin;mso-height-relative:margin" coordsize="17007,10241" o:spid="_x0000_s1026" w14:anchorId="24517029" o:gfxdata="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">
+          <w:pict w14:anchorId="2C597E41">
+            <v:group id="Group 337" style="position:absolute;margin-left:0;margin-top:-17.4pt;width:106.75pt;height:73.25pt;z-index:251658244;mso-position-horizontal:left;mso-position-horizontal-relative:page;mso-width-relative:margin;mso-height-relative:margin" coordsize="17007,10241" o:spid="_x0000_s1026" w14:anchorId="32F1D17D" o:gfxdata="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">
               <v:rect id="Rectangle 338" style="position:absolute;width:17007;height:10241;visibility:visible;mso-wrap-style:square;v-text-anchor:middle" o:spid="_x0000_s1027" fillcolor="white [3212]" stroked="f" strokeweight="1.5pt" o:gfxdata="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">
                 <v:fill opacity="0"/>
               </v:rect>
@@ -7958,7 +8316,7 @@
 </file>
 
 <file path=word/header2.xml><?xml version="1.0" encoding="utf-8"?>
-<w:hdr xmlns:wpc="http://schemas.microsoft.com/office/word/2010/wordprocessingCanvas" xmlns:cx="http://schemas.microsoft.com/office/drawing/2014/chartex" xmlns:cx1="http://schemas.microsoft.com/office/drawing/2015/9/8/chartex" xmlns:cx2="http://schemas.microsoft.com/office/drawing/2015/10/21/chartex" xmlns:cx3="http://schemas.microsoft.com/office/drawing/2016/5/9/chartex" xmlns:cx4="http://schemas.microsoft.com/office/drawing/2016/5/10/chartex" xmlns:cx5="http://schemas.microsoft.com/office/drawing/2016/5/11/chartex" xmlns:cx6="http://schemas.microsoft.com/office/drawing/2016/5/12/chartex" xmlns:cx7="http://schemas.microsoft.com/office/drawing/2016/5/13/chartex" xmlns:cx8="http://schemas.microsoft.com/office/drawing/2016/5/14/chartex" xmlns:mc="http://schemas.openxmlformats.org/markup-compatibility/2006" xmlns:aink="http://schemas.microsoft.com/office/drawing/2016/ink" xmlns:am3d="http://schemas.microsoft.com/office/drawing/2017/model3d" xmlns:o="urn:schemas-microsoft-com:office:office" xmlns:oel="http://schemas.microsoft.com/office/2019/extlst" xmlns:r="http://schemas.openxmlformats.org/officeDocument/2006/relationships" xmlns:m="http://schemas.openxmlformats.org/officeDocument/2006/math" xmlns:v="urn:schemas-microsoft-com:vml" xmlns:wp14="http://schemas.microsoft.com/office/word/2010/wordprocessingDrawing" xmlns:wp="http://schemas.openxmlformats.org/drawingml/2006/wordprocessingDrawing" xmlns:w10="urn:schemas-microsoft-com:office:word" xmlns:w="http://schemas.openxmlformats.org/wordprocessingml/2006/main" xmlns:w14="http://schemas.microsoft.com/office/word/2010/wordml" xmlns:w15="http://schemas.microsoft.com/office/word/2012/wordml" xmlns:w16cex="http://schemas.microsoft.com/office/word/2018/wordml/cex" xmlns:w16cid="http://schemas.microsoft.com/office/word/2016/wordml/cid" xmlns:w16="http://schemas.microsoft.com/office/word/2018/wordml" xmlns:w16du="http://schemas.microsoft.com/office/word/2023/wordml/word16du" xmlns:w16sdtdh="http://schemas.microsoft.com/office/word/2020/wordml/sdtdatahash" xmlns:w16sdtfl="http://schemas.microsoft.com/office/word/2024/wordml/sdtformatlock" xmlns:w16se="http://schemas.microsoft.com/office/word/2015/wordml/symex" xmlns:wpg="http://schemas.microsoft.com/office/word/2010/wordprocessingGroup" xmlns:wpi="http://schemas.microsoft.com/office/word/2010/wordprocessingInk" xmlns:wne="http://schemas.microsoft.com/office/word/2006/wordml" xmlns:wps="http://schemas.microsoft.com/office/word/2010/wordprocessingShape" xmlns:a="http://schemas.openxmlformats.org/drawingml/2006/main" mc:Ignorable="w14 w15 w16se w16cid w16 w16cex w16sdtdh w16sdtfl w16du wp14">
+<w:hdr xmlns:wpc="http://schemas.microsoft.com/office/word/2010/wordprocessingCanvas" xmlns:cx="http://schemas.microsoft.com/office/drawing/2014/chartex" xmlns:cx1="http://schemas.microsoft.com/office/drawing/2015/9/8/chartex" xmlns:cx2="http://schemas.microsoft.com/office/drawing/2015/10/21/chartex" xmlns:cx3="http://schemas.microsoft.com/office/drawing/2016/5/9/chartex" xmlns:cx4="http://schemas.microsoft.com/office/drawing/2016/5/10/chartex" xmlns:cx5="http://schemas.microsoft.com/office/drawing/2016/5/11/chartex" xmlns:cx6="http://schemas.microsoft.com/office/drawing/2016/5/12/chartex" xmlns:cx7="http://schemas.microsoft.com/office/drawing/2016/5/13/chartex" xmlns:cx8="http://schemas.microsoft.com/office/drawing/2016/5/14/chartex" xmlns:mc="http://schemas.openxmlformats.org/markup-compatibility/2006" xmlns:aink="http://schemas.microsoft.com/office/drawing/2016/ink" xmlns:am3d="http://schemas.microsoft.com/office/drawing/2017/model3d" xmlns:o="urn:schemas-microsoft-com:office:office" xmlns:oel="http://schemas.microsoft.com/office/2019/extlst" xmlns:r="http://schemas.openxmlformats.org/officeDocument/2006/relationships" xmlns:m="http://schemas.openxmlformats.org/officeDocument/2006/math" xmlns:v="urn:schemas-microsoft-com:vml" xmlns:wp14="http://schemas.microsoft.com/office/word/2010/wordprocessingDrawing" xmlns:wp="http://schemas.openxmlformats.org/drawingml/2006/wordprocessingDrawing" xmlns:w10="urn:schemas-microsoft-com:office:word" xmlns:w="http://schemas.openxmlformats.org/wordprocessingml/2006/main" xmlns:w14="http://schemas.microsoft.com/office/word/2010/wordml" xmlns:w15="http://schemas.microsoft.com/office/word/2012/wordml" xmlns:w16cei="http://schemas.microsoft.com/office/word/2026/wordml/cei" xmlns:w16cex="http://schemas.microsoft.com/office/word/2018/wordml/cex" xmlns:w16cid="http://schemas.microsoft.com/office/word/2016/wordml/cid" xmlns:w16="http://schemas.microsoft.com/office/word/2018/wordml" xmlns:w16du="http://schemas.microsoft.com/office/word/2023/wordml/word16du" xmlns:w16sdtdh="http://schemas.microsoft.com/office/word/2020/wordml/sdtdatahash" xmlns:w16sdtfl="http://schemas.microsoft.com/office/word/2024/wordml/sdtformatlock" xmlns:w16se="http://schemas.microsoft.com/office/word/2015/wordml/symex" xmlns:wpg="http://schemas.microsoft.com/office/word/2010/wordprocessingGroup" xmlns:wpi="http://schemas.microsoft.com/office/word/2010/wordprocessingInk" xmlns:wne="http://schemas.microsoft.com/office/word/2006/wordml" xmlns:wps="http://schemas.microsoft.com/office/word/2010/wordprocessingShape" mc:Ignorable="w14 w15 w16se w16cid w16 w16cex w16sdtdh w16sdtfl w16du wp14">
   <w:p>
     <w:pPr>
       <w:pStyle w:val="Header"/>
@@ -8200,8 +8558,8 @@
           </w:drawing>
         </mc:Choice>
         <mc:Fallback xmlns:a="http://schemas.openxmlformats.org/drawingml/2006/main" xmlns:arto="http://schemas.microsoft.com/office/word/2006/arto">
-          <w:pict>
-            <v:group id="Group 168" style="position:absolute;margin-left:67.8pt;margin-top:-17.4pt;width:119pt;height:76.95pt;z-index:251659264;mso-position-horizontal:right;mso-position-horizontal-relative:page;mso-width-relative:margin;mso-height-relative:margin" coordsize="17007,10241" o:spid="_x0000_s1026" w14:anchorId="3EB3BD4F" o:gfxdata="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">
+          <w:pict w14:anchorId="430661E1">
+            <v:group id="Group 168" style="position:absolute;margin-left:67.8pt;margin-top:-17.4pt;width:119pt;height:76.95pt;z-index:251658243;mso-position-horizontal:right;mso-position-horizontal-relative:page;mso-width-relative:margin;mso-height-relative:margin" coordsize="17007,10241" o:spid="_x0000_s1026" w14:anchorId="13185BE0" o:gfxdata="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">
               <v:rect id="Rectangle 169" style="position:absolute;width:17007;height:10241;visibility:visible;mso-wrap-style:square;v-text-anchor:middle" o:spid="_x0000_s1027" fillcolor="white [3212]" stroked="f" strokeweight="1.5pt" o:gfxdata="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">
                 <v:fill opacity="0"/>
               </v:rect>
@@ -8223,7 +8581,7 @@
 </file>
 
 <file path=word/header3.xml><?xml version="1.0" encoding="utf-8"?>
-<w:hdr xmlns:wpc="http://schemas.microsoft.com/office/word/2010/wordprocessingCanvas" xmlns:cx="http://schemas.microsoft.com/office/drawing/2014/chartex" xmlns:cx1="http://schemas.microsoft.com/office/drawing/2015/9/8/chartex" xmlns:cx2="http://schemas.microsoft.com/office/drawing/2015/10/21/chartex" xmlns:cx3="http://schemas.microsoft.com/office/drawing/2016/5/9/chartex" xmlns:cx4="http://schemas.microsoft.com/office/drawing/2016/5/10/chartex" xmlns:cx5="http://schemas.microsoft.com/office/drawing/2016/5/11/chartex" xmlns:cx6="http://schemas.microsoft.com/office/drawing/2016/5/12/chartex" xmlns:cx7="http://schemas.microsoft.com/office/drawing/2016/5/13/chartex" xmlns:cx8="http://schemas.microsoft.com/office/drawing/2016/5/14/chartex" xmlns:mc="http://schemas.openxmlformats.org/markup-compatibility/2006" xmlns:aink="http://schemas.microsoft.com/office/drawing/2016/ink" xmlns:am3d="http://schemas.microsoft.com/office/drawing/2017/model3d" xmlns:o="urn:schemas-microsoft-com:office:office" xmlns:oel="http://schemas.microsoft.com/office/2019/extlst" xmlns:r="http://schemas.openxmlformats.org/officeDocument/2006/relationships" xmlns:m="http://schemas.openxmlformats.org/officeDocument/2006/math" xmlns:v="urn:schemas-microsoft-com:vml" xmlns:wp14="http://schemas.microsoft.com/office/word/2010/wordprocessingDrawing" xmlns:wp="http://schemas.openxmlformats.org/drawingml/2006/wordprocessingDrawing" xmlns:w10="urn:schemas-microsoft-com:office:word" xmlns:w="http://schemas.openxmlformats.org/wordprocessingml/2006/main" xmlns:w14="http://schemas.microsoft.com/office/word/2010/wordml" xmlns:w15="http://schemas.microsoft.com/office/word/2012/wordml" xmlns:w16cex="http://schemas.microsoft.com/office/word/2018/wordml/cex" xmlns:w16cid="http://schemas.microsoft.com/office/word/2016/wordml/cid" xmlns:w16="http://schemas.microsoft.com/office/word/2018/wordml" xmlns:w16du="http://schemas.microsoft.com/office/word/2023/wordml/word16du" xmlns:w16sdtdh="http://schemas.microsoft.com/office/word/2020/wordml/sdtdatahash" xmlns:w16sdtfl="http://schemas.microsoft.com/office/word/2024/wordml/sdtformatlock" xmlns:w16se="http://schemas.microsoft.com/office/word/2015/wordml/symex" xmlns:wpg="http://schemas.microsoft.com/office/word/2010/wordprocessingGroup" xmlns:wpi="http://schemas.microsoft.com/office/word/2010/wordprocessingInk" xmlns:wne="http://schemas.microsoft.com/office/word/2006/wordml" xmlns:wps="http://schemas.microsoft.com/office/word/2010/wordprocessingShape" mc:Ignorable="w14 w15 w16se w16cid w16 w16cex w16sdtdh w16sdtfl w16du wp14">
+<w:hdr xmlns:wpc="http://schemas.microsoft.com/office/word/2010/wordprocessingCanvas" xmlns:cx="http://schemas.microsoft.com/office/drawing/2014/chartex" xmlns:cx1="http://schemas.microsoft.com/office/drawing/2015/9/8/chartex" xmlns:cx2="http://schemas.microsoft.com/office/drawing/2015/10/21/chartex" xmlns:cx3="http://schemas.microsoft.com/office/drawing/2016/5/9/chartex" xmlns:cx4="http://schemas.microsoft.com/office/drawing/2016/5/10/chartex" xmlns:cx5="http://schemas.microsoft.com/office/drawing/2016/5/11/chartex" xmlns:cx6="http://schemas.microsoft.com/office/drawing/2016/5/12/chartex" xmlns:cx7="http://schemas.microsoft.com/office/drawing/2016/5/13/chartex" xmlns:cx8="http://schemas.microsoft.com/office/drawing/2016/5/14/chartex" xmlns:mc="http://schemas.openxmlformats.org/markup-compatibility/2006" xmlns:aink="http://schemas.microsoft.com/office/drawing/2016/ink" xmlns:am3d="http://schemas.microsoft.com/office/drawing/2017/model3d" xmlns:o="urn:schemas-microsoft-com:office:office" xmlns:oel="http://schemas.microsoft.com/office/2019/extlst" xmlns:r="http://schemas.openxmlformats.org/officeDocument/2006/relationships" xmlns:m="http://schemas.openxmlformats.org/officeDocument/2006/math" xmlns:v="urn:schemas-microsoft-com:vml" xmlns:wp14="http://schemas.microsoft.com/office/word/2010/wordprocessingDrawing" xmlns:wp="http://schemas.openxmlformats.org/drawingml/2006/wordprocessingDrawing" xmlns:w10="urn:schemas-microsoft-com:office:word" xmlns:w="http://schemas.openxmlformats.org/wordprocessingml/2006/main" xmlns:w14="http://schemas.microsoft.com/office/word/2010/wordml" xmlns:w15="http://schemas.microsoft.com/office/word/2012/wordml" xmlns:w16cei="http://schemas.microsoft.com/office/word/2026/wordml/cei" xmlns:w16cex="http://schemas.microsoft.com/office/word/2018/wordml/cex" xmlns:w16cid="http://schemas.microsoft.com/office/word/2016/wordml/cid" xmlns:w16="http://schemas.microsoft.com/office/word/2018/wordml" xmlns:w16du="http://schemas.microsoft.com/office/word/2023/wordml/word16du" xmlns:w16sdtdh="http://schemas.microsoft.com/office/word/2020/wordml/sdtdatahash" xmlns:w16sdtfl="http://schemas.microsoft.com/office/word/2024/wordml/sdtformatlock" xmlns:w16se="http://schemas.microsoft.com/office/word/2015/wordml/symex" xmlns:wpg="http://schemas.microsoft.com/office/word/2010/wordprocessingGroup" xmlns:wpi="http://schemas.microsoft.com/office/word/2010/wordprocessingInk" xmlns:wne="http://schemas.microsoft.com/office/word/2006/wordml" xmlns:wps="http://schemas.microsoft.com/office/word/2010/wordprocessingShape" mc:Ignorable="w14 w15 w16se w16cid w16 w16cex w16sdtdh w16sdtfl w16du wp14">
   <w:tbl>
     <w:tblPr>
       <w:tblW w:w="0" w:type="auto"/>
@@ -8284,119 +8642,7 @@
 </file>
 
 <file path=word/numbering.xml><?xml version="1.0" encoding="utf-8"?>
-<w:numbering xmlns:wpc="http://schemas.microsoft.com/office/word/2010/wordprocessingCanvas" xmlns:cx="http://schemas.microsoft.com/office/drawing/2014/chartex" xmlns:cx1="http://schemas.microsoft.com/office/drawing/2015/9/8/chartex" xmlns:cx2="http://schemas.microsoft.com/office/drawing/2015/10/21/chartex" xmlns:cx3="http://schemas.microsoft.com/office/drawing/2016/5/9/chartex" xmlns:cx4="http://schemas.microsoft.com/office/drawing/2016/5/10/chartex" xmlns:cx5="http://schemas.microsoft.com/office/drawing/2016/5/11/chartex" xmlns:cx6="http://schemas.microsoft.com/office/drawing/2016/5/12/chartex" xmlns:cx7="http://schemas.microsoft.com/office/drawing/2016/5/13/chartex" xmlns:cx8="http://schemas.microsoft.com/office/drawing/2016/5/14/chartex" xmlns:mc="http://schemas.openxmlformats.org/markup-compatibility/2006" xmlns:aink="http://schemas.microsoft.com/office/drawing/2016/ink" xmlns:am3d="http://schemas.microsoft.com/office/drawing/2017/model3d" xmlns:o="urn:schemas-microsoft-com:office:office" xmlns:oel="http://schemas.microsoft.com/office/2019/extlst" xmlns:r="http://schemas.openxmlformats.org/officeDocument/2006/relationships" xmlns:m="http://schemas.openxmlformats.org/officeDocument/2006/math" xmlns:v="urn:schemas-microsoft-com:vml" xmlns:wp14="http://schemas.microsoft.com/office/word/2010/wordprocessingDrawing" xmlns:wp="http://schemas.openxmlformats.org/drawingml/2006/wordprocessingDrawing" xmlns:w10="urn:schemas-microsoft-com:office:word" xmlns:w="http://schemas.openxmlformats.org/wordprocessingml/2006/main" xmlns:w14="http://schemas.microsoft.com/office/word/2010/wordml" xmlns:w15="http://schemas.microsoft.com/office/word/2012/wordml" xmlns:w16cex="http://schemas.microsoft.com/office/word/2018/wordml/cex" xmlns:w16cid="http://schemas.microsoft.com/office/word/2016/wordml/cid" xmlns:w16="http://schemas.microsoft.com/office/word/2018/wordml" xmlns:w16du="http://schemas.microsoft.com/office/word/2023/wordml/word16du" xmlns:w16sdtdh="http://schemas.microsoft.com/office/word/2020/wordml/sdtdatahash" xmlns:w16sdtfl="http://schemas.microsoft.com/office/word/2024/wordml/sdtformatlock" xmlns:w16se="http://schemas.microsoft.com/office/word/2015/wordml/symex" xmlns:wpg="http://schemas.microsoft.com/office/word/2010/wordprocessingGroup" xmlns:wpi="http://schemas.microsoft.com/office/word/2010/wordprocessingInk" xmlns:wne="http://schemas.microsoft.com/office/word/2006/wordml" xmlns:wps="http://schemas.microsoft.com/office/word/2010/wordprocessingShape" mc:Ignorable="w14 w15 w16se w16cid w16 w16cex w16sdtdh w16sdtfl w16du wp14">
-  <w:abstractNum xmlns:w="http://schemas.openxmlformats.org/wordprocessingml/2006/main" w:abstractNumId="25">
-    <w:nsid w:val="7d9345b5"/>
-    <w:multiLevelType xmlns:w="http://schemas.openxmlformats.org/wordprocessingml/2006/main" w:val="hybridMultilevel"/>
-    <w:lvl xmlns:w="http://schemas.openxmlformats.org/wordprocessingml/2006/main" w:ilvl="0">
-      <w:start w:val="1"/>
-      <w:numFmt w:val="bullet"/>
-      <w:lvlText w:val=""/>
-      <w:lvlJc w:val="left"/>
-      <w:pPr>
-        <w:ind w:left="720" w:hanging="360"/>
-      </w:pPr>
-      <w:rPr>
-        <w:rFonts w:hint="default" w:ascii="Symbol" w:hAnsi="Symbol"/>
-      </w:rPr>
-    </w:lvl>
-    <w:lvl xmlns:w="http://schemas.openxmlformats.org/wordprocessingml/2006/main" w:ilvl="1">
-      <w:start w:val="1"/>
-      <w:numFmt w:val="bullet"/>
-      <w:lvlText w:val="o"/>
-      <w:lvlJc w:val="left"/>
-      <w:pPr>
-        <w:ind w:left="1440" w:hanging="360"/>
-      </w:pPr>
-      <w:rPr>
-        <w:rFonts w:hint="default" w:ascii="Courier New" w:hAnsi="Courier New"/>
-      </w:rPr>
-    </w:lvl>
-    <w:lvl xmlns:w="http://schemas.openxmlformats.org/wordprocessingml/2006/main" w:ilvl="2">
-      <w:start w:val="1"/>
-      <w:numFmt w:val="bullet"/>
-      <w:lvlText w:val=""/>
-      <w:lvlJc w:val="left"/>
-      <w:pPr>
-        <w:ind w:left="2160" w:hanging="360"/>
-      </w:pPr>
-      <w:rPr>
-        <w:rFonts w:hint="default" w:ascii="Wingdings" w:hAnsi="Wingdings"/>
-      </w:rPr>
-    </w:lvl>
-    <w:lvl xmlns:w="http://schemas.openxmlformats.org/wordprocessingml/2006/main" w:ilvl="3">
-      <w:start w:val="1"/>
-      <w:numFmt w:val="bullet"/>
-      <w:lvlText w:val=""/>
-      <w:lvlJc w:val="left"/>
-      <w:pPr>
-        <w:ind w:left="2880" w:hanging="360"/>
-      </w:pPr>
-      <w:rPr>
-        <w:rFonts w:hint="default" w:ascii="Symbol" w:hAnsi="Symbol"/>
-      </w:rPr>
-    </w:lvl>
-    <w:lvl xmlns:w="http://schemas.openxmlformats.org/wordprocessingml/2006/main" w:ilvl="4">
-      <w:start w:val="1"/>
-      <w:numFmt w:val="bullet"/>
-      <w:lvlText w:val="o"/>
-      <w:lvlJc w:val="left"/>
-      <w:pPr>
-        <w:ind w:left="3600" w:hanging="360"/>
-      </w:pPr>
-      <w:rPr>
-        <w:rFonts w:hint="default" w:ascii="Courier New" w:hAnsi="Courier New"/>
-      </w:rPr>
-    </w:lvl>
-    <w:lvl xmlns:w="http://schemas.openxmlformats.org/wordprocessingml/2006/main" w:ilvl="5">
-      <w:start w:val="1"/>
-      <w:numFmt w:val="bullet"/>
-      <w:lvlText w:val=""/>
-      <w:lvlJc w:val="left"/>
-      <w:pPr>
-        <w:ind w:left="4320" w:hanging="360"/>
-      </w:pPr>
-      <w:rPr>
-        <w:rFonts w:hint="default" w:ascii="Wingdings" w:hAnsi="Wingdings"/>
-      </w:rPr>
-    </w:lvl>
-    <w:lvl xmlns:w="http://schemas.openxmlformats.org/wordprocessingml/2006/main" w:ilvl="6">
-      <w:start w:val="1"/>
-      <w:numFmt w:val="bullet"/>
-      <w:lvlText w:val=""/>
-      <w:lvlJc w:val="left"/>
-      <w:pPr>
-        <w:ind w:left="5040" w:hanging="360"/>
-      </w:pPr>
-      <w:rPr>
-        <w:rFonts w:hint="default" w:ascii="Symbol" w:hAnsi="Symbol"/>
-      </w:rPr>
-    </w:lvl>
-    <w:lvl xmlns:w="http://schemas.openxmlformats.org/wordprocessingml/2006/main" w:ilvl="7">
-      <w:start w:val="1"/>
-      <w:numFmt w:val="bullet"/>
-      <w:lvlText w:val="o"/>
-      <w:lvlJc w:val="left"/>
-      <w:pPr>
-        <w:ind w:left="5760" w:hanging="360"/>
-      </w:pPr>
-      <w:rPr>
-        <w:rFonts w:hint="default" w:ascii="Courier New" w:hAnsi="Courier New"/>
-      </w:rPr>
-    </w:lvl>
-    <w:lvl xmlns:w="http://schemas.openxmlformats.org/wordprocessingml/2006/main" w:ilvl="8">
-      <w:start w:val="1"/>
-      <w:numFmt w:val="bullet"/>
-      <w:lvlText w:val=""/>
-      <w:lvlJc w:val="left"/>
-      <w:pPr>
-        <w:ind w:left="6480" w:hanging="360"/>
-      </w:pPr>
-      <w:rPr>
-        <w:rFonts w:hint="default" w:ascii="Wingdings" w:hAnsi="Wingdings"/>
-      </w:rPr>
-    </w:lvl>
-  </w:abstractNum>
+<w:numbering xmlns:wpc="http://schemas.microsoft.com/office/word/2010/wordprocessingCanvas" xmlns:cx="http://schemas.microsoft.com/office/drawing/2014/chartex" xmlns:cx1="http://schemas.microsoft.com/office/drawing/2015/9/8/chartex" xmlns:cx2="http://schemas.microsoft.com/office/drawing/2015/10/21/chartex" xmlns:cx3="http://schemas.microsoft.com/office/drawing/2016/5/9/chartex" xmlns:cx4="http://schemas.microsoft.com/office/drawing/2016/5/10/chartex" xmlns:cx5="http://schemas.microsoft.com/office/drawing/2016/5/11/chartex" xmlns:cx6="http://schemas.microsoft.com/office/drawing/2016/5/12/chartex" xmlns:cx7="http://schemas.microsoft.com/office/drawing/2016/5/13/chartex" xmlns:cx8="http://schemas.microsoft.com/office/drawing/2016/5/14/chartex" xmlns:mc="http://schemas.openxmlformats.org/markup-compatibility/2006" xmlns:aink="http://schemas.microsoft.com/office/drawing/2016/ink" xmlns:am3d="http://schemas.microsoft.com/office/drawing/2017/model3d" xmlns:o="urn:schemas-microsoft-com:office:office" xmlns:oel="http://schemas.microsoft.com/office/2019/extlst" xmlns:r="http://schemas.openxmlformats.org/officeDocument/2006/relationships" xmlns:m="http://schemas.openxmlformats.org/officeDocument/2006/math" xmlns:v="urn:schemas-microsoft-com:vml" xmlns:wp14="http://schemas.microsoft.com/office/word/2010/wordprocessingDrawing" xmlns:wp="http://schemas.openxmlformats.org/drawingml/2006/wordprocessingDrawing" xmlns:w10="urn:schemas-microsoft-com:office:word" xmlns:w="http://schemas.openxmlformats.org/wordprocessingml/2006/main" xmlns:w14="http://schemas.microsoft.com/office/word/2010/wordml" xmlns:w15="http://schemas.microsoft.com/office/word/2012/wordml" xmlns:w16cei="http://schemas.microsoft.com/office/word/2026/wordml/cei" xmlns:w16cex="http://schemas.microsoft.com/office/word/2018/wordml/cex" xmlns:w16cid="http://schemas.microsoft.com/office/word/2016/wordml/cid" xmlns:w16="http://schemas.microsoft.com/office/word/2018/wordml" xmlns:w16du="http://schemas.microsoft.com/office/word/2023/wordml/word16du" xmlns:w16sdtdh="http://schemas.microsoft.com/office/word/2020/wordml/sdtdatahash" xmlns:w16sdtfl="http://schemas.microsoft.com/office/word/2024/wordml/sdtformatlock" xmlns:w16se="http://schemas.microsoft.com/office/word/2015/wordml/symex" xmlns:wpg="http://schemas.microsoft.com/office/word/2010/wordprocessingGroup" xmlns:wpi="http://schemas.microsoft.com/office/word/2010/wordprocessingInk" xmlns:wne="http://schemas.microsoft.com/office/word/2006/wordml" xmlns:wps="http://schemas.microsoft.com/office/word/2010/wordprocessingShape" mc:Ignorable="w14 w15 w16se w16cid w16 w16cex w16sdtdh w16sdtfl w16du wp14">
   <w:abstractNum w:abstractNumId="0" w15:restartNumberingAfterBreak="0">
     <w:nsid w:val="0136295B"/>
     <w:multiLevelType w:val="multilevel"/>
@@ -8511,6 +8757,95 @@
     </w:lvl>
   </w:abstractNum>
   <w:abstractNum w:abstractNumId="1" w15:restartNumberingAfterBreak="0">
+    <w:nsid w:val="090D72AF"/>
+    <w:multiLevelType w:val="hybridMultilevel"/>
+    <w:tmpl w:val="C43CE590"/>
+    <w:lvl w:ilvl="0" w:tplc="98EABC3C">
+      <w:start w:val="1"/>
+      <w:numFmt w:val="decimal"/>
+      <w:lvlText w:val="%1."/>
+      <w:lvlJc w:val="left"/>
+      <w:pPr>
+        <w:ind w:left="1080" w:hanging="360"/>
+      </w:pPr>
+      <w:rPr>
+        <w:rFonts w:hint="default"/>
+      </w:rPr>
+    </w:lvl>
+    <w:lvl w:ilvl="1" w:tplc="04090019" w:tentative="1">
+      <w:start w:val="1"/>
+      <w:numFmt w:val="lowerLetter"/>
+      <w:lvlText w:val="%2."/>
+      <w:lvlJc w:val="left"/>
+      <w:pPr>
+        <w:ind w:left="1800" w:hanging="360"/>
+      </w:pPr>
+    </w:lvl>
+    <w:lvl w:ilvl="2" w:tplc="0409001B" w:tentative="1">
+      <w:start w:val="1"/>
+      <w:numFmt w:val="lowerRoman"/>
+      <w:lvlText w:val="%3."/>
+      <w:lvlJc w:val="right"/>
+      <w:pPr>
+        <w:ind w:left="2520" w:hanging="180"/>
+      </w:pPr>
+    </w:lvl>
+    <w:lvl w:ilvl="3" w:tplc="0409000F" w:tentative="1">
+      <w:start w:val="1"/>
+      <w:numFmt w:val="decimal"/>
+      <w:lvlText w:val="%4."/>
+      <w:lvlJc w:val="left"/>
+      <w:pPr>
+        <w:ind w:left="3240" w:hanging="360"/>
+      </w:pPr>
+    </w:lvl>
+    <w:lvl w:ilvl="4" w:tplc="04090019" w:tentative="1">
+      <w:start w:val="1"/>
+      <w:numFmt w:val="lowerLetter"/>
+      <w:lvlText w:val="%5."/>
+      <w:lvlJc w:val="left"/>
+      <w:pPr>
+        <w:ind w:left="3960" w:hanging="360"/>
+      </w:pPr>
+    </w:lvl>
+    <w:lvl w:ilvl="5" w:tplc="0409001B" w:tentative="1">
+      <w:start w:val="1"/>
+      <w:numFmt w:val="lowerRoman"/>
+      <w:lvlText w:val="%6."/>
+      <w:lvlJc w:val="right"/>
+      <w:pPr>
+        <w:ind w:left="4680" w:hanging="180"/>
+      </w:pPr>
+    </w:lvl>
+    <w:lvl w:ilvl="6" w:tplc="0409000F" w:tentative="1">
+      <w:start w:val="1"/>
+      <w:numFmt w:val="decimal"/>
+      <w:lvlText w:val="%7."/>
+      <w:lvlJc w:val="left"/>
+      <w:pPr>
+        <w:ind w:left="5400" w:hanging="360"/>
+      </w:pPr>
+    </w:lvl>
+    <w:lvl w:ilvl="7" w:tplc="04090019" w:tentative="1">
+      <w:start w:val="1"/>
+      <w:numFmt w:val="lowerLetter"/>
+      <w:lvlText w:val="%8."/>
+      <w:lvlJc w:val="left"/>
+      <w:pPr>
+        <w:ind w:left="6120" w:hanging="360"/>
+      </w:pPr>
+    </w:lvl>
+    <w:lvl w:ilvl="8" w:tplc="0409001B" w:tentative="1">
+      <w:start w:val="1"/>
+      <w:numFmt w:val="lowerRoman"/>
+      <w:lvlText w:val="%9."/>
+      <w:lvlJc w:val="right"/>
+      <w:pPr>
+        <w:ind w:left="6840" w:hanging="180"/>
+      </w:pPr>
+    </w:lvl>
+  </w:abstractNum>
+  <w:abstractNum w:abstractNumId="2" w15:restartNumberingAfterBreak="0">
     <w:nsid w:val="17275595"/>
     <w:multiLevelType w:val="multilevel"/>
     <w:tmpl w:val="FA563EC6"/>
@@ -8623,7 +8958,7 @@
       </w:pPr>
     </w:lvl>
   </w:abstractNum>
-  <w:abstractNum w:abstractNumId="2" w15:restartNumberingAfterBreak="0">
+  <w:abstractNum w:abstractNumId="3" w15:restartNumberingAfterBreak="0">
     <w:nsid w:val="183F57F9"/>
     <w:multiLevelType w:val="multilevel"/>
     <w:tmpl w:val="7070E80A"/>
@@ -8639,7 +8974,7 @@
         <w:ind w:left="720" w:hanging="360"/>
       </w:pPr>
       <w:rPr>
-        <w:rFonts w:hint="default" w:ascii="Symbol" w:hAnsi="Symbol"/>
+        <w:rFonts w:ascii="Symbol" w:hAnsi="Symbol" w:hint="default"/>
         <w:sz w:val="20"/>
       </w:rPr>
     </w:lvl>
@@ -8655,7 +8990,7 @@
         <w:ind w:left="1440" w:hanging="360"/>
       </w:pPr>
       <w:rPr>
-        <w:rFonts w:hint="default" w:ascii="Symbol" w:hAnsi="Symbol"/>
+        <w:rFonts w:ascii="Symbol" w:hAnsi="Symbol" w:hint="default"/>
         <w:sz w:val="20"/>
       </w:rPr>
     </w:lvl>
@@ -8671,7 +9006,7 @@
         <w:ind w:left="2160" w:hanging="360"/>
       </w:pPr>
       <w:rPr>
-        <w:rFonts w:hint="default" w:ascii="Symbol" w:hAnsi="Symbol"/>
+        <w:rFonts w:ascii="Symbol" w:hAnsi="Symbol" w:hint="default"/>
         <w:sz w:val="20"/>
       </w:rPr>
     </w:lvl>
@@ -8687,7 +9022,7 @@
         <w:ind w:left="2880" w:hanging="360"/>
       </w:pPr>
       <w:rPr>
-        <w:rFonts w:hint="default" w:ascii="Symbol" w:hAnsi="Symbol"/>
+        <w:rFonts w:ascii="Symbol" w:hAnsi="Symbol" w:hint="default"/>
         <w:sz w:val="20"/>
       </w:rPr>
     </w:lvl>
@@ -8703,7 +9038,7 @@
         <w:ind w:left="3600" w:hanging="360"/>
       </w:pPr>
       <w:rPr>
-        <w:rFonts w:hint="default" w:ascii="Symbol" w:hAnsi="Symbol"/>
+        <w:rFonts w:ascii="Symbol" w:hAnsi="Symbol" w:hint="default"/>
         <w:sz w:val="20"/>
       </w:rPr>
     </w:lvl>
@@ -8719,7 +9054,7 @@
         <w:ind w:left="4320" w:hanging="360"/>
       </w:pPr>
       <w:rPr>
-        <w:rFonts w:hint="default" w:ascii="Symbol" w:hAnsi="Symbol"/>
+        <w:rFonts w:ascii="Symbol" w:hAnsi="Symbol" w:hint="default"/>
         <w:sz w:val="20"/>
       </w:rPr>
     </w:lvl>
@@ -8735,7 +9070,7 @@
         <w:ind w:left="5040" w:hanging="360"/>
       </w:pPr>
       <w:rPr>
-        <w:rFonts w:hint="default" w:ascii="Symbol" w:hAnsi="Symbol"/>
+        <w:rFonts w:ascii="Symbol" w:hAnsi="Symbol" w:hint="default"/>
         <w:sz w:val="20"/>
       </w:rPr>
     </w:lvl>
@@ -8751,7 +9086,7 @@
         <w:ind w:left="5760" w:hanging="360"/>
       </w:pPr>
       <w:rPr>
-        <w:rFonts w:hint="default" w:ascii="Symbol" w:hAnsi="Symbol"/>
+        <w:rFonts w:ascii="Symbol" w:hAnsi="Symbol" w:hint="default"/>
         <w:sz w:val="20"/>
       </w:rPr>
     </w:lvl>
@@ -8767,12 +9102,12 @@
         <w:ind w:left="6480" w:hanging="360"/>
       </w:pPr>
       <w:rPr>
-        <w:rFonts w:hint="default" w:ascii="Symbol" w:hAnsi="Symbol"/>
+        <w:rFonts w:ascii="Symbol" w:hAnsi="Symbol" w:hint="default"/>
         <w:sz w:val="20"/>
       </w:rPr>
     </w:lvl>
   </w:abstractNum>
-  <w:abstractNum w:abstractNumId="3" w15:restartNumberingAfterBreak="0">
+  <w:abstractNum w:abstractNumId="4" w15:restartNumberingAfterBreak="0">
     <w:nsid w:val="1CB45863"/>
     <w:multiLevelType w:val="hybridMultilevel"/>
     <w:tmpl w:val="9FF4D096"/>
@@ -8861,7 +9196,7 @@
       </w:pPr>
     </w:lvl>
   </w:abstractNum>
-  <w:abstractNum w:abstractNumId="4" w15:restartNumberingAfterBreak="0">
+  <w:abstractNum w:abstractNumId="5" w15:restartNumberingAfterBreak="0">
     <w:nsid w:val="1F7B732C"/>
     <w:multiLevelType w:val="hybridMultilevel"/>
     <w:tmpl w:val="82846732"/>
@@ -8874,7 +9209,7 @@
         <w:ind w:left="1440" w:hanging="360"/>
       </w:pPr>
       <w:rPr>
-        <w:rFonts w:hint="default" w:ascii="Symbol" w:hAnsi="Symbol"/>
+        <w:rFonts w:ascii="Symbol" w:hAnsi="Symbol" w:hint="default"/>
       </w:rPr>
     </w:lvl>
     <w:lvl w:ilvl="1" w:tplc="04090003" w:tentative="1">
@@ -8886,7 +9221,7 @@
         <w:ind w:left="2160" w:hanging="360"/>
       </w:pPr>
       <w:rPr>
-        <w:rFonts w:hint="default" w:ascii="Courier New" w:hAnsi="Courier New" w:cs="Courier New"/>
+        <w:rFonts w:ascii="Courier New" w:hAnsi="Courier New" w:cs="Courier New" w:hint="default"/>
       </w:rPr>
     </w:lvl>
     <w:lvl w:ilvl="2" w:tplc="04090005" w:tentative="1">
@@ -8898,7 +9233,7 @@
         <w:ind w:left="2880" w:hanging="360"/>
       </w:pPr>
       <w:rPr>
-        <w:rFonts w:hint="default" w:ascii="Wingdings" w:hAnsi="Wingdings"/>
+        <w:rFonts w:ascii="Wingdings" w:hAnsi="Wingdings" w:hint="default"/>
       </w:rPr>
     </w:lvl>
     <w:lvl w:ilvl="3" w:tplc="04090001" w:tentative="1">
@@ -8910,7 +9245,7 @@
         <w:ind w:left="3600" w:hanging="360"/>
       </w:pPr>
       <w:rPr>
-        <w:rFonts w:hint="default" w:ascii="Symbol" w:hAnsi="Symbol"/>
+        <w:rFonts w:ascii="Symbol" w:hAnsi="Symbol" w:hint="default"/>
       </w:rPr>
     </w:lvl>
     <w:lvl w:ilvl="4" w:tplc="04090003" w:tentative="1">
@@ -8922,7 +9257,7 @@
         <w:ind w:left="4320" w:hanging="360"/>
       </w:pPr>
       <w:rPr>
-        <w:rFonts w:hint="default" w:ascii="Courier New" w:hAnsi="Courier New" w:cs="Courier New"/>
+        <w:rFonts w:ascii="Courier New" w:hAnsi="Courier New" w:cs="Courier New" w:hint="default"/>
       </w:rPr>
     </w:lvl>
     <w:lvl w:ilvl="5" w:tplc="04090005" w:tentative="1">
@@ -8934,7 +9269,7 @@
         <w:ind w:left="5040" w:hanging="360"/>
       </w:pPr>
       <w:rPr>
-        <w:rFonts w:hint="default" w:ascii="Wingdings" w:hAnsi="Wingdings"/>
+        <w:rFonts w:ascii="Wingdings" w:hAnsi="Wingdings" w:hint="default"/>
       </w:rPr>
     </w:lvl>
     <w:lvl w:ilvl="6" w:tplc="04090001" w:tentative="1">
@@ -8946,7 +9281,7 @@
         <w:ind w:left="5760" w:hanging="360"/>
       </w:pPr>
       <w:rPr>
-        <w:rFonts w:hint="default" w:ascii="Symbol" w:hAnsi="Symbol"/>
+        <w:rFonts w:ascii="Symbol" w:hAnsi="Symbol" w:hint="default"/>
       </w:rPr>
     </w:lvl>
     <w:lvl w:ilvl="7" w:tplc="04090003" w:tentative="1">
@@ -8958,7 +9293,7 @@
         <w:ind w:left="6480" w:hanging="360"/>
       </w:pPr>
       <w:rPr>
-        <w:rFonts w:hint="default" w:ascii="Courier New" w:hAnsi="Courier New" w:cs="Courier New"/>
+        <w:rFonts w:ascii="Courier New" w:hAnsi="Courier New" w:cs="Courier New" w:hint="default"/>
       </w:rPr>
     </w:lvl>
     <w:lvl w:ilvl="8" w:tplc="04090005" w:tentative="1">
@@ -8970,11 +9305,11 @@
         <w:ind w:left="7200" w:hanging="360"/>
       </w:pPr>
       <w:rPr>
-        <w:rFonts w:hint="default" w:ascii="Wingdings" w:hAnsi="Wingdings"/>
+        <w:rFonts w:ascii="Wingdings" w:hAnsi="Wingdings" w:hint="default"/>
       </w:rPr>
     </w:lvl>
   </w:abstractNum>
-  <w:abstractNum w:abstractNumId="5" w15:restartNumberingAfterBreak="0">
+  <w:abstractNum w:abstractNumId="6" w15:restartNumberingAfterBreak="0">
     <w:nsid w:val="2F546E1A"/>
     <w:multiLevelType w:val="hybridMultilevel"/>
     <w:tmpl w:val="5A2228B0"/>
@@ -8987,7 +9322,7 @@
         <w:ind w:left="1440" w:hanging="360"/>
       </w:pPr>
       <w:rPr>
-        <w:rFonts w:hint="default" w:ascii="Symbol" w:hAnsi="Symbol"/>
+        <w:rFonts w:ascii="Symbol" w:hAnsi="Symbol" w:hint="default"/>
       </w:rPr>
     </w:lvl>
     <w:lvl w:ilvl="1" w:tplc="04090003" w:tentative="1">
@@ -8999,7 +9334,7 @@
         <w:ind w:left="2160" w:hanging="360"/>
       </w:pPr>
       <w:rPr>
-        <w:rFonts w:hint="default" w:ascii="Courier New" w:hAnsi="Courier New" w:cs="Courier New"/>
+        <w:rFonts w:ascii="Courier New" w:hAnsi="Courier New" w:cs="Courier New" w:hint="default"/>
       </w:rPr>
     </w:lvl>
     <w:lvl w:ilvl="2" w:tplc="04090005" w:tentative="1">
@@ -9011,7 +9346,7 @@
         <w:ind w:left="2880" w:hanging="360"/>
       </w:pPr>
       <w:rPr>
-        <w:rFonts w:hint="default" w:ascii="Wingdings" w:hAnsi="Wingdings"/>
+        <w:rFonts w:ascii="Wingdings" w:hAnsi="Wingdings" w:hint="default"/>
       </w:rPr>
     </w:lvl>
     <w:lvl w:ilvl="3" w:tplc="04090001" w:tentative="1">
@@ -9023,7 +9358,7 @@
         <w:ind w:left="3600" w:hanging="360"/>
       </w:pPr>
       <w:rPr>
-        <w:rFonts w:hint="default" w:ascii="Symbol" w:hAnsi="Symbol"/>
+        <w:rFonts w:ascii="Symbol" w:hAnsi="Symbol" w:hint="default"/>
       </w:rPr>
     </w:lvl>
     <w:lvl w:ilvl="4" w:tplc="04090003" w:tentative="1">
@@ -9035,7 +9370,7 @@
         <w:ind w:left="4320" w:hanging="360"/>
       </w:pPr>
       <w:rPr>
-        <w:rFonts w:hint="default" w:ascii="Courier New" w:hAnsi="Courier New" w:cs="Courier New"/>
+        <w:rFonts w:ascii="Courier New" w:hAnsi="Courier New" w:cs="Courier New" w:hint="default"/>
       </w:rPr>
     </w:lvl>
     <w:lvl w:ilvl="5" w:tplc="04090005" w:tentative="1">
@@ -9047,7 +9382,7 @@
         <w:ind w:left="5040" w:hanging="360"/>
       </w:pPr>
       <w:rPr>
-        <w:rFonts w:hint="default" w:ascii="Wingdings" w:hAnsi="Wingdings"/>
+        <w:rFonts w:ascii="Wingdings" w:hAnsi="Wingdings" w:hint="default"/>
       </w:rPr>
     </w:lvl>
     <w:lvl w:ilvl="6" w:tplc="04090001" w:tentative="1">
@@ -9059,7 +9394,7 @@
         <w:ind w:left="5760" w:hanging="360"/>
       </w:pPr>
       <w:rPr>
-        <w:rFonts w:hint="default" w:ascii="Symbol" w:hAnsi="Symbol"/>
+        <w:rFonts w:ascii="Symbol" w:hAnsi="Symbol" w:hint="default"/>
       </w:rPr>
     </w:lvl>
     <w:lvl w:ilvl="7" w:tplc="04090003" w:tentative="1">
@@ -9071,7 +9406,7 @@
         <w:ind w:left="6480" w:hanging="360"/>
       </w:pPr>
       <w:rPr>
-        <w:rFonts w:hint="default" w:ascii="Courier New" w:hAnsi="Courier New" w:cs="Courier New"/>
+        <w:rFonts w:ascii="Courier New" w:hAnsi="Courier New" w:cs="Courier New" w:hint="default"/>
       </w:rPr>
     </w:lvl>
     <w:lvl w:ilvl="8" w:tplc="04090005" w:tentative="1">
@@ -9083,11 +9418,11 @@
         <w:ind w:left="7200" w:hanging="360"/>
       </w:pPr>
       <w:rPr>
-        <w:rFonts w:hint="default" w:ascii="Wingdings" w:hAnsi="Wingdings"/>
+        <w:rFonts w:ascii="Wingdings" w:hAnsi="Wingdings" w:hint="default"/>
       </w:rPr>
     </w:lvl>
   </w:abstractNum>
-  <w:abstractNum w:abstractNumId="6" w15:restartNumberingAfterBreak="0">
+  <w:abstractNum w:abstractNumId="7" w15:restartNumberingAfterBreak="0">
     <w:nsid w:val="38914E2D"/>
     <w:multiLevelType w:val="hybridMultilevel"/>
     <w:tmpl w:val="946204F0"/>
@@ -9173,7 +9508,7 @@
       </w:pPr>
     </w:lvl>
   </w:abstractNum>
-  <w:abstractNum w:abstractNumId="7" w15:restartNumberingAfterBreak="0">
+  <w:abstractNum w:abstractNumId="8" w15:restartNumberingAfterBreak="0">
     <w:nsid w:val="3DEE0955"/>
     <w:multiLevelType w:val="multilevel"/>
     <w:tmpl w:val="54E2E0C6"/>
@@ -9189,7 +9524,7 @@
         <w:ind w:left="720" w:hanging="360"/>
       </w:pPr>
       <w:rPr>
-        <w:rFonts w:hint="default" w:ascii="Courier New" w:hAnsi="Courier New"/>
+        <w:rFonts w:ascii="Courier New" w:hAnsi="Courier New" w:hint="default"/>
         <w:sz w:val="20"/>
       </w:rPr>
     </w:lvl>
@@ -9205,7 +9540,7 @@
         <w:ind w:left="1440" w:hanging="360"/>
       </w:pPr>
       <w:rPr>
-        <w:rFonts w:hint="default" w:ascii="Courier New" w:hAnsi="Courier New"/>
+        <w:rFonts w:ascii="Courier New" w:hAnsi="Courier New" w:hint="default"/>
         <w:sz w:val="20"/>
       </w:rPr>
     </w:lvl>
@@ -9221,7 +9556,7 @@
         <w:ind w:left="2160" w:hanging="360"/>
       </w:pPr>
       <w:rPr>
-        <w:rFonts w:hint="default" w:ascii="Courier New" w:hAnsi="Courier New"/>
+        <w:rFonts w:ascii="Courier New" w:hAnsi="Courier New" w:hint="default"/>
         <w:sz w:val="20"/>
       </w:rPr>
     </w:lvl>
@@ -9237,7 +9572,7 @@
         <w:ind w:left="2880" w:hanging="360"/>
       </w:pPr>
       <w:rPr>
-        <w:rFonts w:hint="default" w:ascii="Courier New" w:hAnsi="Courier New"/>
+        <w:rFonts w:ascii="Courier New" w:hAnsi="Courier New" w:hint="default"/>
         <w:sz w:val="20"/>
       </w:rPr>
     </w:lvl>
@@ -9253,7 +9588,7 @@
         <w:ind w:left="3600" w:hanging="360"/>
       </w:pPr>
       <w:rPr>
-        <w:rFonts w:hint="default" w:ascii="Courier New" w:hAnsi="Courier New"/>
+        <w:rFonts w:ascii="Courier New" w:hAnsi="Courier New" w:hint="default"/>
         <w:sz w:val="20"/>
       </w:rPr>
     </w:lvl>
@@ -9269,7 +9604,7 @@
         <w:ind w:left="4320" w:hanging="360"/>
       </w:pPr>
       <w:rPr>
-        <w:rFonts w:hint="default" w:ascii="Courier New" w:hAnsi="Courier New"/>
+        <w:rFonts w:ascii="Courier New" w:hAnsi="Courier New" w:hint="default"/>
         <w:sz w:val="20"/>
       </w:rPr>
     </w:lvl>
@@ -9285,7 +9620,7 @@
         <w:ind w:left="5040" w:hanging="360"/>
       </w:pPr>
       <w:rPr>
-        <w:rFonts w:hint="default" w:ascii="Courier New" w:hAnsi="Courier New"/>
+        <w:rFonts w:ascii="Courier New" w:hAnsi="Courier New" w:hint="default"/>
         <w:sz w:val="20"/>
       </w:rPr>
     </w:lvl>
@@ -9301,7 +9636,7 @@
         <w:ind w:left="5760" w:hanging="360"/>
       </w:pPr>
       <w:rPr>
-        <w:rFonts w:hint="default" w:ascii="Courier New" w:hAnsi="Courier New"/>
+        <w:rFonts w:ascii="Courier New" w:hAnsi="Courier New" w:hint="default"/>
         <w:sz w:val="20"/>
       </w:rPr>
     </w:lvl>
@@ -9317,12 +9652,12 @@
         <w:ind w:left="6480" w:hanging="360"/>
       </w:pPr>
       <w:rPr>
-        <w:rFonts w:hint="default" w:ascii="Courier New" w:hAnsi="Courier New"/>
+        <w:rFonts w:ascii="Courier New" w:hAnsi="Courier New" w:hint="default"/>
         <w:sz w:val="20"/>
       </w:rPr>
     </w:lvl>
   </w:abstractNum>
-  <w:abstractNum w:abstractNumId="8" w15:restartNumberingAfterBreak="0">
+  <w:abstractNum w:abstractNumId="9" w15:restartNumberingAfterBreak="0">
     <w:nsid w:val="482E3EEE"/>
     <w:multiLevelType w:val="multilevel"/>
     <w:tmpl w:val="DB26D31E"/>
@@ -9338,7 +9673,7 @@
         <w:ind w:left="720" w:hanging="360"/>
       </w:pPr>
       <w:rPr>
-        <w:rFonts w:hint="default" w:ascii="Symbol" w:hAnsi="Symbol"/>
+        <w:rFonts w:ascii="Symbol" w:hAnsi="Symbol" w:hint="default"/>
         <w:sz w:val="20"/>
       </w:rPr>
     </w:lvl>
@@ -9354,7 +9689,7 @@
         <w:ind w:left="1440" w:hanging="360"/>
       </w:pPr>
       <w:rPr>
-        <w:rFonts w:hint="default" w:ascii="Symbol" w:hAnsi="Symbol"/>
+        <w:rFonts w:ascii="Symbol" w:hAnsi="Symbol" w:hint="default"/>
         <w:sz w:val="20"/>
       </w:rPr>
     </w:lvl>
@@ -9370,7 +9705,7 @@
         <w:ind w:left="2160" w:hanging="360"/>
       </w:pPr>
       <w:rPr>
-        <w:rFonts w:hint="default" w:ascii="Symbol" w:hAnsi="Symbol"/>
+        <w:rFonts w:ascii="Symbol" w:hAnsi="Symbol" w:hint="default"/>
         <w:sz w:val="20"/>
       </w:rPr>
     </w:lvl>
@@ -9386,7 +9721,7 @@
         <w:ind w:left="2880" w:hanging="360"/>
       </w:pPr>
       <w:rPr>
-        <w:rFonts w:hint="default" w:ascii="Symbol" w:hAnsi="Symbol"/>
+        <w:rFonts w:ascii="Symbol" w:hAnsi="Symbol" w:hint="default"/>
         <w:sz w:val="20"/>
       </w:rPr>
     </w:lvl>
@@ -9402,7 +9737,7 @@
         <w:ind w:left="3600" w:hanging="360"/>
       </w:pPr>
       <w:rPr>
-        <w:rFonts w:hint="default" w:ascii="Symbol" w:hAnsi="Symbol"/>
+        <w:rFonts w:ascii="Symbol" w:hAnsi="Symbol" w:hint="default"/>
         <w:sz w:val="20"/>
       </w:rPr>
     </w:lvl>
@@ -9418,7 +9753,7 @@
         <w:ind w:left="4320" w:hanging="360"/>
       </w:pPr>
       <w:rPr>
-        <w:rFonts w:hint="default" w:ascii="Symbol" w:hAnsi="Symbol"/>
+        <w:rFonts w:ascii="Symbol" w:hAnsi="Symbol" w:hint="default"/>
         <w:sz w:val="20"/>
       </w:rPr>
     </w:lvl>
@@ -9434,7 +9769,7 @@
         <w:ind w:left="5040" w:hanging="360"/>
       </w:pPr>
       <w:rPr>
-        <w:rFonts w:hint="default" w:ascii="Symbol" w:hAnsi="Symbol"/>
+        <w:rFonts w:ascii="Symbol" w:hAnsi="Symbol" w:hint="default"/>
         <w:sz w:val="20"/>
       </w:rPr>
     </w:lvl>
@@ -9450,7 +9785,7 @@
         <w:ind w:left="5760" w:hanging="360"/>
       </w:pPr>
       <w:rPr>
-        <w:rFonts w:hint="default" w:ascii="Symbol" w:hAnsi="Symbol"/>
+        <w:rFonts w:ascii="Symbol" w:hAnsi="Symbol" w:hint="default"/>
         <w:sz w:val="20"/>
       </w:rPr>
     </w:lvl>
@@ -9466,12 +9801,12 @@
         <w:ind w:left="6480" w:hanging="360"/>
       </w:pPr>
       <w:rPr>
-        <w:rFonts w:hint="default" w:ascii="Symbol" w:hAnsi="Symbol"/>
+        <w:rFonts w:ascii="Symbol" w:hAnsi="Symbol" w:hint="default"/>
         <w:sz w:val="20"/>
       </w:rPr>
     </w:lvl>
   </w:abstractNum>
-  <w:abstractNum w:abstractNumId="9" w15:restartNumberingAfterBreak="0">
+  <w:abstractNum w:abstractNumId="10" w15:restartNumberingAfterBreak="0">
     <w:nsid w:val="489E129D"/>
     <w:multiLevelType w:val="hybridMultilevel"/>
     <w:tmpl w:val="EB1883E4"/>
@@ -9560,7 +9895,7 @@
       </w:pPr>
     </w:lvl>
   </w:abstractNum>
-  <w:abstractNum w:abstractNumId="10" w15:restartNumberingAfterBreak="0">
+  <w:abstractNum w:abstractNumId="11" w15:restartNumberingAfterBreak="0">
     <w:nsid w:val="4ACB08F4"/>
     <w:multiLevelType w:val="hybridMultilevel"/>
     <w:tmpl w:val="2CE4A760"/>
@@ -9573,7 +9908,7 @@
         <w:ind w:left="1484" w:hanging="360"/>
       </w:pPr>
       <w:rPr>
-        <w:rFonts w:hint="default" w:ascii="Symbol" w:hAnsi="Symbol"/>
+        <w:rFonts w:ascii="Symbol" w:hAnsi="Symbol" w:hint="default"/>
       </w:rPr>
     </w:lvl>
     <w:lvl w:ilvl="1" w:tplc="04090003" w:tentative="1">
@@ -9585,7 +9920,7 @@
         <w:ind w:left="2204" w:hanging="360"/>
       </w:pPr>
       <w:rPr>
-        <w:rFonts w:hint="default" w:ascii="Courier New" w:hAnsi="Courier New" w:cs="Courier New"/>
+        <w:rFonts w:ascii="Courier New" w:hAnsi="Courier New" w:cs="Courier New" w:hint="default"/>
       </w:rPr>
     </w:lvl>
     <w:lvl w:ilvl="2" w:tplc="04090005" w:tentative="1">
@@ -9597,7 +9932,7 @@
         <w:ind w:left="2924" w:hanging="360"/>
       </w:pPr>
       <w:rPr>
-        <w:rFonts w:hint="default" w:ascii="Wingdings" w:hAnsi="Wingdings"/>
+        <w:rFonts w:ascii="Wingdings" w:hAnsi="Wingdings" w:hint="default"/>
       </w:rPr>
     </w:lvl>
     <w:lvl w:ilvl="3" w:tplc="04090001" w:tentative="1">
@@ -9609,7 +9944,7 @@
         <w:ind w:left="3644" w:hanging="360"/>
       </w:pPr>
       <w:rPr>
-        <w:rFonts w:hint="default" w:ascii="Symbol" w:hAnsi="Symbol"/>
+        <w:rFonts w:ascii="Symbol" w:hAnsi="Symbol" w:hint="default"/>
       </w:rPr>
     </w:lvl>
     <w:lvl w:ilvl="4" w:tplc="04090003" w:tentative="1">
@@ -9621,7 +9956,7 @@
         <w:ind w:left="4364" w:hanging="360"/>
       </w:pPr>
       <w:rPr>
-        <w:rFonts w:hint="default" w:ascii="Courier New" w:hAnsi="Courier New" w:cs="Courier New"/>
+        <w:rFonts w:ascii="Courier New" w:hAnsi="Courier New" w:cs="Courier New" w:hint="default"/>
       </w:rPr>
     </w:lvl>
     <w:lvl w:ilvl="5" w:tplc="04090005" w:tentative="1">
@@ -9633,7 +9968,7 @@
         <w:ind w:left="5084" w:hanging="360"/>
       </w:pPr>
       <w:rPr>
-        <w:rFonts w:hint="default" w:ascii="Wingdings" w:hAnsi="Wingdings"/>
+        <w:rFonts w:ascii="Wingdings" w:hAnsi="Wingdings" w:hint="default"/>
       </w:rPr>
     </w:lvl>
     <w:lvl w:ilvl="6" w:tplc="04090001" w:tentative="1">
@@ -9645,7 +9980,7 @@
         <w:ind w:left="5804" w:hanging="360"/>
       </w:pPr>
       <w:rPr>
-        <w:rFonts w:hint="default" w:ascii="Symbol" w:hAnsi="Symbol"/>
+        <w:rFonts w:ascii="Symbol" w:hAnsi="Symbol" w:hint="default"/>
       </w:rPr>
     </w:lvl>
     <w:lvl w:ilvl="7" w:tplc="04090003" w:tentative="1">
@@ -9657,7 +9992,7 @@
         <w:ind w:left="6524" w:hanging="360"/>
       </w:pPr>
       <w:rPr>
-        <w:rFonts w:hint="default" w:ascii="Courier New" w:hAnsi="Courier New" w:cs="Courier New"/>
+        <w:rFonts w:ascii="Courier New" w:hAnsi="Courier New" w:cs="Courier New" w:hint="default"/>
       </w:rPr>
     </w:lvl>
     <w:lvl w:ilvl="8" w:tplc="04090005" w:tentative="1">
@@ -9669,11 +10004,11 @@
         <w:ind w:left="7244" w:hanging="360"/>
       </w:pPr>
       <w:rPr>
-        <w:rFonts w:hint="default" w:ascii="Wingdings" w:hAnsi="Wingdings"/>
+        <w:rFonts w:ascii="Wingdings" w:hAnsi="Wingdings" w:hint="default"/>
       </w:rPr>
     </w:lvl>
   </w:abstractNum>
-  <w:abstractNum w:abstractNumId="11" w15:restartNumberingAfterBreak="0">
+  <w:abstractNum w:abstractNumId="12" w15:restartNumberingAfterBreak="0">
     <w:nsid w:val="52107B22"/>
     <w:multiLevelType w:val="multilevel"/>
     <w:tmpl w:val="50F05718"/>
@@ -9689,7 +10024,7 @@
         <w:ind w:left="720" w:hanging="360"/>
       </w:pPr>
       <w:rPr>
-        <w:rFonts w:hint="default" w:ascii="Symbol" w:hAnsi="Symbol"/>
+        <w:rFonts w:ascii="Symbol" w:hAnsi="Symbol" w:hint="default"/>
         <w:sz w:val="20"/>
       </w:rPr>
     </w:lvl>
@@ -9705,7 +10040,7 @@
         <w:ind w:left="1440" w:hanging="360"/>
       </w:pPr>
       <w:rPr>
-        <w:rFonts w:hint="default" w:ascii="Symbol" w:hAnsi="Symbol"/>
+        <w:rFonts w:ascii="Symbol" w:hAnsi="Symbol" w:hint="default"/>
         <w:sz w:val="20"/>
       </w:rPr>
     </w:lvl>
@@ -9721,7 +10056,7 @@
         <w:ind w:left="2160" w:hanging="360"/>
       </w:pPr>
       <w:rPr>
-        <w:rFonts w:hint="default" w:ascii="Symbol" w:hAnsi="Symbol"/>
+        <w:rFonts w:ascii="Symbol" w:hAnsi="Symbol" w:hint="default"/>
         <w:sz w:val="20"/>
       </w:rPr>
     </w:lvl>
@@ -9737,7 +10072,7 @@
         <w:ind w:left="2880" w:hanging="360"/>
       </w:pPr>
       <w:rPr>
-        <w:rFonts w:hint="default" w:ascii="Symbol" w:hAnsi="Symbol"/>
+        <w:rFonts w:ascii="Symbol" w:hAnsi="Symbol" w:hint="default"/>
         <w:sz w:val="20"/>
       </w:rPr>
     </w:lvl>
@@ -9753,7 +10088,7 @@
         <w:ind w:left="3600" w:hanging="360"/>
       </w:pPr>
       <w:rPr>
-        <w:rFonts w:hint="default" w:ascii="Symbol" w:hAnsi="Symbol"/>
+        <w:rFonts w:ascii="Symbol" w:hAnsi="Symbol" w:hint="default"/>
         <w:sz w:val="20"/>
       </w:rPr>
     </w:lvl>
@@ -9769,7 +10104,7 @@
         <w:ind w:left="4320" w:hanging="360"/>
       </w:pPr>
       <w:rPr>
-        <w:rFonts w:hint="default" w:ascii="Symbol" w:hAnsi="Symbol"/>
+        <w:rFonts w:ascii="Symbol" w:hAnsi="Symbol" w:hint="default"/>
         <w:sz w:val="20"/>
       </w:rPr>
     </w:lvl>
@@ -9785,7 +10120,7 @@
         <w:ind w:left="5040" w:hanging="360"/>
       </w:pPr>
       <w:rPr>
-        <w:rFonts w:hint="default" w:ascii="Symbol" w:hAnsi="Symbol"/>
+        <w:rFonts w:ascii="Symbol" w:hAnsi="Symbol" w:hint="default"/>
         <w:sz w:val="20"/>
       </w:rPr>
     </w:lvl>
@@ -9801,7 +10136,7 @@
         <w:ind w:left="5760" w:hanging="360"/>
       </w:pPr>
       <w:rPr>
-        <w:rFonts w:hint="default" w:ascii="Symbol" w:hAnsi="Symbol"/>
+        <w:rFonts w:ascii="Symbol" w:hAnsi="Symbol" w:hint="default"/>
         <w:sz w:val="20"/>
       </w:rPr>
     </w:lvl>
@@ -9817,12 +10152,12 @@
         <w:ind w:left="6480" w:hanging="360"/>
       </w:pPr>
       <w:rPr>
-        <w:rFonts w:hint="default" w:ascii="Symbol" w:hAnsi="Symbol"/>
+        <w:rFonts w:ascii="Symbol" w:hAnsi="Symbol" w:hint="default"/>
         <w:sz w:val="20"/>
       </w:rPr>
     </w:lvl>
   </w:abstractNum>
-  <w:abstractNum w:abstractNumId="12" w15:restartNumberingAfterBreak="0">
+  <w:abstractNum w:abstractNumId="13" w15:restartNumberingAfterBreak="0">
     <w:nsid w:val="539533D6"/>
     <w:multiLevelType w:val="multilevel"/>
     <w:tmpl w:val="8E223058"/>
@@ -9935,7 +10270,7 @@
       </w:pPr>
     </w:lvl>
   </w:abstractNum>
-  <w:abstractNum w:abstractNumId="13" w15:restartNumberingAfterBreak="0">
+  <w:abstractNum w:abstractNumId="14" w15:restartNumberingAfterBreak="0">
     <w:nsid w:val="557F1EEB"/>
     <w:multiLevelType w:val="hybridMultilevel"/>
     <w:tmpl w:val="F676C5A4"/>
@@ -10024,7 +10359,7 @@
       </w:pPr>
     </w:lvl>
   </w:abstractNum>
-  <w:abstractNum w:abstractNumId="14" w15:restartNumberingAfterBreak="0">
+  <w:abstractNum w:abstractNumId="15" w15:restartNumberingAfterBreak="0">
     <w:nsid w:val="564564C8"/>
     <w:multiLevelType w:val="hybridMultilevel"/>
     <w:tmpl w:val="83780300"/>
@@ -10037,7 +10372,7 @@
         <w:ind w:left="720" w:hanging="360"/>
       </w:pPr>
       <w:rPr>
-        <w:rFonts w:hint="default" w:ascii="Symbol" w:hAnsi="Symbol"/>
+        <w:rFonts w:ascii="Symbol" w:hAnsi="Symbol" w:hint="default"/>
       </w:rPr>
     </w:lvl>
     <w:lvl w:ilvl="1" w:tplc="04090003" w:tentative="1">
@@ -10049,7 +10384,7 @@
         <w:ind w:left="1440" w:hanging="360"/>
       </w:pPr>
       <w:rPr>
-        <w:rFonts w:hint="default" w:ascii="Courier New" w:hAnsi="Courier New" w:cs="Courier New"/>
+        <w:rFonts w:ascii="Courier New" w:hAnsi="Courier New" w:cs="Courier New" w:hint="default"/>
       </w:rPr>
     </w:lvl>
     <w:lvl w:ilvl="2" w:tplc="04090005" w:tentative="1">
@@ -10061,7 +10396,7 @@
         <w:ind w:left="2160" w:hanging="360"/>
       </w:pPr>
       <w:rPr>
-        <w:rFonts w:hint="default" w:ascii="Wingdings" w:hAnsi="Wingdings"/>
+        <w:rFonts w:ascii="Wingdings" w:hAnsi="Wingdings" w:hint="default"/>
       </w:rPr>
     </w:lvl>
     <w:lvl w:ilvl="3" w:tplc="04090001" w:tentative="1">
@@ -10073,7 +10408,7 @@
         <w:ind w:left="2880" w:hanging="360"/>
       </w:pPr>
       <w:rPr>
-        <w:rFonts w:hint="default" w:ascii="Symbol" w:hAnsi="Symbol"/>
+        <w:rFonts w:ascii="Symbol" w:hAnsi="Symbol" w:hint="default"/>
       </w:rPr>
     </w:lvl>
     <w:lvl w:ilvl="4" w:tplc="04090003" w:tentative="1">
@@ -10085,7 +10420,7 @@
         <w:ind w:left="3600" w:hanging="360"/>
       </w:pPr>
       <w:rPr>
-        <w:rFonts w:hint="default" w:ascii="Courier New" w:hAnsi="Courier New" w:cs="Courier New"/>
+        <w:rFonts w:ascii="Courier New" w:hAnsi="Courier New" w:cs="Courier New" w:hint="default"/>
       </w:rPr>
     </w:lvl>
     <w:lvl w:ilvl="5" w:tplc="04090005" w:tentative="1">
@@ -10097,7 +10432,7 @@
         <w:ind w:left="4320" w:hanging="360"/>
       </w:pPr>
       <w:rPr>
-        <w:rFonts w:hint="default" w:ascii="Wingdings" w:hAnsi="Wingdings"/>
+        <w:rFonts w:ascii="Wingdings" w:hAnsi="Wingdings" w:hint="default"/>
       </w:rPr>
     </w:lvl>
     <w:lvl w:ilvl="6" w:tplc="04090001" w:tentative="1">
@@ -10109,7 +10444,7 @@
         <w:ind w:left="5040" w:hanging="360"/>
       </w:pPr>
       <w:rPr>
-        <w:rFonts w:hint="default" w:ascii="Symbol" w:hAnsi="Symbol"/>
+        <w:rFonts w:ascii="Symbol" w:hAnsi="Symbol" w:hint="default"/>
       </w:rPr>
     </w:lvl>
     <w:lvl w:ilvl="7" w:tplc="04090003" w:tentative="1">
@@ -10121,7 +10456,7 @@
         <w:ind w:left="5760" w:hanging="360"/>
       </w:pPr>
       <w:rPr>
-        <w:rFonts w:hint="default" w:ascii="Courier New" w:hAnsi="Courier New" w:cs="Courier New"/>
+        <w:rFonts w:ascii="Courier New" w:hAnsi="Courier New" w:cs="Courier New" w:hint="default"/>
       </w:rPr>
     </w:lvl>
     <w:lvl w:ilvl="8" w:tplc="04090005" w:tentative="1">
@@ -10133,11 +10468,11 @@
         <w:ind w:left="6480" w:hanging="360"/>
       </w:pPr>
       <w:rPr>
-        <w:rFonts w:hint="default" w:ascii="Wingdings" w:hAnsi="Wingdings"/>
+        <w:rFonts w:ascii="Wingdings" w:hAnsi="Wingdings" w:hint="default"/>
       </w:rPr>
     </w:lvl>
   </w:abstractNum>
-  <w:abstractNum w:abstractNumId="15" w15:restartNumberingAfterBreak="0">
+  <w:abstractNum w:abstractNumId="16" w15:restartNumberingAfterBreak="0">
     <w:nsid w:val="5841755E"/>
     <w:multiLevelType w:val="multilevel"/>
     <w:tmpl w:val="B586557E"/>
@@ -10153,7 +10488,7 @@
         <w:ind w:left="720" w:hanging="360"/>
       </w:pPr>
       <w:rPr>
-        <w:rFonts w:hint="default" w:ascii="Symbol" w:hAnsi="Symbol"/>
+        <w:rFonts w:ascii="Symbol" w:hAnsi="Symbol" w:hint="default"/>
         <w:sz w:val="20"/>
       </w:rPr>
     </w:lvl>
@@ -10169,7 +10504,7 @@
         <w:ind w:left="1440" w:hanging="360"/>
       </w:pPr>
       <w:rPr>
-        <w:rFonts w:hint="default" w:ascii="Symbol" w:hAnsi="Symbol"/>
+        <w:rFonts w:ascii="Symbol" w:hAnsi="Symbol" w:hint="default"/>
         <w:sz w:val="20"/>
       </w:rPr>
     </w:lvl>
@@ -10185,7 +10520,7 @@
         <w:ind w:left="2160" w:hanging="360"/>
       </w:pPr>
       <w:rPr>
-        <w:rFonts w:hint="default" w:ascii="Symbol" w:hAnsi="Symbol"/>
+        <w:rFonts w:ascii="Symbol" w:hAnsi="Symbol" w:hint="default"/>
         <w:sz w:val="20"/>
       </w:rPr>
     </w:lvl>
@@ -10201,7 +10536,7 @@
         <w:ind w:left="2880" w:hanging="360"/>
       </w:pPr>
       <w:rPr>
-        <w:rFonts w:hint="default" w:ascii="Symbol" w:hAnsi="Symbol"/>
+        <w:rFonts w:ascii="Symbol" w:hAnsi="Symbol" w:hint="default"/>
         <w:sz w:val="20"/>
       </w:rPr>
     </w:lvl>
@@ -10217,7 +10552,7 @@
         <w:ind w:left="3600" w:hanging="360"/>
       </w:pPr>
       <w:rPr>
-        <w:rFonts w:hint="default" w:ascii="Symbol" w:hAnsi="Symbol"/>
+        <w:rFonts w:ascii="Symbol" w:hAnsi="Symbol" w:hint="default"/>
         <w:sz w:val="20"/>
       </w:rPr>
     </w:lvl>
@@ -10233,7 +10568,7 @@
         <w:ind w:left="4320" w:hanging="360"/>
       </w:pPr>
       <w:rPr>
-        <w:rFonts w:hint="default" w:ascii="Symbol" w:hAnsi="Symbol"/>
+        <w:rFonts w:ascii="Symbol" w:hAnsi="Symbol" w:hint="default"/>
         <w:sz w:val="20"/>
       </w:rPr>
     </w:lvl>
@@ -10249,7 +10584,7 @@
         <w:ind w:left="5040" w:hanging="360"/>
       </w:pPr>
       <w:rPr>
-        <w:rFonts w:hint="default" w:ascii="Symbol" w:hAnsi="Symbol"/>
+        <w:rFonts w:ascii="Symbol" w:hAnsi="Symbol" w:hint="default"/>
         <w:sz w:val="20"/>
       </w:rPr>
     </w:lvl>
@@ -10265,7 +10600,7 @@
         <w:ind w:left="5760" w:hanging="360"/>
       </w:pPr>
       <w:rPr>
-        <w:rFonts w:hint="default" w:ascii="Symbol" w:hAnsi="Symbol"/>
+        <w:rFonts w:ascii="Symbol" w:hAnsi="Symbol" w:hint="default"/>
         <w:sz w:val="20"/>
       </w:rPr>
     </w:lvl>
@@ -10281,12 +10616,12 @@
         <w:ind w:left="6480" w:hanging="360"/>
       </w:pPr>
       <w:rPr>
-        <w:rFonts w:hint="default" w:ascii="Symbol" w:hAnsi="Symbol"/>
+        <w:rFonts w:ascii="Symbol" w:hAnsi="Symbol" w:hint="default"/>
         <w:sz w:val="20"/>
       </w:rPr>
     </w:lvl>
   </w:abstractNum>
-  <w:abstractNum w:abstractNumId="16" w15:restartNumberingAfterBreak="0">
+  <w:abstractNum w:abstractNumId="17" w15:restartNumberingAfterBreak="0">
     <w:nsid w:val="5A151EF7"/>
     <w:multiLevelType w:val="hybridMultilevel"/>
     <w:tmpl w:val="59F0E79C"/>
@@ -10372,7 +10707,120 @@
       </w:pPr>
     </w:lvl>
   </w:abstractNum>
-  <w:abstractNum w:abstractNumId="17" w15:restartNumberingAfterBreak="0">
+  <w:abstractNum w:abstractNumId="18" w15:restartNumberingAfterBreak="0">
+    <w:nsid w:val="5AE4290E"/>
+    <w:multiLevelType w:val="hybridMultilevel"/>
+    <w:tmpl w:val="AA343C88"/>
+    <w:lvl w:ilvl="0" w:tplc="04090001">
+      <w:start w:val="1"/>
+      <w:numFmt w:val="bullet"/>
+      <w:lvlText w:val=""/>
+      <w:lvlJc w:val="left"/>
+      <w:pPr>
+        <w:ind w:left="1800" w:hanging="360"/>
+      </w:pPr>
+      <w:rPr>
+        <w:rFonts w:ascii="Symbol" w:hAnsi="Symbol" w:hint="default"/>
+      </w:rPr>
+    </w:lvl>
+    <w:lvl w:ilvl="1" w:tplc="04090003" w:tentative="1">
+      <w:start w:val="1"/>
+      <w:numFmt w:val="bullet"/>
+      <w:lvlText w:val="o"/>
+      <w:lvlJc w:val="left"/>
+      <w:pPr>
+        <w:ind w:left="2520" w:hanging="360"/>
+      </w:pPr>
+      <w:rPr>
+        <w:rFonts w:ascii="Courier New" w:hAnsi="Courier New" w:cs="Courier New" w:hint="default"/>
+      </w:rPr>
+    </w:lvl>
+    <w:lvl w:ilvl="2" w:tplc="04090005" w:tentative="1">
+      <w:start w:val="1"/>
+      <w:numFmt w:val="bullet"/>
+      <w:lvlText w:val=""/>
+      <w:lvlJc w:val="left"/>
+      <w:pPr>
+        <w:ind w:left="3240" w:hanging="360"/>
+      </w:pPr>
+      <w:rPr>
+        <w:rFonts w:ascii="Wingdings" w:hAnsi="Wingdings" w:hint="default"/>
+      </w:rPr>
+    </w:lvl>
+    <w:lvl w:ilvl="3" w:tplc="04090001" w:tentative="1">
+      <w:start w:val="1"/>
+      <w:numFmt w:val="bullet"/>
+      <w:lvlText w:val=""/>
+      <w:lvlJc w:val="left"/>
+      <w:pPr>
+        <w:ind w:left="3960" w:hanging="360"/>
+      </w:pPr>
+      <w:rPr>
+        <w:rFonts w:ascii="Symbol" w:hAnsi="Symbol" w:hint="default"/>
+      </w:rPr>
+    </w:lvl>
+    <w:lvl w:ilvl="4" w:tplc="04090003" w:tentative="1">
+      <w:start w:val="1"/>
+      <w:numFmt w:val="bullet"/>
+      <w:lvlText w:val="o"/>
+      <w:lvlJc w:val="left"/>
+      <w:pPr>
+        <w:ind w:left="4680" w:hanging="360"/>
+      </w:pPr>
+      <w:rPr>
+        <w:rFonts w:ascii="Courier New" w:hAnsi="Courier New" w:cs="Courier New" w:hint="default"/>
+      </w:rPr>
+    </w:lvl>
+    <w:lvl w:ilvl="5" w:tplc="04090005" w:tentative="1">
+      <w:start w:val="1"/>
+      <w:numFmt w:val="bullet"/>
+      <w:lvlText w:val=""/>
+      <w:lvlJc w:val="left"/>
+      <w:pPr>
+        <w:ind w:left="5400" w:hanging="360"/>
+      </w:pPr>
+      <w:rPr>
+        <w:rFonts w:ascii="Wingdings" w:hAnsi="Wingdings" w:hint="default"/>
+      </w:rPr>
+    </w:lvl>
+    <w:lvl w:ilvl="6" w:tplc="04090001" w:tentative="1">
+      <w:start w:val="1"/>
+      <w:numFmt w:val="bullet"/>
+      <w:lvlText w:val=""/>
+      <w:lvlJc w:val="left"/>
+      <w:pPr>
+        <w:ind w:left="6120" w:hanging="360"/>
+      </w:pPr>
+      <w:rPr>
+        <w:rFonts w:ascii="Symbol" w:hAnsi="Symbol" w:hint="default"/>
+      </w:rPr>
+    </w:lvl>
+    <w:lvl w:ilvl="7" w:tplc="04090003" w:tentative="1">
+      <w:start w:val="1"/>
+      <w:numFmt w:val="bullet"/>
+      <w:lvlText w:val="o"/>
+      <w:lvlJc w:val="left"/>
+      <w:pPr>
+        <w:ind w:left="6840" w:hanging="360"/>
+      </w:pPr>
+      <w:rPr>
+        <w:rFonts w:ascii="Courier New" w:hAnsi="Courier New" w:cs="Courier New" w:hint="default"/>
+      </w:rPr>
+    </w:lvl>
+    <w:lvl w:ilvl="8" w:tplc="04090005" w:tentative="1">
+      <w:start w:val="1"/>
+      <w:numFmt w:val="bullet"/>
+      <w:lvlText w:val=""/>
+      <w:lvlJc w:val="left"/>
+      <w:pPr>
+        <w:ind w:left="7560" w:hanging="360"/>
+      </w:pPr>
+      <w:rPr>
+        <w:rFonts w:ascii="Wingdings" w:hAnsi="Wingdings" w:hint="default"/>
+      </w:rPr>
+    </w:lvl>
+  </w:abstractNum>
+  <w:abstractNum w:abstractNumId="19" w15:restartNumberingAfterBreak="0">
     <w:nsid w:val="5CF2A3D3"/>
     <w:multiLevelType w:val="hybridMultilevel"/>
     <w:tmpl w:val="706439D2"/>
@@ -10385,7 +10833,7 @@
         <w:ind w:left="1080" w:hanging="360"/>
       </w:pPr>
       <w:rPr>
-        <w:rFonts w:hint="default" w:ascii="Symbol" w:hAnsi="Symbol"/>
+        <w:rFonts w:ascii="Symbol" w:hAnsi="Symbol" w:hint="default"/>
       </w:rPr>
     </w:lvl>
     <w:lvl w:ilvl="1" w:tplc="B374EB20">
@@ -10397,7 +10845,7 @@
         <w:ind w:left="1800" w:hanging="360"/>
       </w:pPr>
       <w:rPr>
-        <w:rFonts w:hint="default" w:ascii="Courier New" w:hAnsi="Courier New"/>
+        <w:rFonts w:ascii="Courier New" w:hAnsi="Courier New" w:hint="default"/>
       </w:rPr>
     </w:lvl>
     <w:lvl w:ilvl="2" w:tplc="C36EC66C">
@@ -10409,7 +10857,7 @@
         <w:ind w:left="2520" w:hanging="360"/>
       </w:pPr>
       <w:rPr>
-        <w:rFonts w:hint="default" w:ascii="Wingdings" w:hAnsi="Wingdings"/>
+        <w:rFonts w:ascii="Wingdings" w:hAnsi="Wingdings" w:hint="default"/>
       </w:rPr>
     </w:lvl>
     <w:lvl w:ilvl="3" w:tplc="D0A0260A">
@@ -10421,7 +10869,7 @@
         <w:ind w:left="3240" w:hanging="360"/>
       </w:pPr>
       <w:rPr>
-        <w:rFonts w:hint="default" w:ascii="Symbol" w:hAnsi="Symbol"/>
+        <w:rFonts w:ascii="Symbol" w:hAnsi="Symbol" w:hint="default"/>
       </w:rPr>
     </w:lvl>
     <w:lvl w:ilvl="4" w:tplc="B66860F0">
@@ -10433,7 +10881,7 @@
         <w:ind w:left="3960" w:hanging="360"/>
       </w:pPr>
       <w:rPr>
-        <w:rFonts w:hint="default" w:ascii="Courier New" w:hAnsi="Courier New"/>
+        <w:rFonts w:ascii="Courier New" w:hAnsi="Courier New" w:hint="default"/>
       </w:rPr>
     </w:lvl>
     <w:lvl w:ilvl="5" w:tplc="5A5006BA">
@@ -10445,7 +10893,7 @@
         <w:ind w:left="4680" w:hanging="360"/>
       </w:pPr>
       <w:rPr>
-        <w:rFonts w:hint="default" w:ascii="Wingdings" w:hAnsi="Wingdings"/>
+        <w:rFonts w:ascii="Wingdings" w:hAnsi="Wingdings" w:hint="default"/>
       </w:rPr>
     </w:lvl>
     <w:lvl w:ilvl="6" w:tplc="88547CEA">
@@ -10457,7 +10905,7 @@
         <w:ind w:left="5400" w:hanging="360"/>
       </w:pPr>
       <w:rPr>
-        <w:rFonts w:hint="default" w:ascii="Symbol" w:hAnsi="Symbol"/>
+        <w:rFonts w:ascii="Symbol" w:hAnsi="Symbol" w:hint="default"/>
       </w:rPr>
     </w:lvl>
     <w:lvl w:ilvl="7" w:tplc="B7F4B38E">
@@ -10469,7 +10917,7 @@
         <w:ind w:left="6120" w:hanging="360"/>
       </w:pPr>
       <w:rPr>
-        <w:rFonts w:hint="default" w:ascii="Courier New" w:hAnsi="Courier New"/>
+        <w:rFonts w:ascii="Courier New" w:hAnsi="Courier New" w:hint="default"/>
       </w:rPr>
     </w:lvl>
     <w:lvl w:ilvl="8" w:tplc="D3B212C2">
@@ -10481,11 +10929,11 @@
         <w:ind w:left="6840" w:hanging="360"/>
       </w:pPr>
       <w:rPr>
-        <w:rFonts w:hint="default" w:ascii="Wingdings" w:hAnsi="Wingdings"/>
+        <w:rFonts w:ascii="Wingdings" w:hAnsi="Wingdings" w:hint="default"/>
       </w:rPr>
     </w:lvl>
   </w:abstractNum>
-  <w:abstractNum w:abstractNumId="18" w15:restartNumberingAfterBreak="0">
+  <w:abstractNum w:abstractNumId="20" w15:restartNumberingAfterBreak="0">
     <w:nsid w:val="61815139"/>
     <w:multiLevelType w:val="hybridMultilevel"/>
     <w:tmpl w:val="803E7374"/>
@@ -10574,7 +11022,120 @@
       </w:pPr>
     </w:lvl>
   </w:abstractNum>
-  <w:abstractNum w:abstractNumId="19" w15:restartNumberingAfterBreak="0">
+  <w:abstractNum w:abstractNumId="21" w15:restartNumberingAfterBreak="0">
+    <w:nsid w:val="63CF3E9D"/>
+    <w:multiLevelType w:val="hybridMultilevel"/>
+    <w:tmpl w:val="29BC63A0"/>
+    <w:lvl w:ilvl="0" w:tplc="407C40AA">
+      <w:start w:val="118"/>
+      <w:numFmt w:val="bullet"/>
+      <w:lvlText w:val="-"/>
+      <w:lvlJc w:val="left"/>
+      <w:pPr>
+        <w:ind w:left="720" w:hanging="360"/>
+      </w:pPr>
+      <w:rPr>
+        <w:rFonts w:ascii="Calibri" w:eastAsia="Times New Roman" w:hAnsi="Calibri" w:cs="Calibri" w:hint="default"/>
+      </w:rPr>
+    </w:lvl>
+    <w:lvl w:ilvl="1" w:tplc="04090003" w:tentative="1">
+      <w:start w:val="1"/>
+      <w:numFmt w:val="bullet"/>
+      <w:lvlText w:val="o"/>
+      <w:lvlJc w:val="left"/>
+      <w:pPr>
+        <w:ind w:left="1440" w:hanging="360"/>
+      </w:pPr>
+      <w:rPr>
+        <w:rFonts w:ascii="Courier New" w:hAnsi="Courier New" w:cs="Courier New" w:hint="default"/>
+      </w:rPr>
+    </w:lvl>
+    <w:lvl w:ilvl="2" w:tplc="04090005" w:tentative="1">
+      <w:start w:val="1"/>
+      <w:numFmt w:val="bullet"/>
+      <w:lvlText w:val=""/>
+      <w:lvlJc w:val="left"/>
+      <w:pPr>
+        <w:ind w:left="2160" w:hanging="360"/>
+      </w:pPr>
+      <w:rPr>
+        <w:rFonts w:ascii="Wingdings" w:hAnsi="Wingdings" w:hint="default"/>
+      </w:rPr>
+    </w:lvl>
+    <w:lvl w:ilvl="3" w:tplc="04090001" w:tentative="1">
+      <w:start w:val="1"/>
+      <w:numFmt w:val="bullet"/>
+      <w:lvlText w:val=""/>
+      <w:lvlJc w:val="left"/>
+      <w:pPr>
+        <w:ind w:left="2880" w:hanging="360"/>
+      </w:pPr>
+      <w:rPr>
+        <w:rFonts w:ascii="Symbol" w:hAnsi="Symbol" w:hint="default"/>
+      </w:rPr>
+    </w:lvl>
+    <w:lvl w:ilvl="4" w:tplc="04090003" w:tentative="1">
+      <w:start w:val="1"/>
+      <w:numFmt w:val="bullet"/>
+      <w:lvlText w:val="o"/>
+      <w:lvlJc w:val="left"/>
+      <w:pPr>
+        <w:ind w:left="3600" w:hanging="360"/>
+      </w:pPr>
+      <w:rPr>
+        <w:rFonts w:ascii="Courier New" w:hAnsi="Courier New" w:cs="Courier New" w:hint="default"/>
+      </w:rPr>
+    </w:lvl>
+    <w:lvl w:ilvl="5" w:tplc="04090005" w:tentative="1">
+      <w:start w:val="1"/>
+      <w:numFmt w:val="bullet"/>
+      <w:lvlText w:val=""/>
+      <w:lvlJc w:val="left"/>
+      <w:pPr>
+        <w:ind w:left="4320" w:hanging="360"/>
+      </w:pPr>
+      <w:rPr>
+        <w:rFonts w:ascii="Wingdings" w:hAnsi="Wingdings" w:hint="default"/>
+      </w:rPr>
+    </w:lvl>
+    <w:lvl w:ilvl="6" w:tplc="04090001" w:tentative="1">
+      <w:start w:val="1"/>
+      <w:numFmt w:val="bullet"/>
+      <w:lvlText w:val=""/>
+      <w:lvlJc w:val="left"/>
+      <w:pPr>
+        <w:ind w:left="5040" w:hanging="360"/>
+      </w:pPr>
+      <w:rPr>
+        <w:rFonts w:ascii="Symbol" w:hAnsi="Symbol" w:hint="default"/>
+      </w:rPr>
+    </w:lvl>
+    <w:lvl w:ilvl="7" w:tplc="04090003" w:tentative="1">
+      <w:start w:val="1"/>
+      <w:numFmt w:val="bullet"/>
+      <w:lvlText w:val="o"/>
+      <w:lvlJc w:val="left"/>
+      <w:pPr>
+        <w:ind w:left="5760" w:hanging="360"/>
+      </w:pPr>
+      <w:rPr>
+        <w:rFonts w:ascii="Courier New" w:hAnsi="Courier New" w:cs="Courier New" w:hint="default"/>
+      </w:rPr>
+    </w:lvl>
+    <w:lvl w:ilvl="8" w:tplc="04090005" w:tentative="1">
+      <w:start w:val="1"/>
+      <w:numFmt w:val="bullet"/>
+      <w:lvlText w:val=""/>
+      <w:lvlJc w:val="left"/>
+      <w:pPr>
+        <w:ind w:left="6480" w:hanging="360"/>
+      </w:pPr>
+      <w:rPr>
+        <w:rFonts w:ascii="Wingdings" w:hAnsi="Wingdings" w:hint="default"/>
+      </w:rPr>
+    </w:lvl>
+  </w:abstractNum>
+  <w:abstractNum w:abstractNumId="22" w15:restartNumberingAfterBreak="0">
     <w:nsid w:val="64013523"/>
     <w:multiLevelType w:val="hybridMultilevel"/>
     <w:tmpl w:val="35F430A6"/>
@@ -10663,7 +11224,7 @@
       </w:pPr>
     </w:lvl>
   </w:abstractNum>
-  <w:abstractNum w:abstractNumId="20" w15:restartNumberingAfterBreak="0">
+  <w:abstractNum w:abstractNumId="23" w15:restartNumberingAfterBreak="0">
     <w:nsid w:val="657B7E7C"/>
     <w:multiLevelType w:val="hybridMultilevel"/>
     <w:tmpl w:val="75944E12"/>
@@ -10752,10 +11313,10 @@
       </w:pPr>
     </w:lvl>
   </w:abstractNum>
-  <w:abstractNum w:abstractNumId="21" w15:restartNumberingAfterBreak="0">
+  <w:abstractNum w:abstractNumId="24" w15:restartNumberingAfterBreak="0">
     <w:nsid w:val="66383381"/>
     <w:multiLevelType w:val="hybridMultilevel"/>
-    <w:tmpl w:val="390609BE"/>
+    <w:tmpl w:val="B4EEAD6E"/>
     <w:lvl w:ilvl="0" w:tplc="04090001">
       <w:start w:val="1"/>
       <w:numFmt w:val="bullet"/>
@@ -10765,7 +11326,7 @@
         <w:ind w:left="720" w:hanging="360"/>
       </w:pPr>
       <w:rPr>
-        <w:rFonts w:hint="default" w:ascii="Symbol" w:hAnsi="Symbol"/>
+        <w:rFonts w:ascii="Symbol" w:hAnsi="Symbol" w:hint="default"/>
       </w:rPr>
     </w:lvl>
     <w:lvl w:ilvl="1" w:tplc="04090003" w:tentative="1">
@@ -10777,7 +11338,7 @@
         <w:ind w:left="1440" w:hanging="360"/>
       </w:pPr>
       <w:rPr>
-        <w:rFonts w:hint="default" w:ascii="Courier New" w:hAnsi="Courier New" w:cs="Courier New"/>
+        <w:rFonts w:ascii="Courier New" w:hAnsi="Courier New" w:cs="Courier New" w:hint="default"/>
       </w:rPr>
     </w:lvl>
     <w:lvl w:ilvl="2" w:tplc="04090005" w:tentative="1">
@@ -10789,7 +11350,7 @@
         <w:ind w:left="2160" w:hanging="360"/>
       </w:pPr>
       <w:rPr>
-        <w:rFonts w:hint="default" w:ascii="Wingdings" w:hAnsi="Wingdings"/>
+        <w:rFonts w:ascii="Wingdings" w:hAnsi="Wingdings" w:hint="default"/>
       </w:rPr>
     </w:lvl>
     <w:lvl w:ilvl="3" w:tplc="04090001" w:tentative="1">
@@ -10801,7 +11362,7 @@
         <w:ind w:left="2880" w:hanging="360"/>
       </w:pPr>
       <w:rPr>
-        <w:rFonts w:hint="default" w:ascii="Symbol" w:hAnsi="Symbol"/>
+        <w:rFonts w:ascii="Symbol" w:hAnsi="Symbol" w:hint="default"/>
       </w:rPr>
     </w:lvl>
     <w:lvl w:ilvl="4" w:tplc="04090003" w:tentative="1">
@@ -10813,7 +11374,7 @@
         <w:ind w:left="3600" w:hanging="360"/>
       </w:pPr>
       <w:rPr>
-        <w:rFonts w:hint="default" w:ascii="Courier New" w:hAnsi="Courier New" w:cs="Courier New"/>
+        <w:rFonts w:ascii="Courier New" w:hAnsi="Courier New" w:cs="Courier New" w:hint="default"/>
       </w:rPr>
     </w:lvl>
     <w:lvl w:ilvl="5" w:tplc="04090005" w:tentative="1">
@@ -10825,7 +11386,7 @@
         <w:ind w:left="4320" w:hanging="360"/>
       </w:pPr>
       <w:rPr>
-        <w:rFonts w:hint="default" w:ascii="Wingdings" w:hAnsi="Wingdings"/>
+        <w:rFonts w:ascii="Wingdings" w:hAnsi="Wingdings" w:hint="default"/>
       </w:rPr>
     </w:lvl>
     <w:lvl w:ilvl="6" w:tplc="04090001" w:tentative="1">
@@ -10837,7 +11398,7 @@
         <w:ind w:left="5040" w:hanging="360"/>
       </w:pPr>
       <w:rPr>
-        <w:rFonts w:hint="default" w:ascii="Symbol" w:hAnsi="Symbol"/>
+        <w:rFonts w:ascii="Symbol" w:hAnsi="Symbol" w:hint="default"/>
       </w:rPr>
     </w:lvl>
     <w:lvl w:ilvl="7" w:tplc="04090003" w:tentative="1">
@@ -10849,7 +11410,7 @@
         <w:ind w:left="5760" w:hanging="360"/>
       </w:pPr>
       <w:rPr>
-        <w:rFonts w:hint="default" w:ascii="Courier New" w:hAnsi="Courier New" w:cs="Courier New"/>
+        <w:rFonts w:ascii="Courier New" w:hAnsi="Courier New" w:cs="Courier New" w:hint="default"/>
       </w:rPr>
     </w:lvl>
     <w:lvl w:ilvl="8" w:tplc="04090005" w:tentative="1">
@@ -10861,11 +11422,11 @@
         <w:ind w:left="6480" w:hanging="360"/>
       </w:pPr>
       <w:rPr>
-        <w:rFonts w:hint="default" w:ascii="Wingdings" w:hAnsi="Wingdings"/>
+        <w:rFonts w:ascii="Wingdings" w:hAnsi="Wingdings" w:hint="default"/>
       </w:rPr>
     </w:lvl>
   </w:abstractNum>
-  <w:abstractNum w:abstractNumId="22" w15:restartNumberingAfterBreak="0">
+  <w:abstractNum w:abstractNumId="25" w15:restartNumberingAfterBreak="0">
     <w:nsid w:val="73FC6BE4"/>
     <w:multiLevelType w:val="hybridMultilevel"/>
     <w:tmpl w:val="C010ABC0"/>
@@ -10951,7 +11512,7 @@
       </w:pPr>
     </w:lvl>
   </w:abstractNum>
-  <w:abstractNum w:abstractNumId="23" w15:restartNumberingAfterBreak="0">
+  <w:abstractNum w:abstractNumId="26" w15:restartNumberingAfterBreak="0">
     <w:nsid w:val="75092E4F"/>
     <w:multiLevelType w:val="multilevel"/>
     <w:tmpl w:val="9072CA0A"/>
@@ -10967,7 +11528,7 @@
         <w:ind w:left="720" w:hanging="360"/>
       </w:pPr>
       <w:rPr>
-        <w:rFonts w:hint="default" w:ascii="Symbol" w:hAnsi="Symbol"/>
+        <w:rFonts w:ascii="Symbol" w:hAnsi="Symbol" w:hint="default"/>
         <w:sz w:val="20"/>
       </w:rPr>
     </w:lvl>
@@ -10983,7 +11544,7 @@
         <w:ind w:left="1440" w:hanging="360"/>
       </w:pPr>
       <w:rPr>
-        <w:rFonts w:hint="default" w:ascii="Symbol" w:hAnsi="Symbol"/>
+        <w:rFonts w:ascii="Symbol" w:hAnsi="Symbol" w:hint="default"/>
         <w:sz w:val="20"/>
       </w:rPr>
     </w:lvl>
@@ -10999,7 +11560,7 @@
         <w:ind w:left="2160" w:hanging="360"/>
       </w:pPr>
       <w:rPr>
-        <w:rFonts w:hint="default" w:ascii="Symbol" w:hAnsi="Symbol"/>
+        <w:rFonts w:ascii="Symbol" w:hAnsi="Symbol" w:hint="default"/>
         <w:sz w:val="20"/>
       </w:rPr>
     </w:lvl>
@@ -11015,7 +11576,7 @@
         <w:ind w:left="2880" w:hanging="360"/>
       </w:pPr>
       <w:rPr>
-        <w:rFonts w:hint="default" w:ascii="Symbol" w:hAnsi="Symbol"/>
+        <w:rFonts w:ascii="Symbol" w:hAnsi="Symbol" w:hint="default"/>
         <w:sz w:val="20"/>
       </w:rPr>
     </w:lvl>
@@ -11031,7 +11592,7 @@
         <w:ind w:left="3600" w:hanging="360"/>
       </w:pPr>
       <w:rPr>
-        <w:rFonts w:hint="default" w:ascii="Symbol" w:hAnsi="Symbol"/>
+        <w:rFonts w:ascii="Symbol" w:hAnsi="Symbol" w:hint="default"/>
         <w:sz w:val="20"/>
       </w:rPr>
     </w:lvl>
@@ -11047,7 +11608,7 @@
         <w:ind w:left="4320" w:hanging="360"/>
       </w:pPr>
       <w:rPr>
-        <w:rFonts w:hint="default" w:ascii="Symbol" w:hAnsi="Symbol"/>
+        <w:rFonts w:ascii="Symbol" w:hAnsi="Symbol" w:hint="default"/>
         <w:sz w:val="20"/>
       </w:rPr>
     </w:lvl>
@@ -11063,7 +11624,7 @@
         <w:ind w:left="5040" w:hanging="360"/>
       </w:pPr>
       <w:rPr>
-        <w:rFonts w:hint="default" w:ascii="Symbol" w:hAnsi="Symbol"/>
+        <w:rFonts w:ascii="Symbol" w:hAnsi="Symbol" w:hint="default"/>
         <w:sz w:val="20"/>
       </w:rPr>
     </w:lvl>
@@ -11079,7 +11640,7 @@
         <w:ind w:left="5760" w:hanging="360"/>
       </w:pPr>
       <w:rPr>
-        <w:rFonts w:hint="default" w:ascii="Symbol" w:hAnsi="Symbol"/>
+        <w:rFonts w:ascii="Symbol" w:hAnsi="Symbol" w:hint="default"/>
         <w:sz w:val="20"/>
       </w:rPr>
     </w:lvl>
@@ -11095,12 +11656,12 @@
         <w:ind w:left="6480" w:hanging="360"/>
       </w:pPr>
       <w:rPr>
-        <w:rFonts w:hint="default" w:ascii="Symbol" w:hAnsi="Symbol"/>
+        <w:rFonts w:ascii="Symbol" w:hAnsi="Symbol" w:hint="default"/>
         <w:sz w:val="20"/>
       </w:rPr>
     </w:lvl>
   </w:abstractNum>
-  <w:abstractNum w:abstractNumId="24" w15:restartNumberingAfterBreak="0">
+  <w:abstractNum w:abstractNumId="27" w15:restartNumberingAfterBreak="0">
     <w:nsid w:val="75D82C7B"/>
     <w:multiLevelType w:val="multilevel"/>
     <w:tmpl w:val="37EE3278"/>
@@ -11213,82 +11774,88 @@
       </w:pPr>
     </w:lvl>
   </w:abstractNum>
-  <w:num w:numId="26">
-    <w:abstractNumId w:val="25"/>
+  <w:num w:numId="1" w16cid:durableId="1236823474">
+    <w:abstractNumId w:val="22"/>
   </w:num>
-  <w:num w:numId="1" w16cid:durableId="1236823474">
+  <w:num w:numId="2" w16cid:durableId="527908070">
     <w:abstractNumId w:val="19"/>
   </w:num>
-  <w:num w:numId="2" w16cid:durableId="527908070">
-    <w:abstractNumId w:val="17"/>
-  </w:num>
   <w:num w:numId="3" w16cid:durableId="1220441636">
-    <w:abstractNumId w:val="4"/>
+    <w:abstractNumId w:val="5"/>
   </w:num>
   <w:num w:numId="4" w16cid:durableId="1892761308">
-    <w:abstractNumId w:val="10"/>
+    <w:abstractNumId w:val="11"/>
   </w:num>
   <w:num w:numId="5" w16cid:durableId="2098013721">
-    <w:abstractNumId w:val="12"/>
+    <w:abstractNumId w:val="13"/>
   </w:num>
   <w:num w:numId="6" w16cid:durableId="1527215166">
-    <w:abstractNumId w:val="7"/>
+    <w:abstractNumId w:val="8"/>
   </w:num>
   <w:num w:numId="7" w16cid:durableId="1563104086">
-    <w:abstractNumId w:val="1"/>
+    <w:abstractNumId w:val="2"/>
   </w:num>
   <w:num w:numId="8" w16cid:durableId="972564405">
     <w:abstractNumId w:val="0"/>
   </w:num>
   <w:num w:numId="9" w16cid:durableId="1624923925">
-    <w:abstractNumId w:val="22"/>
+    <w:abstractNumId w:val="25"/>
   </w:num>
   <w:num w:numId="10" w16cid:durableId="1102841284">
+    <w:abstractNumId w:val="27"/>
+  </w:num>
+  <w:num w:numId="11" w16cid:durableId="788745575">
+    <w:abstractNumId w:val="7"/>
+  </w:num>
+  <w:num w:numId="12" w16cid:durableId="13188151">
+    <w:abstractNumId w:val="17"/>
+  </w:num>
+  <w:num w:numId="13" w16cid:durableId="581794595">
+    <w:abstractNumId w:val="3"/>
+  </w:num>
+  <w:num w:numId="14" w16cid:durableId="1726946198">
+    <w:abstractNumId w:val="9"/>
+  </w:num>
+  <w:num w:numId="15" w16cid:durableId="330958852">
+    <w:abstractNumId w:val="6"/>
+  </w:num>
+  <w:num w:numId="16" w16cid:durableId="1196506161">
+    <w:abstractNumId w:val="12"/>
+  </w:num>
+  <w:num w:numId="17" w16cid:durableId="30616253">
+    <w:abstractNumId w:val="15"/>
+  </w:num>
+  <w:num w:numId="18" w16cid:durableId="757139985">
+    <w:abstractNumId w:val="26"/>
+  </w:num>
+  <w:num w:numId="19" w16cid:durableId="564218058">
+    <w:abstractNumId w:val="16"/>
+  </w:num>
+  <w:num w:numId="20" w16cid:durableId="2005820189">
+    <w:abstractNumId w:val="10"/>
+  </w:num>
+  <w:num w:numId="21" w16cid:durableId="1972856583">
+    <w:abstractNumId w:val="20"/>
+  </w:num>
+  <w:num w:numId="22" w16cid:durableId="183402191">
+    <w:abstractNumId w:val="14"/>
+  </w:num>
+  <w:num w:numId="23" w16cid:durableId="1539393093">
+    <w:abstractNumId w:val="23"/>
+  </w:num>
+  <w:num w:numId="24" w16cid:durableId="2024622991">
+    <w:abstractNumId w:val="4"/>
+  </w:num>
+  <w:num w:numId="25" w16cid:durableId="2045791582">
     <w:abstractNumId w:val="24"/>
   </w:num>
-  <w:num w:numId="11" w16cid:durableId="788745575">
-    <w:abstractNumId w:val="6"/>
+  <w:num w:numId="26" w16cid:durableId="278294673">
+    <w:abstractNumId w:val="1"/>
   </w:num>
-  <w:num w:numId="12" w16cid:durableId="13188151">
-    <w:abstractNumId w:val="16"/>
-  </w:num>
-  <w:num w:numId="13" w16cid:durableId="581794595">
-    <w:abstractNumId w:val="2"/>
-  </w:num>
-  <w:num w:numId="14" w16cid:durableId="1726946198">
-    <w:abstractNumId w:val="8"/>
-  </w:num>
-  <w:num w:numId="15" w16cid:durableId="330958852">
-    <w:abstractNumId w:val="5"/>
-  </w:num>
-  <w:num w:numId="16" w16cid:durableId="1196506161">
-    <w:abstractNumId w:val="11"/>
-  </w:num>
-  <w:num w:numId="17" w16cid:durableId="30616253">
-    <w:abstractNumId w:val="14"/>
-  </w:num>
-  <w:num w:numId="18" w16cid:durableId="757139985">
-    <w:abstractNumId w:val="23"/>
-  </w:num>
-  <w:num w:numId="19" w16cid:durableId="564218058">
-    <w:abstractNumId w:val="15"/>
-  </w:num>
-  <w:num w:numId="20" w16cid:durableId="2005820189">
-    <w:abstractNumId w:val="9"/>
-  </w:num>
-  <w:num w:numId="21" w16cid:durableId="1972856583">
+  <w:num w:numId="27" w16cid:durableId="1951468833">
     <w:abstractNumId w:val="18"/>
   </w:num>
-  <w:num w:numId="22" w16cid:durableId="183402191">
-    <w:abstractNumId w:val="13"/>
-  </w:num>
-  <w:num w:numId="23" w16cid:durableId="1539393093">
-    <w:abstractNumId w:val="20"/>
-  </w:num>
-  <w:num w:numId="24" w16cid:durableId="2024622991">
-    <w:abstractNumId w:val="3"/>
-  </w:num>
-  <w:num w:numId="25" w16cid:durableId="2045791582">
+  <w:num w:numId="28" w16cid:durableId="2108042673">
     <w:abstractNumId w:val="21"/>
   </w:num>
 </w:numbering>
@@ -11299,7 +11866,7 @@
   <w:docDefaults>
     <w:rPrDefault>
       <w:rPr>
-        <w:rFonts w:asciiTheme="minorHAnsi" w:hAnsiTheme="minorHAnsi" w:eastAsiaTheme="minorHAnsi" w:cstheme="minorBidi"/>
+        <w:rFonts w:asciiTheme="minorHAnsi" w:eastAsiaTheme="minorHAnsi" w:hAnsiTheme="minorHAnsi" w:cstheme="minorBidi"/>
         <w:kern w:val="2"/>
         <w:sz w:val="24"/>
         <w:szCs w:val="24"/>
@@ -11316,14 +11883,14 @@
   <w:latentStyles w:defLockedState="0" w:defUIPriority="99" w:defSemiHidden="0" w:defUnhideWhenUsed="0" w:defQFormat="0" w:count="376">
     <w:lsdException w:name="Normal" w:uiPriority="1" w:qFormat="1"/>
     <w:lsdException w:name="heading 1" w:uiPriority="9" w:qFormat="1"/>
-    <w:lsdException w:name="heading 2" w:uiPriority="9" w:semiHidden="1" w:unhideWhenUsed="1" w:qFormat="1"/>
-    <w:lsdException w:name="heading 3" w:uiPriority="9" w:semiHidden="1" w:unhideWhenUsed="1" w:qFormat="1"/>
-    <w:lsdException w:name="heading 4" w:uiPriority="9" w:semiHidden="1" w:unhideWhenUsed="1" w:qFormat="1"/>
-    <w:lsdException w:name="heading 5" w:uiPriority="9" w:semiHidden="1" w:unhideWhenUsed="1" w:qFormat="1"/>
-    <w:lsdException w:name="heading 6" w:uiPriority="9" w:semiHidden="1" w:unhideWhenUsed="1" w:qFormat="1"/>
-    <w:lsdException w:name="heading 7" w:uiPriority="9" w:semiHidden="1" w:unhideWhenUsed="1" w:qFormat="1"/>
-    <w:lsdException w:name="heading 8" w:uiPriority="9" w:semiHidden="1" w:unhideWhenUsed="1" w:qFormat="1"/>
-    <w:lsdException w:name="heading 9" w:uiPriority="9" w:semiHidden="1" w:unhideWhenUsed="1" w:qFormat="1"/>
+    <w:lsdException w:name="heading 2" w:semiHidden="1" w:uiPriority="9" w:unhideWhenUsed="1" w:qFormat="1"/>
+    <w:lsdException w:name="heading 3" w:semiHidden="1" w:uiPriority="9" w:unhideWhenUsed="1" w:qFormat="1"/>
+    <w:lsdException w:name="heading 4" w:semiHidden="1" w:uiPriority="9" w:unhideWhenUsed="1" w:qFormat="1"/>
+    <w:lsdException w:name="heading 5" w:semiHidden="1" w:uiPriority="9" w:unhideWhenUsed="1" w:qFormat="1"/>
+    <w:lsdException w:name="heading 6" w:semiHidden="1" w:uiPriority="9" w:unhideWhenUsed="1" w:qFormat="1"/>
+    <w:lsdException w:name="heading 7" w:semiHidden="1" w:uiPriority="9" w:unhideWhenUsed="1" w:qFormat="1"/>
+    <w:lsdException w:name="heading 8" w:semiHidden="1" w:uiPriority="9" w:unhideWhenUsed="1" w:qFormat="1"/>
+    <w:lsdException w:name="heading 9" w:semiHidden="1" w:uiPriority="9" w:unhideWhenUsed="1" w:qFormat="1"/>
     <w:lsdException w:name="index 1" w:semiHidden="1" w:unhideWhenUsed="1"/>
     <w:lsdException w:name="index 2" w:semiHidden="1" w:unhideWhenUsed="1"/>
     <w:lsdException w:name="index 3" w:semiHidden="1" w:unhideWhenUsed="1"/>
@@ -11333,22 +11900,22 @@
     <w:lsdException w:name="index 7" w:semiHidden="1" w:unhideWhenUsed="1"/>
     <w:lsdException w:name="index 8" w:semiHidden="1" w:unhideWhenUsed="1"/>
     <w:lsdException w:name="index 9" w:semiHidden="1" w:unhideWhenUsed="1"/>
-    <w:lsdException w:name="toc 1" w:uiPriority="39" w:semiHidden="1" w:unhideWhenUsed="1"/>
-    <w:lsdException w:name="toc 2" w:uiPriority="39" w:semiHidden="1" w:unhideWhenUsed="1"/>
-    <w:lsdException w:name="toc 3" w:uiPriority="39" w:semiHidden="1" w:unhideWhenUsed="1"/>
-    <w:lsdException w:name="toc 4" w:uiPriority="39" w:semiHidden="1" w:unhideWhenUsed="1"/>
-    <w:lsdException w:name="toc 5" w:uiPriority="39" w:semiHidden="1" w:unhideWhenUsed="1"/>
-    <w:lsdException w:name="toc 6" w:uiPriority="39" w:semiHidden="1" w:unhideWhenUsed="1"/>
-    <w:lsdException w:name="toc 7" w:uiPriority="39" w:semiHidden="1" w:unhideWhenUsed="1"/>
-    <w:lsdException w:name="toc 8" w:uiPriority="39" w:semiHidden="1" w:unhideWhenUsed="1"/>
-    <w:lsdException w:name="toc 9" w:uiPriority="39" w:semiHidden="1" w:unhideWhenUsed="1"/>
+    <w:lsdException w:name="toc 1" w:semiHidden="1" w:uiPriority="39" w:unhideWhenUsed="1"/>
+    <w:lsdException w:name="toc 2" w:semiHidden="1" w:uiPriority="39" w:unhideWhenUsed="1"/>
+    <w:lsdException w:name="toc 3" w:semiHidden="1" w:uiPriority="39" w:unhideWhenUsed="1"/>
+    <w:lsdException w:name="toc 4" w:semiHidden="1" w:uiPriority="39" w:unhideWhenUsed="1"/>
+    <w:lsdException w:name="toc 5" w:semiHidden="1" w:uiPriority="39" w:unhideWhenUsed="1"/>
+    <w:lsdException w:name="toc 6" w:semiHidden="1" w:uiPriority="39" w:unhideWhenUsed="1"/>
+    <w:lsdException w:name="toc 7" w:semiHidden="1" w:uiPriority="39" w:unhideWhenUsed="1"/>
+    <w:lsdException w:name="toc 8" w:semiHidden="1" w:uiPriority="39" w:unhideWhenUsed="1"/>
+    <w:lsdException w:name="toc 9" w:semiHidden="1" w:uiPriority="39" w:unhideWhenUsed="1"/>
     <w:lsdException w:name="Normal Indent" w:semiHidden="1" w:unhideWhenUsed="1"/>
     <w:lsdException w:name="footnote text" w:semiHidden="1" w:unhideWhenUsed="1"/>
     <w:lsdException w:name="annotation text" w:semiHidden="1" w:unhideWhenUsed="1"/>
     <w:lsdException w:name="header" w:semiHidden="1" w:unhideWhenUsed="1"/>
     <w:lsdException w:name="footer" w:semiHidden="1" w:unhideWhenUsed="1"/>
     <w:lsdException w:name="index heading" w:semiHidden="1" w:unhideWhenUsed="1"/>
-    <w:lsdException w:name="caption" w:uiPriority="35" w:semiHidden="1" w:unhideWhenUsed="1" w:qFormat="1"/>
+    <w:lsdException w:name="caption" w:semiHidden="1" w:uiPriority="35" w:unhideWhenUsed="1" w:qFormat="1"/>
     <w:lsdException w:name="table of figures" w:semiHidden="1" w:unhideWhenUsed="1"/>
     <w:lsdException w:name="envelope address" w:semiHidden="1" w:unhideWhenUsed="1"/>
     <w:lsdException w:name="envelope return" w:semiHidden="1" w:unhideWhenUsed="1"/>
@@ -11379,8 +11946,8 @@
     <w:lsdException w:name="Title" w:uiPriority="10" w:qFormat="1"/>
     <w:lsdException w:name="Closing" w:semiHidden="1" w:unhideWhenUsed="1"/>
     <w:lsdException w:name="Signature" w:semiHidden="1" w:unhideWhenUsed="1"/>
-    <w:lsdException w:name="Default Paragraph Font" w:uiPriority="1" w:semiHidden="1" w:unhideWhenUsed="1"/>
-    <w:lsdException w:name="Body Text" w:uiPriority="1" w:semiHidden="1" w:unhideWhenUsed="1" w:qFormat="1"/>
+    <w:lsdException w:name="Default Paragraph Font" w:semiHidden="1" w:uiPriority="1" w:unhideWhenUsed="1"/>
+    <w:lsdException w:name="Body Text" w:semiHidden="1" w:uiPriority="1" w:unhideWhenUsed="1" w:qFormat="1"/>
     <w:lsdException w:name="Body Text Indent" w:semiHidden="1" w:unhideWhenUsed="1"/>
     <w:lsdException w:name="List Continue" w:semiHidden="1" w:unhideWhenUsed="1"/>
     <w:lsdException w:name="List Continue 2" w:semiHidden="1" w:unhideWhenUsed="1"/>
@@ -11579,8 +12146,8 @@
     <w:lsdException w:name="Subtle Reference" w:uiPriority="31" w:qFormat="1"/>
     <w:lsdException w:name="Intense Reference" w:uiPriority="32" w:qFormat="1"/>
     <w:lsdException w:name="Book Title" w:uiPriority="33" w:qFormat="1"/>
-    <w:lsdException w:name="Bibliography" w:uiPriority="37" w:semiHidden="1" w:unhideWhenUsed="1"/>
-    <w:lsdException w:name="TOC Heading" w:uiPriority="39" w:semiHidden="1" w:unhideWhenUsed="1" w:qFormat="1"/>
+    <w:lsdException w:name="Bibliography" w:semiHidden="1" w:uiPriority="37" w:unhideWhenUsed="1"/>
+    <w:lsdException w:name="TOC Heading" w:semiHidden="1" w:uiPriority="39" w:unhideWhenUsed="1" w:qFormat="1"/>
     <w:lsdException w:name="Plain Table 1" w:uiPriority="41"/>
     <w:lsdException w:name="Plain Table 2" w:uiPriority="42"/>
     <w:lsdException w:name="Plain Table 3" w:uiPriority="43"/>
@@ -11691,11 +12258,11 @@
     <w:lsdException w:name="Unresolved Mention" w:semiHidden="1" w:unhideWhenUsed="1"/>
     <w:lsdException w:name="Smart Link" w:semiHidden="1" w:unhideWhenUsed="1"/>
   </w:latentStyles>
-  <w:style w:type="paragraph" w:styleId="Normal" w:default="1">
+  <w:style w:type="paragraph" w:default="1" w:styleId="Normal">
     <w:name w:val="Normal"/>
     <w:uiPriority w:val="1"/>
     <w:qFormat/>
-    <w:rsid w:val="00357382"/>
+    <w:rsid w:val="007F02E9"/>
     <w:pPr>
       <w:widowControl w:val="0"/>
       <w:autoSpaceDE w:val="0"/>
@@ -11703,7 +12270,7 @@
       <w:spacing w:after="0" w:line="240" w:lineRule="auto"/>
     </w:pPr>
     <w:rPr>
-      <w:rFonts w:ascii="Calibri" w:hAnsi="Calibri" w:eastAsia="Times New Roman" w:cs="Times New Roman"/>
+      <w:rFonts w:ascii="Calibri" w:eastAsia="Times New Roman" w:hAnsi="Calibri" w:cs="Times New Roman"/>
       <w:color w:val="275317" w:themeColor="accent6" w:themeShade="80"/>
       <w:kern w:val="0"/>
       <w:sz w:val="21"/>
@@ -11727,7 +12294,7 @@
       <w:outlineLvl w:val="0"/>
     </w:pPr>
     <w:rPr>
-      <w:rFonts w:asciiTheme="majorHAnsi" w:hAnsiTheme="majorHAnsi" w:eastAsiaTheme="majorEastAsia" w:cstheme="majorBidi"/>
+      <w:rFonts w:asciiTheme="majorHAnsi" w:eastAsiaTheme="majorEastAsia" w:hAnsiTheme="majorHAnsi" w:cstheme="majorBidi"/>
       <w:color w:val="0F4761" w:themeColor="accent1" w:themeShade="BF"/>
       <w:sz w:val="40"/>
       <w:szCs w:val="40"/>
@@ -11749,7 +12316,7 @@
       <w:outlineLvl w:val="1"/>
     </w:pPr>
     <w:rPr>
-      <w:rFonts w:asciiTheme="majorHAnsi" w:hAnsiTheme="majorHAnsi" w:eastAsiaTheme="majorEastAsia" w:cstheme="majorBidi"/>
+      <w:rFonts w:asciiTheme="majorHAnsi" w:eastAsiaTheme="majorEastAsia" w:hAnsiTheme="majorHAnsi" w:cstheme="majorBidi"/>
       <w:color w:val="0F4761" w:themeColor="accent1" w:themeShade="BF"/>
       <w:sz w:val="32"/>
       <w:szCs w:val="32"/>
@@ -11908,13 +12475,13 @@
       <w:color w:val="272727" w:themeColor="text1" w:themeTint="D8"/>
     </w:rPr>
   </w:style>
-  <w:style w:type="character" w:styleId="DefaultParagraphFont" w:default="1">
+  <w:style w:type="character" w:default="1" w:styleId="DefaultParagraphFont">
     <w:name w:val="Default Paragraph Font"/>
     <w:uiPriority w:val="1"/>
     <w:semiHidden/>
     <w:unhideWhenUsed/>
   </w:style>
-  <w:style w:type="table" w:styleId="TableNormal" w:default="1">
+  <w:style w:type="table" w:default="1" w:styleId="TableNormal">
     <w:name w:val="Normal Table"/>
     <w:uiPriority w:val="99"/>
     <w:semiHidden/>
@@ -11929,39 +12496,39 @@
       </w:tblCellMar>
     </w:tblPr>
   </w:style>
-  <w:style w:type="numbering" w:styleId="NoList" w:default="1">
+  <w:style w:type="numbering" w:default="1" w:styleId="NoList">
     <w:name w:val="No List"/>
     <w:uiPriority w:val="99"/>
     <w:semiHidden/>
     <w:unhideWhenUsed/>
   </w:style>
-  <w:style w:type="character" w:styleId="Heading1Char" w:customStyle="1">
+  <w:style w:type="character" w:customStyle="1" w:styleId="Heading1Char">
     <w:name w:val="Heading 1 Char"/>
     <w:basedOn w:val="DefaultParagraphFont"/>
     <w:link w:val="Heading1"/>
     <w:uiPriority w:val="9"/>
     <w:rsid w:val="001C6D58"/>
     <w:rPr>
-      <w:rFonts w:asciiTheme="majorHAnsi" w:hAnsiTheme="majorHAnsi" w:eastAsiaTheme="majorEastAsia" w:cstheme="majorBidi"/>
+      <w:rFonts w:asciiTheme="majorHAnsi" w:eastAsiaTheme="majorEastAsia" w:hAnsiTheme="majorHAnsi" w:cstheme="majorBidi"/>
       <w:color w:val="0F4761" w:themeColor="accent1" w:themeShade="BF"/>
       <w:sz w:val="40"/>
       <w:szCs w:val="40"/>
     </w:rPr>
   </w:style>
-  <w:style w:type="character" w:styleId="Heading2Char" w:customStyle="1">
+  <w:style w:type="character" w:customStyle="1" w:styleId="Heading2Char">
     <w:name w:val="Heading 2 Char"/>
     <w:basedOn w:val="DefaultParagraphFont"/>
     <w:link w:val="Heading2"/>
     <w:uiPriority w:val="9"/>
     <w:rsid w:val="001C6D58"/>
     <w:rPr>
-      <w:rFonts w:asciiTheme="majorHAnsi" w:hAnsiTheme="majorHAnsi" w:eastAsiaTheme="majorEastAsia" w:cstheme="majorBidi"/>
+      <w:rFonts w:asciiTheme="majorHAnsi" w:eastAsiaTheme="majorEastAsia" w:hAnsiTheme="majorHAnsi" w:cstheme="majorBidi"/>
       <w:color w:val="0F4761" w:themeColor="accent1" w:themeShade="BF"/>
       <w:sz w:val="32"/>
       <w:szCs w:val="32"/>
     </w:rPr>
   </w:style>
-  <w:style w:type="character" w:styleId="Heading3Char" w:customStyle="1">
+  <w:style w:type="character" w:customStyle="1" w:styleId="Heading3Char">
     <w:name w:val="Heading 3 Char"/>
     <w:basedOn w:val="DefaultParagraphFont"/>
     <w:link w:val="Heading3"/>
@@ -11975,7 +12542,7 @@
       <w:szCs w:val="28"/>
     </w:rPr>
   </w:style>
-  <w:style w:type="character" w:styleId="Heading4Char" w:customStyle="1">
+  <w:style w:type="character" w:customStyle="1" w:styleId="Heading4Char">
     <w:name w:val="Heading 4 Char"/>
     <w:basedOn w:val="DefaultParagraphFont"/>
     <w:link w:val="Heading4"/>
@@ -11989,7 +12556,7 @@
       <w:color w:val="0F4761" w:themeColor="accent1" w:themeShade="BF"/>
     </w:rPr>
   </w:style>
-  <w:style w:type="character" w:styleId="Heading5Char" w:customStyle="1">
+  <w:style w:type="character" w:customStyle="1" w:styleId="Heading5Char">
     <w:name w:val="Heading 5 Char"/>
     <w:basedOn w:val="DefaultParagraphFont"/>
     <w:link w:val="Heading5"/>
@@ -12001,7 +12568,7 @@
       <w:color w:val="0F4761" w:themeColor="accent1" w:themeShade="BF"/>
     </w:rPr>
   </w:style>
-  <w:style w:type="character" w:styleId="Heading6Char" w:customStyle="1">
+  <w:style w:type="character" w:customStyle="1" w:styleId="Heading6Char">
     <w:name w:val="Heading 6 Char"/>
     <w:basedOn w:val="DefaultParagraphFont"/>
     <w:link w:val="Heading6"/>
@@ -12015,7 +12582,7 @@
       <w:color w:val="595959" w:themeColor="text1" w:themeTint="A6"/>
     </w:rPr>
   </w:style>
-  <w:style w:type="character" w:styleId="Heading7Char" w:customStyle="1">
+  <w:style w:type="character" w:customStyle="1" w:styleId="Heading7Char">
     <w:name w:val="Heading 7 Char"/>
     <w:basedOn w:val="DefaultParagraphFont"/>
     <w:link w:val="Heading7"/>
@@ -12027,7 +12594,7 @@
       <w:color w:val="595959" w:themeColor="text1" w:themeTint="A6"/>
     </w:rPr>
   </w:style>
-  <w:style w:type="character" w:styleId="Heading8Char" w:customStyle="1">
+  <w:style w:type="character" w:customStyle="1" w:styleId="Heading8Char">
     <w:name w:val="Heading 8 Char"/>
     <w:basedOn w:val="DefaultParagraphFont"/>
     <w:link w:val="Heading8"/>
@@ -12041,7 +12608,7 @@
       <w:color w:val="272727" w:themeColor="text1" w:themeTint="D8"/>
     </w:rPr>
   </w:style>
-  <w:style w:type="character" w:styleId="Heading9Char" w:customStyle="1">
+  <w:style w:type="character" w:customStyle="1" w:styleId="Heading9Char">
     <w:name w:val="Heading 9 Char"/>
     <w:basedOn w:val="DefaultParagraphFont"/>
     <w:link w:val="Heading9"/>
@@ -12066,21 +12633,21 @@
       <w:contextualSpacing/>
     </w:pPr>
     <w:rPr>
-      <w:rFonts w:asciiTheme="majorHAnsi" w:hAnsiTheme="majorHAnsi" w:eastAsiaTheme="majorEastAsia" w:cstheme="majorBidi"/>
+      <w:rFonts w:asciiTheme="majorHAnsi" w:eastAsiaTheme="majorEastAsia" w:hAnsiTheme="majorHAnsi" w:cstheme="majorBidi"/>
       <w:spacing w:val="-10"/>
       <w:kern w:val="28"/>
       <w:sz w:val="56"/>
       <w:szCs w:val="56"/>
     </w:rPr>
   </w:style>
-  <w:style w:type="character" w:styleId="TitleChar" w:customStyle="1">
+  <w:style w:type="character" w:customStyle="1" w:styleId="TitleChar">
     <w:name w:val="Title Char"/>
     <w:basedOn w:val="DefaultParagraphFont"/>
     <w:link w:val="Title"/>
     <w:uiPriority w:val="10"/>
     <w:rsid w:val="001C6D58"/>
     <w:rPr>
-      <w:rFonts w:asciiTheme="majorHAnsi" w:hAnsiTheme="majorHAnsi" w:eastAsiaTheme="majorEastAsia" w:cstheme="majorBidi"/>
+      <w:rFonts w:asciiTheme="majorHAnsi" w:eastAsiaTheme="majorEastAsia" w:hAnsiTheme="majorHAnsi" w:cstheme="majorBidi"/>
       <w:spacing w:val="-10"/>
       <w:kern w:val="28"/>
       <w:sz w:val="56"/>
@@ -12108,7 +12675,7 @@
       <w:szCs w:val="28"/>
     </w:rPr>
   </w:style>
-  <w:style w:type="character" w:styleId="SubtitleChar" w:customStyle="1">
+  <w:style w:type="character" w:customStyle="1" w:styleId="SubtitleChar">
     <w:name w:val="Subtitle Char"/>
     <w:basedOn w:val="DefaultParagraphFont"/>
     <w:link w:val="Subtitle"/>
@@ -12140,7 +12707,7 @@
       <w:color w:val="404040" w:themeColor="text1" w:themeTint="BF"/>
     </w:rPr>
   </w:style>
-  <w:style w:type="character" w:styleId="QuoteChar" w:customStyle="1">
+  <w:style w:type="character" w:customStyle="1" w:styleId="QuoteChar">
     <w:name w:val="Quote Char"/>
     <w:basedOn w:val="DefaultParagraphFont"/>
     <w:link w:val="Quote"/>
@@ -12187,8 +12754,8 @@
     <w:rsid w:val="001C6D58"/>
     <w:pPr>
       <w:pBdr>
-        <w:top w:val="single" w:color="0F4761" w:themeColor="accent1" w:themeShade="BF" w:sz="4" w:space="10"/>
-        <w:bottom w:val="single" w:color="0F4761" w:themeColor="accent1" w:themeShade="BF" w:sz="4" w:space="10"/>
+        <w:top w:val="single" w:sz="4" w:space="10" w:color="0F4761" w:themeColor="accent1" w:themeShade="BF"/>
+        <w:bottom w:val="single" w:sz="4" w:space="10" w:color="0F4761" w:themeColor="accent1" w:themeShade="BF"/>
       </w:pBdr>
       <w:spacing w:before="360" w:after="360"/>
       <w:ind w:left="864" w:right="864"/>
@@ -12200,7 +12767,7 @@
       <w:color w:val="0F4761" w:themeColor="accent1" w:themeShade="BF"/>
     </w:rPr>
   </w:style>
-  <w:style w:type="character" w:styleId="IntenseQuoteChar" w:customStyle="1">
+  <w:style w:type="character" w:customStyle="1" w:styleId="IntenseQuoteChar">
     <w:name w:val="Intense Quote Char"/>
     <w:basedOn w:val="DefaultParagraphFont"/>
     <w:link w:val="IntenseQuote"/>
@@ -12238,7 +12805,7 @@
       <w:szCs w:val="20"/>
     </w:rPr>
   </w:style>
-  <w:style w:type="character" w:styleId="BodyTextChar" w:customStyle="1">
+  <w:style w:type="character" w:customStyle="1" w:styleId="BodyTextChar">
     <w:name w:val="Body Text Char"/>
     <w:basedOn w:val="DefaultParagraphFont"/>
     <w:link w:val="BodyText"/>
@@ -12268,14 +12835,14 @@
       </w:tabs>
     </w:pPr>
   </w:style>
-  <w:style w:type="character" w:styleId="HeaderChar" w:customStyle="1">
+  <w:style w:type="character" w:customStyle="1" w:styleId="HeaderChar">
     <w:name w:val="Header Char"/>
     <w:basedOn w:val="DefaultParagraphFont"/>
     <w:link w:val="Header"/>
     <w:uiPriority w:val="99"/>
     <w:rsid w:val="001C6D58"/>
     <w:rPr>
-      <w:rFonts w:ascii="Calibri" w:hAnsi="Calibri" w:eastAsia="Times New Roman" w:cs="Times New Roman"/>
+      <w:rFonts w:ascii="Calibri" w:eastAsia="Times New Roman" w:hAnsi="Calibri" w:cs="Times New Roman"/>
       <w:color w:val="275317" w:themeColor="accent6" w:themeShade="80"/>
       <w:kern w:val="0"/>
       <w:sz w:val="21"/>
@@ -12298,14 +12865,14 @@
       </w:tabs>
     </w:pPr>
   </w:style>
-  <w:style w:type="character" w:styleId="FooterChar" w:customStyle="1">
+  <w:style w:type="character" w:customStyle="1" w:styleId="FooterChar">
     <w:name w:val="Footer Char"/>
     <w:basedOn w:val="DefaultParagraphFont"/>
     <w:link w:val="Footer"/>
     <w:uiPriority w:val="99"/>
     <w:rsid w:val="001C6D58"/>
     <w:rPr>
-      <w:rFonts w:ascii="Calibri" w:hAnsi="Calibri" w:eastAsia="Times New Roman" w:cs="Times New Roman"/>
+      <w:rFonts w:ascii="Calibri" w:eastAsia="Times New Roman" w:hAnsi="Calibri" w:cs="Times New Roman"/>
       <w:color w:val="275317" w:themeColor="accent6" w:themeShade="80"/>
       <w:kern w:val="0"/>
       <w:sz w:val="21"/>
@@ -12398,12 +12965,12 @@
     </w:rPr>
     <w:tblPr>
       <w:tblBorders>
-        <w:top w:val="single" w:color="auto" w:sz="4" w:space="0"/>
-        <w:left w:val="single" w:color="auto" w:sz="4" w:space="0"/>
-        <w:bottom w:val="single" w:color="auto" w:sz="4" w:space="0"/>
-        <w:right w:val="single" w:color="auto" w:sz="4" w:space="0"/>
-        <w:insideH w:val="single" w:color="auto" w:sz="4" w:space="0"/>
-        <w:insideV w:val="single" w:color="auto" w:sz="4" w:space="0"/>
+        <w:top w:val="single" w:sz="4" w:space="0" w:color="auto"/>
+        <w:left w:val="single" w:sz="4" w:space="0" w:color="auto"/>
+        <w:bottom w:val="single" w:sz="4" w:space="0" w:color="auto"/>
+        <w:right w:val="single" w:sz="4" w:space="0" w:color="auto"/>
+        <w:insideH w:val="single" w:sz="4" w:space="0" w:color="auto"/>
+        <w:insideV w:val="single" w:sz="4" w:space="0" w:color="auto"/>
       </w:tblBorders>
     </w:tblPr>
   </w:style>
@@ -12428,11 +12995,11 @@
       <w:tblStyleRowBandSize w:val="1"/>
       <w:tblStyleColBandSize w:val="1"/>
       <w:tblBorders>
-        <w:top w:val="single" w:color="D86DCB" w:themeColor="accent5" w:themeTint="99" w:sz="4" w:space="0"/>
-        <w:left w:val="single" w:color="D86DCB" w:themeColor="accent5" w:themeTint="99" w:sz="4" w:space="0"/>
-        <w:bottom w:val="single" w:color="D86DCB" w:themeColor="accent5" w:themeTint="99" w:sz="4" w:space="0"/>
-        <w:right w:val="single" w:color="D86DCB" w:themeColor="accent5" w:themeTint="99" w:sz="4" w:space="0"/>
-        <w:insideH w:val="single" w:color="D86DCB" w:themeColor="accent5" w:themeTint="99" w:sz="4" w:space="0"/>
+        <w:top w:val="single" w:sz="4" w:space="0" w:color="D86DCB" w:themeColor="accent5" w:themeTint="99"/>
+        <w:left w:val="single" w:sz="4" w:space="0" w:color="D86DCB" w:themeColor="accent5" w:themeTint="99"/>
+        <w:bottom w:val="single" w:sz="4" w:space="0" w:color="D86DCB" w:themeColor="accent5" w:themeTint="99"/>
+        <w:right w:val="single" w:sz="4" w:space="0" w:color="D86DCB" w:themeColor="accent5" w:themeTint="99"/>
+        <w:insideH w:val="single" w:sz="4" w:space="0" w:color="D86DCB" w:themeColor="accent5" w:themeTint="99"/>
       </w:tblBorders>
     </w:tblPr>
     <w:tblStylePr w:type="firstRow">
@@ -12444,10 +13011,10 @@
       <w:tblPr/>
       <w:tcPr>
         <w:tcBorders>
-          <w:top w:val="single" w:color="A02B93" w:themeColor="accent5" w:sz="4" w:space="0"/>
-          <w:left w:val="single" w:color="A02B93" w:themeColor="accent5" w:sz="4" w:space="0"/>
-          <w:bottom w:val="single" w:color="A02B93" w:themeColor="accent5" w:sz="4" w:space="0"/>
-          <w:right w:val="single" w:color="A02B93" w:themeColor="accent5" w:sz="4" w:space="0"/>
+          <w:top w:val="single" w:sz="4" w:space="0" w:color="A02B93" w:themeColor="accent5"/>
+          <w:left w:val="single" w:sz="4" w:space="0" w:color="A02B93" w:themeColor="accent5"/>
+          <w:bottom w:val="single" w:sz="4" w:space="0" w:color="A02B93" w:themeColor="accent5"/>
+          <w:right w:val="single" w:sz="4" w:space="0" w:color="A02B93" w:themeColor="accent5"/>
           <w:insideH w:val="nil"/>
         </w:tcBorders>
         <w:shd w:val="clear" w:color="auto" w:fill="A02B93" w:themeFill="accent5"/>
@@ -12461,7 +13028,7 @@
       <w:tblPr/>
       <w:tcPr>
         <w:tcBorders>
-          <w:top w:val="double" w:color="D86DCB" w:themeColor="accent5" w:themeTint="99" w:sz="4" w:space="0"/>
+          <w:top w:val="double" w:sz="4" w:space="0" w:color="D86DCB" w:themeColor="accent5" w:themeTint="99"/>
         </w:tcBorders>
       </w:tcPr>
     </w:tblStylePr>
@@ -12502,12 +13069,12 @@
       <w:tblStyleRowBandSize w:val="1"/>
       <w:tblStyleColBandSize w:val="1"/>
       <w:tblBorders>
-        <w:top w:val="single" w:color="45B0E1" w:themeColor="accent1" w:themeTint="99" w:sz="4" w:space="0"/>
-        <w:left w:val="single" w:color="45B0E1" w:themeColor="accent1" w:themeTint="99" w:sz="4" w:space="0"/>
-        <w:bottom w:val="single" w:color="45B0E1" w:themeColor="accent1" w:themeTint="99" w:sz="4" w:space="0"/>
-        <w:right w:val="single" w:color="45B0E1" w:themeColor="accent1" w:themeTint="99" w:sz="4" w:space="0"/>
-        <w:insideH w:val="single" w:color="45B0E1" w:themeColor="accent1" w:themeTint="99" w:sz="4" w:space="0"/>
-        <w:insideV w:val="single" w:color="45B0E1" w:themeColor="accent1" w:themeTint="99" w:sz="4" w:space="0"/>
+        <w:top w:val="single" w:sz="4" w:space="0" w:color="45B0E1" w:themeColor="accent1" w:themeTint="99"/>
+        <w:left w:val="single" w:sz="4" w:space="0" w:color="45B0E1" w:themeColor="accent1" w:themeTint="99"/>
+        <w:bottom w:val="single" w:sz="4" w:space="0" w:color="45B0E1" w:themeColor="accent1" w:themeTint="99"/>
+        <w:right w:val="single" w:sz="4" w:space="0" w:color="45B0E1" w:themeColor="accent1" w:themeTint="99"/>
+        <w:insideH w:val="single" w:sz="4" w:space="0" w:color="45B0E1" w:themeColor="accent1" w:themeTint="99"/>
+        <w:insideV w:val="single" w:sz="4" w:space="0" w:color="45B0E1" w:themeColor="accent1" w:themeTint="99"/>
       </w:tblBorders>
     </w:tblPr>
     <w:tblStylePr w:type="firstRow">
@@ -12519,10 +13086,10 @@
       <w:tblPr/>
       <w:tcPr>
         <w:tcBorders>
-          <w:top w:val="single" w:color="156082" w:themeColor="accent1" w:sz="4" w:space="0"/>
-          <w:left w:val="single" w:color="156082" w:themeColor="accent1" w:sz="4" w:space="0"/>
-          <w:bottom w:val="single" w:color="156082" w:themeColor="accent1" w:sz="4" w:space="0"/>
-          <w:right w:val="single" w:color="156082" w:themeColor="accent1" w:sz="4" w:space="0"/>
+          <w:top w:val="single" w:sz="4" w:space="0" w:color="156082" w:themeColor="accent1"/>
+          <w:left w:val="single" w:sz="4" w:space="0" w:color="156082" w:themeColor="accent1"/>
+          <w:bottom w:val="single" w:sz="4" w:space="0" w:color="156082" w:themeColor="accent1"/>
+          <w:right w:val="single" w:sz="4" w:space="0" w:color="156082" w:themeColor="accent1"/>
           <w:insideH w:val="nil"/>
           <w:insideV w:val="nil"/>
         </w:tcBorders>
@@ -12537,7 +13104,7 @@
       <w:tblPr/>
       <w:tcPr>
         <w:tcBorders>
-          <w:top w:val="double" w:color="156082" w:themeColor="accent1" w:sz="4" w:space="0"/>
+          <w:top w:val="double" w:sz="4" w:space="0" w:color="156082" w:themeColor="accent1"/>
         </w:tcBorders>
       </w:tcPr>
     </w:tblStylePr>
@@ -12591,7 +13158,7 @@
       <w:szCs w:val="24"/>
     </w:rPr>
   </w:style>
-  <w:style w:type="paragraph" w:styleId="paragraph" w:customStyle="1">
+  <w:style w:type="paragraph" w:customStyle="1" w:styleId="paragraph">
     <w:name w:val="paragraph"/>
     <w:basedOn w:val="Normal"/>
     <w:rsid w:val="001F240E"/>
@@ -12609,17 +13176,17 @@
       <w:lang w:bidi="ar-SA"/>
     </w:rPr>
   </w:style>
-  <w:style w:type="character" w:styleId="normaltextrun" w:customStyle="1">
+  <w:style w:type="character" w:customStyle="1" w:styleId="normaltextrun">
     <w:name w:val="normaltextrun"/>
     <w:basedOn w:val="DefaultParagraphFont"/>
     <w:rsid w:val="001F240E"/>
   </w:style>
-  <w:style w:type="character" w:styleId="eop" w:customStyle="1">
+  <w:style w:type="character" w:customStyle="1" w:styleId="eop">
     <w:name w:val="eop"/>
     <w:basedOn w:val="DefaultParagraphFont"/>
     <w:rsid w:val="001F240E"/>
   </w:style>
-  <w:style w:type="character" w:styleId="scxw198628451" w:customStyle="1">
+  <w:style w:type="character" w:customStyle="1" w:styleId="scxw198628451">
     <w:name w:val="scxw198628451"/>
     <w:basedOn w:val="DefaultParagraphFont"/>
     <w:rsid w:val="003133F4"/>
@@ -12636,11 +13203,11 @@
       <w:tblStyleRowBandSize w:val="1"/>
       <w:tblStyleColBandSize w:val="1"/>
       <w:tblBorders>
-        <w:top w:val="single" w:color="45B0E1" w:themeColor="accent1" w:themeTint="99" w:sz="4" w:space="0"/>
-        <w:left w:val="single" w:color="45B0E1" w:themeColor="accent1" w:themeTint="99" w:sz="4" w:space="0"/>
-        <w:bottom w:val="single" w:color="45B0E1" w:themeColor="accent1" w:themeTint="99" w:sz="4" w:space="0"/>
-        <w:right w:val="single" w:color="45B0E1" w:themeColor="accent1" w:themeTint="99" w:sz="4" w:space="0"/>
-        <w:insideH w:val="single" w:color="45B0E1" w:themeColor="accent1" w:themeTint="99" w:sz="4" w:space="0"/>
+        <w:top w:val="single" w:sz="4" w:space="0" w:color="45B0E1" w:themeColor="accent1" w:themeTint="99"/>
+        <w:left w:val="single" w:sz="4" w:space="0" w:color="45B0E1" w:themeColor="accent1" w:themeTint="99"/>
+        <w:bottom w:val="single" w:sz="4" w:space="0" w:color="45B0E1" w:themeColor="accent1" w:themeTint="99"/>
+        <w:right w:val="single" w:sz="4" w:space="0" w:color="45B0E1" w:themeColor="accent1" w:themeTint="99"/>
+        <w:insideH w:val="single" w:sz="4" w:space="0" w:color="45B0E1" w:themeColor="accent1" w:themeTint="99"/>
       </w:tblBorders>
     </w:tblPr>
     <w:tblStylePr w:type="firstRow">
@@ -12652,10 +13219,10 @@
       <w:tblPr/>
       <w:tcPr>
         <w:tcBorders>
-          <w:top w:val="single" w:color="156082" w:themeColor="accent1" w:sz="4" w:space="0"/>
-          <w:left w:val="single" w:color="156082" w:themeColor="accent1" w:sz="4" w:space="0"/>
-          <w:bottom w:val="single" w:color="156082" w:themeColor="accent1" w:sz="4" w:space="0"/>
-          <w:right w:val="single" w:color="156082" w:themeColor="accent1" w:sz="4" w:space="0"/>
+          <w:top w:val="single" w:sz="4" w:space="0" w:color="156082" w:themeColor="accent1"/>
+          <w:left w:val="single" w:sz="4" w:space="0" w:color="156082" w:themeColor="accent1"/>
+          <w:bottom w:val="single" w:sz="4" w:space="0" w:color="156082" w:themeColor="accent1"/>
+          <w:right w:val="single" w:sz="4" w:space="0" w:color="156082" w:themeColor="accent1"/>
           <w:insideH w:val="nil"/>
         </w:tcBorders>
         <w:shd w:val="clear" w:color="auto" w:fill="156082" w:themeFill="accent1"/>
@@ -12669,7 +13236,7 @@
       <w:tblPr/>
       <w:tcPr>
         <w:tcBorders>
-          <w:top w:val="double" w:color="45B0E1" w:themeColor="accent1" w:themeTint="99" w:sz="4" w:space="0"/>
+          <w:top w:val="double" w:sz="4" w:space="0" w:color="45B0E1" w:themeColor="accent1" w:themeTint="99"/>
         </w:tcBorders>
       </w:tcPr>
     </w:tblStylePr>
@@ -12710,11 +13277,11 @@
       <w:tblStyleRowBandSize w:val="1"/>
       <w:tblStyleColBandSize w:val="1"/>
       <w:tblBorders>
-        <w:top w:val="single" w:color="60CAF3" w:themeColor="accent4" w:themeTint="99" w:sz="4" w:space="0"/>
-        <w:left w:val="single" w:color="60CAF3" w:themeColor="accent4" w:themeTint="99" w:sz="4" w:space="0"/>
-        <w:bottom w:val="single" w:color="60CAF3" w:themeColor="accent4" w:themeTint="99" w:sz="4" w:space="0"/>
-        <w:right w:val="single" w:color="60CAF3" w:themeColor="accent4" w:themeTint="99" w:sz="4" w:space="0"/>
-        <w:insideH w:val="single" w:color="60CAF3" w:themeColor="accent4" w:themeTint="99" w:sz="4" w:space="0"/>
+        <w:top w:val="single" w:sz="4" w:space="0" w:color="60CAF3" w:themeColor="accent4" w:themeTint="99"/>
+        <w:left w:val="single" w:sz="4" w:space="0" w:color="60CAF3" w:themeColor="accent4" w:themeTint="99"/>
+        <w:bottom w:val="single" w:sz="4" w:space="0" w:color="60CAF3" w:themeColor="accent4" w:themeTint="99"/>
+        <w:right w:val="single" w:sz="4" w:space="0" w:color="60CAF3" w:themeColor="accent4" w:themeTint="99"/>
+        <w:insideH w:val="single" w:sz="4" w:space="0" w:color="60CAF3" w:themeColor="accent4" w:themeTint="99"/>
       </w:tblBorders>
     </w:tblPr>
     <w:tblStylePr w:type="firstRow">
@@ -12726,10 +13293,10 @@
       <w:tblPr/>
       <w:tcPr>
         <w:tcBorders>
-          <w:top w:val="single" w:color="0F9ED5" w:themeColor="accent4" w:sz="4" w:space="0"/>
-          <w:left w:val="single" w:color="0F9ED5" w:themeColor="accent4" w:sz="4" w:space="0"/>
-          <w:bottom w:val="single" w:color="0F9ED5" w:themeColor="accent4" w:sz="4" w:space="0"/>
-          <w:right w:val="single" w:color="0F9ED5" w:themeColor="accent4" w:sz="4" w:space="0"/>
+          <w:top w:val="single" w:sz="4" w:space="0" w:color="0F9ED5" w:themeColor="accent4"/>
+          <w:left w:val="single" w:sz="4" w:space="0" w:color="0F9ED5" w:themeColor="accent4"/>
+          <w:bottom w:val="single" w:sz="4" w:space="0" w:color="0F9ED5" w:themeColor="accent4"/>
+          <w:right w:val="single" w:sz="4" w:space="0" w:color="0F9ED5" w:themeColor="accent4"/>
           <w:insideH w:val="nil"/>
         </w:tcBorders>
         <w:shd w:val="clear" w:color="auto" w:fill="0F9ED5" w:themeFill="accent4"/>
@@ -12743,7 +13310,7 @@
       <w:tblPr/>
       <w:tcPr>
         <w:tcBorders>
-          <w:top w:val="double" w:color="60CAF3" w:themeColor="accent4" w:themeTint="99" w:sz="4" w:space="0"/>
+          <w:top w:val="double" w:sz="4" w:space="0" w:color="60CAF3" w:themeColor="accent4" w:themeTint="99"/>
         </w:tcBorders>
       </w:tcPr>
     </w:tblStylePr>
@@ -12772,7 +13339,7 @@
       </w:tcPr>
     </w:tblStylePr>
   </w:style>
-  <w:style w:type="character" w:styleId="ListParagraphChar" w:customStyle="1">
+  <w:style w:type="character" w:customStyle="1" w:styleId="ListParagraphChar">
     <w:name w:val="List Paragraph Char"/>
     <w:aliases w:val="Bullet List Char"/>
     <w:basedOn w:val="DefaultParagraphFont"/>
@@ -12781,7 +13348,7 @@
     <w:locked/>
     <w:rsid w:val="00C52B90"/>
     <w:rPr>
-      <w:rFonts w:ascii="Calibri" w:hAnsi="Calibri" w:eastAsia="Times New Roman" w:cs="Times New Roman"/>
+      <w:rFonts w:ascii="Calibri" w:eastAsia="Times New Roman" w:hAnsi="Calibri" w:cs="Times New Roman"/>
       <w:color w:val="275317" w:themeColor="accent6" w:themeShade="80"/>
       <w:kern w:val="0"/>
       <w:sz w:val="21"/>
@@ -12794,7 +13361,7 @@
 </file>
 
 <file path=word/theme/theme1.xml><?xml version="1.0" encoding="utf-8"?>
-<a:theme xmlns:a="http://schemas.openxmlformats.org/drawingml/2006/main" xmlns:thm15="http://schemas.microsoft.com/office/thememl/2012/main" name="Office Theme">
+<a:theme xmlns:a="http://schemas.openxmlformats.org/drawingml/2006/main" name="Office Theme">
   <a:themeElements>
     <a:clrScheme name="Office">
       <a:dk1>
@@ -13108,293 +13675,6 @@
 </a:theme>
 </file>
 
-<file path=customXml/item1.xml><?xml version="1.0" encoding="utf-8"?>
-<p:properties xmlns:p="http://schemas.microsoft.com/office/2006/metadata/properties" xmlns:xsi="http://www.w3.org/2001/XMLSchema-instance" xmlns:pc="http://schemas.microsoft.com/office/infopath/2007/PartnerControls">
-  <documentManagement>
-    <lcf76f155ced4ddcb4097134ff3c332f xmlns="d41240ca-f560-420b-b94a-1a8d6ff48862">
-      <Terms xmlns="http://schemas.microsoft.com/office/infopath/2007/PartnerControls"/>
-    </lcf76f155ced4ddcb4097134ff3c332f>
-    <TaxCatchAll xmlns="d9d779d7-5445-4857-b5cb-425d044b815e" xsi:nil="true"/>
-  </documentManagement>
-</p:properties>
-</file>
-
-<file path=customXml/item2.xml><?xml version="1.0" encoding="utf-8"?>
-<?mso-contentType ?>
-<FormTemplates xmlns="http://schemas.microsoft.com/sharepoint/v3/contenttype/forms">
-  <Display>DocumentLibraryForm</Display>
-  <Edit>DocumentLibraryForm</Edit>
-  <New>DocumentLibraryForm</New>
-</FormTemplates>
-</file>
-
-<file path=customXml/item3.xml><?xml version="1.0" encoding="utf-8"?>
-<ct:contentTypeSchema xmlns:ct="http://schemas.microsoft.com/office/2006/metadata/contentType" xmlns:ma="http://schemas.microsoft.com/office/2006/metadata/properties/metaAttributes" ct:_="" ma:_="" ma:contentTypeName="Document" ma:contentTypeID="0x01010067A9B8A122FC7C45BF0C05241409294E" ma:contentTypeVersion="14" ma:contentTypeDescription="Create a new document." ma:contentTypeScope="" ma:versionID="a2c0dd8e24c0886fe702f2f00765b0af">
-  <xsd:schema xmlns:xsd="http://www.w3.org/2001/XMLSchema" xmlns:xs="http://www.w3.org/2001/XMLSchema" xmlns:p="http://schemas.microsoft.com/office/2006/metadata/properties" xmlns:ns2="d41240ca-f560-420b-b94a-1a8d6ff48862" xmlns:ns3="d9d779d7-5445-4857-b5cb-425d044b815e" targetNamespace="http://schemas.microsoft.com/office/2006/metadata/properties" ma:root="true" ma:fieldsID="41d35b2aa162dc583664a8aeb041bd0c" ns2:_="" ns3:_="">
-    <xsd:import namespace="d41240ca-f560-420b-b94a-1a8d6ff48862"/>
-    <xsd:import namespace="d9d779d7-5445-4857-b5cb-425d044b815e"/>
-    <xsd:element name="properties">
-      <xsd:complexType>
-        <xsd:sequence>
-          <xsd:element name="documentManagement">
-            <xsd:complexType>
-              <xsd:all>
-                <xsd:element ref="ns2:MediaServiceMetadata" minOccurs="0"/>
-                <xsd:element ref="ns2:MediaServiceFastMetadata" minOccurs="0"/>
-                <xsd:element ref="ns3:SharedWithUsers" minOccurs="0"/>
-                <xsd:element ref="ns3:SharedWithDetails" minOccurs="0"/>
-                <xsd:element ref="ns2:MediaServiceDateTaken" minOccurs="0"/>
-                <xsd:element ref="ns2:MediaServiceObjectDetectorVersions" minOccurs="0"/>
-                <xsd:element ref="ns2:MediaLengthInSeconds" minOccurs="0"/>
-                <xsd:element ref="ns2:MediaServiceGenerationTime" minOccurs="0"/>
-                <xsd:element ref="ns2:MediaServiceEventHashCode" minOccurs="0"/>
-                <xsd:element ref="ns2:lcf76f155ced4ddcb4097134ff3c332f" minOccurs="0"/>
-                <xsd:element ref="ns3:TaxCatchAll" minOccurs="0"/>
-                <xsd:element ref="ns2:MediaServiceOCR" minOccurs="0"/>
-                <xsd:element ref="ns2:MediaServiceSearchProperties" minOccurs="0"/>
-              </xsd:all>
-            </xsd:complexType>
-          </xsd:element>
-        </xsd:sequence>
-      </xsd:complexType>
-    </xsd:element>
-  </xsd:schema>
-  <xsd:schema xmlns:xsd="http://www.w3.org/2001/XMLSchema" xmlns:xs="http://www.w3.org/2001/XMLSchema" xmlns:dms="http://schemas.microsoft.com/office/2006/documentManagement/types" xmlns:pc="http://schemas.microsoft.com/office/infopath/2007/PartnerControls" targetNamespace="d41240ca-f560-420b-b94a-1a8d6ff48862" elementFormDefault="qualified">
-    <xsd:import namespace="http://schemas.microsoft.com/office/2006/documentManagement/types"/>
-    <xsd:import namespace="http://schemas.microsoft.com/office/infopath/2007/PartnerControls"/>
-    <xsd:element name="MediaServiceMetadata" ma:index="8" nillable="true" ma:displayName="MediaServiceMetadata" ma:hidden="true" ma:internalName="MediaServiceMetadata" ma:readOnly="true">
-      <xsd:simpleType>
-        <xsd:restriction base="dms:Note"/>
-      </xsd:simpleType>
-    </xsd:element>
-    <xsd:element name="MediaServiceFastMetadata" ma:index="9" nillable="true" ma:displayName="MediaServiceFastMetadata" ma:hidden="true" ma:internalName="MediaServiceFastMetadata" ma:readOnly="true">
-      <xsd:simpleType>
-        <xsd:restriction base="dms:Note"/>
-      </xsd:simpleType>
-    </xsd:element>
-    <xsd:element name="MediaServiceDateTaken" ma:index="12" nillable="true" ma:displayName="MediaServiceDateTaken" ma:hidden="true" ma:indexed="true" ma:internalName="MediaServiceDateTaken" ma:readOnly="true">
-      <xsd:simpleType>
-        <xsd:restriction base="dms:Text"/>
-      </xsd:simpleType>
-    </xsd:element>
-    <xsd:element name="MediaServiceObjectDetectorVersions" ma:index="13" nillable="true" ma:displayName="MediaServiceObjectDetectorVersions" ma:hidden="true" ma:indexed="true" ma:internalName="MediaServiceObjectDetectorVersions" ma:readOnly="true">
-      <xsd:simpleType>
-        <xsd:restriction base="dms:Text"/>
-      </xsd:simpleType>
-    </xsd:element>
-    <xsd:element name="MediaLengthInSeconds" ma:index="14" nillable="true" ma:displayName="MediaLengthInSeconds" ma:hidden="true" ma:internalName="MediaLengthInSeconds" ma:readOnly="true">
-      <xsd:simpleType>
-        <xsd:restriction base="dms:Unknown"/>
-      </xsd:simpleType>
-    </xsd:element>
-    <xsd:element name="MediaServiceGenerationTime" ma:index="15" nillable="true" ma:displayName="MediaServiceGenerationTime" ma:hidden="true" ma:internalName="MediaServiceGenerationTime" ma:readOnly="true">
-      <xsd:simpleType>
-        <xsd:restriction base="dms:Text"/>
-      </xsd:simpleType>
-    </xsd:element>
-    <xsd:element name="MediaServiceEventHashCode" ma:index="16" nillable="true" ma:displayName="MediaServiceEventHashCode" ma:hidden="true" ma:internalName="MediaServiceEventHashCode" ma:readOnly="true">
-      <xsd:simpleType>
-        <xsd:restriction base="dms:Text"/>
-      </xsd:simpleType>
-    </xsd:element>
-    <xsd:element name="lcf76f155ced4ddcb4097134ff3c332f" ma:index="18" nillable="true" ma:taxonomy="true" ma:internalName="lcf76f155ced4ddcb4097134ff3c332f" ma:taxonomyFieldName="MediaServiceImageTags" ma:displayName="Image Tags" ma:readOnly="false" ma:fieldId="{5cf76f15-5ced-4ddc-b409-7134ff3c332f}" ma:taxonomyMulti="true" ma:sspId="0fb168c7-a83d-43da-8b28-fecc2072f27d" ma:termSetId="09814cd3-568e-fe90-9814-8d621ff8fb84" ma:anchorId="fba54fb3-c3e1-fe81-a776-ca4b69148c4d" ma:open="true" ma:isKeyword="false">
-      <xsd:complexType>
-        <xsd:sequence>
-          <xsd:element ref="pc:Terms" minOccurs="0" maxOccurs="1"/>
-        </xsd:sequence>
-      </xsd:complexType>
-    </xsd:element>
-    <xsd:element name="MediaServiceOCR" ma:index="20" nillable="true" ma:displayName="Extracted Text" ma:internalName="MediaServiceOCR" ma:readOnly="true">
-      <xsd:simpleType>
-        <xsd:restriction base="dms:Note">
-          <xsd:maxLength value="255"/>
-        </xsd:restriction>
-      </xsd:simpleType>
-    </xsd:element>
-    <xsd:element name="MediaServiceSearchProperties" ma:index="21" nillable="true" ma:displayName="MediaServiceSearchProperties" ma:hidden="true" ma:internalName="MediaServiceSearchProperties" ma:readOnly="true">
-      <xsd:simpleType>
-        <xsd:restriction base="dms:Note"/>
-      </xsd:simpleType>
-    </xsd:element>
-  </xsd:schema>
-  <xsd:schema xmlns:xsd="http://www.w3.org/2001/XMLSchema" xmlns:xs="http://www.w3.org/2001/XMLSchema" xmlns:dms="http://schemas.microsoft.com/office/2006/documentManagement/types" xmlns:pc="http://schemas.microsoft.com/office/infopath/2007/PartnerControls" targetNamespace="d9d779d7-5445-4857-b5cb-425d044b815e" elementFormDefault="qualified">
-    <xsd:import namespace="http://schemas.microsoft.com/office/2006/documentManagement/types"/>
-    <xsd:import namespace="http://schemas.microsoft.com/office/infopath/2007/PartnerControls"/>
-    <xsd:element name="SharedWithUsers" ma:index="10" nillable="true" ma:displayName="Shared With" ma:internalName="SharedWithUsers" ma:readOnly="true">
-      <xsd:complexType>
-        <xsd:complexContent>
-          <xsd:extension base="dms:UserMulti">
-            <xsd:sequence>
-              <xsd:element name="UserInfo" minOccurs="0" maxOccurs="unbounded">
-                <xsd:complexType>
-                  <xsd:sequence>
-                    <xsd:element name="DisplayName" type="xsd:string" minOccurs="0"/>
-                    <xsd:element name="AccountId" type="dms:UserId" minOccurs="0" nillable="true"/>
-                    <xsd:element name="AccountType" type="xsd:string" minOccurs="0"/>
-                  </xsd:sequence>
-                </xsd:complexType>
-              </xsd:element>
-            </xsd:sequence>
-          </xsd:extension>
-        </xsd:complexContent>
-      </xsd:complexType>
-    </xsd:element>
-    <xsd:element name="SharedWithDetails" ma:index="11" nillable="true" ma:displayName="Shared With Details" ma:internalName="SharedWithDetails" ma:readOnly="true">
-      <xsd:simpleType>
-        <xsd:restriction base="dms:Note">
-          <xsd:maxLength value="255"/>
-        </xsd:restriction>
-      </xsd:simpleType>
-    </xsd:element>
-    <xsd:element name="TaxCatchAll" ma:index="19" nillable="true" ma:displayName="Taxonomy Catch All Column" ma:hidden="true" ma:list="{fdf79b01-5f80-4d94-a7f7-2a0aefa3e2e9}" ma:internalName="TaxCatchAll" ma:showField="CatchAllData" ma:web="d9d779d7-5445-4857-b5cb-425d044b815e">
-      <xsd:complexType>
-        <xsd:complexContent>
-          <xsd:extension base="dms:MultiChoiceLookup">
-            <xsd:sequence>
-              <xsd:element name="Value" type="dms:Lookup" maxOccurs="unbounded" minOccurs="0" nillable="true"/>
-            </xsd:sequence>
-          </xsd:extension>
-        </xsd:complexContent>
-      </xsd:complexType>
-    </xsd:element>
-  </xsd:schema>
-  <xsd:schema xmlns="http://schemas.openxmlformats.org/package/2006/metadata/core-properties" xmlns:xsd="http://www.w3.org/2001/XMLSchema" xmlns:xsi="http://www.w3.org/2001/XMLSchema-instance" xmlns:dc="http://purl.org/dc/elements/1.1/" xmlns:dcterms="http://purl.org/dc/terms/" xmlns:odoc="http://schemas.microsoft.com/internal/obd" targetNamespace="http://schemas.openxmlformats.org/package/2006/metadata/core-properties" elementFormDefault="qualified" attributeFormDefault="unqualified" blockDefault="#all">
-    <xsd:import namespace="http://purl.org/dc/elements/1.1/" schemaLocation="http://dublincore.org/schemas/xmls/qdc/2003/04/02/dc.xsd"/>
-    <xsd:import namespace="http://purl.org/dc/terms/" schemaLocation="http://dublincore.org/schemas/xmls/qdc/2003/04/02/dcterms.xsd"/>
-    <xsd:element name="coreProperties" type="CT_coreProperties"/>
-    <xsd:complexType name="CT_coreProperties">
-      <xsd:all>
-        <xsd:element ref="dc:creator" minOccurs="0" maxOccurs="1"/>
-        <xsd:element ref="dcterms:created" minOccurs="0" maxOccurs="1"/>
-        <xsd:element ref="dc:identifier" minOccurs="0" maxOccurs="1"/>
-        <xsd:element name="contentType" minOccurs="0" maxOccurs="1" type="xsd:string" ma:index="0" ma:displayName="Content Type"/>
-        <xsd:element ref="dc:title" minOccurs="0" maxOccurs="1" ma:index="4" ma:displayName="Title"/>
-        <xsd:element ref="dc:subject" minOccurs="0" maxOccurs="1"/>
-        <xsd:element ref="dc:description" minOccurs="0" maxOccurs="1"/>
-        <xsd:element name="keywords" minOccurs="0" maxOccurs="1" type="xsd:string"/>
-        <xsd:element ref="dc:language" minOccurs="0" maxOccurs="1"/>
-        <xsd:element name="category" minOccurs="0" maxOccurs="1" type="xsd:string"/>
-        <xsd:element name="version" minOccurs="0" maxOccurs="1" type="xsd:string"/>
-        <xsd:element name="revision" minOccurs="0" maxOccurs="1" type="xsd:string">
-          <xsd:annotation>
-            <xsd:documentation>
-                        This value indicates the number of saves or revisions. The application is responsible for updating this value after each revision.
-                    </xsd:documentation>
-          </xsd:annotation>
-        </xsd:element>
-        <xsd:element name="lastModifiedBy" minOccurs="0" maxOccurs="1" type="xsd:string"/>
-        <xsd:element ref="dcterms:modified" minOccurs="0" maxOccurs="1"/>
-        <xsd:element name="contentStatus" minOccurs="0" maxOccurs="1" type="xsd:string"/>
-      </xsd:all>
-    </xsd:complexType>
-  </xsd:schema>
-  <xs:schema xmlns:pc="http://schemas.microsoft.com/office/infopath/2007/PartnerControls" xmlns:xs="http://www.w3.org/2001/XMLSchema" targetNamespace="http://schemas.microsoft.com/office/infopath/2007/PartnerControls" elementFormDefault="qualified" attributeFormDefault="unqualified">
-    <xs:element name="Person">
-      <xs:complexType>
-        <xs:sequence>
-          <xs:element ref="pc:DisplayName" minOccurs="0"/>
-          <xs:element ref="pc:AccountId" minOccurs="0"/>
-          <xs:element ref="pc:AccountType" minOccurs="0"/>
-        </xs:sequence>
-      </xs:complexType>
-    </xs:element>
-    <xs:element name="DisplayName" type="xs:string"/>
-    <xs:element name="AccountId" type="xs:string"/>
-    <xs:element name="AccountType" type="xs:string"/>
-    <xs:element name="BDCAssociatedEntity">
-      <xs:complexType>
-        <xs:sequence>
-          <xs:element ref="pc:BDCEntity" minOccurs="0" maxOccurs="unbounded"/>
-        </xs:sequence>
-        <xs:attribute ref="pc:EntityNamespace"/>
-        <xs:attribute ref="pc:EntityName"/>
-        <xs:attribute ref="pc:SystemInstanceName"/>
-        <xs:attribute ref="pc:AssociationName"/>
-      </xs:complexType>
-    </xs:element>
-    <xs:attribute name="EntityNamespace" type="xs:string"/>
-    <xs:attribute name="EntityName" type="xs:string"/>
-    <xs:attribute name="SystemInstanceName" type="xs:string"/>
-    <xs:attribute name="AssociationName" type="xs:string"/>
-    <xs:element name="BDCEntity">
-      <xs:complexType>
-        <xs:sequence>
-          <xs:element ref="pc:EntityDisplayName" minOccurs="0"/>
-          <xs:element ref="pc:EntityInstanceReference" minOccurs="0"/>
-          <xs:element ref="pc:EntityId1" minOccurs="0"/>
-          <xs:element ref="pc:EntityId2" minOccurs="0"/>
-          <xs:element ref="pc:EntityId3" minOccurs="0"/>
-          <xs:element ref="pc:EntityId4" minOccurs="0"/>
-          <xs:element ref="pc:EntityId5" minOccurs="0"/>
-        </xs:sequence>
-      </xs:complexType>
-    </xs:element>
-    <xs:element name="EntityDisplayName" type="xs:string"/>
-    <xs:element name="EntityInstanceReference" type="xs:string"/>
-    <xs:element name="EntityId1" type="xs:string"/>
-    <xs:element name="EntityId2" type="xs:string"/>
-    <xs:element name="EntityId3" type="xs:string"/>
-    <xs:element name="EntityId4" type="xs:string"/>
-    <xs:element name="EntityId5" type="xs:string"/>
-    <xs:element name="Terms">
-      <xs:complexType>
-        <xs:sequence>
-          <xs:element ref="pc:TermInfo" minOccurs="0" maxOccurs="unbounded"/>
-        </xs:sequence>
-      </xs:complexType>
-    </xs:element>
-    <xs:element name="TermInfo">
-      <xs:complexType>
-        <xs:sequence>
-          <xs:element ref="pc:TermName" minOccurs="0"/>
-          <xs:element ref="pc:TermId" minOccurs="0"/>
-        </xs:sequence>
-      </xs:complexType>
-    </xs:element>
-    <xs:element name="TermName" type="xs:string"/>
-    <xs:element name="TermId" type="xs:string"/>
-  </xs:schema>
-</ct:contentTypeSchema>
-</file>
-
-<file path=customXml/itemProps1.xml><?xml version="1.0" encoding="utf-8"?>
-<ds:datastoreItem xmlns:ds="http://schemas.openxmlformats.org/officeDocument/2006/customXml" ds:itemID="{C9A45670-CC9F-4CCB-8FD6-68FB150E5F0A}">
-  <ds:schemaRefs>
-    <ds:schemaRef ds:uri="http://schemas.microsoft.com/office/2006/metadata/properties"/>
-    <ds:schemaRef ds:uri="http://schemas.microsoft.com/office/infopath/2007/PartnerControls"/>
-    <ds:schemaRef ds:uri="d41240ca-f560-420b-b94a-1a8d6ff48862"/>
-    <ds:schemaRef ds:uri="d9d779d7-5445-4857-b5cb-425d044b815e"/>
-  </ds:schemaRefs>
-</ds:datastoreItem>
-</file>
-
-<file path=customXml/itemProps2.xml><?xml version="1.0" encoding="utf-8"?>
-<ds:datastoreItem xmlns:ds="http://schemas.openxmlformats.org/officeDocument/2006/customXml" ds:itemID="{96E3F28C-4EBE-4815-9DA5-A09F124EC561}">
-  <ds:schemaRefs>
-    <ds:schemaRef ds:uri="http://schemas.microsoft.com/sharepoint/v3/contenttype/forms"/>
-  </ds:schemaRefs>
-</ds:datastoreItem>
-</file>
-
-<file path=customXml/itemProps3.xml><?xml version="1.0" encoding="utf-8"?>
-<ds:datastoreItem xmlns:ds="http://schemas.openxmlformats.org/officeDocument/2006/customXml" ds:itemID="{42BBB5DA-A941-4C12-949B-9A9A9022FF5E}">
-  <ds:schemaRefs>
-    <ds:schemaRef ds:uri="http://schemas.microsoft.com/office/2006/metadata/contentType"/>
-    <ds:schemaRef ds:uri="http://schemas.microsoft.com/office/2006/metadata/properties/metaAttributes"/>
-    <ds:schemaRef ds:uri="http://www.w3.org/2001/XMLSchema"/>
-    <ds:schemaRef ds:uri="http://schemas.microsoft.com/office/2006/metadata/properties"/>
-    <ds:schemaRef ds:uri="d41240ca-f560-420b-b94a-1a8d6ff48862"/>
-    <ds:schemaRef ds:uri="d9d779d7-5445-4857-b5cb-425d044b815e"/>
-    <ds:schemaRef ds:uri="http://schemas.microsoft.com/office/2006/documentManagement/types"/>
-    <ds:schemaRef ds:uri="http://schemas.microsoft.com/office/infopath/2007/PartnerControls"/>
-    <ds:schemaRef ds:uri="http://schemas.openxmlformats.org/package/2006/metadata/core-properties"/>
-    <ds:schemaRef ds:uri="http://purl.org/dc/elements/1.1/"/>
-    <ds:schemaRef ds:uri="http://purl.org/dc/terms/"/>
-    <ds:schemaRef ds:uri="http://schemas.microsoft.com/internal/obd"/>
-  </ds:schemaRefs>
-</ds:datastoreItem>
-</file>
-
 <file path=docMetadata/LabelInfo.xml><?xml version="1.0" encoding="utf-8"?>
 <clbl:labelList xmlns:clbl="http://schemas.microsoft.com/office/2020/mipLabelMetadata">
   <clbl:label id="{e38a4286-00e8-49b3-9e52-7cb9a949eca7}" enabled="0" method="" siteId="{e38a4286-00e8-49b3-9e52-7cb9a949eca7}" removed="1"/>

--- a/assets/master_template.docx
+++ b/assets/master_template.docx
@@ -5489,6 +5489,7 @@
         <w:t xml:space="preserve">Below requirements were released as part of CD {{CD_VERSION}} - </w:t>
       </w:r>
     </w:p>
+    <w:p/>
     <w:tbl>
       <w:tblPr>
         <w:tblW w:w="0" w:type="auto"/>

--- a/assets/master_template.docx
+++ b/assets/master_template.docx
@@ -6778,8 +6778,8 @@
         <w:rPr>
           <w:rFonts w:eastAsia="Calibri" w:cs="Calibri"/>
           <w:color w:val="000000"/>
-          <w:sz w:val="24"/>
-          <w:szCs w:val="24"/>
+          <w:sz w:val="22"/>
+          <w:szCs w:val="22"/>
         </w:rPr>
         <w:t xml:space="preserve">AppSettings.Config change(s) - </w:t>
       </w:r>
@@ -6802,8 +6802,8 @@
         <w:rPr>
           <w:rFonts w:eastAsia="Calibri" w:cs="Calibri"/>
           <w:color w:val="000000"/>
-          <w:sz w:val="24"/>
-          <w:szCs w:val="24"/>
+          <w:sz w:val="22"/>
+          <w:szCs w:val="22"/>
         </w:rPr>
         <w:t>Web Config change(s)</w:t>
       </w:r>

--- a/assets/master_template.docx
+++ b/assets/master_template.docx
@@ -3958,7 +3958,7 @@
     <w:tbl>
       <w:tblPr>
         <w:tblpPr w:leftFromText="180" w:rightFromText="180" w:vertAnchor="text" w:horzAnchor="margin" w:tblpXSpec="center" w:tblpY="164"/>
-        <w:tblW w:w="11612" w:type="dxa"/>
+        <w:tblW w:w="10319" w:type="dxa"/>
         <w:tblBorders>
           <w:top w:val="single" w:sz="8" w:space="0" w:color="A3A3A3"/>
           <w:left w:val="single" w:sz="8" w:space="0" w:color="A3A3A3"/>
@@ -3975,11 +3975,11 @@
         <w:tblDescription w:val=""/>
       </w:tblPr>
       <w:tblGrid>
-        <w:gridCol w:w="1408"/>
-        <w:gridCol w:w="2551"/>
-        <w:gridCol w:w="2551"/>
-        <w:gridCol w:w="2551"/>
-        <w:gridCol w:w="2551"/>
+        <w:gridCol w:w="1247"/>
+        <w:gridCol w:w="2268"/>
+        <w:gridCol w:w="2268"/>
+        <w:gridCol w:w="2268"/>
+        <w:gridCol w:w="2268"/>
       </w:tblGrid>
       <w:tr>
         <w:trPr>
@@ -3988,7 +3988,7 @@
         </w:trPr>
         <w:tc>
           <w:tcPr>
-            <w:tcW w:w="1408" w:type="dxa"/>
+            <w:tcW w:w="1247" w:type="dxa"/>
             <w:tcBorders>
               <w:top w:val="single" w:sz="8" w:space="0" w:color="A3A3A3"/>
               <w:left w:val="single" w:sz="8" w:space="0" w:color="A3A3A3"/>
@@ -4035,7 +4035,7 @@
         </w:tc>
         <w:tc>
           <w:tcPr>
-            <w:tcW w:w="2551" w:type="dxa"/>
+            <w:tcW w:w="2268" w:type="dxa"/>
             <w:tcBorders>
               <w:top w:val="single" w:sz="8" w:space="0" w:color="A3A3A3"/>
               <w:left w:val="single" w:sz="8" w:space="0" w:color="A3A3A3"/>
@@ -4082,7 +4082,7 @@
         </w:tc>
         <w:tc>
           <w:tcPr>
-            <w:tcW w:w="2551" w:type="dxa"/>
+            <w:tcW w:w="2268" w:type="dxa"/>
             <w:tcBorders>
               <w:top w:val="single" w:sz="8" w:space="0" w:color="A3A3A3"/>
               <w:left w:val="single" w:sz="8" w:space="0" w:color="A3A3A3"/>
@@ -4126,7 +4126,7 @@
         </w:tc>
         <w:tc>
           <w:tcPr>
-            <w:tcW w:w="2551" w:type="dxa"/>
+            <w:tcW w:w="2268" w:type="dxa"/>
             <w:tcBorders>
               <w:top w:val="single" w:sz="8" w:space="0" w:color="A3A3A3"/>
               <w:left w:val="single" w:sz="8" w:space="0" w:color="A3A3A3"/>
@@ -4170,7 +4170,7 @@
         </w:tc>
         <w:tc>
           <w:tcPr>
-            <w:tcW w:w="2551" w:type="dxa"/>
+            <w:tcW w:w="2268" w:type="dxa"/>
             <w:tcBorders>
               <w:top w:val="single" w:sz="8" w:space="0" w:color="A3A3A3"/>
               <w:left w:val="single" w:sz="8" w:space="0" w:color="A3A3A3"/>
@@ -4220,7 +4220,7 @@
         </w:trPr>
         <w:tc>
           <w:tcPr>
-            <w:tcW w:w="1408" w:type="dxa"/>
+            <w:tcW w:w="1247" w:type="dxa"/>
             <w:tcBorders>
               <w:top w:val="single" w:sz="8" w:space="0" w:color="A3A3A3"/>
               <w:left w:val="single" w:sz="8" w:space="0" w:color="A3A3A3"/>
@@ -4255,7 +4255,7 @@
         </w:tc>
         <w:tc>
           <w:tcPr>
-            <w:tcW w:w="2551" w:type="dxa"/>
+            <w:tcW w:w="2268" w:type="dxa"/>
             <w:tcBorders>
               <w:top w:val="single" w:sz="8" w:space="0" w:color="A3A3A3"/>
               <w:left w:val="single" w:sz="8" w:space="0" w:color="A3A3A3"/>
@@ -4327,7 +4327,7 @@
         </w:tc>
         <w:tc>
           <w:tcPr>
-            <w:tcW w:w="2551" w:type="dxa"/>
+            <w:tcW w:w="2268" w:type="dxa"/>
             <w:tcBorders>
               <w:top w:val="single" w:sz="8" w:space="0" w:color="A3A3A3"/>
               <w:left w:val="single" w:sz="8" w:space="0" w:color="A3A3A3"/>
@@ -4393,7 +4393,7 @@
         </w:tc>
         <w:tc>
           <w:tcPr>
-            <w:tcW w:w="2551" w:type="dxa"/>
+            <w:tcW w:w="2268" w:type="dxa"/>
             <w:tcBorders>
               <w:top w:val="single" w:sz="8" w:space="0" w:color="A3A3A3"/>
               <w:left w:val="single" w:sz="8" w:space="0" w:color="A3A3A3"/>
@@ -4459,7 +4459,7 @@
         </w:tc>
         <w:tc>
           <w:tcPr>
-            <w:tcW w:w="2551" w:type="dxa"/>
+            <w:tcW w:w="2268" w:type="dxa"/>
             <w:tcBorders>
               <w:top w:val="single" w:sz="8" w:space="0" w:color="A3A3A3"/>
               <w:left w:val="single" w:sz="8" w:space="0" w:color="A3A3A3"/>
@@ -4531,7 +4531,7 @@
         </w:trPr>
         <w:tc>
           <w:tcPr>
-            <w:tcW w:w="1408" w:type="dxa"/>
+            <w:tcW w:w="1247" w:type="dxa"/>
             <w:tcBorders>
               <w:top w:val="single" w:sz="8" w:space="0" w:color="A3A3A3"/>
               <w:left w:val="single" w:sz="8" w:space="0" w:color="A3A3A3"/>
@@ -4567,7 +4567,7 @@
         </w:tc>
         <w:tc>
           <w:tcPr>
-            <w:tcW w:w="2551" w:type="dxa"/>
+            <w:tcW w:w="2268" w:type="dxa"/>
             <w:tcBorders>
               <w:top w:val="single" w:sz="8" w:space="0" w:color="A3A3A3"/>
               <w:left w:val="single" w:sz="8" w:space="0" w:color="A3A3A3"/>
@@ -4640,7 +4640,7 @@
         </w:tc>
         <w:tc>
           <w:tcPr>
-            <w:tcW w:w="2551" w:type="dxa"/>
+            <w:tcW w:w="2268" w:type="dxa"/>
             <w:tcBorders>
               <w:top w:val="single" w:sz="8" w:space="0" w:color="A3A3A3"/>
               <w:left w:val="single" w:sz="8" w:space="0" w:color="A3A3A3"/>
@@ -4687,7 +4687,7 @@
         </w:tc>
         <w:tc>
           <w:tcPr>
-            <w:tcW w:w="2551" w:type="dxa"/>
+            <w:tcW w:w="2268" w:type="dxa"/>
             <w:tcBorders>
               <w:top w:val="single" w:sz="8" w:space="0" w:color="A3A3A3"/>
               <w:left w:val="single" w:sz="8" w:space="0" w:color="A3A3A3"/>
@@ -4753,7 +4753,7 @@
         </w:tc>
         <w:tc>
           <w:tcPr>
-            <w:tcW w:w="2551" w:type="dxa"/>
+            <w:tcW w:w="2268" w:type="dxa"/>
             <w:tcBorders>
               <w:top w:val="single" w:sz="8" w:space="0" w:color="A3A3A3"/>
               <w:left w:val="single" w:sz="8" w:space="0" w:color="A3A3A3"/>
@@ -4825,7 +4825,7 @@
         </w:trPr>
         <w:tc>
           <w:tcPr>
-            <w:tcW w:w="1408" w:type="dxa"/>
+            <w:tcW w:w="1247" w:type="dxa"/>
             <w:tcBorders>
               <w:top w:val="single" w:sz="8" w:space="0" w:color="A3A3A3"/>
               <w:left w:val="single" w:sz="8" w:space="0" w:color="A3A3A3"/>
@@ -4861,7 +4861,7 @@
         </w:tc>
         <w:tc>
           <w:tcPr>
-            <w:tcW w:w="2551" w:type="dxa"/>
+            <w:tcW w:w="2268" w:type="dxa"/>
             <w:tcBorders>
               <w:top w:val="single" w:sz="8" w:space="0" w:color="A3A3A3"/>
               <w:left w:val="single" w:sz="8" w:space="0" w:color="A3A3A3"/>
@@ -4912,7 +4912,7 @@
         </w:tc>
         <w:tc>
           <w:tcPr>
-            <w:tcW w:w="2551" w:type="dxa"/>
+            <w:tcW w:w="2268" w:type="dxa"/>
             <w:tcBorders>
               <w:top w:val="single" w:sz="8" w:space="0" w:color="A3A3A3"/>
               <w:left w:val="single" w:sz="8" w:space="0" w:color="A3A3A3"/>
@@ -4959,7 +4959,7 @@
         </w:tc>
         <w:tc>
           <w:tcPr>
-            <w:tcW w:w="2551" w:type="dxa"/>
+            <w:tcW w:w="2268" w:type="dxa"/>
             <w:tcBorders>
               <w:top w:val="single" w:sz="8" w:space="0" w:color="A3A3A3"/>
               <w:left w:val="single" w:sz="8" w:space="0" w:color="A3A3A3"/>
@@ -5025,7 +5025,7 @@
         </w:tc>
         <w:tc>
           <w:tcPr>
-            <w:tcW w:w="2551" w:type="dxa"/>
+            <w:tcW w:w="2268" w:type="dxa"/>
             <w:tcBorders>
               <w:top w:val="single" w:sz="8" w:space="0" w:color="A3A3A3"/>
               <w:left w:val="single" w:sz="8" w:space="0" w:color="A3A3A3"/>
@@ -5478,13 +5478,13 @@
       <w:pPr>
         <w:rPr>
           <w:color w:val="000000" w:themeColor="text1"/>
-          <w:sz w:val="22"/>
+          <w:sz w:val="20"/>
         </w:rPr>
       </w:pPr>
       <w:r>
         <w:rPr>
           <w:color w:val="000000" w:themeColor="text1"/>
-          <w:sz w:val="22"/>
+          <w:sz w:val="20"/>
         </w:rPr>
         <w:t xml:space="preserve">Below requirements were released as part of CD {{CD_VERSION}} - </w:t>
       </w:r>
@@ -5984,13 +5984,13 @@
         <w:ind w:left="0"/>
         <w:rPr>
           <w:color w:val="000000" w:themeColor="text1"/>
-          <w:sz w:val="22"/>
+          <w:sz w:val="20"/>
         </w:rPr>
       </w:pPr>
       <w:r>
         <w:rPr>
           <w:color w:val="000000" w:themeColor="text1"/>
-          <w:sz w:val="22"/>
+          <w:sz w:val="20"/>
         </w:rPr>
         <w:t xml:space="preserve">Below tasks and Sub Tasks are released as part of CD {{CD_VERSION}} -</w:t>
       </w:r>
@@ -6352,13 +6352,13 @@
       <w:pPr>
         <w:rPr>
           <w:color w:val="000000" w:themeColor="text1"/>
-          <w:sz w:val="22"/>
+          <w:sz w:val="20"/>
         </w:rPr>
       </w:pPr>
       <w:r>
         <w:rPr>
           <w:color w:val="000000" w:themeColor="text1"/>
-          <w:sz w:val="22"/>
+          <w:sz w:val="20"/>
         </w:rPr>
         <w:t xml:space="preserve">Below Defects are Delivered as part of CD {{CD_VERSION}} - </w:t>
       </w:r>
@@ -6778,8 +6778,8 @@
         <w:rPr>
           <w:rFonts w:eastAsia="Calibri" w:cs="Calibri"/>
           <w:color w:val="000000"/>
-          <w:sz w:val="22"/>
-          <w:szCs w:val="22"/>
+          <w:sz w:val="20"/>
+          <w:szCs w:val="20"/>
         </w:rPr>
         <w:t xml:space="preserve">AppSettings.Config change(s) - </w:t>
       </w:r>
@@ -6802,8 +6802,8 @@
         <w:rPr>
           <w:rFonts w:eastAsia="Calibri" w:cs="Calibri"/>
           <w:color w:val="000000"/>
-          <w:sz w:val="22"/>
-          <w:szCs w:val="22"/>
+          <w:sz w:val="20"/>
+          <w:szCs w:val="20"/>
         </w:rPr>
         <w:t>Web Config change(s)</w:t>
       </w:r>

--- a/assets/master_template.docx
+++ b/assets/master_template.docx
@@ -3995,7 +3995,7 @@
               <w:bottom w:val="single" w:sz="8" w:space="0" w:color="A3A3A3"/>
               <w:right w:val="single" w:sz="8" w:space="0" w:color="A3A3A3"/>
             </w:tcBorders>
-            <w:shd w:val="clear" w:color="auto" w:fill="156082" w:themeFill="accent1"/>
+            <w:shd w:val="clear" w:color="auto" w:fill="104861"/>
             <w:tcMar>
               <w:top w:w="80" w:type="dxa"/>
               <w:left w:w="80" w:type="dxa"/>
@@ -4042,7 +4042,7 @@
               <w:bottom w:val="single" w:sz="8" w:space="0" w:color="A3A3A3"/>
               <w:right w:val="single" w:sz="8" w:space="0" w:color="A3A3A3"/>
             </w:tcBorders>
-            <w:shd w:val="clear" w:color="auto" w:fill="156082" w:themeFill="accent1"/>
+            <w:shd w:val="clear" w:color="auto" w:fill="104861"/>
             <w:tcMar>
               <w:top w:w="80" w:type="dxa"/>
               <w:left w:w="80" w:type="dxa"/>
@@ -4089,7 +4089,7 @@
               <w:bottom w:val="single" w:sz="8" w:space="0" w:color="A3A3A3"/>
               <w:right w:val="single" w:sz="8" w:space="0" w:color="A3A3A3"/>
             </w:tcBorders>
-            <w:shd w:val="clear" w:color="auto" w:fill="156082" w:themeFill="accent1"/>
+            <w:shd w:val="clear" w:color="auto" w:fill="104861"/>
             <w:tcMar>
               <w:top w:w="80" w:type="dxa"/>
               <w:left w:w="80" w:type="dxa"/>
@@ -4133,7 +4133,7 @@
               <w:bottom w:val="single" w:sz="8" w:space="0" w:color="A3A3A3"/>
               <w:right w:val="single" w:sz="8" w:space="0" w:color="A3A3A3"/>
             </w:tcBorders>
-            <w:shd w:val="clear" w:color="auto" w:fill="156082" w:themeFill="accent1"/>
+            <w:shd w:val="clear" w:color="auto" w:fill="104861"/>
             <w:tcMar>
               <w:top w:w="80" w:type="dxa"/>
               <w:left w:w="80" w:type="dxa"/>
@@ -4177,7 +4177,7 @@
               <w:bottom w:val="single" w:sz="8" w:space="0" w:color="A3A3A3"/>
               <w:right w:val="single" w:sz="8" w:space="0" w:color="A3A3A3"/>
             </w:tcBorders>
-            <w:shd w:val="clear" w:color="auto" w:fill="156082" w:themeFill="accent1"/>
+            <w:shd w:val="clear" w:color="auto" w:fill="104861"/>
             <w:tcMar>
               <w:top w:w="80" w:type="dxa"/>
               <w:left w:w="80" w:type="dxa"/>
@@ -5142,9 +5142,9 @@
         <w:tblLook w:val="04A0" w:firstRow="1" w:lastRow="0" w:firstColumn="1" w:lastColumn="0" w:noHBand="0" w:noVBand="1"/>
       </w:tblPr>
       <w:tblGrid>
-        <w:gridCol w:w="924"/>
-        <w:gridCol w:w="1409"/>
-        <w:gridCol w:w="6516"/>
+        <w:gridCol w:w="804"/>
+        <w:gridCol w:w="1497"/>
+        <w:gridCol w:w="6546"/>
         <w:gridCol w:w="1079"/>
       </w:tblGrid>
       <w:tr>
@@ -5173,7 +5173,8 @@
               <w:rPr>
                 <w:rFonts w:eastAsia="Calibri" w:cs="Calibri"/>
                 <w:color w:val="FFFFFF" w:themeColor="background1"/>
-                <w:szCs w:val="21"/>
+                <w:sz w:val="20"/>
+                <w:szCs w:val="20"/>
               </w:rPr>
             </w:pPr>
             <w:r>
@@ -5182,7 +5183,8 @@
                 <w:b/>
                 <w:bCs/>
                 <w:color w:val="FFFFFF" w:themeColor="background1"/>
-                <w:szCs w:val="21"/>
+                <w:sz w:val="20"/>
+                <w:szCs w:val="20"/>
               </w:rPr>
               <w:t xml:space="preserve">Sl No</w:t>
             </w:r>
@@ -5210,7 +5212,8 @@
               <w:rPr>
                 <w:rFonts w:eastAsia="Calibri" w:cs="Calibri"/>
                 <w:color w:val="FFFFFF" w:themeColor="background1"/>
-                <w:szCs w:val="21"/>
+                <w:sz w:val="20"/>
+                <w:szCs w:val="20"/>
               </w:rPr>
             </w:pPr>
             <w:r>
@@ -5219,7 +5222,8 @@
                 <w:b/>
                 <w:bCs/>
                 <w:color w:val="FFFFFF" w:themeColor="background1"/>
-                <w:szCs w:val="21"/>
+                <w:sz w:val="20"/>
+                <w:szCs w:val="20"/>
               </w:rPr>
               <w:t>Issue key</w:t>
             </w:r>
@@ -5247,7 +5251,8 @@
               <w:rPr>
                 <w:rFonts w:eastAsia="Calibri" w:cs="Calibri"/>
                 <w:color w:val="FFFFFF" w:themeColor="background1"/>
-                <w:szCs w:val="21"/>
+                <w:sz w:val="20"/>
+                <w:szCs w:val="20"/>
               </w:rPr>
             </w:pPr>
             <w:r>
@@ -5256,7 +5261,8 @@
                 <w:b/>
                 <w:bCs/>
                 <w:color w:val="FFFFFF" w:themeColor="background1"/>
-                <w:szCs w:val="21"/>
+                <w:sz w:val="20"/>
+                <w:szCs w:val="20"/>
               </w:rPr>
               <w:t>Summary</w:t>
             </w:r>
@@ -5284,7 +5290,8 @@
               <w:rPr>
                 <w:rFonts w:eastAsia="Calibri" w:cs="Calibri"/>
                 <w:color w:val="FFFFFF" w:themeColor="background1"/>
-                <w:szCs w:val="21"/>
+                <w:sz w:val="20"/>
+                <w:szCs w:val="20"/>
               </w:rPr>
             </w:pPr>
             <w:r>
@@ -5293,7 +5300,8 @@
                 <w:b/>
                 <w:bCs/>
                 <w:color w:val="FFFFFF" w:themeColor="background1"/>
-                <w:szCs w:val="21"/>
+                <w:sz w:val="20"/>
+                <w:szCs w:val="20"/>
               </w:rPr>
               <w:t>Type</w:t>
             </w:r>
@@ -5325,14 +5333,16 @@
               <w:rPr>
                 <w:rFonts w:eastAsia="Calibri" w:cs="Calibri"/>
                 <w:color w:val="000000" w:themeColor="text1"/>
-                <w:szCs w:val="21"/>
+                <w:sz w:val="20"/>
+                <w:szCs w:val="20"/>
               </w:rPr>
             </w:pPr>
             <w:r>
               <w:rPr>
                 <w:rFonts w:eastAsia="Calibri" w:cs="Calibri"/>
                 <w:color w:val="000000" w:themeColor="text1"/>
-                <w:szCs w:val="21"/>
+                <w:sz w:val="20"/>
+                <w:szCs w:val="20"/>
               </w:rPr>
               <w:t>{{ROW_SLNO}}</w:t>
             </w:r>
@@ -5358,14 +5368,16 @@
               <w:rPr>
                 <w:rFonts w:eastAsia="Calibri" w:cs="Calibri"/>
                 <w:color w:val="000000" w:themeColor="text1"/>
-                <w:szCs w:val="21"/>
+                <w:sz w:val="20"/>
+                <w:szCs w:val="20"/>
               </w:rPr>
             </w:pPr>
             <w:r>
               <w:rPr>
                 <w:rFonts w:eastAsia="Calibri" w:cs="Calibri"/>
                 <w:color w:val="000000" w:themeColor="text1"/>
-                <w:szCs w:val="21"/>
+                <w:sz w:val="20"/>
+                <w:szCs w:val="20"/>
               </w:rPr>
               <w:t>{{ROW_KEY}}</w:t>
             </w:r>
@@ -5393,7 +5405,8 @@
               <w:rPr>
                 <w:rFonts w:eastAsia="Calibri" w:cs="Calibri"/>
                 <w:color w:val="000000" w:themeColor="text1"/>
-                <w:szCs w:val="21"/>
+                <w:sz w:val="20"/>
+                <w:szCs w:val="20"/>
               </w:rPr>
               <w:t>{{ROW_SUMMARY}}</w:t>
             </w:r>
@@ -5419,14 +5432,16 @@
               <w:rPr>
                 <w:rFonts w:eastAsia="Calibri" w:cs="Calibri"/>
                 <w:color w:val="000000" w:themeColor="text1"/>
-                <w:szCs w:val="21"/>
+                <w:sz w:val="20"/>
+                <w:szCs w:val="20"/>
               </w:rPr>
             </w:pPr>
             <w:r>
               <w:rPr>
                 <w:rFonts w:eastAsia="Calibri" w:cs="Calibri"/>
                 <w:color w:val="000000" w:themeColor="text1"/>
-                <w:szCs w:val="21"/>
+                <w:sz w:val="20"/>
+                <w:szCs w:val="20"/>
               </w:rPr>
               <w:t>{{ROW_TYPE}}</w:t>
             </w:r>
@@ -5489,7 +5504,14 @@
         <w:t xml:space="preserve">Below requirements were released as part of CD {{CD_VERSION}} - </w:t>
       </w:r>
     </w:p>
-    <w:p/>
+    <w:p>
+      <w:pPr>
+        <w:rPr>
+          <w:sz w:val="10"/>
+          <w:szCs w:val="10"/>
+        </w:rPr>
+      </w:pPr>
+    </w:p>
     <w:tbl>
       <w:tblPr>
         <w:tblW w:w="0" w:type="auto"/>
@@ -5745,16 +5767,16 @@
           <w:p w14:paraId="RQ162135">
             <w:pPr>
               <w:rPr>
-                <w:rFonts w:ascii="Aptos Narrow" w:hAnsi="Aptos Narrow"/>
+                <w:rFonts w:ascii="Calibri" w:hAnsi="Calibri"/>
                 <w:color w:val="000000"/>
-                <w:sz w:val="22"/>
+                <w:sz w:val="20"/>
               </w:rPr>
             </w:pPr>
             <w:r>
               <w:rPr>
-                <w:rFonts w:ascii="Aptos Narrow" w:hAnsi="Aptos Narrow"/>
+                <w:rFonts w:ascii="Calibri" w:hAnsi="Calibri"/>
                 <w:color w:val="000000" w:themeColor="text1"/>
-                <w:sz w:val="22"/>
+                <w:sz w:val="20"/>
               </w:rPr>
               <w:t>{{ROW_KEY}}</w:t>
             </w:r>
@@ -5775,16 +5797,16 @@
           <w:p w14:paraId="RQ04A087">
             <w:pPr>
               <w:rPr>
-                <w:rFonts w:ascii="Aptos Narrow" w:hAnsi="Aptos Narrow"/>
+                <w:rFonts w:ascii="Calibri" w:hAnsi="Calibri"/>
                 <w:color w:val="000000"/>
-                <w:sz w:val="22"/>
+                <w:sz w:val="20"/>
               </w:rPr>
             </w:pPr>
             <w:r>
               <w:rPr>
-                <w:rFonts w:ascii="Aptos Narrow" w:hAnsi="Aptos Narrow"/>
+                <w:rFonts w:ascii="Calibri" w:hAnsi="Calibri"/>
                 <w:color w:val="000000" w:themeColor="text1"/>
-                <w:sz w:val="22"/>
+                <w:sz w:val="20"/>
               </w:rPr>
               <w:t>{{ROW_SUMMARY}}</w:t>
             </w:r>
@@ -5806,16 +5828,16 @@
             <w:pPr>
               <w:jc w:val="center"/>
               <w:rPr>
-                <w:rFonts w:ascii="Aptos Narrow" w:hAnsi="Aptos Narrow"/>
+                <w:rFonts w:ascii="Calibri" w:hAnsi="Calibri"/>
                 <w:color w:val="000000"/>
-                <w:sz w:val="22"/>
+                <w:sz w:val="20"/>
               </w:rPr>
             </w:pPr>
             <w:r>
               <w:rPr>
-                <w:rFonts w:ascii="Aptos Narrow" w:hAnsi="Aptos Narrow"/>
+                <w:rFonts w:ascii="Calibri" w:hAnsi="Calibri"/>
                 <w:color w:val="000000" w:themeColor="text1"/>
-                <w:sz w:val="22"/>
+                <w:sz w:val="20"/>
               </w:rPr>
               <w:t>{{ROW_PRIORITY}}</w:t>
             </w:r>
@@ -5837,16 +5859,16 @@
             <w:pPr>
               <w:jc w:val="center"/>
               <w:rPr>
-                <w:rFonts w:ascii="Aptos Narrow" w:hAnsi="Aptos Narrow"/>
+                <w:rFonts w:ascii="Calibri" w:hAnsi="Calibri"/>
                 <w:color w:val="000000"/>
-                <w:sz w:val="22"/>
+                <w:sz w:val="20"/>
               </w:rPr>
             </w:pPr>
             <w:r>
               <w:rPr>
-                <w:rFonts w:ascii="Aptos Narrow" w:hAnsi="Aptos Narrow"/>
+                <w:rFonts w:ascii="Calibri" w:hAnsi="Calibri"/>
                 <w:color w:val="000000" w:themeColor="text1"/>
-                <w:sz w:val="22"/>
+                <w:sz w:val="20"/>
               </w:rPr>
               <w:t>{{ROW_DATAFIX}}</w:t>
             </w:r>
@@ -5995,7 +6017,14 @@
         <w:t xml:space="preserve">Below tasks and Sub Tasks are released as part of CD {{CD_VERSION}} -</w:t>
       </w:r>
     </w:p>
-    <w:p/>
+    <w:p>
+      <w:pPr>
+        <w:rPr>
+          <w:sz w:val="10"/>
+          <w:szCs w:val="10"/>
+        </w:rPr>
+      </w:pPr>
+    </w:p>
     <w:tbl>
       <w:tblPr>
         <w:tblW w:w="0" w:type="auto"/>
@@ -6010,11 +6039,11 @@
         <w:tblLook w:val="04A0" w:firstRow="1" w:lastRow="0" w:firstColumn="1" w:lastColumn="0" w:noHBand="0" w:noVBand="1"/>
       </w:tblPr>
       <w:tblGrid>
-        <w:gridCol w:w="666"/>
-        <w:gridCol w:w="1314"/>
-        <w:gridCol w:w="6173"/>
-        <w:gridCol w:w="888"/>
-        <w:gridCol w:w="844"/>
+        <w:gridCol w:w="804"/>
+        <w:gridCol w:w="1497"/>
+        <w:gridCol w:w="5563"/>
+        <w:gridCol w:w="1044"/>
+        <w:gridCol w:w="1018"/>
       </w:tblGrid>
       <w:tr>
         <w:trPr>
@@ -6057,7 +6086,7 @@
         </w:tc>
         <w:tc>
           <w:tcPr>
-            <w:tcW w:w="1314" w:type="dxa"/>
+            <w:tcW w:w="1497" w:type="dxa"/>
             <w:shd w:val="clear" w:color="auto" w:fill="104861"/>
             <w:vAlign w:val="center"/>
             <w:hideMark/>
@@ -6087,7 +6116,7 @@
         </w:tc>
         <w:tc>
           <w:tcPr>
-            <w:tcW w:w="6173" w:type="dxa"/>
+            <w:tcW w:w="5563" w:type="dxa"/>
             <w:shd w:val="clear" w:color="auto" w:fill="104861"/>
             <w:vAlign w:val="center"/>
             <w:hideMark/>
@@ -6209,23 +6238,23 @@
         </w:tc>
         <w:tc>
           <w:tcPr>
-            <w:tcW w:w="1314" w:type="dxa"/>
+            <w:tcW w:w="1497" w:type="dxa"/>
             <w:vAlign w:val="center"/>
             <w:hideMark/>
           </w:tcPr>
           <w:p>
             <w:pPr>
               <w:rPr>
-                <w:rFonts w:ascii="Aptos Narrow" w:hAnsi="Aptos Narrow"/>
+                <w:rFonts w:ascii="Calibri" w:hAnsi="Calibri"/>
                 <w:color w:val="000000"/>
-                <w:sz w:val="22"/>
+                <w:sz w:val="20"/>
               </w:rPr>
             </w:pPr>
             <w:r>
               <w:rPr>
-                <w:rFonts w:ascii="Aptos Narrow" w:hAnsi="Aptos Narrow"/>
+                <w:rFonts w:ascii="Calibri" w:hAnsi="Calibri"/>
                 <w:color w:val="000000" w:themeColor="text1"/>
-                <w:sz w:val="22"/>
+                <w:sz w:val="20"/>
               </w:rPr>
               <w:t>{{ROW_KEY}}</w:t>
             </w:r>
@@ -6233,23 +6262,23 @@
         </w:tc>
         <w:tc>
           <w:tcPr>
-            <w:tcW w:w="6173" w:type="dxa"/>
+            <w:tcW w:w="5563" w:type="dxa"/>
             <w:vAlign w:val="center"/>
             <w:hideMark/>
           </w:tcPr>
           <w:p>
             <w:pPr>
               <w:rPr>
-                <w:rFonts w:ascii="Aptos Narrow" w:hAnsi="Aptos Narrow"/>
+                <w:rFonts w:ascii="Calibri" w:hAnsi="Calibri"/>
                 <w:color w:val="000000"/>
-                <w:sz w:val="22"/>
+                <w:sz w:val="20"/>
               </w:rPr>
             </w:pPr>
             <w:r>
               <w:rPr>
-                <w:rFonts w:ascii="Aptos Narrow" w:hAnsi="Aptos Narrow"/>
+                <w:rFonts w:ascii="Calibri" w:hAnsi="Calibri"/>
                 <w:color w:val="000000" w:themeColor="text1"/>
-                <w:sz w:val="22"/>
+                <w:sz w:val="20"/>
               </w:rPr>
               <w:t>{{ROW_SUMMARY}}</w:t>
             </w:r>
@@ -6265,16 +6294,16 @@
             <w:pPr>
               <w:jc w:val="center"/>
               <w:rPr>
-                <w:rFonts w:ascii="Aptos Narrow" w:hAnsi="Aptos Narrow"/>
+                <w:rFonts w:ascii="Calibri" w:hAnsi="Calibri"/>
                 <w:color w:val="000000"/>
-                <w:sz w:val="22"/>
+                <w:sz w:val="20"/>
               </w:rPr>
             </w:pPr>
             <w:r>
               <w:rPr>
-                <w:rFonts w:ascii="Aptos Narrow" w:hAnsi="Aptos Narrow"/>
+                <w:rFonts w:ascii="Calibri" w:hAnsi="Calibri"/>
                 <w:color w:val="000000" w:themeColor="text1"/>
-                <w:sz w:val="22"/>
+                <w:sz w:val="20"/>
               </w:rPr>
               <w:t>{{ROW_PRIORITY}}</w:t>
             </w:r>
@@ -6290,16 +6319,16 @@
             <w:pPr>
               <w:jc w:val="center"/>
               <w:rPr>
-                <w:rFonts w:ascii="Aptos Narrow" w:hAnsi="Aptos Narrow"/>
+                <w:rFonts w:ascii="Calibri" w:hAnsi="Calibri"/>
                 <w:color w:val="000000"/>
-                <w:sz w:val="22"/>
+                <w:sz w:val="20"/>
               </w:rPr>
             </w:pPr>
             <w:r>
               <w:rPr>
-                <w:rFonts w:ascii="Aptos Narrow" w:hAnsi="Aptos Narrow"/>
+                <w:rFonts w:ascii="Calibri" w:hAnsi="Calibri"/>
                 <w:color w:val="000000" w:themeColor="text1"/>
-                <w:sz w:val="22"/>
+                <w:sz w:val="20"/>
               </w:rPr>
               <w:t>{{ROW_DATAFIX}}</w:t>
             </w:r>
@@ -6363,7 +6392,14 @@
         <w:t xml:space="preserve">Below Defects are Delivered as part of CD {{CD_VERSION}} - </w:t>
       </w:r>
     </w:p>
-    <w:p/>
+    <w:p>
+      <w:pPr>
+        <w:rPr>
+          <w:sz w:val="10"/>
+          <w:szCs w:val="10"/>
+        </w:rPr>
+      </w:pPr>
+    </w:p>
     <w:tbl>
       <w:tblPr>
         <w:tblW w:w="0" w:type="auto"/>
@@ -6619,16 +6655,16 @@
           <w:p>
             <w:pPr>
               <w:rPr>
-                <w:rFonts w:ascii="Aptos Narrow" w:hAnsi="Aptos Narrow"/>
+                <w:rFonts w:ascii="Calibri" w:hAnsi="Calibri"/>
                 <w:color w:val="000000"/>
-                <w:sz w:val="22"/>
+                <w:sz w:val="20"/>
               </w:rPr>
             </w:pPr>
             <w:r>
               <w:rPr>
-                <w:rFonts w:ascii="Aptos Narrow" w:hAnsi="Aptos Narrow"/>
+                <w:rFonts w:ascii="Calibri" w:hAnsi="Calibri"/>
                 <w:color w:val="000000" w:themeColor="text1"/>
-                <w:sz w:val="22"/>
+                <w:sz w:val="20"/>
               </w:rPr>
               <w:t>{{ROW_KEY}}</w:t>
             </w:r>
@@ -6649,16 +6685,16 @@
           <w:p>
             <w:pPr>
               <w:rPr>
-                <w:rFonts w:ascii="Aptos Narrow" w:hAnsi="Aptos Narrow"/>
+                <w:rFonts w:ascii="Calibri" w:hAnsi="Calibri"/>
                 <w:color w:val="000000"/>
-                <w:sz w:val="22"/>
+                <w:sz w:val="20"/>
               </w:rPr>
             </w:pPr>
             <w:r>
               <w:rPr>
-                <w:rFonts w:ascii="Aptos Narrow" w:hAnsi="Aptos Narrow"/>
+                <w:rFonts w:ascii="Calibri" w:hAnsi="Calibri"/>
                 <w:color w:val="000000" w:themeColor="text1"/>
-                <w:sz w:val="22"/>
+                <w:sz w:val="20"/>
               </w:rPr>
               <w:t>{{ROW_SUMMARY}}</w:t>
             </w:r>
@@ -6680,16 +6716,16 @@
             <w:pPr>
               <w:jc w:val="center"/>
               <w:rPr>
-                <w:rFonts w:ascii="Aptos Narrow" w:hAnsi="Aptos Narrow"/>
+                <w:rFonts w:ascii="Calibri" w:hAnsi="Calibri"/>
                 <w:color w:val="000000"/>
-                <w:sz w:val="22"/>
+                <w:sz w:val="20"/>
               </w:rPr>
             </w:pPr>
             <w:r>
               <w:rPr>
-                <w:rFonts w:ascii="Aptos Narrow" w:hAnsi="Aptos Narrow"/>
+                <w:rFonts w:ascii="Calibri" w:hAnsi="Calibri"/>
                 <w:color w:val="000000" w:themeColor="text1"/>
-                <w:sz w:val="22"/>
+                <w:sz w:val="20"/>
               </w:rPr>
               <w:t>{{ROW_PRIORITY}}</w:t>
             </w:r>
@@ -6711,16 +6747,16 @@
             <w:pPr>
               <w:jc w:val="center"/>
               <w:rPr>
-                <w:rFonts w:ascii="Aptos Narrow" w:hAnsi="Aptos Narrow"/>
+                <w:rFonts w:ascii="Calibri" w:hAnsi="Calibri"/>
                 <w:color w:val="000000"/>
-                <w:sz w:val="22"/>
+                <w:sz w:val="20"/>
               </w:rPr>
             </w:pPr>
             <w:r>
               <w:rPr>
-                <w:rFonts w:ascii="Aptos Narrow" w:hAnsi="Aptos Narrow"/>
+                <w:rFonts w:ascii="Calibri" w:hAnsi="Calibri"/>
                 <w:color w:val="000000" w:themeColor="text1"/>
-                <w:sz w:val="22"/>
+                <w:sz w:val="20"/>
               </w:rPr>
               <w:t>{{ROW_DATAFIX}}</w:t>
             </w:r>
@@ -6867,7 +6903,7 @@
         <w:tc>
           <w:tcPr>
             <w:tcW w:w="720" w:type="dxa"/>
-            <w:shd w:val="clear" w:color="auto" w:fill="156082" w:themeFill="accent1"/>
+            <w:shd w:val="clear" w:color="auto" w:fill="104861"/>
           </w:tcPr>
           <w:bookmarkEnd w:id="0"/>
           <w:bookmarkEnd w:id="1"/>
@@ -6905,7 +6941,7 @@
         <w:tc>
           <w:tcPr>
             <w:tcW w:w="2091" w:type="dxa"/>
-            <w:shd w:val="clear" w:color="auto" w:fill="156082" w:themeFill="accent1"/>
+            <w:shd w:val="clear" w:color="auto" w:fill="104861"/>
           </w:tcPr>
           <w:p>
             <w:pPr>
@@ -6940,7 +6976,7 @@
         <w:tc>
           <w:tcPr>
             <w:tcW w:w="1275" w:type="dxa"/>
-            <w:shd w:val="clear" w:color="auto" w:fill="156082" w:themeFill="accent1"/>
+            <w:shd w:val="clear" w:color="auto" w:fill="104861"/>
           </w:tcPr>
           <w:p>
             <w:pPr>

--- a/assets/master_template.docx
+++ b/assets/master_template.docx
@@ -5149,7 +5149,7 @@
       </w:tblGrid>
       <w:tr>
         <w:trPr>
-          <w:trHeight w:val="240"/>
+          <w:trHeight w:val="331"/>
         </w:trPr>
         <w:tc>
           <w:tcPr>
@@ -5311,7 +5311,7 @@
       <!--ROW:BIZCONFIG-->
       <w:tr>
         <w:trPr>
-          <w:trHeight w:val="237"/>
+          <w:trHeight w:val="183"/>
         </w:trPr>
         <w:tc>
           <w:tcPr>
@@ -6048,7 +6048,7 @@
       <w:tr>
         <w:trPr>
           <w:cantSplit/>
-          <w:trHeight w:val="311"/>
+          <w:trHeight w:val="331"/>
         </w:trPr>
         <w:tc>
           <w:tcPr>
@@ -6209,7 +6209,7 @@
       <w:tr>
         <w:trPr>
           <w:cantSplit/>
-          <w:trHeight w:val="608"/>
+          <w:trHeight w:val="183"/>
         </w:trPr>
         <w:tc>
           <w:tcPr>

--- a/assets/master_template.docx
+++ b/assets/master_template.docx
@@ -5149,7 +5149,7 @@
       </w:tblGrid>
       <w:tr>
         <w:trPr>
-          <w:trHeight w:val="331"/>
+          <w:trHeight w:val="227"/>
         </w:trPr>
         <w:tc>
           <w:tcPr>
@@ -5311,7 +5311,7 @@
       <!--ROW:BIZCONFIG-->
       <w:tr>
         <w:trPr>
-          <w:trHeight w:val="183"/>
+          <w:trHeight w:val="227"/>
         </w:trPr>
         <w:tc>
           <w:tcPr>
@@ -5528,7 +5528,7 @@
       <w:tr>
         <w:trPr>
           <w:cantSplit/>
-          <w:trHeight w:val="331"/>
+          <w:trHeight w:val="227"/>
         </w:trPr>
         <w:tc>
           <w:tcPr>
@@ -5719,7 +5719,7 @@
       <w:tr w14:paraId="RQ0038C0">
         <w:trPr>
           <w:cantSplit/>
-          <w:trHeight w:val="183"/>
+          <w:trHeight w:val="227"/>
         </w:trPr>
         <w:tc>
           <w:tcPr>
@@ -6048,7 +6048,7 @@
       <w:tr>
         <w:trPr>
           <w:cantSplit/>
-          <w:trHeight w:val="331"/>
+          <w:trHeight w:val="227"/>
         </w:trPr>
         <w:tc>
           <w:tcPr>
@@ -6209,7 +6209,7 @@
       <w:tr>
         <w:trPr>
           <w:cantSplit/>
-          <w:trHeight w:val="183"/>
+          <w:trHeight w:val="227"/>
         </w:trPr>
         <w:tc>
           <w:tcPr>
@@ -6416,7 +6416,7 @@
       <w:tr>
         <w:trPr>
           <w:cantSplit/>
-          <w:trHeight w:val="331"/>
+          <w:trHeight w:val="227"/>
         </w:trPr>
         <w:tc>
           <w:tcPr>
@@ -6607,7 +6607,7 @@
       <w:tr>
         <w:trPr>
           <w:cantSplit/>
-          <w:trHeight w:val="183"/>
+          <w:trHeight w:val="227"/>
         </w:trPr>
         <w:tc>
           <w:tcPr>

--- a/assets/master_template.docx
+++ b/assets/master_template.docx
@@ -2625,6 +2625,7 @@
           <w:tcPr>
             <w:cnfStyle w:val="001000000000" w:firstRow="0" w:lastRow="0" w:firstColumn="1" w:lastColumn="0" w:oddVBand="0" w:evenVBand="0" w:oddHBand="0" w:evenHBand="0" w:firstRowFirstColumn="0" w:firstRowLastColumn="0" w:lastRowFirstColumn="0" w:lastRowLastColumn="0"/>
             <w:tcW w:w="1000" w:type="pct"/>
+            <w:shd w:val="clear" w:color="auto" w:fill="104861"/>
           </w:tcPr>
           <w:p>
             <w:pPr>
@@ -2647,6 +2648,7 @@
         <w:tc>
           <w:tcPr>
             <w:tcW w:w="2000" w:type="pct"/>
+            <w:shd w:val="clear" w:color="auto" w:fill="104861"/>
           </w:tcPr>
           <w:p>
             <w:pPr>
@@ -2670,6 +2672,7 @@
         <w:tc>
           <w:tcPr>
             <w:tcW w:w="579" w:type="pct"/>
+            <w:shd w:val="clear" w:color="auto" w:fill="104861"/>
           </w:tcPr>
           <w:p>
             <w:pPr>
@@ -2693,6 +2696,7 @@
         <w:tc>
           <w:tcPr>
             <w:tcW w:w="1421" w:type="pct"/>
+            <w:shd w:val="clear" w:color="auto" w:fill="104861"/>
           </w:tcPr>
           <w:p>
             <w:pPr>

--- a/assets/master_template.docx
+++ b/assets/master_template.docx
@@ -2606,8 +2606,15 @@
     </w:p>
     <w:tbl>
       <w:tblPr>
-        <w:tblStyle w:val="ListTable4-Accent4"/>
         <w:tblW w:w="5000" w:type="pct"/>
+        <w:tblBorders>
+          <w:top w:val="single" w:sz="6" w:space="0" w:color="auto"/>
+          <w:left w:val="single" w:sz="6" w:space="0" w:color="auto"/>
+          <w:bottom w:val="single" w:sz="6" w:space="0" w:color="auto"/>
+          <w:right w:val="single" w:sz="6" w:space="0" w:color="auto"/>
+          <w:insideH w:val="single" w:sz="6" w:space="0" w:color="auto"/>
+          <w:insideV w:val="single" w:sz="6" w:space="0" w:color="auto"/>
+        </w:tblBorders>
         <w:tblLook w:val="04A0" w:firstRow="1" w:lastRow="0" w:firstColumn="1" w:lastColumn="0" w:noHBand="0" w:noVBand="1"/>
       </w:tblPr>
       <w:tblGrid>

--- a/assets/master_template.docx
+++ b/assets/master_template.docx
@@ -3995,7 +3995,7 @@
       <w:tr>
         <w:trPr>
           <w:cantSplit/>
-          <w:trHeight w:val="188"/>
+          <w:trHeight w:val="227"/>
         </w:trPr>
         <w:tc>
           <w:tcPr>

--- a/assets/master_template.docx
+++ b/assets/master_template.docx
@@ -4008,9 +4008,7 @@
             </w:tcBorders>
             <w:shd w:val="clear" w:color="auto" w:fill="104861"/>
             <w:tcMar>
-              <w:top w:w="80" w:type="dxa"/>
               <w:left w:w="80" w:type="dxa"/>
-              <w:bottom w:w="80" w:type="dxa"/>
               <w:right w:w="80" w:type="dxa"/>
             </w:tcMar>
             <w:hideMark/>
@@ -4055,9 +4053,7 @@
             </w:tcBorders>
             <w:shd w:val="clear" w:color="auto" w:fill="104861"/>
             <w:tcMar>
-              <w:top w:w="80" w:type="dxa"/>
               <w:left w:w="80" w:type="dxa"/>
-              <w:bottom w:w="80" w:type="dxa"/>
               <w:right w:w="80" w:type="dxa"/>
             </w:tcMar>
             <w:hideMark/>
@@ -4102,9 +4098,7 @@
             </w:tcBorders>
             <w:shd w:val="clear" w:color="auto" w:fill="104861"/>
             <w:tcMar>
-              <w:top w:w="80" w:type="dxa"/>
               <w:left w:w="80" w:type="dxa"/>
-              <w:bottom w:w="80" w:type="dxa"/>
               <w:right w:w="80" w:type="dxa"/>
             </w:tcMar>
           </w:tcPr>
@@ -4146,9 +4140,7 @@
             </w:tcBorders>
             <w:shd w:val="clear" w:color="auto" w:fill="104861"/>
             <w:tcMar>
-              <w:top w:w="80" w:type="dxa"/>
               <w:left w:w="80" w:type="dxa"/>
-              <w:bottom w:w="80" w:type="dxa"/>
               <w:right w:w="80" w:type="dxa"/>
             </w:tcMar>
           </w:tcPr>
@@ -4190,9 +4182,7 @@
             </w:tcBorders>
             <w:shd w:val="clear" w:color="auto" w:fill="104861"/>
             <w:tcMar>
-              <w:top w:w="80" w:type="dxa"/>
               <w:left w:w="80" w:type="dxa"/>
-              <w:bottom w:w="80" w:type="dxa"/>
               <w:right w:w="80" w:type="dxa"/>
             </w:tcMar>
           </w:tcPr>

--- a/assets/master_template.docx
+++ b/assets/master_template.docx
@@ -12356,8 +12356,8 @@
     <w:rPr>
       <w:rFonts w:asciiTheme="majorHAnsi" w:eastAsiaTheme="majorEastAsia" w:hAnsiTheme="majorHAnsi" w:cstheme="majorBidi"/>
       <w:color w:val="0F4761" w:themeColor="accent1" w:themeShade="BF"/>
-      <w:sz w:val="32"/>
-      <w:szCs w:val="32"/>
+      <w:sz w:val="28"/>
+      <w:szCs w:val="28"/>
     </w:rPr>
   </w:style>
   <w:style w:type="paragraph" w:styleId="Heading3">

--- a/assets/master_template.docx
+++ b/assets/master_template.docx
@@ -3968,7 +3968,6 @@
     </w:p>
     <w:tbl>
       <w:tblPr>
-        <w:tblpPr w:leftFromText="180" w:rightFromText="180" w:vertAnchor="text" w:horzAnchor="margin" w:tblpXSpec="center" w:tblpY="164"/>
         <w:tblW w:w="10319" w:type="dxa"/>
         <w:tblBorders>
           <w:top w:val="single" w:sz="8" w:space="0" w:color="A3A3A3"/>

--- a/assets/master_template.docx
+++ b/assets/master_template.docx
@@ -6036,6 +6036,7 @@
           <w:insideH w:val="single" w:sz="4" w:space="0" w:color="auto"/>
           <w:insideV w:val="single" w:sz="4" w:space="0" w:color="auto"/>
         </w:tblBorders>
+        <w:tblLayout w:type="fixed"/>
         <w:tblLook w:val="04A0" w:firstRow="1" w:lastRow="0" w:firstColumn="1" w:lastColumn="0" w:noHBand="0" w:noVBand="1"/>
       </w:tblPr>
       <w:tblGrid>
@@ -6052,7 +6053,7 @@
         </w:trPr>
         <w:tc>
           <w:tcPr>
-            <w:tcW w:w="0" w:type="auto"/>
+            <w:tcW w:w="804" w:type="dxa"/>
             <w:shd w:val="clear" w:color="auto" w:fill="104861"/>
             <w:vAlign w:val="center"/>
             <w:hideMark/>
@@ -6146,7 +6147,7 @@
         </w:tc>
         <w:tc>
           <w:tcPr>
-            <w:tcW w:w="0" w:type="auto"/>
+            <w:tcW w:w="1044" w:type="dxa"/>
             <w:shd w:val="clear" w:color="auto" w:fill="104861"/>
             <w:vAlign w:val="center"/>
             <w:hideMark/>
@@ -6176,7 +6177,7 @@
         </w:tc>
         <w:tc>
           <w:tcPr>
-            <w:tcW w:w="0" w:type="auto"/>
+            <w:tcW w:w="1018" w:type="dxa"/>
             <w:shd w:val="clear" w:color="auto" w:fill="104861"/>
             <w:vAlign w:val="center"/>
             <w:hideMark/>
@@ -6213,7 +6214,7 @@
         </w:trPr>
         <w:tc>
           <w:tcPr>
-            <w:tcW w:w="0" w:type="auto"/>
+            <w:tcW w:w="804" w:type="dxa"/>
             <w:vAlign w:val="center"/>
             <w:hideMark/>
           </w:tcPr>
@@ -6286,7 +6287,7 @@
         </w:tc>
         <w:tc>
           <w:tcPr>
-            <w:tcW w:w="0" w:type="auto"/>
+            <w:tcW w:w="1044" w:type="dxa"/>
             <w:vAlign w:val="center"/>
             <w:hideMark/>
           </w:tcPr>
@@ -6311,7 +6312,7 @@
         </w:tc>
         <w:tc>
           <w:tcPr>
-            <w:tcW w:w="0" w:type="auto"/>
+            <w:tcW w:w="1018" w:type="dxa"/>
             <w:vAlign w:val="center"/>
             <w:hideMark/>
           </w:tcPr>

--- a/assets/master_template.docx
+++ b/assets/master_template.docx
@@ -5521,9 +5521,8 @@
       <w:tblGrid>
         <w:gridCol w:w="804"/>
         <w:gridCol w:w="1497"/>
-        <w:gridCol w:w="5563"/>
+        <w:gridCol w:w="6581"/>
         <w:gridCol w:w="1044"/>
-        <w:gridCol w:w="1018"/>
       </w:tblGrid>
       <w:tr>
         <w:trPr>
@@ -5608,7 +5607,7 @@
         </w:tc>
         <w:tc>
           <w:tcPr>
-            <w:tcW w:w="5563" w:type="dxa"/>
+            <w:tcW w:w="6581" w:type="dxa"/>
             <w:tcBorders>
               <w:top w:val="single" w:sz="4" w:space="0" w:color="000000" w:themeColor="text1"/>
               <w:left w:val="nil"/>
@@ -5675,42 +5674,6 @@
                 <w:szCs w:val="21"/>
               </w:rPr>
               <w:t>Priority</w:t>
-            </w:r>
-          </w:p>
-        </w:tc>
-        <w:tc>
-          <w:tcPr>
-            <w:tcW w:w="1018" w:type="dxa"/>
-            <w:tcBorders>
-              <w:top w:val="single" w:sz="4" w:space="0" w:color="000000" w:themeColor="text1"/>
-              <w:left w:val="nil"/>
-              <w:bottom w:val="single" w:sz="8" w:space="0" w:color="auto"/>
-              <w:right w:val="single" w:sz="4" w:space="0" w:color="000000" w:themeColor="text1"/>
-            </w:tcBorders>
-            <w:shd w:val="clear" w:color="auto" w:fill="104861"/>
-            <w:vAlign w:val="center"/>
-            <w:hideMark/>
-          </w:tcPr>
-          <w:p>
-            <w:pPr>
-              <w:jc w:val="center"/>
-              <w:rPr>
-                <w:rFonts w:cs="Calibri"/>
-                <w:b/>
-                <w:bCs/>
-                <w:color w:val="FFFFFF"/>
-                <w:szCs w:val="21"/>
-              </w:rPr>
-            </w:pPr>
-            <w:r>
-              <w:rPr>
-                <w:rFonts w:cs="Calibri"/>
-                <w:b/>
-                <w:bCs/>
-                <w:color w:val="FFFFFF" w:themeColor="background1"/>
-                <w:szCs w:val="21"/>
-              </w:rPr>
-              <w:t>Datafix</w:t>
             </w:r>
           </w:p>
         </w:tc>
@@ -5784,7 +5747,7 @@
         </w:tc>
         <w:tc>
           <w:tcPr>
-            <w:tcW w:w="5563" w:type="dxa"/>
+            <w:tcW w:w="6581" w:type="dxa"/>
             <w:tcBorders>
               <w:top w:val="nil"/>
               <w:left w:val="nil"/>
@@ -5840,37 +5803,6 @@
                 <w:sz w:val="20"/>
               </w:rPr>
               <w:t>{{ROW_PRIORITY}}</w:t>
-            </w:r>
-          </w:p>
-        </w:tc>
-        <w:tc>
-          <w:tcPr>
-            <w:tcW w:w="1018" w:type="dxa"/>
-            <w:tcBorders>
-              <w:top w:val="nil"/>
-              <w:left w:val="nil"/>
-              <w:bottom w:val="single" w:sz="8" w:space="0" w:color="auto"/>
-              <w:right w:val="single" w:sz="4" w:space="0" w:color="000000" w:themeColor="text1"/>
-            </w:tcBorders>
-            <w:vAlign w:val="center"/>
-            <w:hideMark/>
-          </w:tcPr>
-          <w:p w14:paraId="RQFCF999">
-            <w:pPr>
-              <w:jc w:val="center"/>
-              <w:rPr>
-                <w:rFonts w:ascii="Calibri" w:hAnsi="Calibri"/>
-                <w:color w:val="000000"/>
-                <w:sz w:val="20"/>
-              </w:rPr>
-            </w:pPr>
-            <w:r>
-              <w:rPr>
-                <w:rFonts w:ascii="Calibri" w:hAnsi="Calibri"/>
-                <w:color w:val="000000" w:themeColor="text1"/>
-                <w:sz w:val="20"/>
-              </w:rPr>
-              <w:t>{{ROW_DATAFIX}}</w:t>
             </w:r>
           </w:p>
         </w:tc>

--- a/assets/master_template.docx
+++ b/assets/master_template.docx
@@ -377,41 +377,7 @@
                 </wp:positionV>
                 <wp:extent cx="2720975" cy="3536950"/>
                 <wp:effectExtent l="0" t="0" r="3175" b="6350"/>
-                <wp:wrapThrough wrapText="bothSides">
-                  <wp:wrapPolygon edited="0">
-                    <wp:start x="8771" y="0"/>
-                    <wp:lineTo x="7259" y="116"/>
-                    <wp:lineTo x="3025" y="1512"/>
-                    <wp:lineTo x="2268" y="2559"/>
-                    <wp:lineTo x="1059" y="3723"/>
-                    <wp:lineTo x="0" y="5584"/>
-                    <wp:lineTo x="0" y="9423"/>
-                    <wp:lineTo x="605" y="11168"/>
-                    <wp:lineTo x="2268" y="13030"/>
-                    <wp:lineTo x="5595" y="14891"/>
-                    <wp:lineTo x="10586" y="16753"/>
-                    <wp:lineTo x="10737" y="18614"/>
-                    <wp:lineTo x="1361" y="19196"/>
-                    <wp:lineTo x="756" y="19312"/>
-                    <wp:lineTo x="756" y="21522"/>
-                    <wp:lineTo x="20718" y="21522"/>
-                    <wp:lineTo x="21020" y="19312"/>
-                    <wp:lineTo x="19659" y="19079"/>
-                    <wp:lineTo x="10586" y="18614"/>
-                    <wp:lineTo x="10888" y="16753"/>
-                    <wp:lineTo x="15879" y="14891"/>
-                    <wp:lineTo x="19206" y="13030"/>
-                    <wp:lineTo x="20869" y="11168"/>
-                    <wp:lineTo x="21474" y="9423"/>
-                    <wp:lineTo x="21474" y="5584"/>
-                    <wp:lineTo x="20567" y="3723"/>
-                    <wp:lineTo x="18601" y="1978"/>
-                    <wp:lineTo x="18449" y="1512"/>
-                    <wp:lineTo x="14215" y="116"/>
-                    <wp:lineTo x="12703" y="0"/>
-                    <wp:lineTo x="8771" y="0"/>
-                  </wp:wrapPolygon>
-                </wp:wrapThrough>
+                <wp:wrapNone/>
                 <wp:docPr id="7" name="Group 7"/>
                 <wp:cNvGraphicFramePr>
                   <a:graphicFrameLocks xmlns:a="http://schemas.openxmlformats.org/drawingml/2006/main" noChangeAspect="1"/>
@@ -1794,15 +1760,7 @@
             </wp:positionV>
             <wp:extent cx="4821555" cy="45085"/>
             <wp:effectExtent l="0" t="0" r="0" b="0"/>
-            <wp:wrapThrough wrapText="bothSides">
-              <wp:wrapPolygon edited="0">
-                <wp:start x="0" y="0"/>
-                <wp:lineTo x="0" y="9127"/>
-                <wp:lineTo x="21250" y="9127"/>
-                <wp:lineTo x="21165" y="0"/>
-                <wp:lineTo x="0" y="0"/>
-              </wp:wrapPolygon>
-            </wp:wrapThrough>
+            <wp:wrapNone/>
             <wp:docPr id="4" name="Picture 4"/>
             <wp:cNvGraphicFramePr>
               <a:graphicFrameLocks xmlns:a="http://schemas.openxmlformats.org/drawingml/2006/main" noChangeAspect="1"/>

--- a/assets/master_template.docx
+++ b/assets/master_template.docx
@@ -3905,6 +3905,7 @@
         </w:tc>
       </w:tr>
     </w:tbl>
+    <w:p/>
     <w:p>
       <w:pPr>
         <w:pStyle w:val="Heading2"/>

--- a/assets/master_template.docx
+++ b/assets/master_template.docx
@@ -3905,10 +3905,19 @@
         </w:tc>
       </w:tr>
     </w:tbl>
-    <w:p/>
     <w:p>
+      <w:r>
+        <w:rPr>
+          <w:sz w:val="24"/>
+          <w:szCs w:val="24"/>
+        </w:rPr>
+        <w:t xml:space="preserve"> </w:t>
+      </w:r>
+    </w:p>
+    <w:p>
       <w:pPr>
         <w:pStyle w:val="Heading2"/>
+        <w:spacing w:before="480"/>
         <w:rPr>
           <w:lang w:eastAsia="en-IN" w:bidi="ar-SA"/>
         </w:rPr>

--- a/assets/master_template.docx
+++ b/assets/master_template.docx
@@ -16,47 +16,26 @@
         </w:rPr>
         <w:tab/>
       </w:r>
-    </w:p>
-    <w:p>
-      <w:pPr>
-        <w:pStyle w:val="BodyText"/>
-        <w:ind w:left="4230"/>
-        <w:jc w:val="both"/>
-        <w:rPr>
-          <w:rFonts w:cstheme="minorHAnsi"/>
-        </w:rPr>
-      </w:pPr>
-    </w:p>
-    <w:p>
-      <w:pPr>
-        <w:pStyle w:val="BodyText"/>
-        <w:ind w:left="4230"/>
-        <w:jc w:val="both"/>
-        <w:rPr>
-          <w:rFonts w:cstheme="minorHAnsi"/>
-        </w:rPr>
-      </w:pPr>
       <w:r>
         <w:rPr>
-          <w:rFonts w:cstheme="minorHAnsi"/>
           <w:noProof/>
-          <w:lang w:val="en-IN" w:eastAsia="en-IN" w:bidi="ar-SA"/>
+          <w:lang w:bidi="ar-SA"/>
         </w:rPr>
         <mc:AlternateContent>
           <mc:Choice Requires="wps">
             <w:drawing>
-              <wp:anchor distT="0" distB="0" distL="114300" distR="114300" simplePos="0" relativeHeight="251658240" behindDoc="1" locked="1" layoutInCell="1" allowOverlap="1" wp14:anchorId="132E313B" wp14:editId="05E4204C">
+              <wp:anchor distT="0" distB="0" distL="114300" distR="114300" simplePos="0" relativeHeight="251660292" behindDoc="1" locked="1" layoutInCell="1" allowOverlap="1" wp14:anchorId="6E895195" wp14:editId="1F3A3097">
                 <wp:simplePos x="0" y="0"/>
                 <wp:positionH relativeFrom="page">
                   <wp:align>right</wp:align>
                 </wp:positionH>
-                <wp:positionV relativeFrom="page">
-                  <wp:align>top</wp:align>
+                <wp:positionV relativeFrom="margin">
+                  <wp:posOffset>-2392680</wp:posOffset>
                 </wp:positionV>
-                <wp:extent cx="10058400" cy="9174480"/>
-                <wp:effectExtent l="0" t="0" r="0" b="7620"/>
+                <wp:extent cx="7772400" cy="11582400"/>
+                <wp:effectExtent l="0" t="0" r="0" b="0"/>
                 <wp:wrapNone/>
-                <wp:docPr id="37" name="Rectangle 37"/>
+                <wp:docPr id="37" name="Rectangle 48"/>
                 <wp:cNvGraphicFramePr>
                   <a:graphicFrameLocks xmlns:a="http://schemas.openxmlformats.org/drawingml/2006/main"/>
                 </wp:cNvGraphicFramePr>
@@ -69,7 +48,7 @@
                       <wps:spPr bwMode="auto">
                         <a:xfrm>
                           <a:off x="0" y="0"/>
-                          <a:ext cx="10058400" cy="9174480"/>
+                          <a:ext cx="7772400" cy="11582400"/>
                         </a:xfrm>
                         <a:prstGeom prst="rect">
                           <a:avLst/>
@@ -98,12 +77,8 @@
                           <w:p>
                             <w:pPr>
                               <w:jc w:val="center"/>
-                              <w:rPr>
-                                <w:color w:val="FF0000"/>
-                              </w:rPr>
                             </w:pPr>
                           </w:p>
-                          <w:p/>
                         </w:txbxContent>
                       </wps:txbx>
                       <wps:bodyPr rot="0" vert="horz" wrap="square" lIns="91440" tIns="45720" rIns="91440" bIns="45720" anchor="t" anchorCtr="0" upright="1">
@@ -123,27 +98,102 @@
           </mc:Choice>
           <mc:Fallback>
             <w:pict>
-              <v:rect w14:anchorId="132E313B" id="Rectangle 37" o:spid="_x0000_s1026" style="position:absolute;left:0;text-align:left;margin-left:740.8pt;margin-top:0;width:11in;height:722.4pt;z-index:-251658240;visibility:visible;mso-wrap-style:square;mso-width-percent:0;mso-height-percent:0;mso-wrap-distance-left:9pt;mso-wrap-distance-top:0;mso-wrap-distance-right:9pt;mso-wrap-distance-bottom:0;mso-position-horizontal:right;mso-position-horizontal-relative:page;mso-position-vertical:top;mso-position-vertical-relative:page;mso-width-percent:0;mso-height-percent:0;mso-width-relative:page;mso-height-relative:page;v-text-anchor:top" o:gfxdata="UEsDBBQABgAIAAAAIQC2gziS/gAAAOEBAAATAAAAW0NvbnRlbnRfVHlwZXNdLnhtbJSRQU7DMBBF 90jcwfIWJU67QAgl6YK0S0CoHGBkTxKLZGx5TGhvj5O2G0SRWNoz/78nu9wcxkFMGNg6quQqL6RA 0s5Y6ir5vt9lD1JwBDIwOMJKHpHlpr69KfdHjyxSmriSfYz+USnWPY7AufNIadK6MEJMx9ApD/oD OlTrorhX2lFEilmcO2RdNtjC5xDF9pCuTyYBB5bi6bQ4syoJ3g9WQ0ymaiLzg5KdCXlKLjvcW893 SUOqXwnz5DrgnHtJTxOsQfEKIT7DmDSUCaxw7Rqn8787ZsmRM9e2VmPeBN4uqYvTtW7jvijg9N/y JsXecLq0q+WD6m8AAAD//wMAUEsDBBQABgAIAAAAIQA4/SH/1gAAAJQBAAALAAAAX3JlbHMvLnJl bHOkkMFqwzAMhu+DvYPRfXGawxijTi+j0GvpHsDYimMaW0Yy2fr2M4PBMnrbUb/Q94l/f/hMi1qR JVI2sOt6UJgd+ZiDgffL8ekFlFSbvV0oo4EbChzGx4f9GRdb25HMsYhqlCwG5lrLq9biZkxWOiqY 22YiTra2kYMu1l1tQD30/bPm3wwYN0x18gb45AdQl1tp5j/sFB2T0FQ7R0nTNEV3j6o9feQzro1i OWA14Fm+Q8a1a8+Bvu/d/dMb2JY5uiPbhG/ktn4cqGU/er3pcvwCAAD//wMAUEsDBBQABgAIAAAA IQDkuI6j8gEAAMIDAAAOAAAAZHJzL2Uyb0RvYy54bWysU8tu2zAQvBfoPxC815JcxXEEy0HgIEWB 9AGk/QCKoiSiFJdd0pbSr++SdhyjvRW9ELtccrgzO9zczqNhB4Veg615scg5U1ZCq21f8+/fHt6t OfNB2FYYsKrmz8rz2+3bN5vJVWoJA5hWISMQ66vJ1XwIwVVZ5uWgRuEX4JSlYgc4ikAp9lmLYiL0 0WTLPF9lE2DrEKTynnbvj0W+Tfhdp2T40nVeBWZqTr2FtGJam7hm242oehRu0PLUhviHLkahLT16 hroXQbA96r+gRi0RPHRhIWHMoOu0VIkDsSnyP9g8DcKpxIXE8e4sk/9/sPLz4cl9xdi6d48gf3hm YTcI26s7RJgGJVp6rohCZZPz1flCTDxdZc30CVoardgHSBrMHY4RkNixOUn9fJZazYFJ2izy/Gpd 5jQSScWb4ros12kamahe7jv04YOCkcWg5kjDTPji8OhD7EdUL0dS/2B0+6CNSQn2zc4gOwga/HL1 fl2uEgWieXnM2HjYQrx2RIw7iWjkFm3kqzA3MxVj2ED7TJQRjkYi41MwAP7ibCIT1dz/3AtUnJmP lmS7Kcoyui4l5dX1khK8rDSXFWElQdU8cHYMd+Ho1L1D3Q/0UpH4W7gjqTudNHjt6tQ3GSVJczJ1 dOJlnk69fr3tbwAAAP//AwBQSwMEFAAGAAgAAAAhAHALVy3bAAAABwEAAA8AAABkcnMvZG93bnJl di54bWxMj8FuwjAQRO+V+g/WVuqtOCCDojQOQqCq9Aa0H+DESxIRr6PYQNqv79ILvax2NKvZN/ly dJ244BBaTxqmkwQEUuVtS7WGr8+3lxREiIas6Tyhhm8MsCweH3KTWX+lPV4OsRYcQiEzGpoY+0zK UDXoTJj4Hom9ox+ciSyHWtrBXDncdXKWJAvpTEv8oTE9rhusToez0/Cz24dyqk4f7XzzHna926bj eqv189O4egURcYz3Y7jhMzoUzFT6M9kgOg1cJP7NmzdPFeuSN6VUCrLI5X/+4hcAAP//AwBQSwEC LQAUAAYACAAAACEAtoM4kv4AAADhAQAAEwAAAAAAAAAAAAAAAAAAAAAAW0NvbnRlbnRfVHlwZXNd LnhtbFBLAQItABQABgAIAAAAIQA4/SH/1gAAAJQBAAALAAAAAAAAAAAAAAAAAC8BAABfcmVscy8u cmVsc1BLAQItABQABgAIAAAAIQDkuI6j8gEAAMIDAAAOAAAAAAAAAAAAAAAAAC4CAABkcnMvZTJv RG9jLnhtbFBLAQItABQABgAIAAAAIQBwC1ct2wAAAAcBAAAPAAAAAAAAAAAAAAAAAEwEAABkcnMv ZG93bnJldi54bWxQSwUGAAAAAAQABADzAAAAVAUAAAAA " fillcolor="#263846" stroked="f">
+              <v:rect w14:anchorId="6E895195" id="Rectangle 48" o:spid="_x0000_s1026" style="position:absolute;left:0;text-align:left;margin-left:560.8pt;margin-top:-188.4pt;width:612pt;height:912pt;z-index:-251656188;visibility:visible;mso-wrap-style:square;mso-width-percent:0;mso-height-percent:0;mso-wrap-distance-left:9pt;mso-wrap-distance-top:0;mso-wrap-distance-right:9pt;mso-wrap-distance-bottom:0;mso-position-horizontal:right;mso-position-horizontal-relative:page;mso-position-vertical:absolute;mso-position-vertical-relative:margin;mso-width-percent:0;mso-height-percent:0;mso-width-relative:page;mso-height-relative:page;v-text-anchor:top" o:gfxdata="UEsDBBQABgAIAAAAIQC2gziS/gAAAOEBAAATAAAAW0NvbnRlbnRfVHlwZXNdLnhtbJSRQU7DMBBF 90jcwfIWJU67QAgl6YK0S0CoHGBkTxKLZGx5TGhvj5O2G0SRWNoz/78nu9wcxkFMGNg6quQqL6RA 0s5Y6ir5vt9lD1JwBDIwOMJKHpHlpr69KfdHjyxSmriSfYz+USnWPY7AufNIadK6MEJMx9ApD/oD OlTrorhX2lFEilmcO2RdNtjC5xDF9pCuTyYBB5bi6bQ4syoJ3g9WQ0ymaiLzg5KdCXlKLjvcW893 SUOqXwnz5DrgnHtJTxOsQfEKIT7DmDSUCaxw7Rqn8787ZsmRM9e2VmPeBN4uqYvTtW7jvijg9N/y JsXecLq0q+WD6m8AAAD//wMAUEsDBBQABgAIAAAAIQA4/SH/1gAAAJQBAAALAAAAX3JlbHMvLnJl bHOkkMFqwzAMhu+DvYPRfXGawxijTi+j0GvpHsDYimMaW0Yy2fr2M4PBMnrbUb/Q94l/f/hMi1qR JVI2sOt6UJgd+ZiDgffL8ekFlFSbvV0oo4EbChzGx4f9GRdb25HMsYhqlCwG5lrLq9biZkxWOiqY 22YiTra2kYMu1l1tQD30/bPm3wwYN0x18gb45AdQl1tp5j/sFB2T0FQ7R0nTNEV3j6o9feQzro1i OWA14Fm+Q8a1a8+Bvu/d/dMb2JY5uiPbhG/ktn4cqGU/er3pcvwCAAD//wMAUEsDBBQABgAIAAAA IQATVVG87gEAAMIDAAAOAAAAZHJzL2Uyb0RvYy54bWysU8GO0zAQvSPxD5bvNE3ptiVqulp1tQhp YZEWPsBxnMTC8Zix26R8PWOn263ghrhYHs/4zbzn5+3t2Bt2VOg12JLnszlnykqotW1L/v3bw7sN Zz4IWwsDVpX8pDy/3b19sx1coRbQgakVMgKxvhhcybsQXJFlXnaqF34GTllKNoC9CBRim9UoBkLv TbaYz1fZAFg7BKm8p9P7Kcl3Cb9plAxPTeNVYKbkNFtIK6a1imu224qiReE6Lc9jiH+YohfaUtML 1L0Igh1Q/wXVa4ngoQkzCX0GTaOlShyITT7/g81zJ5xKXEgc7y4y+f8HK78cn91XjKN79wjyh2cW 9p2wrbpDhKFToqZ2eRQqG5wvLhdi4Okqq4bPUNPTikOApMHYYB8BiR0bk9Sni9RqDEzS4Xq9Xizn 9CKScnl+s0lRbCKKl/sOffiooGdxU3Kkx0z44vjow1T6UpLmB6PrB21MCrCt9gbZUdDDL1bvN8tV okA0r8uMjcUW4rUJMZ4kopFbtJEvwliNlIzbCuoTUUaYjETGp00H+IuzgUxUcv/zIFBxZj5Zku1D vlxG16VgebNeUIDXmeo6I6wkqJIHzqbtPkxOPTjUbUed8sTfwh1J3eikwetU57nJKEnFs6mjE6/j VPX69Xa/AQAA//8DAFBLAwQUAAYACAAAACEAgq65IeAAAAALAQAADwAAAGRycy9kb3ducmV2Lnht bEyPwW7CMBBE75X4B2uRegOHNAUU4iAEqkpvQPsBTrwkEfE6ig2k/foup/a2uzOafZOtB9uKG/a+ caRgNo1AIJXONFQp+Pp8myxB+KDJ6NYRKvhGD+t89JTp1Lg7HfF2CpXgEPKpVlCH0KVS+rJGq/3U dUisnV1vdeC1r6Tp9Z3DbSvjKJpLqxviD7XucFtjeTldrYKfw9EXs+Ty0bzu3v2hs/vlsN0r9Twe NisQAYfwZ4YHPqNDzkyFu5LxolXARYKCyctizg0eehwnfCt4SpJFDDLP5P8O+S8AAAD//wMAUEsB Ai0AFAAGAAgAAAAhALaDOJL+AAAA4QEAABMAAAAAAAAAAAAAAAAAAAAAAFtDb250ZW50X1R5cGVz XS54bWxQSwECLQAUAAYACAAAACEAOP0h/9YAAACUAQAACwAAAAAAAAAAAAAAAAAvAQAAX3JlbHMv LnJlbHNQSwECLQAUAAYACAAAACEAE1VRvO4BAADCAwAADgAAAAAAAAAAAAAAAAAuAgAAZHJzL2Uy b0RvYy54bWxQSwECLQAUAAYACAAAACEAgq65IeAAAAALAQAADwAAAAAAAAAAAAAAAABIBAAAZHJz L2Rvd25yZXYueG1sUEsFBgAAAAAEAAQA8wAAAFUFAAAAAA== " fillcolor="#263846" stroked="f">
                 <v:textbox>
                   <w:txbxContent>
                     <w:p>
                       <w:pPr>
                         <w:jc w:val="center"/>
-                        <w:rPr>
-                          <w:color w:val="FF0000"/>
-                        </w:rPr>
                       </w:pPr>
                     </w:p>
-                    <w:p/>
                   </w:txbxContent>
                 </v:textbox>
-                <w10:wrap anchorx="page" anchory="page"/>
+                <w10:wrap anchorx="page" anchory="margin"/>
                 <w10:anchorlock/>
               </v:rect>
             </w:pict>
           </mc:Fallback>
         </mc:AlternateContent>
+        <w:drawing>
+          <wp:anchor distT="0" distB="0" distL="114300" distR="114300" simplePos="0" relativeHeight="251661316" behindDoc="0" locked="1" layoutInCell="1" allowOverlap="1" wp14:anchorId="4A2243CF" wp14:editId="61E5F5F2">
+            <wp:simplePos x="0" y="0"/>
+            <wp:positionH relativeFrom="margin">
+              <wp:align>center</wp:align>
+            </wp:positionH>
+            <wp:positionV relativeFrom="page">
+              <wp:align>bottom</wp:align>
+            </wp:positionV>
+            <wp:extent cx="7955280" cy="3465195"/>
+            <wp:effectExtent l="0" t="0" r="7620" b="1905"/>
+            <wp:wrapNone/>
+            <wp:docPr id="330" name="Picture 330"/>
+            <wp:cNvGraphicFramePr>
+              <a:graphicFrameLocks xmlns:a="http://schemas.openxmlformats.org/drawingml/2006/main" noChangeAspect="1"/>
+            </wp:cNvGraphicFramePr>
+            <a:graphic xmlns:a="http://schemas.openxmlformats.org/drawingml/2006/main">
+              <a:graphicData uri="http://schemas.openxmlformats.org/drawingml/2006/picture">
+                <pic:pic xmlns:pic="http://schemas.openxmlformats.org/drawingml/2006/picture">
+                  <pic:nvPicPr>
+                    <pic:cNvPr id="0" name="Picture 221"/>
+                    <pic:cNvPicPr>
+                      <a:picLocks noChangeAspect="1" noChangeArrowheads="1"/>
+                    </pic:cNvPicPr>
+                  </pic:nvPicPr>
+                  <pic:blipFill>
+                    <a:blip r:embed="rId7">
+                      <a:extLst>
+                        <a:ext uri="{28A0092B-C50C-407E-A947-70E740481C1C}">
+                          <a14:useLocalDpi xmlns:a14="http://schemas.microsoft.com/office/drawing/2010/main" val="0"/>
+                        </a:ext>
+                      </a:extLst>
+                    </a:blip>
+                    <a:srcRect/>
+                    <a:stretch>
+                      <a:fillRect/>
+                    </a:stretch>
+                  </pic:blipFill>
+                  <pic:spPr bwMode="auto">
+                    <a:xfrm>
+                      <a:off x="0" y="0"/>
+                      <a:ext cx="7955280" cy="3465195"/>
+                    </a:xfrm>
+                    <a:prstGeom prst="rect">
+                      <a:avLst/>
+                    </a:prstGeom>
+                    <a:noFill/>
+                  </pic:spPr>
+                </pic:pic>
+              </a:graphicData>
+            </a:graphic>
+            <wp14:sizeRelH relativeFrom="page">
+              <wp14:pctWidth>0</wp14:pctWidth>
+            </wp14:sizeRelH>
+            <wp14:sizeRelV relativeFrom="page">
+              <wp14:pctHeight>0</wp14:pctHeight>
+            </wp14:sizeRelV>
+          </wp:anchor>
+        </w:drawing>
       </w:r>
+    </w:p>
+    <w:p>
+      <w:pPr>
+        <w:pStyle w:val="BodyText"/>
+        <w:ind w:left="4230"/>
+        <w:jc w:val="both"/>
+        <w:rPr>
+          <w:rFonts w:cstheme="minorHAnsi"/>
+        </w:rPr>
+      </w:pPr>
+    </w:p>
+    <w:p>
+      <w:pPr>
+        <w:pStyle w:val="BodyText"/>
+        <w:ind w:left="4230"/>
+        <w:jc w:val="both"/>
+        <w:rPr>
+          <w:rFonts w:cstheme="minorHAnsi"/>
+        </w:rPr>
+      </w:pPr>
     </w:p>
     <w:p>
       <w:pPr>
@@ -1632,7 +1682,7 @@
               </wp:anchor>
             </w:drawing>
           </mc:Choice>
-          <mc:Fallback xmlns:a="http://schemas.openxmlformats.org/drawingml/2006/main" xmlns:a14="http://schemas.microsoft.com/office/drawing/2010/main" xmlns:pic="http://schemas.openxmlformats.org/drawingml/2006/picture" xmlns:arto="http://schemas.microsoft.com/office/word/2006/arto">
+          <mc:Fallback xmlns:arto="http://schemas.microsoft.com/office/word/2006/arto" xmlns:pic="http://schemas.openxmlformats.org/drawingml/2006/picture" xmlns:a14="http://schemas.microsoft.com/office/drawing/2010/main" xmlns:a="http://schemas.openxmlformats.org/drawingml/2006/main">
             <w:pict w14:anchorId="602E1543">
               <v:group id="Group 7" style="position:absolute;margin-left:0;margin-top:258.55pt;width:214.25pt;height:278.5pt;z-index:251658242;mso-position-horizontal:left;mso-position-horizontal-relative:margin;mso-position-vertical-relative:page" coordsize="3340,4772" coordorigin="8688,268" o:spid="_x0000_s1026" w14:anchorId="6545243F" o:gfxdata="UEsDBBQABgAIAAAAIQC2gziS/gAAAOEBAAATAAAAW0NvbnRlbnRfVHlwZXNdLnhtbJSRQU7DMBBF 90jcwfIWJU67QAgl6YK0S0CoHGBkTxKLZGx5TGhvj5O2G0SRWNoz/78nu9wcxkFMGNg6quQqL6RA 0s5Y6ir5vt9lD1JwBDIwOMJKHpHlpr69KfdHjyxSmriSfYz+USnWPY7AufNIadK6MEJMx9ApD/oD OlTrorhX2lFEilmcO2RdNtjC5xDF9pCuTyYBB5bi6bQ4syoJ3g9WQ0ymaiLzg5KdCXlKLjvcW893 SUOqXwnz5DrgnHtJTxOsQfEKIT7DmDSUCaxw7Rqn8787ZsmRM9e2VmPeBN4uqYvTtW7jvijg9N/y JsXecLq0q+WD6m8AAAD//wMAUEsDBBQABgAIAAAAIQA4/SH/1gAAAJQBAAALAAAAX3JlbHMvLnJl bHOkkMFqwzAMhu+DvYPRfXGawxijTi+j0GvpHsDYimMaW0Yy2fr2M4PBMnrbUb/Q94l/f/hMi1qR JVI2sOt6UJgd+ZiDgffL8ekFlFSbvV0oo4EbChzGx4f9GRdb25HMsYhqlCwG5lrLq9biZkxWOiqY 22YiTra2kYMu1l1tQD30/bPm3wwYN0x18gb45AdQl1tp5j/sFB2T0FQ7R0nTNEV3j6o9feQzro1i OWA14Fm+Q8a1a8+Bvu/d/dMb2JY5uiPbhG/ktn4cqGU/er3pcvwCAAD//wMAUEsDBBQABgAIAAAA IQBbqPedexIAAIRfAAAOAAAAZHJzL2Uyb0RvYy54bWzkXNuOI7cRfQ+QfxD0mMCeJvs+8Npw7MQI 4CRGrHyAVqO5IDOSIml31vn6nCJZPWQvi9VwgLzkZaVZnWYXq1iXU2T3V998enlefdyfL0/Hw7u1 +bJar/aH3fHu6fDwbv2PzZ++GNary3V7uNs+Hw/7d+tf9pf1N1//9jdfvZ5u9/b4eHy+259XGORw uX09vVs/Xq+n25uby+5x/7K9fHk87Q/48f54ftle8ef54ebuvH3F6C/PN7aqupvX4/nudD7u9pcL /vd7/+P6azf+/f1+d/3b/f1lf109v1tDtqv79+z+fU//3nz91fb24bw9PT7tghjbXyHFy/bpgJtO Q32/vW5XH85Pnw318rQ7Hy/H++uXu+PLzfH+/mm3d3PAbEw1m80P5+OHk5vLw+3rw2lSE1Q709Ov Hnb3148/nE8/n346e+nx9cfj7p+X1eH43eP28LD/9nKCEmFaUtXN6+nhNr6E/n7w16/ev/7leAcT bz9cj04Xn+7PLzQqZrn65FT+y6Ty/afraof/tL2txr5dr3b4rW7rbmyDUXaPsBxdN3QDFhF+tt3g 7bV7/GO4vK4bWJWubfreOhG3t/6+TtYgGy0HrK/Lmwov/50Kf37cnvbOMhfSx0/n1dMdJF2vDtsX qOBbqMBBVjXJRDcHirV88Sr2+ox+IdgFllA1+blGWJ1v+qgb6xR5w/rY3u4+XK4/7I/OJtuPP16u fvHf4Zsz/l2QfgOV3r88ww9+/8WqWpnK2H7l7hkuYJxh3O9uVptq9bpyt5+BLIPcYHawq8mOD9Md awZhJII8rlh+uNSEahjlhhqHpsqKhdXkxSexGkGsjkFurLqpc2L1DMJIBMmLBbNH6hrbfsiKNTKM xBoEsUyq+6bpc3KZWPOEyQtmUt2PNIWsHWP1b4yVZEv1345ZnZlY/YQRZEsNMJo6rzUT22BjOkm2 1Ah9n9dbbAPC5GWD58QWHcYuv/5tbIaNFT1gZoaxydnUxkYYgRFkS40wDHWTtamNzbCxkhvY1AzG 5h3BxlZwIEG61AxD39i8dLEhNlbyhjo1hGnNkFNdHdvBgfLS1akhhg5azvlDHZtiU0v+UKemMIPJ Lro6toQDCdKlppCli22xqSWPqFNTWFNn3bWOLeFAeekoz0ZRTrRsE9tigwidzwpNagosu6xTNLEl HEiQLjWF6BVNbItNI3lFk5rC9sbk1l0TW8KBBOlSU4jxpIltsWkkr0CFFJvCjl2Vk66NLeFAeena 1BRiJG5jW2xaySva1BS1QTrMZPw2toQDCdKlphBzWBvbYtNKXtGmpqjrLluPtLElHCgvXZeaQsz9 XWyLDeyV94ouNUXdVlnddbElHEiQLjWFWDB1sS02neQVXWqKujPZiNLFlnAgQbrUFHKZ2cXG2HSS W/SpLequz4aUPjaFA+XFA52IvcxUDRJBLlv0sTU2veQXfWqMuhu6nF8QF5qqVwcSxEuNYaq+Nnnx YnNseskx+tQaddeMWfFiWzhQXrwhNYYxVZWvoYbYHJtB8owhtUbddlntDbEtHEgQLzWGMbYVxIvN sRkk1xhSa9QNEl8m6A2xLRxIEC81hjFNP2aNO8Tm2AySa4ypNWrbtznxxtgWDpQXb0yNYUwnFMhj bI7NKLnGmFqjxlrOihfbwoEE8VJjmMpCMTnPHWNzbEbJNcbUGnYcs3XeGNvCgfLiwRXYxQO/rgTX RUhkJHFGXCjkDUyRgZ5lj/n1Z6rYIJZQkoypScahEqhjFRsFIkoeYqrUKnZAQMi4CAIZTwVzdihJ xNQsY2fzAdBUsWEgouQlCFJ8a6/FDgrPiZjQb0soQcQ5AW/GvBsbE9tlg3AkGdqkdrG1zdYvJmHh DiWJmJplbNo26ytmRsRlJm5Suxi09/JajM3iUIKIMzo+ilpM+bgRCbmxqbuYDgw0Z+iEkzuUJGJq FnktprQcTFoy9JyYozeaFzF2F0MoScTULLJH29gu6AaJ7jJn52DeWRFTek4oQcQZP0e8kwJjytCN SNHNnKNXCBI5S6cknVCSjKm/yMnF1LFlNkYk6uh8JWFn7PL+kjB1AgkSzpi6nJ1NytWNSNbNjK0P +SauSdg6gSQJU2+RyxuT8nUjEnYzY+zdkDdzwtgJJEmYmkSuD03K2Y1I2s2MtbcIoLmFmLB2AgkS zli7XGCblLcbkbibOXMf89kvZe4ASRLOPUViKCbl7kYk72bO3oUSImXvAAkSzti7TPFMyt+NSOCR IxJftn1ehwmDJ5Ak4cxTqgb5PlfKmpTDG5HEo1ZPJJSiTcLiC9EGe3IpTSavykuY5hWRx5sZkUeI zTtzwuQdStDiZ1R+rIQ6LOXyRiTzZsbmUW8JMsblsUNJMqZmgT/Ds7J67NO8IjJ6NN5S00glRB8b plRCfEbqLfqiWRlTVm9EWm9mvF6sxBJiX6rEhpnHgNnnm/xmiE2zMSK3NzNyLxa0CbsvFbS0nx31 0pFdRD3GpoGMYi02Y/io+PNFRELxHUpYj59xfHE9piTfiCzfzGg+iFO+pB1jwziUJOPMZyCi4Ncp 0zci1Tdzrj9gxFyaTsk+ofIy4oxKautKio84/8FIIvu4UKAG9nOyn409dk72pWrHVjOfEbOMTdk+ LhRlTE0j9UxsyvapsyLpce4z/ZAnqjhPkupR8hk7p/tjnu7DOaMBLaEEGWd03xhpPWKfLRpyY0W+ b+d8v0MJnFmPNuX7hJJkTA0DGYU8Y1PCb0XCb2eE36Lnn5cxNoxDCTLOCD+IvO2yecamjN+KjN/O GD8WcjY+2oTxO5Qk48xn4L75PGNTym9Fym/nlL/PN/FsuhlPKEnGuc+MQnPHppzfipzfzjm/cEDF ppxfPqKCFMSe4JuhSMv5CtemnB8XSrFnzvmFHUibcn5CCXqs5z7T2/xugU05P9a4KGNqmrHLpkI7 4/xxcwcHux746Nb2kU9z7T4dwnEufFvhAB+duKPTXafjhQ7TbRDLcFpu486lYQig6FcBjERM4D4c rCuD4d0ERrSkk23a0BQBHbxdBkfR6+DjIjjFBYLDnZcIQy7q4MtmSt5CcCzyJaPTwnXwZVOlNeTg y6ZKTRyCo/myRBjqqDj4sqlSe4PgaEssGZ16DQ6+bKpE/B182VSJhRMc7HmJMESJHXzZVGmbmeCg lUtGJ6ro4MumSqzNwZdNlQgUwcF7lghDXMbBl02Vtg0JDjawZHSq8B182VSp2HbwZVN1u1yEp92p JeIYqkL9Bcum63aA3AVLg9MUnVBXLRKJiiV/h4WT5ghlFoYo8NhwB6T/RSJxlDILwxQOiIU7IDEu ugNHKoM0tegCjlXUKV52AU8ajdtlF4SVjX7Msgs4Yhm0NRfdgWOWQZdx0QUctczCsOVaeW4toQe3 7A486YWhy3DsMjhtsugOHL0MekWLLuD4ZRYGMNeNcZNGF2XZHXjSC4OY4Shm0F9YdAeOY6BIiy5w DJ7mQMx7yR0cnfYXLJu047bugoWBzBFNf8GySTvW5y9YOGkOZESdFk2aAxnxmGUXBEsTqVh0AQcy qvCXXRCiN9Xb0QW+iA319BmPwcyfIjqvV3iK6D1dgwp7e6UynL+uXvFAi3s85RFf6GkM+uXl+HG/ OTrMlepxOjrjoi4/rPEGeD4kwDYkbX7KhX/mz5Mfrw2pi3XLP/NngDXELGBn9Bf8hPl3/gy4OhRR MFoRZ4N3TQrkcfgzjOeIOO47RVv+nT8DDttUTr4pQPHv/BlwFfV7MR58tShfRU0Kmi8aASXgGPIB 7euVcAM1XGm8KSCyYPzpBRysvy9aPMXx+lB92sY944SVx+Pwpx8PJ5HdfS0qvpJ8He3SQT70gcs4 6k8Szj9bJd63hVyEa7C8SvdtqIFKOOytFXG0HQpci25dEUe9ScIp49W0lwdcpyzo2vh130Hfpfta 2hTBeD2aMkUcbY0TDpsERVzl9TJMhQzblT/Dgu7Ra8B4I5qTpfHchjfhNAcJ88XeJgdPviF/+htT 0x3j0b5T8cahdMBxoDKONpNpPOuf5xMXFh1+IFw9pQ+Wiz+9fDaMV2ueHnDN9Dggj8OffjyvZux5 l6fhrYsNp3J84WCAdnbJamG0fqpxWCb+TGQbEHtLo1FvmFQ3Yg2WcEF1KE/KsSWYAkVG2ceDadER Lq/5sFRQGJTvG5YeeotlHHrVbsLospVvzM5hm4lnsIL50yvaBG/DIi3f2gb3xTHhshvZEA9sh8Zm 0SghwNgOO20lIEcsnNkthwQOgTgzWV43TYipyCHlxd+EIG21aMRRn54yKU6G00iN4+BFIA5VOlvX FQqBknqmRFdhe7EE5MxZ05mwIjCkYjyUUr415/aaVkdpRC4WaouzWSUgVx84e11eZuiZ+LhZWyTc 0pA47urDRK1FWJxO8PEJVWt5AaGIYqQWoqa6sAYjLMrJlWZdT/yMnZU/g9Ny7YriWokDXAzXWtmC k0U+tgCp6JMLdn5AWcxsOCMSNK+OOQQSpcuJZ8e8X6hzH+kYDdKDqk/s4vrGT63ZCDuhvJYUu2NP kJHKWsL2GK8lrQLgSKiueSSccHfNj5Ah2I8U10SKCCtE83bbLg0gFueOvY20mIQt3zAjLczZPqRx NXKixPVcQg3GdgiNOzW+40mLkKO1lIHA4CtONQvZkVOllthqnBRz+tRzZRV6BFBXOchPBH0BMuQs vNOinFdxJNNbE0jl7g3zwl4lBKErjoKiXL5hrXl/t52S4HD2m5GKFyMjBGtqBAzHkcMKaRUGYdxD DIhgttW6ChV3KRqlCEDe9O0WOH65Chi5eq2n/iKnIf706WjklYQEW8xwHLqxz19eHgOdDqV500mf Us4c2IUMtuWLQO4aVKjdS8Cejn05ToEDjkVg8EkcSStPpg9pCGcAyzL2oRGG45/l0nAaEc+fLpOx VZog06zx2F5xxCHoEYf5FWCwDDyoXEqxrXEEsKxwXj10WL4oI69HFH7lW/MKp0cYiiNOTqM2G9gP R4UuT66NB/XLt+ZoMWhMjgMQjuKVR+SY1mvhh8Nkj5ZgyRXw3ISPfWoq4WDeG61uDfmhB1Mr3ppp Uqd1RbhqxfuViiPWVWgM68CQa9VOGqdvLTNMFYHW65uKDK15ONUtWjdyKoU0nvBWXSn90reCTYk9 Uw2oRYqprNRaxFOlqvWcp+JX6+VN9bTWFccOjU/uWpt9qvqVdTvxCKXNOTETZV/hjesoUYLZk2I9 M4VlxVGZ4ZVj90QZy3l/qknnSWj3fLzsETA+32fK+LW407Q0VmAb2ZexavQZ6Gwzygo1ng30dAoB tQg50kFEAipFF/ZufTGlRXHsxQagkhew1PxktEyD/qivNbXchW5KGFHJhtgx9UAtv8IPPbHUMjZO KIaCTysC0LpipFJX4DU9IQhopYptwnzU6sfimV9fmOphEm0EV8JqNRoeDPHaxGOFc0dKS3zbht00 dMjK6RNBOtxdK06BDFsQWr37Nia5UakceJNzUEjL29xHpZeO9oyfERykHLwmG9FbpMpyst3BcBR9 8lrC0i/HxGl94pywMiaveez2K3KyGyFTKnNnz4QSyrXd5OzOBEVrcvywrdI7nUKS7ZS4OUU52ykz mgInugRlLeFgjY/F4LVaFgxrHtoqexzYovdNvUPCSUjvunBeUzs5SJZhzWvppa7CvrO+jYPXnLq4 pO4MYYPCR1p1s6nGY55+TG3/CnVZQGpbYnihRNC8tsuG3YzQ89E27mqsIS+nthVYW3rYDnld3Vys 0ezzSG27soaaAlLp7aODE2KytqVaY4/EjYmHA8vRBkifivF8QTmG+MNCmLvaAXkbU9uXfpNT2+h+ m7u2cz7pE8c+tRlxzaDtPU12188L8FpSTyBM61M90zCtefWUxORHWmE1uabWB5+8XTsZUnMA0Y6a TDFJO7uS4QRc9zCRwOYWHWtzz3NM59vwn/GrhC/H56e7Pz09PxPvuJwf3n/3fF593NILt6tv//Ad L5EE9uyeOjkc6TLOge710v4NyP6Vye+Pd7/gbcjno39rN94yji+Px/O/16tXvLH73fryrw/b8369 ev7zAe9zHl0dt7q6P5oWL5Zer87xL+/jX7aHHYZ6t76u8ZQMff3u6l8L/uF0fnp4dG+8pgkdjvQy 5/snelkyXil9ufVShT/wSun/0bulUf76d0v/HecQ8VzP837lkm3+3dJvr+8+n4+vj/vtHRTki8fk Avpj2Sun8ViWC3hNaMZvb6d3Tld05JDewd1O9Sm/+vt09q+cXtGXd2s6Q+mOQfLrp2l9BYhbPf/v S8m9tByvencOF15LT++Sj/92S+/t5flf/wcAAP//AwBQSwMEFAAGAAgAAAAhAJecGibgAAAACQEA AA8AAABkcnMvZG93bnJldi54bWxMj0FLw0AUhO+C/2F5gje72drYErMppainItgK4u01+5qEZt+G 7DZJ/73rSY/DDDPf5OvJtmKg3jeONahZAoK4dKbhSsPn4fVhBcIHZIOtY9JwJQ/r4vYmx8y4kT9o 2IdKxBL2GWqoQ+gyKX1Zk0U/cx1x9E6utxii7CtpehxjuW3lPEmepMWG40KNHW1rKs/7i9XwNuK4 eVQvw+582l6/D+n7106R1vd30+YZRKAp/IXhFz+iQxGZju7CxotWQzwSNKRqqUBEezFfpSCOMZcs Fwpkkcv/D4ofAAAA//8DAFBLAQItABQABgAIAAAAIQC2gziS/gAAAOEBAAATAAAAAAAAAAAAAAAA AAAAAABbQ29udGVudF9UeXBlc10ueG1sUEsBAi0AFAAGAAgAAAAhADj9If/WAAAAlAEAAAsAAAAA AAAAAAAAAAAALwEAAF9yZWxzLy5yZWxzUEsBAi0AFAAGAAgAAAAhAFuo9517EgAAhF8AAA4AAAAA AAAAAAAAAAAALgIAAGRycy9lMm9Eb2MueG1sUEsBAi0AFAAGAAgAAAAhAJecGibgAAAACQEAAA8A AAAAAAAAAAAAAAAA1RQAAGRycy9kb3ducmV2LnhtbFBLBQYAAAAABAAEAPMAAADiFQAAAAA= ">
                 <o:lock v:ext="edit" aspectratio="t"/>
@@ -1677,7 +1727,7 @@
           <w:szCs w:val="28"/>
         </w:rPr>
         <w:drawing>
-          <wp:anchor distT="0" distB="0" distL="114300" distR="114300" simplePos="0" relativeHeight="251658241" behindDoc="0" locked="1" layoutInCell="1" allowOverlap="1" wp14:anchorId="790B55D4" wp14:editId="5A4AB909">
+          <wp:anchor distT="0" distB="0" distL="114300" distR="114300" simplePos="0" relativeHeight="251658241" behindDoc="0" locked="1" layoutInCell="1" allowOverlap="1" wp14:anchorId="790B55D4" wp14:editId="7E812D0C">
             <wp:simplePos x="0" y="0"/>
             <wp:positionH relativeFrom="column">
               <wp:posOffset>0</wp:posOffset>
@@ -1700,7 +1750,7 @@
                     <pic:cNvPicPr/>
                   </pic:nvPicPr>
                   <pic:blipFill>
-                    <a:blip r:embed="rId7" cstate="print">
+                    <a:blip r:embed="rId8" cstate="print">
                       <a:extLst>
                         <a:ext uri="{28A0092B-C50C-407E-A947-70E740481C1C}">
                           <a14:useLocalDpi xmlns:a14="http://schemas.microsoft.com/office/drawing/2010/main" val="0"/>
@@ -1775,7 +1825,7 @@
                     </pic:cNvPicPr>
                   </pic:nvPicPr>
                   <pic:blipFill>
-                    <a:blip r:embed="rId8">
+                    <a:blip r:embed="rId9">
                       <a:extLst>
                         <a:ext uri="{28A0092B-C50C-407E-A947-70E740481C1C}">
                           <a14:useLocalDpi xmlns:a14="http://schemas.microsoft.com/office/drawing/2010/main" val="0"/>
@@ -3566,7 +3616,7 @@
                 <w:lang w:eastAsia="en-IN" w:bidi="ar-SA"/>
               </w:rPr>
             </w:pPr>
-            <w:hyperlink r:id="rId9">
+            <w:hyperlink r:id="rId10">
               <w:r>
                 <w:rPr>
                   <w:rStyle w:val="Hyperlink"/>
@@ -3592,7 +3642,7 @@
                 <w:lang w:eastAsia="en-IN" w:bidi="ar-SA"/>
               </w:rPr>
             </w:pPr>
-            <w:hyperlink r:id="rId10" w:history="1">
+            <w:hyperlink r:id="rId11" w:history="1">
               <w:r>
                 <w:rPr>
                   <w:rStyle w:val="Hyperlink"/>
@@ -3706,7 +3756,7 @@
                 <w:lang w:eastAsia="en-IN" w:bidi="ar-SA"/>
               </w:rPr>
             </w:pPr>
-            <w:hyperlink r:id="rId11" w:history="1">
+            <w:hyperlink r:id="rId12" w:history="1">
               <w:r>
                 <w:rPr>
                   <w:rStyle w:val="Hyperlink"/>
@@ -4249,7 +4299,7 @@
                 <w:lang w:val="en-IN" w:eastAsia="en-IN" w:bidi="ar-SA"/>
               </w:rPr>
             </w:pPr>
-            <w:hyperlink r:id="rId12" w:history="1">
+            <w:hyperlink r:id="rId13" w:history="1">
               <w:r>
                 <w:rPr>
                   <w:color w:val="534F4B"/>
@@ -4318,7 +4368,7 @@
                 <w:lang w:val="en-IN" w:eastAsia="en-IN" w:bidi="ar-SA"/>
               </w:rPr>
             </w:pPr>
-            <w:hyperlink r:id="rId13" w:history="1">
+            <w:hyperlink r:id="rId14" w:history="1">
               <w:r>
                 <w:rPr>
                   <w:color w:val="534F4B"/>
@@ -4384,7 +4434,7 @@
                 <w:lang w:val="en-IN" w:eastAsia="en-IN" w:bidi="ar-SA"/>
               </w:rPr>
             </w:pPr>
-            <w:hyperlink r:id="rId14" w:history="1">
+            <w:hyperlink r:id="rId15" w:history="1">
               <w:r>
                 <w:rPr>
                   <w:color w:val="534F4B"/>
@@ -4450,7 +4500,7 @@
                 <w:lang w:val="en-IN" w:eastAsia="en-IN" w:bidi="ar-SA"/>
               </w:rPr>
             </w:pPr>
-            <w:hyperlink r:id="rId15" w:history="1">
+            <w:hyperlink r:id="rId16" w:history="1">
               <w:r>
                 <w:rPr>
                   <w:color w:val="534F4B"/>
@@ -4562,7 +4612,7 @@
                 <w:lang w:val="en-IN" w:eastAsia="en-IN" w:bidi="ar-SA"/>
               </w:rPr>
             </w:pPr>
-            <w:hyperlink r:id="rId16" w:history="1">
+            <w:hyperlink r:id="rId17" w:history="1">
               <w:r>
                 <w:rPr>
                   <w:color w:val="534F4B"/>
@@ -4631,7 +4681,7 @@
                 <w:lang w:val="en-IN" w:eastAsia="en-IN" w:bidi="ar-SA"/>
               </w:rPr>
             </w:pPr>
-            <w:hyperlink r:id="rId17" w:history="1">
+            <w:hyperlink r:id="rId18" w:history="1">
               <w:r>
                 <w:rPr>
                   <w:color w:val="534F4B"/>
@@ -4678,7 +4728,7 @@
                 <w:lang w:val="en-IN" w:eastAsia="en-IN" w:bidi="ar-SA"/>
               </w:rPr>
             </w:pPr>
-            <w:hyperlink r:id="rId18" w:history="1">
+            <w:hyperlink r:id="rId19" w:history="1">
               <w:r>
                 <w:rPr>
                   <w:color w:val="534F4B"/>
@@ -4744,7 +4794,7 @@
                 <w:lang w:val="en-IN" w:eastAsia="en-IN" w:bidi="ar-SA"/>
               </w:rPr>
             </w:pPr>
-            <w:hyperlink r:id="rId19" w:history="1">
+            <w:hyperlink r:id="rId20" w:history="1">
               <w:r>
                 <w:rPr>
                   <w:color w:val="534F4B"/>
@@ -4856,7 +4906,7 @@
                 <w:lang w:val="en-IN" w:eastAsia="en-IN" w:bidi="ar-SA"/>
               </w:rPr>
             </w:pPr>
-            <w:hyperlink r:id="rId20" w:history="1">
+            <w:hyperlink r:id="rId21" w:history="1">
               <w:r>
                 <w:rPr>
                   <w:color w:val="534F4B"/>
@@ -4903,7 +4953,7 @@
                 <w:lang w:val="en-IN" w:eastAsia="en-IN" w:bidi="ar-SA"/>
               </w:rPr>
             </w:pPr>
-            <w:hyperlink r:id="rId21" w:history="1">
+            <w:hyperlink r:id="rId22" w:history="1">
               <w:r>
                 <w:rPr>
                   <w:color w:val="534F4B"/>
@@ -4950,7 +5000,7 @@
                 <w:lang w:val="en-IN" w:eastAsia="en-IN" w:bidi="ar-SA"/>
               </w:rPr>
             </w:pPr>
-            <w:hyperlink r:id="rId22" w:history="1">
+            <w:hyperlink r:id="rId23" w:history="1">
               <w:r>
                 <w:rPr>
                   <w:color w:val="534F4B"/>
@@ -5016,7 +5066,7 @@
                 <w:lang w:val="en-IN" w:eastAsia="en-IN" w:bidi="ar-SA"/>
               </w:rPr>
             </w:pPr>
-            <w:hyperlink r:id="rId23" w:history="1">
+            <w:hyperlink r:id="rId24" w:history="1">
               <w:r>
                 <w:rPr>
                   <w:color w:val="534F4B"/>
@@ -7329,12 +7379,12 @@
     </w:tbl>
     <w:p/>
     <w:sectPr>
-      <w:headerReference w:type="even" r:id="rId24"/>
-      <w:headerReference w:type="default" r:id="rId25"/>
-      <w:footerReference w:type="even" r:id="rId26"/>
-      <w:footerReference w:type="default" r:id="rId27"/>
-      <w:headerReference w:type="first" r:id="rId28"/>
-      <w:footerReference w:type="first" r:id="rId29"/>
+      <w:headerReference w:type="even" r:id="rId25"/>
+      <w:headerReference w:type="default" r:id="rId26"/>
+      <w:footerReference w:type="even" r:id="rId27"/>
+      <w:footerReference w:type="default" r:id="rId28"/>
+      <w:headerReference w:type="first" r:id="rId29"/>
+      <w:footerReference w:type="first" r:id="rId30"/>
       <w:pgSz w:w="12240" w:h="15840"/>
       <w:pgMar w:top="1440" w:right="1152" w:bottom="1296" w:left="1152" w:header="720" w:footer="547" w:gutter="0"/>
       <w:cols w:space="720"/>
@@ -8230,7 +8280,7 @@
             </wp:anchor>
           </w:drawing>
         </mc:Choice>
-        <mc:Fallback xmlns:a="http://schemas.openxmlformats.org/drawingml/2006/main" xmlns:arto="http://schemas.microsoft.com/office/word/2006/arto">
+        <mc:Fallback xmlns:arto="http://schemas.microsoft.com/office/word/2006/arto" xmlns:a="http://schemas.openxmlformats.org/drawingml/2006/main">
           <w:pict w14:anchorId="2C597E41">
             <v:group id="Group 337" style="position:absolute;margin-left:0;margin-top:-17.4pt;width:106.75pt;height:73.25pt;z-index:251658244;mso-position-horizontal:left;mso-position-horizontal-relative:page;mso-width-relative:margin;mso-height-relative:margin" coordsize="17007,10241" o:spid="_x0000_s1026" w14:anchorId="32F1D17D" o:gfxdata="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">
               <v:rect id="Rectangle 338" style="position:absolute;width:17007;height:10241;visibility:visible;mso-wrap-style:square;v-text-anchor:middle" o:spid="_x0000_s1027" fillcolor="white [3212]" stroked="f" strokeweight="1.5pt" o:gfxdata="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">
@@ -8495,7 +8545,7 @@
             </wp:anchor>
           </w:drawing>
         </mc:Choice>
-        <mc:Fallback xmlns:a="http://schemas.openxmlformats.org/drawingml/2006/main" xmlns:arto="http://schemas.microsoft.com/office/word/2006/arto">
+        <mc:Fallback xmlns:arto="http://schemas.microsoft.com/office/word/2006/arto" xmlns:a="http://schemas.openxmlformats.org/drawingml/2006/main">
           <w:pict w14:anchorId="430661E1">
             <v:group id="Group 168" style="position:absolute;margin-left:67.8pt;margin-top:-17.4pt;width:119pt;height:76.95pt;z-index:251658243;mso-position-horizontal:right;mso-position-horizontal-relative:page;mso-width-relative:margin;mso-height-relative:margin" coordsize="17007,10241" o:spid="_x0000_s1026" w14:anchorId="13185BE0" o:gfxdata="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">
               <v:rect id="Rectangle 169" style="position:absolute;width:17007;height:10241;visibility:visible;mso-wrap-style:square;v-text-anchor:middle" o:spid="_x0000_s1027" fillcolor="white [3212]" stroked="f" strokeweight="1.5pt" o:gfxdata="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">

--- a/assets/master_template.docx
+++ b/assets/master_template.docx
@@ -24,16 +24,16 @@
         <mc:AlternateContent>
           <mc:Choice Requires="wps">
             <w:drawing>
-              <wp:anchor distT="0" distB="0" distL="114300" distR="114300" simplePos="0" relativeHeight="251660292" behindDoc="1" locked="1" layoutInCell="1" allowOverlap="1" wp14:anchorId="6E895195" wp14:editId="1F3A3097">
+              <wp:anchor distT="0" distB="0" distL="114300" distR="114300" simplePos="0" relativeHeight="251660292" behindDoc="1" locked="1" layoutInCell="1" allowOverlap="1" wp14:anchorId="6E895195" wp14:editId="5B8CA76D">
                 <wp:simplePos x="0" y="0"/>
                 <wp:positionH relativeFrom="page">
-                  <wp:align>right</wp:align>
+                  <wp:align>left</wp:align>
                 </wp:positionH>
-                <wp:positionV relativeFrom="margin">
-                  <wp:posOffset>-2392680</wp:posOffset>
+                <wp:positionV relativeFrom="page">
+                  <wp:align>center</wp:align>
                 </wp:positionV>
-                <wp:extent cx="7772400" cy="11582400"/>
-                <wp:effectExtent l="0" t="0" r="0" b="0"/>
+                <wp:extent cx="8107680" cy="11582400"/>
+                <wp:effectExtent l="0" t="0" r="7620" b="0"/>
                 <wp:wrapNone/>
                 <wp:docPr id="37" name="Rectangle 48"/>
                 <wp:cNvGraphicFramePr>
@@ -48,7 +48,7 @@
                       <wps:spPr bwMode="auto">
                         <a:xfrm>
                           <a:off x="0" y="0"/>
-                          <a:ext cx="7772400" cy="11582400"/>
+                          <a:ext cx="8107680" cy="11582400"/>
                         </a:xfrm>
                         <a:prstGeom prst="rect">
                           <a:avLst/>
@@ -98,7 +98,7 @@
           </mc:Choice>
           <mc:Fallback>
             <w:pict>
-              <v:rect w14:anchorId="6E895195" id="Rectangle 48" o:spid="_x0000_s1026" style="position:absolute;left:0;text-align:left;margin-left:560.8pt;margin-top:-188.4pt;width:612pt;height:912pt;z-index:-251656188;visibility:visible;mso-wrap-style:square;mso-width-percent:0;mso-height-percent:0;mso-wrap-distance-left:9pt;mso-wrap-distance-top:0;mso-wrap-distance-right:9pt;mso-wrap-distance-bottom:0;mso-position-horizontal:right;mso-position-horizontal-relative:page;mso-position-vertical:absolute;mso-position-vertical-relative:margin;mso-width-percent:0;mso-height-percent:0;mso-width-relative:page;mso-height-relative:page;v-text-anchor:top" o:gfxdata="UEsDBBQABgAIAAAAIQC2gziS/gAAAOEBAAATAAAAW0NvbnRlbnRfVHlwZXNdLnhtbJSRQU7DMBBF 90jcwfIWJU67QAgl6YK0S0CoHGBkTxKLZGx5TGhvj5O2G0SRWNoz/78nu9wcxkFMGNg6quQqL6RA 0s5Y6ir5vt9lD1JwBDIwOMJKHpHlpr69KfdHjyxSmriSfYz+USnWPY7AufNIadK6MEJMx9ApD/oD OlTrorhX2lFEilmcO2RdNtjC5xDF9pCuTyYBB5bi6bQ4syoJ3g9WQ0ymaiLzg5KdCXlKLjvcW893 SUOqXwnz5DrgnHtJTxOsQfEKIT7DmDSUCaxw7Rqn8787ZsmRM9e2VmPeBN4uqYvTtW7jvijg9N/y JsXecLq0q+WD6m8AAAD//wMAUEsDBBQABgAIAAAAIQA4/SH/1gAAAJQBAAALAAAAX3JlbHMvLnJl bHOkkMFqwzAMhu+DvYPRfXGawxijTi+j0GvpHsDYimMaW0Yy2fr2M4PBMnrbUb/Q94l/f/hMi1qR JVI2sOt6UJgd+ZiDgffL8ekFlFSbvV0oo4EbChzGx4f9GRdb25HMsYhqlCwG5lrLq9biZkxWOiqY 22YiTra2kYMu1l1tQD30/bPm3wwYN0x18gb45AdQl1tp5j/sFB2T0FQ7R0nTNEV3j6o9feQzro1i OWA14Fm+Q8a1a8+Bvu/d/dMb2JY5uiPbhG/ktn4cqGU/er3pcvwCAAD//wMAUEsDBBQABgAIAAAA IQATVVG87gEAAMIDAAAOAAAAZHJzL2Uyb0RvYy54bWysU8GO0zAQvSPxD5bvNE3ptiVqulp1tQhp YZEWPsBxnMTC8Zix26R8PWOn263ghrhYHs/4zbzn5+3t2Bt2VOg12JLnszlnykqotW1L/v3bw7sN Zz4IWwsDVpX8pDy/3b19sx1coRbQgakVMgKxvhhcybsQXJFlXnaqF34GTllKNoC9CBRim9UoBkLv TbaYz1fZAFg7BKm8p9P7Kcl3Cb9plAxPTeNVYKbkNFtIK6a1imu224qiReE6Lc9jiH+YohfaUtML 1L0Igh1Q/wXVa4ngoQkzCX0GTaOlShyITT7/g81zJ5xKXEgc7y4y+f8HK78cn91XjKN79wjyh2cW 9p2wrbpDhKFToqZ2eRQqG5wvLhdi4Okqq4bPUNPTikOApMHYYB8BiR0bk9Sni9RqDEzS4Xq9Xizn 9CKScnl+s0lRbCKKl/sOffiooGdxU3Kkx0z44vjow1T6UpLmB6PrB21MCrCt9gbZUdDDL1bvN8tV okA0r8uMjcUW4rUJMZ4kopFbtJEvwliNlIzbCuoTUUaYjETGp00H+IuzgUxUcv/zIFBxZj5Zku1D vlxG16VgebNeUIDXmeo6I6wkqJIHzqbtPkxOPTjUbUed8sTfwh1J3eikwetU57nJKEnFs6mjE6/j VPX69Xa/AQAA//8DAFBLAwQUAAYACAAAACEAgq65IeAAAAALAQAADwAAAGRycy9kb3ducmV2Lnht bEyPwW7CMBBE75X4B2uRegOHNAUU4iAEqkpvQPsBTrwkEfE6ig2k/foup/a2uzOafZOtB9uKG/a+ caRgNo1AIJXONFQp+Pp8myxB+KDJ6NYRKvhGD+t89JTp1Lg7HfF2CpXgEPKpVlCH0KVS+rJGq/3U dUisnV1vdeC1r6Tp9Z3DbSvjKJpLqxviD7XucFtjeTldrYKfw9EXs+Ty0bzu3v2hs/vlsN0r9Twe NisQAYfwZ4YHPqNDzkyFu5LxolXARYKCyctizg0eehwnfCt4SpJFDDLP5P8O+S8AAAD//wMAUEsB Ai0AFAAGAAgAAAAhALaDOJL+AAAA4QEAABMAAAAAAAAAAAAAAAAAAAAAAFtDb250ZW50X1R5cGVz XS54bWxQSwECLQAUAAYACAAAACEAOP0h/9YAAACUAQAACwAAAAAAAAAAAAAAAAAvAQAAX3JlbHMv LnJlbHNQSwECLQAUAAYACAAAACEAE1VRvO4BAADCAwAADgAAAAAAAAAAAAAAAAAuAgAAZHJzL2Uy b0RvYy54bWxQSwECLQAUAAYACAAAACEAgq65IeAAAAALAQAADwAAAAAAAAAAAAAAAABIBAAAZHJz L2Rvd25yZXYueG1sUEsFBgAAAAAEAAQA8wAAAFUFAAAAAA== " fillcolor="#263846" stroked="f">
+              <v:rect w14:anchorId="6E895195" id="Rectangle 48" o:spid="_x0000_s1026" style="position:absolute;left:0;text-align:left;margin-left:0;margin-top:0;width:638.4pt;height:912pt;z-index:-251656188;visibility:visible;mso-wrap-style:square;mso-width-percent:0;mso-height-percent:0;mso-wrap-distance-left:9pt;mso-wrap-distance-top:0;mso-wrap-distance-right:9pt;mso-wrap-distance-bottom:0;mso-position-horizontal:left;mso-position-horizontal-relative:page;mso-position-vertical:center;mso-position-vertical-relative:page;mso-width-percent:0;mso-height-percent:0;mso-width-relative:page;mso-height-relative:page;v-text-anchor:top" o:gfxdata="UEsDBBQABgAIAAAAIQC2gziS/gAAAOEBAAATAAAAW0NvbnRlbnRfVHlwZXNdLnhtbJSRQU7DMBBF 90jcwfIWJU67QAgl6YK0S0CoHGBkTxKLZGx5TGhvj5O2G0SRWNoz/78nu9wcxkFMGNg6quQqL6RA 0s5Y6ir5vt9lD1JwBDIwOMJKHpHlpr69KfdHjyxSmriSfYz+USnWPY7AufNIadK6MEJMx9ApD/oD OlTrorhX2lFEilmcO2RdNtjC5xDF9pCuTyYBB5bi6bQ4syoJ3g9WQ0ymaiLzg5KdCXlKLjvcW893 SUOqXwnz5DrgnHtJTxOsQfEKIT7DmDSUCaxw7Rqn8787ZsmRM9e2VmPeBN4uqYvTtW7jvijg9N/y JsXecLq0q+WD6m8AAAD//wMAUEsDBBQABgAIAAAAIQA4/SH/1gAAAJQBAAALAAAAX3JlbHMvLnJl bHOkkMFqwzAMhu+DvYPRfXGawxijTi+j0GvpHsDYimMaW0Yy2fr2M4PBMnrbUb/Q94l/f/hMi1qR JVI2sOt6UJgd+ZiDgffL8ekFlFSbvV0oo4EbChzGx4f9GRdb25HMsYhqlCwG5lrLq9biZkxWOiqY 22YiTra2kYMu1l1tQD30/bPm3wwYN0x18gb45AdQl1tp5j/sFB2T0FQ7R0nTNEV3j6o9feQzro1i OWA14Fm+Q8a1a8+Bvu/d/dMb2JY5uiPbhG/ktn4cqGU/er3pcvwCAAD//wMAUEsDBBQABgAIAAAA IQBOMr7u8gEAAMIDAAAOAAAAZHJzL2Uyb0RvYy54bWysU8Fu2zAMvQ/YPwi6L7azNM2MOEWRosOA bh3Q9QNkWbaFyaJGKbGzrx+lpGmw3YpdBFKUnvgen9Y302DYXqHXYCtezHLOlJXQaNtV/PnH/YcV Zz4I2wgDVlX8oDy/2bx/tx5dqebQg2kUMgKxvhxdxfsQXJllXvZqEH4GTlkqtoCDCJRilzUoRkIf TDbP82U2AjYOQSrvaffuWOSbhN+2SobHtvUqMFNx6i2kFdNaxzXbrEXZoXC9lqc2xBu6GIS29OgZ 6k4EwXao/4EatETw0IaZhCGDttVSJQ7Epsj/YvPUC6cSFxLHu7NM/v/Bym/7J/cdY+vePYD86ZmF bS9sp24RYeyVaOi5IgqVjc6X5wsx8XSV1eNXaGi0YhcgaTC1OERAYsemJPXhLLWaApO0uSry6+WK JiKpVhRXq/kiT9PIRPly36EPnxUMLAYVRxpmwhf7Bx9iP6J8OZL6B6Obe21MSrCrtwbZXtDg58uP q8UyUSCal8eMjYctxGtHxLiTiEZu0Ua+DFM9UTGGNTQHooxwNBIZn4Ie8DdnI5mo4v7XTqDizHyx JNunYrGIrkvJ4up6TgleVurLirCSoCoeODuG23B06s6h7np6qUj8LdyS1K1OGrx2deqbjJKkOZk6 OvEyT6dev97mDwAAAP//AwBQSwMEFAAGAAgAAAAhAKtrKQbcAAAABwEAAA8AAABkcnMvZG93bnJl di54bWxMj8FOw0AMRO9I/MPKSNzoplEpUcimQkWIcmsLH+BkTRI1642y2zbw9bhc4GLZmtH4TbGa XK9ONIbOs4H5LAFFXHvbcWPg4/3lLgMVIrLF3jMZ+KIAq/L6qsDc+jPv6LSPjZIQDjkaaGMccq1D 3ZLDMPMDsWiffnQY5RwbbUc8S7jrdZokS+2wY/nQ4kDrlurD/ugMfG93oZovDm/d/fNr2A5uk03r jTG3N9PTI6hIU/wzwwVf0KEUpsof2QbVG5Ai8XdetPRhKT0q2bJ0kYAuC/2fv/wBAAD//wMAUEsB Ai0AFAAGAAgAAAAhALaDOJL+AAAA4QEAABMAAAAAAAAAAAAAAAAAAAAAAFtDb250ZW50X1R5cGVz XS54bWxQSwECLQAUAAYACAAAACEAOP0h/9YAAACUAQAACwAAAAAAAAAAAAAAAAAvAQAAX3JlbHMv LnJlbHNQSwECLQAUAAYACAAAACEATjK+7vIBAADCAwAADgAAAAAAAAAAAAAAAAAuAgAAZHJzL2Uy b0RvYy54bWxQSwECLQAUAAYACAAAACEAq2spBtwAAAAHAQAADwAAAAAAAAAAAAAAAABMBAAAZHJz L2Rvd25yZXYueG1sUEsFBgAAAAAEAAQA8wAAAFUFAAAAAA== " fillcolor="#263846" stroked="f">
                 <v:textbox>
                   <w:txbxContent>
                     <w:p>
@@ -108,17 +108,17 @@
                     </w:p>
                   </w:txbxContent>
                 </v:textbox>
-                <w10:wrap anchorx="page" anchory="margin"/>
+                <w10:wrap anchorx="page" anchory="page"/>
                 <w10:anchorlock/>
               </v:rect>
             </w:pict>
           </mc:Fallback>
         </mc:AlternateContent>
         <w:drawing>
-          <wp:anchor distT="0" distB="0" distL="114300" distR="114300" simplePos="0" relativeHeight="251661316" behindDoc="0" locked="1" layoutInCell="1" allowOverlap="1" wp14:anchorId="4A2243CF" wp14:editId="61E5F5F2">
+          <wp:anchor distT="0" distB="0" distL="114300" distR="114300" simplePos="0" relativeHeight="251661316" behindDoc="0" locked="1" layoutInCell="1" allowOverlap="1" wp14:anchorId="4A2243CF" wp14:editId="1A15A66F">
             <wp:simplePos x="0" y="0"/>
-            <wp:positionH relativeFrom="margin">
-              <wp:align>center</wp:align>
+            <wp:positionH relativeFrom="page">
+              <wp:align>left</wp:align>
             </wp:positionH>
             <wp:positionV relativeFrom="page">
               <wp:align>bottom</wp:align>
@@ -1682,7 +1682,7 @@
               </wp:anchor>
             </w:drawing>
           </mc:Choice>
-          <mc:Fallback xmlns:arto="http://schemas.microsoft.com/office/word/2006/arto" xmlns:pic="http://schemas.openxmlformats.org/drawingml/2006/picture" xmlns:a14="http://schemas.microsoft.com/office/drawing/2010/main" xmlns:a="http://schemas.openxmlformats.org/drawingml/2006/main">
+          <mc:Fallback xmlns:a="http://schemas.openxmlformats.org/drawingml/2006/main" xmlns:a14="http://schemas.microsoft.com/office/drawing/2010/main" xmlns:pic="http://schemas.openxmlformats.org/drawingml/2006/picture" xmlns:arto="http://schemas.microsoft.com/office/word/2006/arto">
             <w:pict w14:anchorId="602E1543">
               <v:group id="Group 7" style="position:absolute;margin-left:0;margin-top:258.55pt;width:214.25pt;height:278.5pt;z-index:251658242;mso-position-horizontal:left;mso-position-horizontal-relative:margin;mso-position-vertical-relative:page" coordsize="3340,4772" coordorigin="8688,268" o:spid="_x0000_s1026" w14:anchorId="6545243F" o:gfxdata="UEsDBBQABgAIAAAAIQC2gziS/gAAAOEBAAATAAAAW0NvbnRlbnRfVHlwZXNdLnhtbJSRQU7DMBBF 90jcwfIWJU67QAgl6YK0S0CoHGBkTxKLZGx5TGhvj5O2G0SRWNoz/78nu9wcxkFMGNg6quQqL6RA 0s5Y6ir5vt9lD1JwBDIwOMJKHpHlpr69KfdHjyxSmriSfYz+USnWPY7AufNIadK6MEJMx9ApD/oD OlTrorhX2lFEilmcO2RdNtjC5xDF9pCuTyYBB5bi6bQ4syoJ3g9WQ0ymaiLzg5KdCXlKLjvcW893 SUOqXwnz5DrgnHtJTxOsQfEKIT7DmDSUCaxw7Rqn8787ZsmRM9e2VmPeBN4uqYvTtW7jvijg9N/y JsXecLq0q+WD6m8AAAD//wMAUEsDBBQABgAIAAAAIQA4/SH/1gAAAJQBAAALAAAAX3JlbHMvLnJl bHOkkMFqwzAMhu+DvYPRfXGawxijTi+j0GvpHsDYimMaW0Yy2fr2M4PBMnrbUb/Q94l/f/hMi1qR JVI2sOt6UJgd+ZiDgffL8ekFlFSbvV0oo4EbChzGx4f9GRdb25HMsYhqlCwG5lrLq9biZkxWOiqY 22YiTra2kYMu1l1tQD30/bPm3wwYN0x18gb45AdQl1tp5j/sFB2T0FQ7R0nTNEV3j6o9feQzro1i OWA14Fm+Q8a1a8+Bvu/d/dMb2JY5uiPbhG/ktn4cqGU/er3pcvwCAAD//wMAUEsDBBQABgAIAAAA IQBbqPedexIAAIRfAAAOAAAAZHJzL2Uyb0RvYy54bWzkXNuOI7cRfQ+QfxD0mMCeJvs+8Npw7MQI 4CRGrHyAVqO5IDOSIml31vn6nCJZPWQvi9VwgLzkZaVZnWYXq1iXU2T3V998enlefdyfL0/Hw7u1 +bJar/aH3fHu6fDwbv2PzZ++GNary3V7uNs+Hw/7d+tf9pf1N1//9jdfvZ5u9/b4eHy+259XGORw uX09vVs/Xq+n25uby+5x/7K9fHk87Q/48f54ftle8ef54ebuvH3F6C/PN7aqupvX4/nudD7u9pcL /vd7/+P6azf+/f1+d/3b/f1lf109v1tDtqv79+z+fU//3nz91fb24bw9PT7tghjbXyHFy/bpgJtO Q32/vW5XH85Pnw318rQ7Hy/H++uXu+PLzfH+/mm3d3PAbEw1m80P5+OHk5vLw+3rw2lSE1Q709Ov Hnb3148/nE8/n346e+nx9cfj7p+X1eH43eP28LD/9nKCEmFaUtXN6+nhNr6E/n7w16/ev/7leAcT bz9cj04Xn+7PLzQqZrn65FT+y6Ty/afraof/tL2txr5dr3b4rW7rbmyDUXaPsBxdN3QDFhF+tt3g 7bV7/GO4vK4bWJWubfreOhG3t/6+TtYgGy0HrK/Lmwov/50Kf37cnvbOMhfSx0/n1dMdJF2vDtsX qOBbqMBBVjXJRDcHirV88Sr2+ox+IdgFllA1+blGWJ1v+qgb6xR5w/rY3u4+XK4/7I/OJtuPP16u fvHf4Zsz/l2QfgOV3r88ww9+/8WqWpnK2H7l7hkuYJxh3O9uVptq9bpyt5+BLIPcYHawq8mOD9Md awZhJII8rlh+uNSEahjlhhqHpsqKhdXkxSexGkGsjkFurLqpc2L1DMJIBMmLBbNH6hrbfsiKNTKM xBoEsUyq+6bpc3KZWPOEyQtmUt2PNIWsHWP1b4yVZEv1345ZnZlY/YQRZEsNMJo6rzUT22BjOkm2 1Ah9n9dbbAPC5GWD58QWHcYuv/5tbIaNFT1gZoaxydnUxkYYgRFkS40wDHWTtamNzbCxkhvY1AzG 5h3BxlZwIEG61AxD39i8dLEhNlbyhjo1hGnNkFNdHdvBgfLS1akhhg5azvlDHZtiU0v+UKemMIPJ Lro6toQDCdKlppCli22xqSWPqFNTWFNn3bWOLeFAeekoz0ZRTrRsE9tigwidzwpNagosu6xTNLEl HEiQLjWF6BVNbItNI3lFk5rC9sbk1l0TW8KBBOlSU4jxpIltsWkkr0CFFJvCjl2Vk66NLeFAeena 1BRiJG5jW2xaySva1BS1QTrMZPw2toQDCdKlphBzWBvbYtNKXtGmpqjrLluPtLElHCgvXZeaQsz9 XWyLDeyV94ouNUXdVlnddbElHEiQLjWFWDB1sS02neQVXWqKujPZiNLFlnAgQbrUFHKZ2cXG2HSS W/SpLequz4aUPjaFA+XFA52IvcxUDRJBLlv0sTU2veQXfWqMuhu6nF8QF5qqVwcSxEuNYaq+Nnnx YnNseskx+tQaddeMWfFiWzhQXrwhNYYxVZWvoYbYHJtB8owhtUbddlntDbEtHEgQLzWGMbYVxIvN sRkk1xhSa9QNEl8m6A2xLRxIEC81hjFNP2aNO8Tm2AySa4ypNWrbtznxxtgWDpQXb0yNYUwnFMhj bI7NKLnGmFqjxlrOihfbwoEE8VJjmMpCMTnPHWNzbEbJNcbUGnYcs3XeGNvCgfLiwRXYxQO/rgTX RUhkJHFGXCjkDUyRgZ5lj/n1Z6rYIJZQkoypScahEqhjFRsFIkoeYqrUKnZAQMi4CAIZTwVzdihJ xNQsY2fzAdBUsWEgouQlCFJ8a6/FDgrPiZjQb0soQcQ5AW/GvBsbE9tlg3AkGdqkdrG1zdYvJmHh DiWJmJplbNo26ytmRsRlJm5Suxi09/JajM3iUIKIMzo+ilpM+bgRCbmxqbuYDgw0Z+iEkzuUJGJq FnktprQcTFoy9JyYozeaFzF2F0MoScTULLJH29gu6AaJ7jJn52DeWRFTek4oQcQZP0e8kwJjytCN SNHNnKNXCBI5S6cknVCSjKm/yMnF1LFlNkYk6uh8JWFn7PL+kjB1AgkSzpi6nJ1NytWNSNbNjK0P +SauSdg6gSQJU2+RyxuT8nUjEnYzY+zdkDdzwtgJJEmYmkSuD03K2Y1I2s2MtbcIoLmFmLB2AgkS zli7XGCblLcbkbibOXMf89kvZe4ASRLOPUViKCbl7kYk72bO3oUSImXvAAkSzti7TPFMyt+NSOCR IxJftn1ehwmDJ5Ak4cxTqgb5PlfKmpTDG5HEo1ZPJJSiTcLiC9EGe3IpTSavykuY5hWRx5sZkUeI zTtzwuQdStDiZ1R+rIQ6LOXyRiTzZsbmUW8JMsblsUNJMqZmgT/Ds7J67NO8IjJ6NN5S00glRB8b plRCfEbqLfqiWRlTVm9EWm9mvF6sxBJiX6rEhpnHgNnnm/xmiE2zMSK3NzNyLxa0CbsvFbS0nx31 0pFdRD3GpoGMYi02Y/io+PNFRELxHUpYj59xfHE9piTfiCzfzGg+iFO+pB1jwziUJOPMZyCi4Ncp 0zci1Tdzrj9gxFyaTsk+ofIy4oxKautKio84/8FIIvu4UKAG9nOyn409dk72pWrHVjOfEbOMTdk+ LhRlTE0j9UxsyvapsyLpce4z/ZAnqjhPkupR8hk7p/tjnu7DOaMBLaEEGWd03xhpPWKfLRpyY0W+ b+d8v0MJnFmPNuX7hJJkTA0DGYU8Y1PCb0XCb2eE36Lnn5cxNoxDCTLOCD+IvO2yecamjN+KjN/O GD8WcjY+2oTxO5Qk48xn4L75PGNTym9Fym/nlL/PN/FsuhlPKEnGuc+MQnPHppzfipzfzjm/cEDF ppxfPqKCFMSe4JuhSMv5CtemnB8XSrFnzvmFHUibcn5CCXqs5z7T2/xugU05P9a4KGNqmrHLpkI7 4/xxcwcHux746Nb2kU9z7T4dwnEufFvhAB+duKPTXafjhQ7TbRDLcFpu486lYQig6FcBjERM4D4c rCuD4d0ERrSkk23a0BQBHbxdBkfR6+DjIjjFBYLDnZcIQy7q4MtmSt5CcCzyJaPTwnXwZVOlNeTg y6ZKTRyCo/myRBjqqDj4sqlSe4PgaEssGZ16DQ6+bKpE/B182VSJhRMc7HmJMESJHXzZVGmbmeCg lUtGJ6ro4MumSqzNwZdNlQgUwcF7lghDXMbBl02Vtg0JDjawZHSq8B182VSp2HbwZVN1u1yEp92p JeIYqkL9Bcum63aA3AVLg9MUnVBXLRKJiiV/h4WT5ghlFoYo8NhwB6T/RSJxlDILwxQOiIU7IDEu ugNHKoM0tegCjlXUKV52AU8ajdtlF4SVjX7Msgs4Yhm0NRfdgWOWQZdx0QUctczCsOVaeW4toQe3 7A486YWhy3DsMjhtsugOHL0MekWLLuD4ZRYGMNeNcZNGF2XZHXjSC4OY4Shm0F9YdAeOY6BIiy5w DJ7mQMx7yR0cnfYXLJu047bugoWBzBFNf8GySTvW5y9YOGkOZESdFk2aAxnxmGUXBEsTqVh0AQcy qvCXXRCiN9Xb0QW+iA319BmPwcyfIjqvV3iK6D1dgwp7e6UynL+uXvFAi3s85RFf6GkM+uXl+HG/ OTrMlepxOjrjoi4/rPEGeD4kwDYkbX7KhX/mz5Mfrw2pi3XLP/NngDXELGBn9Bf8hPl3/gy4OhRR MFoRZ4N3TQrkcfgzjOeIOO47RVv+nT8DDttUTr4pQPHv/BlwFfV7MR58tShfRU0Kmi8aASXgGPIB 7euVcAM1XGm8KSCyYPzpBRysvy9aPMXx+lB92sY944SVx+Pwpx8PJ5HdfS0qvpJ8He3SQT70gcs4 6k8Szj9bJd63hVyEa7C8SvdtqIFKOOytFXG0HQpci25dEUe9ScIp49W0lwdcpyzo2vh130Hfpfta 2hTBeD2aMkUcbY0TDpsERVzl9TJMhQzblT/Dgu7Ra8B4I5qTpfHchjfhNAcJ88XeJgdPviF/+htT 0x3j0b5T8cahdMBxoDKONpNpPOuf5xMXFh1+IFw9pQ+Wiz+9fDaMV2ueHnDN9Dggj8OffjyvZux5 l6fhrYsNp3J84WCAdnbJamG0fqpxWCb+TGQbEHtLo1FvmFQ3Yg2WcEF1KE/KsSWYAkVG2ceDadER Lq/5sFRQGJTvG5YeeotlHHrVbsLospVvzM5hm4lnsIL50yvaBG/DIi3f2gb3xTHhshvZEA9sh8Zm 0SghwNgOO20lIEcsnNkthwQOgTgzWV43TYipyCHlxd+EIG21aMRRn54yKU6G00iN4+BFIA5VOlvX FQqBknqmRFdhe7EE5MxZ05mwIjCkYjyUUr415/aaVkdpRC4WaouzWSUgVx84e11eZuiZ+LhZWyTc 0pA47urDRK1FWJxO8PEJVWt5AaGIYqQWoqa6sAYjLMrJlWZdT/yMnZU/g9Ny7YriWokDXAzXWtmC k0U+tgCp6JMLdn5AWcxsOCMSNK+OOQQSpcuJZ8e8X6hzH+kYDdKDqk/s4vrGT63ZCDuhvJYUu2NP kJHKWsL2GK8lrQLgSKiueSSccHfNj5Ah2I8U10SKCCtE83bbLg0gFueOvY20mIQt3zAjLczZPqRx NXKixPVcQg3GdgiNOzW+40mLkKO1lIHA4CtONQvZkVOllthqnBRz+tRzZRV6BFBXOchPBH0BMuQs vNOinFdxJNNbE0jl7g3zwl4lBKErjoKiXL5hrXl/t52S4HD2m5GKFyMjBGtqBAzHkcMKaRUGYdxD DIhgttW6ChV3KRqlCEDe9O0WOH65Chi5eq2n/iKnIf706WjklYQEW8xwHLqxz19eHgOdDqV500mf Us4c2IUMtuWLQO4aVKjdS8Cejn05ToEDjkVg8EkcSStPpg9pCGcAyzL2oRGG45/l0nAaEc+fLpOx VZog06zx2F5xxCHoEYf5FWCwDDyoXEqxrXEEsKxwXj10WL4oI69HFH7lW/MKp0cYiiNOTqM2G9gP R4UuT66NB/XLt+ZoMWhMjgMQjuKVR+SY1mvhh8Nkj5ZgyRXw3ISPfWoq4WDeG61uDfmhB1Mr3ppp Uqd1RbhqxfuViiPWVWgM68CQa9VOGqdvLTNMFYHW65uKDK15ONUtWjdyKoU0nvBWXSn90reCTYk9 Uw2oRYqprNRaxFOlqvWcp+JX6+VN9bTWFccOjU/uWpt9qvqVdTvxCKXNOTETZV/hjesoUYLZk2I9 M4VlxVGZ4ZVj90QZy3l/qknnSWj3fLzsETA+32fK+LW407Q0VmAb2ZexavQZ6Gwzygo1ng30dAoB tQg50kFEAipFF/ZufTGlRXHsxQagkhew1PxktEyD/qivNbXchW5KGFHJhtgx9UAtv8IPPbHUMjZO KIaCTysC0LpipFJX4DU9IQhopYptwnzU6sfimV9fmOphEm0EV8JqNRoeDPHaxGOFc0dKS3zbht00 dMjK6RNBOtxdK06BDFsQWr37Nia5UakceJNzUEjL29xHpZeO9oyfERykHLwmG9FbpMpyst3BcBR9 8lrC0i/HxGl94pywMiaveez2K3KyGyFTKnNnz4QSyrXd5OzOBEVrcvywrdI7nUKS7ZS4OUU52ykz mgInugRlLeFgjY/F4LVaFgxrHtoqexzYovdNvUPCSUjvunBeUzs5SJZhzWvppa7CvrO+jYPXnLq4 pO4MYYPCR1p1s6nGY55+TG3/CnVZQGpbYnihRNC8tsuG3YzQ89E27mqsIS+nthVYW3rYDnld3Vys 0ezzSG27soaaAlLp7aODE2KytqVaY4/EjYmHA8vRBkifivF8QTmG+MNCmLvaAXkbU9uXfpNT2+h+ m7u2cz7pE8c+tRlxzaDtPU12188L8FpSTyBM61M90zCtefWUxORHWmE1uabWB5+8XTsZUnMA0Y6a TDFJO7uS4QRc9zCRwOYWHWtzz3NM59vwn/GrhC/H56e7Pz09PxPvuJwf3n/3fF593NILt6tv//Ad L5EE9uyeOjkc6TLOge710v4NyP6Vye+Pd7/gbcjno39rN94yji+Px/O/16tXvLH73fryrw/b8369 ev7zAe9zHl0dt7q6P5oWL5Zer87xL+/jX7aHHYZ6t76u8ZQMff3u6l8L/uF0fnp4dG+8pgkdjvQy 5/snelkyXil9ufVShT/wSun/0bulUf76d0v/HecQ8VzP837lkm3+3dJvr+8+n4+vj/vtHRTki8fk Avpj2Sun8ViWC3hNaMZvb6d3Tld05JDewd1O9Sm/+vt09q+cXtGXd2s6Q+mOQfLrp2l9BYhbPf/v S8m9tByvencOF15LT++Sj/92S+/t5flf/wcAAP//AwBQSwMEFAAGAAgAAAAhAJecGibgAAAACQEA AA8AAABkcnMvZG93bnJldi54bWxMj0FLw0AUhO+C/2F5gje72drYErMppainItgK4u01+5qEZt+G 7DZJ/73rSY/DDDPf5OvJtmKg3jeONahZAoK4dKbhSsPn4fVhBcIHZIOtY9JwJQ/r4vYmx8y4kT9o 2IdKxBL2GWqoQ+gyKX1Zk0U/cx1x9E6utxii7CtpehxjuW3lPEmepMWG40KNHW1rKs/7i9XwNuK4 eVQvw+582l6/D+n7106R1vd30+YZRKAp/IXhFz+iQxGZju7CxotWQzwSNKRqqUBEezFfpSCOMZcs Fwpkkcv/D4ofAAAA//8DAFBLAQItABQABgAIAAAAIQC2gziS/gAAAOEBAAATAAAAAAAAAAAAAAAA AAAAAABbQ29udGVudF9UeXBlc10ueG1sUEsBAi0AFAAGAAgAAAAhADj9If/WAAAAlAEAAAsAAAAA AAAAAAAAAAAALwEAAF9yZWxzLy5yZWxzUEsBAi0AFAAGAAgAAAAhAFuo9517EgAAhF8AAA4AAAAA AAAAAAAAAAAALgIAAGRycy9lMm9Eb2MueG1sUEsBAi0AFAAGAAgAAAAhAJecGibgAAAACQEAAA8A AAAAAAAAAAAAAAAA1RQAAGRycy9kb3ducmV2LnhtbFBLBQYAAAAABAAEAPMAAADiFQAAAAA= ">
                 <o:lock v:ext="edit" aspectratio="t"/>
@@ -1727,7 +1727,7 @@
           <w:szCs w:val="28"/>
         </w:rPr>
         <w:drawing>
-          <wp:anchor distT="0" distB="0" distL="114300" distR="114300" simplePos="0" relativeHeight="251658241" behindDoc="0" locked="1" layoutInCell="1" allowOverlap="1" wp14:anchorId="790B55D4" wp14:editId="7E812D0C">
+          <wp:anchor distT="0" distB="0" distL="114300" distR="114300" simplePos="0" relativeHeight="251658241" behindDoc="0" locked="1" layoutInCell="1" allowOverlap="1" wp14:anchorId="790B55D4" wp14:editId="698ED06B">
             <wp:simplePos x="0" y="0"/>
             <wp:positionH relativeFrom="column">
               <wp:posOffset>0</wp:posOffset>
@@ -1794,6 +1794,164 @@
           <w:szCs w:val="36"/>
         </w:rPr>
       </w:pPr>
+      <w:r>
+        <w:rPr>
+          <w:rFonts w:cstheme="minorHAnsi"/>
+          <w:noProof/>
+          <w14:ligatures w14:val="standardContextual"/>
+        </w:rPr>
+        <mc:AlternateContent>
+          <mc:Choice Requires="wps">
+            <w:drawing>
+              <wp:anchor distT="0" distB="0" distL="114300" distR="114300" simplePos="0" relativeHeight="251662340" behindDoc="0" locked="0" layoutInCell="1" allowOverlap="1" wp14:anchorId="52607908" wp14:editId="1A83ED26">
+                <wp:simplePos x="0" y="0"/>
+                <wp:positionH relativeFrom="margin">
+                  <wp:align>right</wp:align>
+                </wp:positionH>
+                <wp:positionV relativeFrom="paragraph">
+                  <wp:posOffset>7021195</wp:posOffset>
+                </wp:positionV>
+                <wp:extent cx="6278880" cy="381000"/>
+                <wp:effectExtent l="0" t="0" r="0" b="0"/>
+                <wp:wrapNone/>
+                <wp:docPr id="728632299" name="Text Box 15"/>
+                <wp:cNvGraphicFramePr/>
+                <a:graphic xmlns:a="http://schemas.openxmlformats.org/drawingml/2006/main">
+                  <a:graphicData uri="http://schemas.microsoft.com/office/word/2010/wordprocessingShape">
+                    <wps:wsp>
+                      <wps:cNvSpPr txBox="1"/>
+                      <wps:spPr>
+                        <a:xfrm>
+                          <a:off x="0" y="0"/>
+                          <a:ext cx="6278880" cy="381000"/>
+                        </a:xfrm>
+                        <a:prstGeom prst="rect">
+                          <a:avLst/>
+                        </a:prstGeom>
+                        <a:noFill/>
+                        <a:ln w="6350">
+                          <a:noFill/>
+                        </a:ln>
+                      </wps:spPr>
+                      <wps:txbx>
+                        <w:txbxContent>
+                          <w:p>
+                            <w:pPr>
+                              <w:jc w:val="center"/>
+                              <w:rPr>
+                                <w:color w:val="F2F2F2" w:themeColor="background1" w:themeShade="F2"/>
+                                <w:sz w:val="16"/>
+                                <w:szCs w:val="16"/>
+                              </w:rPr>
+                            </w:pPr>
+                            <w:r>
+                              <w:rPr>
+                                <w:color w:val="F2F2F2" w:themeColor="background1" w:themeShade="F2"/>
+                                <w:sz w:val="16"/>
+                                <w:szCs w:val="16"/>
+                              </w:rPr>
+                              <w:t>This document contains unpublished confidential and proprietary information of Odessa Technologies, Inc. No disclosure or use of any of these materials may be made</w:t>
+                            </w:r>
+                            <w:r>
+                              <w:rPr>
+                                <w:color w:val="F2F2F2" w:themeColor="background1" w:themeShade="F2"/>
+                                <w:sz w:val="22"/>
+                              </w:rPr>
+                              <w:t xml:space="preserve"> </w:t>
+                            </w:r>
+                            <w:r>
+                              <w:rPr>
+                                <w:color w:val="F2F2F2" w:themeColor="background1" w:themeShade="F2"/>
+                                <w:sz w:val="16"/>
+                                <w:szCs w:val="16"/>
+                              </w:rPr>
+                              <w:t>without the expressed written consent of Odessa. ©1998-2024 Odessa Technologies, Inc. All Rights Reserved</w:t>
+                            </w:r>
+                          </w:p>
+                          <w:p>
+                            <w:pPr>
+                              <w:rPr>
+                                <w:color w:val="F2F2F2" w:themeColor="background1" w:themeShade="F2"/>
+                                <w:sz w:val="18"/>
+                                <w:szCs w:val="18"/>
+                              </w:rPr>
+                            </w:pPr>
+                          </w:p>
+                        </w:txbxContent>
+                      </wps:txbx>
+                      <wps:bodyPr rot="0" spcFirstLastPara="0" vertOverflow="overflow" horzOverflow="overflow" vert="horz" wrap="square" lIns="91440" tIns="45720" rIns="91440" bIns="45720" numCol="1" spcCol="0" rtlCol="0" fromWordArt="0" anchor="t" anchorCtr="0" forceAA="0" compatLnSpc="1">
+                        <a:prstTxWarp prst="textNoShape">
+                          <a:avLst/>
+                        </a:prstTxWarp>
+                        <a:noAutofit/>
+                      </wps:bodyPr>
+                    </wps:wsp>
+                  </a:graphicData>
+                </a:graphic>
+                <wp14:sizeRelH relativeFrom="margin">
+                  <wp14:pctWidth>0</wp14:pctWidth>
+                </wp14:sizeRelH>
+                <wp14:sizeRelV relativeFrom="margin">
+                  <wp14:pctHeight>0</wp14:pctHeight>
+                </wp14:sizeRelV>
+              </wp:anchor>
+            </w:drawing>
+          </mc:Choice>
+          <mc:Fallback>
+            <w:pict>
+              <v:shape w14:anchorId="52607908" id="Text Box 15" o:spid="_x0000_s1028" type="#_x0000_t202" style="position:absolute;left:0;text-align:left;margin-left:443.2pt;margin-top:552.85pt;width:494.4pt;height:30pt;z-index:251662340;visibility:visible;mso-wrap-style:square;mso-width-percent:0;mso-height-percent:0;mso-wrap-distance-left:9pt;mso-wrap-distance-top:0;mso-wrap-distance-right:9pt;mso-wrap-distance-bottom:0;mso-position-horizontal:right;mso-position-horizontal-relative:margin;mso-position-vertical:absolute;mso-position-vertical-relative:text;mso-width-percent:0;mso-height-percent:0;mso-width-relative:margin;mso-height-relative:margin;v-text-anchor:top" o:gfxdata="UEsDBBQABgAIAAAAIQC2gziS/gAAAOEBAAATAAAAW0NvbnRlbnRfVHlwZXNdLnhtbJSRQU7DMBBF 90jcwfIWJU67QAgl6YK0S0CoHGBkTxKLZGx5TGhvj5O2G0SRWNoz/78nu9wcxkFMGNg6quQqL6RA 0s5Y6ir5vt9lD1JwBDIwOMJKHpHlpr69KfdHjyxSmriSfYz+USnWPY7AufNIadK6MEJMx9ApD/oD OlTrorhX2lFEilmcO2RdNtjC5xDF9pCuTyYBB5bi6bQ4syoJ3g9WQ0ymaiLzg5KdCXlKLjvcW893 SUOqXwnz5DrgnHtJTxOsQfEKIT7DmDSUCaxw7Rqn8787ZsmRM9e2VmPeBN4uqYvTtW7jvijg9N/y JsXecLq0q+WD6m8AAAD//wMAUEsDBBQABgAIAAAAIQA4/SH/1gAAAJQBAAALAAAAX3JlbHMvLnJl bHOkkMFqwzAMhu+DvYPRfXGawxijTi+j0GvpHsDYimMaW0Yy2fr2M4PBMnrbUb/Q94l/f/hMi1qR JVI2sOt6UJgd+ZiDgffL8ekFlFSbvV0oo4EbChzGx4f9GRdb25HMsYhqlCwG5lrLq9biZkxWOiqY 22YiTra2kYMu1l1tQD30/bPm3wwYN0x18gb45AdQl1tp5j/sFB2T0FQ7R0nTNEV3j6o9feQzro1i OWA14Fm+Q8a1a8+Bvu/d/dMb2JY5uiPbhG/ktn4cqGU/er3pcvwCAAD//wMAUEsDBBQABgAIAAAA IQDuiYS2GwIAADMEAAAOAAAAZHJzL2Uyb0RvYy54bWysU01vGyEQvVfqf0Dc6107TuKsvI7cRK4q WUkkp8oZs+BdCRgK2Lvur+/A+ktpT1EuMDDDfLz3mN53WpGdcL4BU9LhIKdEGA5VYzYl/fW6+Dah xAdmKqbAiJLuhaf3s69fpq0txAhqUJVwBJMYX7S2pHUItsgyz2uhmR+AFQadEpxmAY9uk1WOtZhd q2yU5zdZC66yDrjwHm8feyedpfxSCh6epfQiEFVS7C2k1aV1HddsNmXFxjFbN/zQBvtAF5o1Boue Uj2ywMjWNf+k0g134EGGAQedgZQNF2kGnGaYv5tmVTMr0iwIjrcnmPznpeVPu5V9cSR036FDAiMg rfWFx8s4Tyedjjt2StCPEO5PsIkuEI6XN6PbyWSCLo6+q8kwzxOu2fm1dT78EKBJNErqkJaEFtst fcCKGHoMicUMLBqlEjXKkBYrXF3n6cHJgy+UwYfnXqMVunVHmqqko+Mca6j2OJ6Dnnlv+aLBHpbM hxfmkGpsG+UbnnGRCrAWHCxKanB//ncf45EB9FLSonRK6n9vmROUqJ8GubkbjsdRa+kwvr4d4cFd etaXHrPVD4DqHOJHsTyZMT6ooykd6DdU+TxWRRczHGuXNBzNh9ALGn8JF/N5CkJ1WRaWZmV5TB1R jQi/dm/M2QMNAQl8gqPIWPGOjT6252O+DSCbRFXEuUf1AD8qMzF4+EVR+pfnFHX+67O/AAAA//8D AFBLAwQUAAYACAAAACEAmpn8ruAAAAAKAQAADwAAAGRycy9kb3ducmV2LnhtbEyPwW7CMBBE75X6 D9Yi9VYckKBpGgehSKhS1R6gXHrbxCaJsNdpbCDt13c5leO+Gc3O5KvRWXE2Q+g8KZhNExCGaq87 ahTsPzePKYgQkTRaT0bBjwmwKu7vcsy0v9DWnHexERxCIUMFbYx9JmWoW+MwTH1viLWDHxxGPodG 6gEvHO6snCfJUjrsiD+02JuyNfVxd3IK3srNB26ruUt/bfn6flj33/uvhVIPk3H9AiKaMf6b4Vqf q0PBnSp/Ih2EVcBDItNZsngCwfpzmvKU6oqWjGSRy9sJxR8AAAD//wMAUEsBAi0AFAAGAAgAAAAh ALaDOJL+AAAA4QEAABMAAAAAAAAAAAAAAAAAAAAAAFtDb250ZW50X1R5cGVzXS54bWxQSwECLQAU AAYACAAAACEAOP0h/9YAAACUAQAACwAAAAAAAAAAAAAAAAAvAQAAX3JlbHMvLnJlbHNQSwECLQAU AAYACAAAACEA7omEthsCAAAzBAAADgAAAAAAAAAAAAAAAAAuAgAAZHJzL2Uyb0RvYy54bWxQSwEC LQAUAAYACAAAACEAmpn8ruAAAAAKAQAADwAAAAAAAAAAAAAAAAB1BAAAZHJzL2Rvd25yZXYueG1s UEsFBgAAAAAEAAQA8wAAAIIFAAAAAA== " filled="f" stroked="f" strokeweight=".5pt">
+                <v:textbox>
+                  <w:txbxContent>
+                    <w:p>
+                      <w:pPr>
+                        <w:jc w:val="center"/>
+                        <w:rPr>
+                          <w:color w:val="F2F2F2" w:themeColor="background1" w:themeShade="F2"/>
+                          <w:sz w:val="16"/>
+                          <w:szCs w:val="16"/>
+                        </w:rPr>
+                      </w:pPr>
+                      <w:r>
+                        <w:rPr>
+                          <w:color w:val="F2F2F2" w:themeColor="background1" w:themeShade="F2"/>
+                          <w:sz w:val="16"/>
+                          <w:szCs w:val="16"/>
+                        </w:rPr>
+                        <w:t>This document contains unpublished confidential and proprietary information of Odessa Technologies, Inc. No disclosure or use of any of these materials may be made</w:t>
+                      </w:r>
+                      <w:r>
+                        <w:rPr>
+                          <w:color w:val="F2F2F2" w:themeColor="background1" w:themeShade="F2"/>
+                          <w:sz w:val="22"/>
+                        </w:rPr>
+                        <w:t xml:space="preserve"> </w:t>
+                      </w:r>
+                      <w:r>
+                        <w:rPr>
+                          <w:color w:val="F2F2F2" w:themeColor="background1" w:themeShade="F2"/>
+                          <w:sz w:val="16"/>
+                          <w:szCs w:val="16"/>
+                        </w:rPr>
+                        <w:t>without the expressed written consent of Odessa. ©1998-2024 Odessa Technologies, Inc. All Rights Reserved</w:t>
+                      </w:r>
+                    </w:p>
+                    <w:p>
+                      <w:pPr>
+                        <w:rPr>
+                          <w:color w:val="F2F2F2" w:themeColor="background1" w:themeShade="F2"/>
+                          <w:sz w:val="18"/>
+                          <w:szCs w:val="18"/>
+                        </w:rPr>
+                      </w:pPr>
+                    </w:p>
+                  </w:txbxContent>
+                </v:textbox>
+                <w10:wrap anchorx="margin"/>
+              </v:shape>
+            </w:pict>
+          </mc:Fallback>
+        </mc:AlternateContent>
+      </w:r>
       <w:r>
         <w:rPr>
           <w:rFonts w:cstheme="minorHAnsi"/>
@@ -2597,6 +2755,8 @@
       <w:pPr>
         <w:pStyle w:val="Heading2"/>
         <w:rPr>
+          <w:sz w:val="28"/>
+          <w:szCs w:val="28"/>
           <w:lang w:eastAsia="en-IN" w:bidi="ar-SA"/>
         </w:rPr>
       </w:pPr>
@@ -2604,6 +2764,8 @@
       <w:bookmarkStart w:id="4" w:name="_Toc229047347"/>
       <w:r>
         <w:rPr>
+          <w:sz w:val="28"/>
+          <w:szCs w:val="28"/>
           <w:lang w:eastAsia="en-IN" w:bidi="ar-SA"/>
         </w:rPr>
         <w:lastRenderedPageBreak/>
@@ -2614,15 +2776,8 @@
     </w:p>
     <w:tbl>
       <w:tblPr>
+        <w:tblStyle w:val="TableGrid"/>
         <w:tblW w:w="5000" w:type="pct"/>
-        <w:tblBorders>
-          <w:top w:val="single" w:sz="6" w:space="0" w:color="auto"/>
-          <w:left w:val="single" w:sz="6" w:space="0" w:color="auto"/>
-          <w:bottom w:val="single" w:sz="6" w:space="0" w:color="auto"/>
-          <w:right w:val="single" w:sz="6" w:space="0" w:color="auto"/>
-          <w:insideH w:val="single" w:sz="6" w:space="0" w:color="auto"/>
-          <w:insideV w:val="single" w:sz="6" w:space="0" w:color="auto"/>
-        </w:tblBorders>
         <w:tblLook w:val="04A0" w:firstRow="1" w:lastRow="0" w:firstColumn="1" w:lastColumn="0" w:noHBand="0" w:noVBand="1"/>
       </w:tblPr>
       <w:tblGrid>
@@ -2632,20 +2787,15 @@
         <w:gridCol w:w="2821"/>
       </w:tblGrid>
       <w:tr>
-        <w:trPr>
-          <w:cnfStyle w:val="100000000000" w:firstRow="1" w:lastRow="0" w:firstColumn="0" w:lastColumn="0" w:oddVBand="0" w:evenVBand="0" w:oddHBand="0" w:evenHBand="0" w:firstRowFirstColumn="0" w:firstRowLastColumn="0" w:lastRowFirstColumn="0" w:lastRowLastColumn="0"/>
-          <w:cantSplit/>
-        </w:trPr>
         <w:tc>
           <w:tcPr>
-            <w:cnfStyle w:val="001000000000" w:firstRow="0" w:lastRow="0" w:firstColumn="1" w:lastColumn="0" w:oddVBand="0" w:evenVBand="0" w:oddHBand="0" w:evenHBand="0" w:firstRowFirstColumn="0" w:firstRowLastColumn="0" w:lastRowFirstColumn="0" w:lastRowLastColumn="0"/>
             <w:tcW w:w="1000" w:type="pct"/>
-            <w:shd w:val="clear" w:color="auto" w:fill="104861"/>
+            <w:shd w:val="clear" w:color="auto" w:fill="0F4761" w:themeFill="accent1" w:themeFillShade="BF"/>
           </w:tcPr>
           <w:p>
             <w:pPr>
               <w:pStyle w:val="BodyText"/>
-              <w:jc w:val="both"/>
+              <w:jc w:val="center"/>
               <w:rPr>
                 <w:color w:val="FFFFFF" w:themeColor="background1"/>
                 <w:sz w:val="20"/>
@@ -2663,13 +2813,12 @@
         <w:tc>
           <w:tcPr>
             <w:tcW w:w="2000" w:type="pct"/>
-            <w:shd w:val="clear" w:color="auto" w:fill="104861"/>
+            <w:shd w:val="clear" w:color="auto" w:fill="0F4761" w:themeFill="accent1" w:themeFillShade="BF"/>
           </w:tcPr>
           <w:p>
             <w:pPr>
               <w:pStyle w:val="BodyText"/>
-              <w:jc w:val="both"/>
-              <w:cnfStyle w:val="100000000000" w:firstRow="1" w:lastRow="0" w:firstColumn="0" w:lastColumn="0" w:oddVBand="0" w:evenVBand="0" w:oddHBand="0" w:evenHBand="0" w:firstRowFirstColumn="0" w:firstRowLastColumn="0" w:lastRowFirstColumn="0" w:lastRowLastColumn="0"/>
+              <w:jc w:val="center"/>
               <w:rPr>
                 <w:color w:val="FFFFFF" w:themeColor="background1"/>
                 <w:sz w:val="20"/>
@@ -2687,13 +2836,12 @@
         <w:tc>
           <w:tcPr>
             <w:tcW w:w="579" w:type="pct"/>
-            <w:shd w:val="clear" w:color="auto" w:fill="104861"/>
+            <w:shd w:val="clear" w:color="auto" w:fill="0F4761" w:themeFill="accent1" w:themeFillShade="BF"/>
           </w:tcPr>
           <w:p>
             <w:pPr>
               <w:pStyle w:val="BodyText"/>
-              <w:jc w:val="both"/>
-              <w:cnfStyle w:val="100000000000" w:firstRow="1" w:lastRow="0" w:firstColumn="0" w:lastColumn="0" w:oddVBand="0" w:evenVBand="0" w:oddHBand="0" w:evenHBand="0" w:firstRowFirstColumn="0" w:firstRowLastColumn="0" w:lastRowFirstColumn="0" w:lastRowLastColumn="0"/>
+              <w:jc w:val="center"/>
               <w:rPr>
                 <w:color w:val="FFFFFF" w:themeColor="background1"/>
                 <w:sz w:val="20"/>
@@ -2711,13 +2859,12 @@
         <w:tc>
           <w:tcPr>
             <w:tcW w:w="1421" w:type="pct"/>
-            <w:shd w:val="clear" w:color="auto" w:fill="104861"/>
+            <w:shd w:val="clear" w:color="auto" w:fill="0F4761" w:themeFill="accent1" w:themeFillShade="BF"/>
           </w:tcPr>
           <w:p>
             <w:pPr>
               <w:pStyle w:val="BodyText"/>
-              <w:jc w:val="both"/>
-              <w:cnfStyle w:val="100000000000" w:firstRow="1" w:lastRow="0" w:firstColumn="0" w:lastColumn="0" w:oddVBand="0" w:evenVBand="0" w:oddHBand="0" w:evenHBand="0" w:firstRowFirstColumn="0" w:firstRowLastColumn="0" w:lastRowFirstColumn="0" w:lastRowLastColumn="0"/>
+              <w:jc w:val="center"/>
               <w:rPr>
                 <w:color w:val="FFFFFF" w:themeColor="background1"/>
                 <w:sz w:val="20"/>
@@ -2734,13 +2881,8 @@
         </w:tc>
       </w:tr>
       <w:tr>
-        <w:trPr>
-          <w:cnfStyle w:val="000000100000" w:firstRow="0" w:lastRow="0" w:firstColumn="0" w:lastColumn="0" w:oddVBand="0" w:evenVBand="0" w:oddHBand="1" w:evenHBand="0" w:firstRowFirstColumn="0" w:firstRowLastColumn="0" w:lastRowFirstColumn="0" w:lastRowLastColumn="0"/>
-          <w:cantSplit/>
-        </w:trPr>
         <w:tc>
           <w:tcPr>
-            <w:cnfStyle w:val="001000000000" w:firstRow="0" w:lastRow="0" w:firstColumn="1" w:lastColumn="0" w:oddVBand="0" w:evenVBand="0" w:oddHBand="0" w:evenHBand="0" w:firstRowFirstColumn="0" w:firstRowLastColumn="0" w:lastRowFirstColumn="0" w:lastRowLastColumn="0"/>
             <w:tcW w:w="1000" w:type="pct"/>
           </w:tcPr>
           <w:p>
@@ -2748,10 +2890,11 @@
               <w:widowControl/>
               <w:autoSpaceDE/>
               <w:autoSpaceDN/>
+              <w:jc w:val="center"/>
               <w:rPr>
                 <w:rFonts w:cs="Calibri"/>
-                <w:b w:val="0"/>
-                <w:bCs w:val="0"/>
+                <w:b/>
+                <w:bCs/>
                 <w:color w:val="263746"/>
                 <w:sz w:val="20"/>
                 <w:szCs w:val="20"/>
@@ -2761,8 +2904,6 @@
             <w:r>
               <w:rPr>
                 <w:rFonts w:cs="Calibri"/>
-                <w:b w:val="0"/>
-                <w:bCs w:val="0"/>
                 <w:color w:val="263746"/>
                 <w:sz w:val="20"/>
                 <w:szCs w:val="20"/>
@@ -2781,7 +2922,7 @@
               <w:widowControl/>
               <w:autoSpaceDE/>
               <w:autoSpaceDN/>
-              <w:cnfStyle w:val="000000100000" w:firstRow="0" w:lastRow="0" w:firstColumn="0" w:lastColumn="0" w:oddVBand="0" w:evenVBand="0" w:oddHBand="1" w:evenHBand="0" w:firstRowFirstColumn="0" w:firstRowLastColumn="0" w:lastRowFirstColumn="0" w:lastRowLastColumn="0"/>
+              <w:jc w:val="center"/>
               <w:rPr>
                 <w:rFonts w:cs="Calibri"/>
                 <w:color w:val="263746"/>
@@ -2811,7 +2952,7 @@
               <w:widowControl/>
               <w:autoSpaceDE/>
               <w:autoSpaceDN/>
-              <w:cnfStyle w:val="000000100000" w:firstRow="0" w:lastRow="0" w:firstColumn="0" w:lastColumn="0" w:oddVBand="0" w:evenVBand="0" w:oddHBand="1" w:evenHBand="0" w:firstRowFirstColumn="0" w:firstRowLastColumn="0" w:lastRowFirstColumn="0" w:lastRowLastColumn="0"/>
+              <w:jc w:val="center"/>
               <w:rPr>
                 <w:rFonts w:cs="Calibri"/>
                 <w:color w:val="263746"/>
@@ -2841,7 +2982,7 @@
               <w:widowControl/>
               <w:autoSpaceDE/>
               <w:autoSpaceDN/>
-              <w:cnfStyle w:val="000000100000" w:firstRow="0" w:lastRow="0" w:firstColumn="0" w:lastColumn="0" w:oddVBand="0" w:evenVBand="0" w:oddHBand="1" w:evenHBand="0" w:firstRowFirstColumn="0" w:firstRowLastColumn="0" w:lastRowFirstColumn="0" w:lastRowLastColumn="0"/>
+              <w:jc w:val="center"/>
               <w:rPr>
                 <w:rFonts w:cs="Calibri"/>
                 <w:color w:val="263746"/>
@@ -2864,22 +3005,18 @@
         </w:tc>
       </w:tr>
       <w:tr>
-        <w:trPr>
-          <w:cantSplit/>
-        </w:trPr>
         <w:tc>
           <w:tcPr>
-            <w:cnfStyle w:val="001000000000" w:firstRow="0" w:lastRow="0" w:firstColumn="1" w:lastColumn="0" w:oddVBand="0" w:evenVBand="0" w:oddHBand="0" w:evenHBand="0" w:firstRowFirstColumn="0" w:firstRowLastColumn="0" w:lastRowFirstColumn="0" w:lastRowLastColumn="0"/>
             <w:tcW w:w="1000" w:type="pct"/>
           </w:tcPr>
           <w:p>
             <w:pPr>
               <w:pStyle w:val="BodyText"/>
-              <w:jc w:val="both"/>
+              <w:jc w:val="center"/>
               <w:rPr>
                 <w:rFonts w:ascii="Calibri" w:hAnsi="Calibri" w:cs="Calibri"/>
-                <w:b w:val="0"/>
-                <w:bCs w:val="0"/>
+                <w:b/>
+                <w:bCs/>
                 <w:color w:val="263746"/>
                 <w:sz w:val="20"/>
                 <w:lang w:eastAsia="en-IN"/>
@@ -2894,8 +3031,7 @@
           <w:p>
             <w:pPr>
               <w:pStyle w:val="BodyText"/>
-              <w:jc w:val="both"/>
-              <w:cnfStyle w:val="000000000000" w:firstRow="0" w:lastRow="0" w:firstColumn="0" w:lastColumn="0" w:oddVBand="0" w:evenVBand="0" w:oddHBand="0" w:evenHBand="0" w:firstRowFirstColumn="0" w:firstRowLastColumn="0" w:lastRowFirstColumn="0" w:lastRowLastColumn="0"/>
+              <w:jc w:val="center"/>
               <w:rPr>
                 <w:rFonts w:ascii="Calibri" w:hAnsi="Calibri" w:cs="Calibri"/>
                 <w:color w:val="263746"/>
@@ -2913,8 +3049,7 @@
             <w:pPr>
               <w:pStyle w:val="BodyText"/>
               <w:ind w:firstLine="135"/>
-              <w:jc w:val="both"/>
-              <w:cnfStyle w:val="000000000000" w:firstRow="0" w:lastRow="0" w:firstColumn="0" w:lastColumn="0" w:oddVBand="0" w:evenVBand="0" w:oddHBand="0" w:evenHBand="0" w:firstRowFirstColumn="0" w:firstRowLastColumn="0" w:lastRowFirstColumn="0" w:lastRowLastColumn="0"/>
+              <w:jc w:val="center"/>
               <w:rPr>
                 <w:rFonts w:ascii="Calibri" w:hAnsi="Calibri" w:cs="Calibri"/>
                 <w:color w:val="263746"/>
@@ -2931,8 +3066,7 @@
           <w:p>
             <w:pPr>
               <w:pStyle w:val="BodyText"/>
-              <w:jc w:val="both"/>
-              <w:cnfStyle w:val="000000000000" w:firstRow="0" w:lastRow="0" w:firstColumn="0" w:lastColumn="0" w:oddVBand="0" w:evenVBand="0" w:oddHBand="0" w:evenHBand="0" w:firstRowFirstColumn="0" w:firstRowLastColumn="0" w:lastRowFirstColumn="0" w:lastRowLastColumn="0"/>
+              <w:jc w:val="center"/>
               <w:rPr>
                 <w:rFonts w:ascii="Calibri" w:hAnsi="Calibri" w:cs="Calibri"/>
                 <w:color w:val="263746"/>
@@ -2944,23 +3078,18 @@
         </w:tc>
       </w:tr>
       <w:tr>
-        <w:trPr>
-          <w:cnfStyle w:val="000000100000" w:firstRow="0" w:lastRow="0" w:firstColumn="0" w:lastColumn="0" w:oddVBand="0" w:evenVBand="0" w:oddHBand="1" w:evenHBand="0" w:firstRowFirstColumn="0" w:firstRowLastColumn="0" w:lastRowFirstColumn="0" w:lastRowLastColumn="0"/>
-          <w:cantSplit/>
-        </w:trPr>
         <w:tc>
           <w:tcPr>
-            <w:cnfStyle w:val="001000000000" w:firstRow="0" w:lastRow="0" w:firstColumn="1" w:lastColumn="0" w:oddVBand="0" w:evenVBand="0" w:oddHBand="0" w:evenHBand="0" w:firstRowFirstColumn="0" w:firstRowLastColumn="0" w:lastRowFirstColumn="0" w:lastRowLastColumn="0"/>
             <w:tcW w:w="1000" w:type="pct"/>
           </w:tcPr>
           <w:p>
             <w:pPr>
               <w:pStyle w:val="BodyText"/>
-              <w:jc w:val="both"/>
+              <w:jc w:val="center"/>
               <w:rPr>
                 <w:rFonts w:ascii="Calibri" w:hAnsi="Calibri" w:cs="Calibri"/>
-                <w:b w:val="0"/>
-                <w:bCs w:val="0"/>
+                <w:b/>
+                <w:bCs/>
                 <w:color w:val="263746"/>
                 <w:sz w:val="20"/>
                 <w:lang w:eastAsia="en-IN"/>
@@ -2975,8 +3104,7 @@
           <w:p>
             <w:pPr>
               <w:pStyle w:val="BodyText"/>
-              <w:jc w:val="both"/>
-              <w:cnfStyle w:val="000000100000" w:firstRow="0" w:lastRow="0" w:firstColumn="0" w:lastColumn="0" w:oddVBand="0" w:evenVBand="0" w:oddHBand="1" w:evenHBand="0" w:firstRowFirstColumn="0" w:firstRowLastColumn="0" w:lastRowFirstColumn="0" w:lastRowLastColumn="0"/>
+              <w:jc w:val="center"/>
               <w:rPr>
                 <w:rFonts w:ascii="Calibri" w:hAnsi="Calibri" w:cs="Calibri"/>
                 <w:color w:val="263746"/>
@@ -2994,8 +3122,7 @@
             <w:pPr>
               <w:pStyle w:val="BodyText"/>
               <w:ind w:firstLine="135"/>
-              <w:jc w:val="both"/>
-              <w:cnfStyle w:val="000000100000" w:firstRow="0" w:lastRow="0" w:firstColumn="0" w:lastColumn="0" w:oddVBand="0" w:evenVBand="0" w:oddHBand="1" w:evenHBand="0" w:firstRowFirstColumn="0" w:firstRowLastColumn="0" w:lastRowFirstColumn="0" w:lastRowLastColumn="0"/>
+              <w:jc w:val="center"/>
               <w:rPr>
                 <w:rFonts w:ascii="Calibri" w:hAnsi="Calibri" w:cs="Calibri"/>
                 <w:color w:val="263746"/>
@@ -3012,8 +3139,7 @@
           <w:p>
             <w:pPr>
               <w:pStyle w:val="BodyText"/>
-              <w:jc w:val="both"/>
-              <w:cnfStyle w:val="000000100000" w:firstRow="0" w:lastRow="0" w:firstColumn="0" w:lastColumn="0" w:oddVBand="0" w:evenVBand="0" w:oddHBand="1" w:evenHBand="0" w:firstRowFirstColumn="0" w:firstRowLastColumn="0" w:lastRowFirstColumn="0" w:lastRowLastColumn="0"/>
+              <w:jc w:val="center"/>
               <w:rPr>
                 <w:rFonts w:ascii="Calibri" w:hAnsi="Calibri" w:cs="Calibri"/>
                 <w:color w:val="263746"/>
@@ -3025,22 +3151,18 @@
         </w:tc>
       </w:tr>
       <w:tr>
-        <w:trPr>
-          <w:cantSplit/>
-        </w:trPr>
         <w:tc>
           <w:tcPr>
-            <w:cnfStyle w:val="001000000000" w:firstRow="0" w:lastRow="0" w:firstColumn="1" w:lastColumn="0" w:oddVBand="0" w:evenVBand="0" w:oddHBand="0" w:evenHBand="0" w:firstRowFirstColumn="0" w:firstRowLastColumn="0" w:lastRowFirstColumn="0" w:lastRowLastColumn="0"/>
             <w:tcW w:w="1000" w:type="pct"/>
           </w:tcPr>
           <w:p>
             <w:pPr>
               <w:pStyle w:val="BodyText"/>
-              <w:jc w:val="both"/>
+              <w:jc w:val="center"/>
               <w:rPr>
                 <w:rFonts w:ascii="Calibri" w:hAnsi="Calibri" w:cs="Calibri"/>
-                <w:b w:val="0"/>
-                <w:bCs w:val="0"/>
+                <w:b/>
+                <w:bCs/>
                 <w:color w:val="263746"/>
                 <w:sz w:val="20"/>
                 <w:lang w:eastAsia="en-IN"/>
@@ -3055,8 +3177,7 @@
           <w:p>
             <w:pPr>
               <w:pStyle w:val="BodyText"/>
-              <w:jc w:val="both"/>
-              <w:cnfStyle w:val="000000000000" w:firstRow="0" w:lastRow="0" w:firstColumn="0" w:lastColumn="0" w:oddVBand="0" w:evenVBand="0" w:oddHBand="0" w:evenHBand="0" w:firstRowFirstColumn="0" w:firstRowLastColumn="0" w:lastRowFirstColumn="0" w:lastRowLastColumn="0"/>
+              <w:jc w:val="center"/>
               <w:rPr>
                 <w:rFonts w:ascii="Calibri" w:hAnsi="Calibri" w:cs="Calibri"/>
                 <w:color w:val="263746"/>
@@ -3074,8 +3195,7 @@
             <w:pPr>
               <w:pStyle w:val="BodyText"/>
               <w:ind w:firstLine="135"/>
-              <w:jc w:val="both"/>
-              <w:cnfStyle w:val="000000000000" w:firstRow="0" w:lastRow="0" w:firstColumn="0" w:lastColumn="0" w:oddVBand="0" w:evenVBand="0" w:oddHBand="0" w:evenHBand="0" w:firstRowFirstColumn="0" w:firstRowLastColumn="0" w:lastRowFirstColumn="0" w:lastRowLastColumn="0"/>
+              <w:jc w:val="center"/>
               <w:rPr>
                 <w:rFonts w:ascii="Calibri" w:hAnsi="Calibri" w:cs="Calibri"/>
                 <w:color w:val="263746"/>
@@ -3092,8 +3212,7 @@
           <w:p>
             <w:pPr>
               <w:pStyle w:val="BodyText"/>
-              <w:jc w:val="both"/>
-              <w:cnfStyle w:val="000000000000" w:firstRow="0" w:lastRow="0" w:firstColumn="0" w:lastColumn="0" w:oddVBand="0" w:evenVBand="0" w:oddHBand="0" w:evenHBand="0" w:firstRowFirstColumn="0" w:firstRowLastColumn="0" w:lastRowFirstColumn="0" w:lastRowLastColumn="0"/>
+              <w:jc w:val="center"/>
               <w:rPr>
                 <w:rFonts w:ascii="Calibri" w:hAnsi="Calibri" w:cs="Calibri"/>
                 <w:color w:val="263746"/>
@@ -3956,18 +4075,8 @@
       </w:tr>
     </w:tbl>
     <w:p>
-      <w:r>
-        <w:rPr>
-          <w:sz w:val="24"/>
-          <w:szCs w:val="24"/>
-        </w:rPr>
-        <w:t xml:space="preserve"> </w:t>
-      </w:r>
-    </w:p>
-    <w:p>
       <w:pPr>
         <w:pStyle w:val="Heading2"/>
-        <w:spacing w:before="480"/>
         <w:rPr>
           <w:lang w:eastAsia="en-IN" w:bidi="ar-SA"/>
         </w:rPr>
@@ -3975,6 +4084,70 @@
       <w:bookmarkStart w:id="9" w:name="_Toc165444966"/>
       <w:bookmarkStart w:id="10" w:name="_Toc229047349"/>
       <w:bookmarkStart w:id="11" w:name="_Toc160718810"/>
+    </w:p>
+    <w:p>
+      <w:pPr>
+        <w:pStyle w:val="Heading2"/>
+        <w:rPr>
+          <w:lang w:eastAsia="en-IN" w:bidi="ar-SA"/>
+        </w:rPr>
+      </w:pPr>
+    </w:p>
+    <w:p>
+      <w:pPr>
+        <w:pStyle w:val="Heading2"/>
+        <w:rPr>
+          <w:lang w:eastAsia="en-IN" w:bidi="ar-SA"/>
+        </w:rPr>
+      </w:pPr>
+    </w:p>
+    <w:p>
+      <w:pPr>
+        <w:pStyle w:val="Heading2"/>
+        <w:rPr>
+          <w:lang w:eastAsia="en-IN" w:bidi="ar-SA"/>
+        </w:rPr>
+      </w:pPr>
+    </w:p>
+    <w:p>
+      <w:pPr>
+        <w:pStyle w:val="Heading2"/>
+        <w:rPr>
+          <w:lang w:eastAsia="en-IN" w:bidi="ar-SA"/>
+        </w:rPr>
+      </w:pPr>
+    </w:p>
+    <w:p>
+      <w:pPr>
+        <w:pStyle w:val="Heading2"/>
+        <w:rPr>
+          <w:lang w:eastAsia="en-IN" w:bidi="ar-SA"/>
+        </w:rPr>
+      </w:pPr>
+    </w:p>
+    <w:p>
+      <w:pPr>
+        <w:pStyle w:val="Heading2"/>
+        <w:rPr>
+          <w:lang w:eastAsia="en-IN" w:bidi="ar-SA"/>
+        </w:rPr>
+      </w:pPr>
+    </w:p>
+    <w:p>
+      <w:pPr>
+        <w:pStyle w:val="Heading2"/>
+        <w:rPr>
+          <w:lang w:eastAsia="en-IN" w:bidi="ar-SA"/>
+        </w:rPr>
+      </w:pPr>
+    </w:p>
+    <w:p>
+      <w:pPr>
+        <w:pStyle w:val="Heading2"/>
+        <w:rPr>
+          <w:lang w:eastAsia="en-IN" w:bidi="ar-SA"/>
+        </w:rPr>
+      </w:pPr>
       <w:r>
         <w:rPr>
           <w:lang w:eastAsia="en-IN" w:bidi="ar-SA"/>
@@ -3986,7 +4159,7 @@
     </w:p>
     <w:tbl>
       <w:tblPr>
-        <w:tblW w:w="10319" w:type="dxa"/>
+        <w:tblW w:w="10205" w:type="dxa"/>
         <w:tblBorders>
           <w:top w:val="single" w:sz="8" w:space="0" w:color="A3A3A3"/>
           <w:left w:val="single" w:sz="8" w:space="0" w:color="A3A3A3"/>
@@ -4003,29 +4176,31 @@
         <w:tblDescription w:val=""/>
       </w:tblPr>
       <w:tblGrid>
-        <w:gridCol w:w="1247"/>
-        <w:gridCol w:w="2268"/>
-        <w:gridCol w:w="2268"/>
-        <w:gridCol w:w="2268"/>
-        <w:gridCol w:w="2268"/>
+        <w:gridCol w:w="1408"/>
+        <w:gridCol w:w="2071"/>
+        <w:gridCol w:w="2242"/>
+        <w:gridCol w:w="2242"/>
+        <w:gridCol w:w="2242"/>
       </w:tblGrid>
       <w:tr>
         <w:trPr>
           <w:cantSplit/>
-          <w:trHeight w:val="227"/>
+          <w:trHeight w:val="184"/>
         </w:trPr>
         <w:tc>
           <w:tcPr>
-            <w:tcW w:w="1247" w:type="dxa"/>
+            <w:tcW w:w="1408" w:type="dxa"/>
             <w:tcBorders>
               <w:top w:val="single" w:sz="8" w:space="0" w:color="A3A3A3"/>
               <w:left w:val="single" w:sz="8" w:space="0" w:color="A3A3A3"/>
               <w:bottom w:val="single" w:sz="8" w:space="0" w:color="A3A3A3"/>
               <w:right w:val="single" w:sz="8" w:space="0" w:color="A3A3A3"/>
             </w:tcBorders>
-            <w:shd w:val="clear" w:color="auto" w:fill="104861"/>
+            <w:shd w:val="clear" w:color="auto" w:fill="0F4761" w:themeFill="accent1" w:themeFillShade="BF"/>
             <w:tcMar>
+              <w:top w:w="80" w:type="dxa"/>
               <w:left w:w="80" w:type="dxa"/>
+              <w:bottom w:w="80" w:type="dxa"/>
               <w:right w:w="80" w:type="dxa"/>
             </w:tcMar>
             <w:hideMark/>
@@ -4061,16 +4236,18 @@
         </w:tc>
         <w:tc>
           <w:tcPr>
-            <w:tcW w:w="2268" w:type="dxa"/>
+            <w:tcW w:w="2071" w:type="dxa"/>
             <w:tcBorders>
               <w:top w:val="single" w:sz="8" w:space="0" w:color="A3A3A3"/>
               <w:left w:val="single" w:sz="8" w:space="0" w:color="A3A3A3"/>
               <w:bottom w:val="single" w:sz="8" w:space="0" w:color="A3A3A3"/>
               <w:right w:val="single" w:sz="8" w:space="0" w:color="A3A3A3"/>
             </w:tcBorders>
-            <w:shd w:val="clear" w:color="auto" w:fill="104861"/>
+            <w:shd w:val="clear" w:color="auto" w:fill="0F4761" w:themeFill="accent1" w:themeFillShade="BF"/>
             <w:tcMar>
+              <w:top w:w="80" w:type="dxa"/>
               <w:left w:w="80" w:type="dxa"/>
+              <w:bottom w:w="80" w:type="dxa"/>
               <w:right w:w="80" w:type="dxa"/>
             </w:tcMar>
             <w:hideMark/>
@@ -4106,16 +4283,18 @@
         </w:tc>
         <w:tc>
           <w:tcPr>
-            <w:tcW w:w="2268" w:type="dxa"/>
+            <w:tcW w:w="2242" w:type="dxa"/>
             <w:tcBorders>
               <w:top w:val="single" w:sz="8" w:space="0" w:color="A3A3A3"/>
               <w:left w:val="single" w:sz="8" w:space="0" w:color="A3A3A3"/>
               <w:bottom w:val="single" w:sz="8" w:space="0" w:color="A3A3A3"/>
               <w:right w:val="single" w:sz="8" w:space="0" w:color="A3A3A3"/>
             </w:tcBorders>
-            <w:shd w:val="clear" w:color="auto" w:fill="104861"/>
+            <w:shd w:val="clear" w:color="auto" w:fill="0F4761" w:themeFill="accent1" w:themeFillShade="BF"/>
             <w:tcMar>
+              <w:top w:w="80" w:type="dxa"/>
               <w:left w:w="80" w:type="dxa"/>
+              <w:bottom w:w="80" w:type="dxa"/>
               <w:right w:w="80" w:type="dxa"/>
             </w:tcMar>
           </w:tcPr>
@@ -4148,16 +4327,18 @@
         </w:tc>
         <w:tc>
           <w:tcPr>
-            <w:tcW w:w="2268" w:type="dxa"/>
+            <w:tcW w:w="2242" w:type="dxa"/>
             <w:tcBorders>
               <w:top w:val="single" w:sz="8" w:space="0" w:color="A3A3A3"/>
               <w:left w:val="single" w:sz="8" w:space="0" w:color="A3A3A3"/>
               <w:bottom w:val="single" w:sz="8" w:space="0" w:color="A3A3A3"/>
               <w:right w:val="single" w:sz="8" w:space="0" w:color="A3A3A3"/>
             </w:tcBorders>
-            <w:shd w:val="clear" w:color="auto" w:fill="104861"/>
+            <w:shd w:val="clear" w:color="auto" w:fill="0F4761" w:themeFill="accent1" w:themeFillShade="BF"/>
             <w:tcMar>
+              <w:top w:w="80" w:type="dxa"/>
               <w:left w:w="80" w:type="dxa"/>
+              <w:bottom w:w="80" w:type="dxa"/>
               <w:right w:w="80" w:type="dxa"/>
             </w:tcMar>
           </w:tcPr>
@@ -4190,16 +4371,18 @@
         </w:tc>
         <w:tc>
           <w:tcPr>
-            <w:tcW w:w="2268" w:type="dxa"/>
+            <w:tcW w:w="2242" w:type="dxa"/>
             <w:tcBorders>
               <w:top w:val="single" w:sz="8" w:space="0" w:color="A3A3A3"/>
               <w:left w:val="single" w:sz="8" w:space="0" w:color="A3A3A3"/>
               <w:bottom w:val="single" w:sz="8" w:space="0" w:color="A3A3A3"/>
               <w:right w:val="single" w:sz="8" w:space="0" w:color="A3A3A3"/>
             </w:tcBorders>
-            <w:shd w:val="clear" w:color="auto" w:fill="104861"/>
+            <w:shd w:val="clear" w:color="auto" w:fill="0F4761" w:themeFill="accent1" w:themeFillShade="BF"/>
             <w:tcMar>
+              <w:top w:w="80" w:type="dxa"/>
               <w:left w:w="80" w:type="dxa"/>
+              <w:bottom w:w="80" w:type="dxa"/>
               <w:right w:w="80" w:type="dxa"/>
             </w:tcMar>
           </w:tcPr>
@@ -4234,11 +4417,11 @@
       <w:tr>
         <w:trPr>
           <w:cantSplit/>
-          <w:trHeight w:val="470"/>
+          <w:trHeight w:val="474"/>
         </w:trPr>
         <w:tc>
           <w:tcPr>
-            <w:tcW w:w="1247" w:type="dxa"/>
+            <w:tcW w:w="1408" w:type="dxa"/>
             <w:tcBorders>
               <w:top w:val="single" w:sz="8" w:space="0" w:color="A3A3A3"/>
               <w:left w:val="single" w:sz="8" w:space="0" w:color="A3A3A3"/>
@@ -4273,7 +4456,7 @@
         </w:tc>
         <w:tc>
           <w:tcPr>
-            <w:tcW w:w="2268" w:type="dxa"/>
+            <w:tcW w:w="2071" w:type="dxa"/>
             <w:tcBorders>
               <w:top w:val="single" w:sz="8" w:space="0" w:color="A3A3A3"/>
               <w:left w:val="single" w:sz="8" w:space="0" w:color="A3A3A3"/>
@@ -4345,7 +4528,7 @@
         </w:tc>
         <w:tc>
           <w:tcPr>
-            <w:tcW w:w="2268" w:type="dxa"/>
+            <w:tcW w:w="2242" w:type="dxa"/>
             <w:tcBorders>
               <w:top w:val="single" w:sz="8" w:space="0" w:color="A3A3A3"/>
               <w:left w:val="single" w:sz="8" w:space="0" w:color="A3A3A3"/>
@@ -4411,7 +4594,7 @@
         </w:tc>
         <w:tc>
           <w:tcPr>
-            <w:tcW w:w="2268" w:type="dxa"/>
+            <w:tcW w:w="2242" w:type="dxa"/>
             <w:tcBorders>
               <w:top w:val="single" w:sz="8" w:space="0" w:color="A3A3A3"/>
               <w:left w:val="single" w:sz="8" w:space="0" w:color="A3A3A3"/>
@@ -4477,7 +4660,7 @@
         </w:tc>
         <w:tc>
           <w:tcPr>
-            <w:tcW w:w="2268" w:type="dxa"/>
+            <w:tcW w:w="2242" w:type="dxa"/>
             <w:tcBorders>
               <w:top w:val="single" w:sz="8" w:space="0" w:color="A3A3A3"/>
               <w:left w:val="single" w:sz="8" w:space="0" w:color="A3A3A3"/>
@@ -4545,11 +4728,11 @@
       <w:tr>
         <w:trPr>
           <w:cantSplit/>
-          <w:trHeight w:val="507"/>
+          <w:trHeight w:val="511"/>
         </w:trPr>
         <w:tc>
           <w:tcPr>
-            <w:tcW w:w="1247" w:type="dxa"/>
+            <w:tcW w:w="1408" w:type="dxa"/>
             <w:tcBorders>
               <w:top w:val="single" w:sz="8" w:space="0" w:color="A3A3A3"/>
               <w:left w:val="single" w:sz="8" w:space="0" w:color="A3A3A3"/>
@@ -4585,7 +4768,7 @@
         </w:tc>
         <w:tc>
           <w:tcPr>
-            <w:tcW w:w="2268" w:type="dxa"/>
+            <w:tcW w:w="2071" w:type="dxa"/>
             <w:tcBorders>
               <w:top w:val="single" w:sz="8" w:space="0" w:color="A3A3A3"/>
               <w:left w:val="single" w:sz="8" w:space="0" w:color="A3A3A3"/>
@@ -4658,7 +4841,7 @@
         </w:tc>
         <w:tc>
           <w:tcPr>
-            <w:tcW w:w="2268" w:type="dxa"/>
+            <w:tcW w:w="2242" w:type="dxa"/>
             <w:tcBorders>
               <w:top w:val="single" w:sz="8" w:space="0" w:color="A3A3A3"/>
               <w:left w:val="single" w:sz="8" w:space="0" w:color="A3A3A3"/>
@@ -4705,7 +4888,7 @@
         </w:tc>
         <w:tc>
           <w:tcPr>
-            <w:tcW w:w="2268" w:type="dxa"/>
+            <w:tcW w:w="2242" w:type="dxa"/>
             <w:tcBorders>
               <w:top w:val="single" w:sz="8" w:space="0" w:color="A3A3A3"/>
               <w:left w:val="single" w:sz="8" w:space="0" w:color="A3A3A3"/>
@@ -4771,7 +4954,7 @@
         </w:tc>
         <w:tc>
           <w:tcPr>
-            <w:tcW w:w="2268" w:type="dxa"/>
+            <w:tcW w:w="2242" w:type="dxa"/>
             <w:tcBorders>
               <w:top w:val="single" w:sz="8" w:space="0" w:color="A3A3A3"/>
               <w:left w:val="single" w:sz="8" w:space="0" w:color="A3A3A3"/>
@@ -4839,11 +5022,11 @@
       <w:tr>
         <w:trPr>
           <w:cantSplit/>
-          <w:trHeight w:val="531"/>
+          <w:trHeight w:val="536"/>
         </w:trPr>
         <w:tc>
           <w:tcPr>
-            <w:tcW w:w="1247" w:type="dxa"/>
+            <w:tcW w:w="1408" w:type="dxa"/>
             <w:tcBorders>
               <w:top w:val="single" w:sz="8" w:space="0" w:color="A3A3A3"/>
               <w:left w:val="single" w:sz="8" w:space="0" w:color="A3A3A3"/>
@@ -4879,7 +5062,7 @@
         </w:tc>
         <w:tc>
           <w:tcPr>
-            <w:tcW w:w="2268" w:type="dxa"/>
+            <w:tcW w:w="2071" w:type="dxa"/>
             <w:tcBorders>
               <w:top w:val="single" w:sz="8" w:space="0" w:color="A3A3A3"/>
               <w:left w:val="single" w:sz="8" w:space="0" w:color="A3A3A3"/>
@@ -4930,7 +5113,7 @@
         </w:tc>
         <w:tc>
           <w:tcPr>
-            <w:tcW w:w="2268" w:type="dxa"/>
+            <w:tcW w:w="2242" w:type="dxa"/>
             <w:tcBorders>
               <w:top w:val="single" w:sz="8" w:space="0" w:color="A3A3A3"/>
               <w:left w:val="single" w:sz="8" w:space="0" w:color="A3A3A3"/>
@@ -4977,7 +5160,7 @@
         </w:tc>
         <w:tc>
           <w:tcPr>
-            <w:tcW w:w="2268" w:type="dxa"/>
+            <w:tcW w:w="2242" w:type="dxa"/>
             <w:tcBorders>
               <w:top w:val="single" w:sz="8" w:space="0" w:color="A3A3A3"/>
               <w:left w:val="single" w:sz="8" w:space="0" w:color="A3A3A3"/>
@@ -5043,7 +5226,7 @@
         </w:tc>
         <w:tc>
           <w:tcPr>
-            <w:tcW w:w="2268" w:type="dxa"/>
+            <w:tcW w:w="2242" w:type="dxa"/>
             <w:tcBorders>
               <w:top w:val="single" w:sz="8" w:space="0" w:color="A3A3A3"/>
               <w:left w:val="single" w:sz="8" w:space="0" w:color="A3A3A3"/>
@@ -5134,6 +5317,8 @@
         <w:rPr>
           <w:rFonts w:ascii="Calibri" w:eastAsia="Calibri" w:hAnsi="Calibri" w:cs="Calibri"/>
           <w:color w:val="156082" w:themeColor="accent1"/>
+          <w:sz w:val="28"/>
+          <w:szCs w:val="28"/>
         </w:rPr>
       </w:pPr>
       <w:bookmarkStart w:id="12" w:name="_Toc229047350"/>
@@ -5141,6 +5326,8 @@
         <w:rPr>
           <w:rFonts w:ascii="Calibri" w:eastAsia="Calibri" w:hAnsi="Calibri" w:cs="Calibri"/>
           <w:color w:val="156082" w:themeColor="accent1"/>
+          <w:sz w:val="28"/>
+          <w:szCs w:val="28"/>
         </w:rPr>
         <w:lastRenderedPageBreak/>
         <w:t>Business Configuration</w:t>
@@ -5485,6 +5672,21 @@
     <w:p>
       <w:pPr>
         <w:pStyle w:val="Heading2"/>
+        <w:tabs>
+          <w:tab w:val="num" w:pos="360"/>
+        </w:tabs>
+        <w:jc w:val="both"/>
+        <w:rPr>
+          <w:rFonts w:ascii="Calibri" w:eastAsia="Calibri" w:hAnsi="Calibri" w:cs="Calibri"/>
+          <w:color w:val="156082" w:themeColor="accent1"/>
+          <w:sz w:val="2"/>
+          <w:szCs w:val="2"/>
+        </w:rPr>
+      </w:pPr>
+    </w:p>
+    <w:p>
+      <w:pPr>
+        <w:pStyle w:val="Heading2"/>
         <w:numPr>
           <w:ilvl w:val="0"/>
           <w:numId w:val="24"/>
@@ -5496,12 +5698,16 @@
         <w:rPr>
           <w:rFonts w:ascii="Calibri" w:eastAsia="Calibri" w:hAnsi="Calibri" w:cs="Calibri"/>
           <w:color w:val="156082" w:themeColor="accent1"/>
+          <w:sz w:val="28"/>
+          <w:szCs w:val="28"/>
         </w:rPr>
       </w:pPr>
       <w:r>
         <w:rPr>
           <w:rFonts w:ascii="Calibri" w:eastAsia="Calibri" w:hAnsi="Calibri" w:cs="Calibri"/>
           <w:color w:val="156082" w:themeColor="accent1"/>
+          <w:sz w:val="28"/>
+          <w:szCs w:val="28"/>
         </w:rPr>
         <w:t>Requirements (Extension/Customization)</w:t>
       </w:r>
@@ -5519,7 +5725,7 @@
           <w:color w:val="000000" w:themeColor="text1"/>
           <w:sz w:val="20"/>
         </w:rPr>
-        <w:t xml:space="preserve">Below requirements were released as part of CD {{CD_VERSION}} - </w:t>
+        <w:t xml:space="preserve">Below requirements are released as part of CD {{CD_VERSION}} -</w:t>
       </w:r>
     </w:p>
     <w:p>
@@ -5533,7 +5739,14 @@
     <w:tbl>
       <w:tblPr>
         <w:tblW w:w="0" w:type="auto"/>
-        <w:tblLayout w:type="fixed"/>
+        <w:tblBorders>
+          <w:top w:val="single" w:sz="4" w:space="0" w:color="auto"/>
+          <w:left w:val="single" w:sz="4" w:space="0" w:color="auto"/>
+          <w:bottom w:val="single" w:sz="4" w:space="0" w:color="auto"/>
+          <w:right w:val="single" w:sz="4" w:space="0" w:color="auto"/>
+          <w:insideH w:val="single" w:sz="4" w:space="0" w:color="auto"/>
+          <w:insideV w:val="single" w:sz="4" w:space="0" w:color="auto"/>
+        </w:tblBorders>
         <w:tblLook w:val="04A0" w:firstRow="1" w:lastRow="0" w:firstColumn="1" w:lastColumn="0" w:noHBand="0" w:noVBand="1"/>
       </w:tblPr>
       <w:tblGrid>
@@ -5549,13 +5762,7 @@
         </w:trPr>
         <w:tc>
           <w:tcPr>
-            <w:tcW w:w="804" w:type="dxa"/>
-            <w:tcBorders>
-              <w:top w:val="single" w:sz="4" w:space="0" w:color="000000" w:themeColor="text1"/>
-              <w:left w:val="single" w:sz="4" w:space="0" w:color="000000" w:themeColor="text1"/>
-              <w:bottom w:val="single" w:sz="8" w:space="0" w:color="auto"/>
-              <w:right w:val="single" w:sz="8" w:space="0" w:color="auto"/>
-            </w:tcBorders>
+            <w:tcW w:w="0" w:type="auto"/>
             <w:shd w:val="clear" w:color="auto" w:fill="104861"/>
             <w:vAlign w:val="center"/>
             <w:hideMark/>
@@ -5575,6 +5782,7 @@
                 <w:lang w:bidi="ar-SA"/>
               </w:rPr>
             </w:pPr>
+            <w:bookmarkStart w:id="13" w:name="_Toc229047352"/>
             <w:r>
               <w:rPr>
                 <w:rFonts w:cs="Calibri"/>
@@ -5590,12 +5798,6 @@
         <w:tc>
           <w:tcPr>
             <w:tcW w:w="1497" w:type="dxa"/>
-            <w:tcBorders>
-              <w:top w:val="single" w:sz="4" w:space="0" w:color="000000" w:themeColor="text1"/>
-              <w:left w:val="nil"/>
-              <w:bottom w:val="single" w:sz="8" w:space="0" w:color="auto"/>
-              <w:right w:val="single" w:sz="8" w:space="0" w:color="auto"/>
-            </w:tcBorders>
             <w:shd w:val="clear" w:color="auto" w:fill="104861"/>
             <w:vAlign w:val="center"/>
             <w:hideMark/>
@@ -5626,12 +5828,6 @@
         <w:tc>
           <w:tcPr>
             <w:tcW w:w="6581" w:type="dxa"/>
-            <w:tcBorders>
-              <w:top w:val="single" w:sz="4" w:space="0" w:color="000000" w:themeColor="text1"/>
-              <w:left w:val="nil"/>
-              <w:bottom w:val="single" w:sz="8" w:space="0" w:color="auto"/>
-              <w:right w:val="single" w:sz="8" w:space="0" w:color="auto"/>
-            </w:tcBorders>
             <w:shd w:val="clear" w:color="auto" w:fill="104861"/>
             <w:vAlign w:val="center"/>
             <w:hideMark/>
@@ -5662,12 +5858,6 @@
         <w:tc>
           <w:tcPr>
             <w:tcW w:w="1044" w:type="dxa"/>
-            <w:tcBorders>
-              <w:top w:val="single" w:sz="4" w:space="0" w:color="000000" w:themeColor="text1"/>
-              <w:left w:val="nil"/>
-              <w:bottom w:val="single" w:sz="8" w:space="0" w:color="auto"/>
-              <w:right w:val="single" w:sz="8" w:space="0" w:color="auto"/>
-            </w:tcBorders>
             <w:shd w:val="clear" w:color="auto" w:fill="104861"/>
             <w:vAlign w:val="center"/>
             <w:hideMark/>
@@ -5697,24 +5887,18 @@
         </w:tc>
       </w:tr>
       <!--ROW:REQ-->
-      <w:tr w14:paraId="RQ0038C0">
+      <w:tr w14:paraId="RQ687483">
         <w:trPr>
           <w:cantSplit/>
           <w:trHeight w:val="227"/>
         </w:trPr>
         <w:tc>
           <w:tcPr>
-            <w:tcW w:w="804" w:type="dxa"/>
-            <w:tcBorders>
-              <w:top w:val="nil"/>
-              <w:left w:val="single" w:sz="4" w:space="0" w:color="000000" w:themeColor="text1"/>
-              <w:bottom w:val="single" w:sz="8" w:space="0" w:color="auto"/>
-              <w:right w:val="single" w:sz="8" w:space="0" w:color="auto"/>
-            </w:tcBorders>
+            <w:tcW w:w="0" w:type="auto"/>
             <w:vAlign w:val="center"/>
             <w:hideMark/>
           </w:tcPr>
-          <w:p w14:paraId="RQ761BD3">
+          <w:p w14:paraId="RQEDE423">
             <w:pPr>
               <w:jc w:val="center"/>
               <w:rPr>
@@ -5736,16 +5920,10 @@
         <w:tc>
           <w:tcPr>
             <w:tcW w:w="1497" w:type="dxa"/>
-            <w:tcBorders>
-              <w:top w:val="nil"/>
-              <w:left w:val="nil"/>
-              <w:bottom w:val="single" w:sz="8" w:space="0" w:color="auto"/>
-              <w:right w:val="single" w:sz="8" w:space="0" w:color="auto"/>
-            </w:tcBorders>
             <w:vAlign w:val="center"/>
             <w:hideMark/>
           </w:tcPr>
-          <w:p w14:paraId="RQ162135">
+          <w:p w14:paraId="RQ55D8A0">
             <w:pPr>
               <w:rPr>
                 <w:rFonts w:ascii="Calibri" w:hAnsi="Calibri"/>
@@ -5766,16 +5944,10 @@
         <w:tc>
           <w:tcPr>
             <w:tcW w:w="6581" w:type="dxa"/>
-            <w:tcBorders>
-              <w:top w:val="nil"/>
-              <w:left w:val="nil"/>
-              <w:bottom w:val="single" w:sz="8" w:space="0" w:color="auto"/>
-              <w:right w:val="single" w:sz="8" w:space="0" w:color="auto"/>
-            </w:tcBorders>
             <w:vAlign w:val="center"/>
             <w:hideMark/>
           </w:tcPr>
-          <w:p w14:paraId="RQ04A087">
+          <w:p w14:paraId="RQ6437A8">
             <w:pPr>
               <w:rPr>
                 <w:rFonts w:ascii="Calibri" w:hAnsi="Calibri"/>
@@ -5796,16 +5968,10 @@
         <w:tc>
           <w:tcPr>
             <w:tcW w:w="1044" w:type="dxa"/>
-            <w:tcBorders>
-              <w:top w:val="nil"/>
-              <w:left w:val="nil"/>
-              <w:bottom w:val="single" w:sz="8" w:space="0" w:color="auto"/>
-              <w:right w:val="single" w:sz="8" w:space="0" w:color="auto"/>
-            </w:tcBorders>
             <w:vAlign w:val="center"/>
             <w:hideMark/>
           </w:tcPr>
-          <w:p w14:paraId="RQ8F56AE">
+          <w:p w14:paraId="RQB81773">
             <w:pPr>
               <w:jc w:val="center"/>
               <w:rPr>
@@ -5841,6 +6007,21 @@
       </w:r>
     </w:p>
     <!--BLOCK:REQ:NA_END-->
+    <w:p>
+      <w:pPr>
+        <w:pStyle w:val="Heading2"/>
+        <w:tabs>
+          <w:tab w:val="num" w:pos="360"/>
+        </w:tabs>
+        <w:jc w:val="both"/>
+        <w:rPr>
+          <w:rFonts w:ascii="Calibri" w:eastAsia="Calibri" w:hAnsi="Calibri" w:cs="Calibri"/>
+          <w:color w:val="156082" w:themeColor="accent1"/>
+          <w:sz w:val="2"/>
+          <w:szCs w:val="2"/>
+        </w:rPr>
+      </w:pPr>
+    </w:p>
     <w:p>
       <w:pPr>
         <w:pStyle w:val="Heading2"/>
@@ -5855,13 +6036,16 @@
         <w:rPr>
           <w:rFonts w:ascii="Calibri" w:eastAsia="Calibri" w:hAnsi="Calibri" w:cs="Calibri"/>
           <w:color w:val="156082" w:themeColor="accent1"/>
+          <w:sz w:val="28"/>
+          <w:szCs w:val="28"/>
         </w:rPr>
       </w:pPr>
-      <w:bookmarkStart w:id="13" w:name="_Toc229047352"/>
       <w:r>
         <w:rPr>
           <w:rFonts w:ascii="Calibri" w:eastAsia="Calibri" w:hAnsi="Calibri" w:cs="Calibri"/>
           <w:color w:val="156082" w:themeColor="accent1"/>
+          <w:sz w:val="28"/>
+          <w:szCs w:val="28"/>
         </w:rPr>
         <w:t>Migration</w:t>
       </w:r>
@@ -5872,14 +6056,34 @@
         <w:ind w:left="720"/>
         <w:rPr>
           <w:color w:val="000000"/>
+          <w:sz w:val="20"/>
+          <w:szCs w:val="20"/>
         </w:rPr>
       </w:pPr>
       <w:r>
         <w:rPr>
           <w:color w:val="000000"/>
+          <w:sz w:val="20"/>
+          <w:szCs w:val="20"/>
         </w:rPr>
         <w:t>{{MIGRATION_TEXT}}</w:t>
       </w:r>
+    </w:p>
+    <w:p>
+      <w:pPr>
+        <w:pStyle w:val="Heading2"/>
+        <w:tabs>
+          <w:tab w:val="num" w:pos="360"/>
+        </w:tabs>
+        <w:jc w:val="both"/>
+        <w:rPr>
+          <w:rFonts w:ascii="Calibri" w:eastAsia="Calibri" w:hAnsi="Calibri" w:cs="Calibri"/>
+          <w:color w:val="156082" w:themeColor="accent1"/>
+          <w:sz w:val="2"/>
+          <w:szCs w:val="2"/>
+        </w:rPr>
+      </w:pPr>
+      <w:bookmarkStart w:id="14" w:name="_Toc229047353"/>
     </w:p>
     <w:p>
       <w:pPr>
@@ -5896,13 +6100,16 @@
         <w:rPr>
           <w:rFonts w:ascii="Calibri" w:eastAsia="Calibri" w:hAnsi="Calibri" w:cs="Calibri"/>
           <w:color w:val="156082" w:themeColor="accent1"/>
+          <w:sz w:val="28"/>
+          <w:szCs w:val="28"/>
         </w:rPr>
       </w:pPr>
-      <w:bookmarkStart w:id="14" w:name="_Toc229047353"/>
       <w:r>
         <w:rPr>
           <w:rFonts w:ascii="Calibri" w:eastAsia="Calibri" w:hAnsi="Calibri" w:cs="Calibri"/>
           <w:color w:val="156082" w:themeColor="accent1"/>
+          <w:sz w:val="28"/>
+          <w:szCs w:val="28"/>
         </w:rPr>
         <w:t>E2E Scenarios</w:t>
       </w:r>
@@ -5913,14 +6120,34 @@
         <w:ind w:left="720"/>
         <w:rPr>
           <w:color w:val="000000"/>
+          <w:sz w:val="20"/>
+          <w:szCs w:val="20"/>
         </w:rPr>
       </w:pPr>
       <w:r>
         <w:rPr>
           <w:color w:val="000000"/>
+          <w:sz w:val="20"/>
+          <w:szCs w:val="20"/>
         </w:rPr>
         <w:t>{{E2E_TEXT}}</w:t>
       </w:r>
+    </w:p>
+    <w:p>
+      <w:pPr>
+        <w:pStyle w:val="Heading2"/>
+        <w:tabs>
+          <w:tab w:val="num" w:pos="360"/>
+        </w:tabs>
+        <w:jc w:val="both"/>
+        <w:rPr>
+          <w:rFonts w:ascii="Calibri" w:eastAsia="Calibri" w:hAnsi="Calibri" w:cs="Calibri"/>
+          <w:color w:val="156082" w:themeColor="accent1"/>
+          <w:sz w:val="2"/>
+          <w:szCs w:val="2"/>
+        </w:rPr>
+      </w:pPr>
+      <w:bookmarkStart w:id="15" w:name="_Toc229047354"/>
     </w:p>
     <w:p>
       <w:pPr>
@@ -5937,13 +6164,16 @@
         <w:rPr>
           <w:rFonts w:ascii="Calibri" w:eastAsia="Calibri" w:hAnsi="Calibri" w:cs="Calibri"/>
           <w:color w:val="156082" w:themeColor="accent1"/>
+          <w:sz w:val="28"/>
+          <w:szCs w:val="28"/>
         </w:rPr>
       </w:pPr>
-      <w:bookmarkStart w:id="15" w:name="_Toc229047354"/>
       <w:r>
         <w:rPr>
           <w:rFonts w:ascii="Calibri" w:eastAsia="Calibri" w:hAnsi="Calibri" w:cs="Calibri"/>
           <w:color w:val="156082" w:themeColor="accent1"/>
+          <w:sz w:val="28"/>
+          <w:szCs w:val="28"/>
         </w:rPr>
         <w:t>Tasks Completed</w:t>
       </w:r>
@@ -6305,6 +6535,22 @@
     <w:p>
       <w:pPr>
         <w:pStyle w:val="Heading2"/>
+        <w:tabs>
+          <w:tab w:val="num" w:pos="360"/>
+        </w:tabs>
+        <w:jc w:val="both"/>
+        <w:rPr>
+          <w:rFonts w:ascii="Calibri" w:eastAsia="Calibri" w:hAnsi="Calibri" w:cs="Calibri"/>
+          <w:color w:val="156082" w:themeColor="accent1"/>
+          <w:sz w:val="2"/>
+          <w:szCs w:val="2"/>
+          <w:vertAlign w:val="superscript"/>
+        </w:rPr>
+      </w:pPr>
+    </w:p>
+    <w:p>
+      <w:pPr>
+        <w:pStyle w:val="Heading2"/>
         <w:numPr>
           <w:ilvl w:val="0"/>
           <w:numId w:val="24"/>
@@ -6317,12 +6563,16 @@
         <w:rPr>
           <w:rFonts w:ascii="Calibri" w:eastAsia="Calibri" w:hAnsi="Calibri" w:cs="Calibri"/>
           <w:color w:val="156082" w:themeColor="accent1"/>
+          <w:sz w:val="28"/>
+          <w:szCs w:val="28"/>
         </w:rPr>
       </w:pPr>
       <w:r>
         <w:rPr>
           <w:rFonts w:ascii="Calibri" w:eastAsia="Calibri" w:hAnsi="Calibri" w:cs="Calibri"/>
           <w:color w:val="156082" w:themeColor="accent1"/>
+          <w:sz w:val="28"/>
+          <w:szCs w:val="28"/>
         </w:rPr>
         <w:t>Code Drop Defects-</w:t>
       </w:r>
@@ -6454,7 +6704,7 @@
               <w:bottom w:val="single" w:sz="8" w:space="0" w:color="auto"/>
               <w:right w:val="single" w:sz="8" w:space="0" w:color="auto"/>
             </w:tcBorders>
-            <w:shd w:val="clear" w:color="auto" w:fill="104861"/>
+            <w:shd w:val="clear" w:color="auto" w:fill="0F4761" w:themeFill="accent1" w:themeFillShade="BF"/>
             <w:vAlign w:val="center"/>
             <w:hideMark/>
           </w:tcPr>
@@ -6733,6 +6983,22 @@
     <w:p>
       <w:pPr>
         <w:pStyle w:val="Heading2"/>
+        <w:tabs>
+          <w:tab w:val="num" w:pos="360"/>
+        </w:tabs>
+        <w:jc w:val="both"/>
+        <w:rPr>
+          <w:rFonts w:ascii="Calibri" w:eastAsia="Calibri" w:hAnsi="Calibri" w:cs="Calibri"/>
+          <w:color w:val="156082" w:themeColor="accent1"/>
+          <w:sz w:val="2"/>
+          <w:szCs w:val="2"/>
+        </w:rPr>
+      </w:pPr>
+      <w:bookmarkStart w:id="16" w:name="_Toc229047356"/>
+    </w:p>
+    <w:p>
+      <w:pPr>
+        <w:pStyle w:val="Heading2"/>
         <w:numPr>
           <w:ilvl w:val="0"/>
           <w:numId w:val="24"/>
@@ -6745,13 +7011,16 @@
         <w:rPr>
           <w:rFonts w:ascii="Calibri" w:eastAsia="Calibri" w:hAnsi="Calibri" w:cs="Calibri"/>
           <w:color w:val="156082" w:themeColor="accent1"/>
+          <w:sz w:val="28"/>
+          <w:szCs w:val="28"/>
         </w:rPr>
       </w:pPr>
-      <w:bookmarkStart w:id="16" w:name="_Toc229047356"/>
       <w:r>
         <w:rPr>
           <w:rFonts w:ascii="Calibri" w:eastAsia="Calibri" w:hAnsi="Calibri" w:cs="Calibri"/>
           <w:color w:val="156082" w:themeColor="accent1"/>
+          <w:sz w:val="28"/>
+          <w:szCs w:val="28"/>
         </w:rPr>
         <w:t>Technical Configuration</w:t>
       </w:r>
@@ -6810,6 +7079,21 @@
     <w:p>
       <w:pPr>
         <w:pStyle w:val="Heading2"/>
+        <w:tabs>
+          <w:tab w:val="num" w:pos="360"/>
+        </w:tabs>
+        <w:jc w:val="both"/>
+        <w:rPr>
+          <w:rFonts w:asciiTheme="minorHAnsi" w:hAnsiTheme="minorHAnsi" w:cstheme="minorBidi"/>
+          <w:sz w:val="2"/>
+          <w:szCs w:val="2"/>
+        </w:rPr>
+      </w:pPr>
+      <w:bookmarkStart w:id="17" w:name="_Toc229047357"/>
+    </w:p>
+    <w:p>
+      <w:pPr>
+        <w:pStyle w:val="Heading2"/>
         <w:numPr>
           <w:ilvl w:val="0"/>
           <w:numId w:val="24"/>
@@ -6821,14 +7105,16 @@
         <w:jc w:val="both"/>
         <w:rPr>
           <w:rFonts w:asciiTheme="minorHAnsi" w:hAnsiTheme="minorHAnsi" w:cstheme="minorBidi"/>
+          <w:sz w:val="28"/>
+          <w:szCs w:val="28"/>
         </w:rPr>
       </w:pPr>
-      <w:bookmarkStart w:id="17" w:name="_Toc229047357"/>
       <w:r>
         <w:rPr>
           <w:rFonts w:asciiTheme="minorHAnsi" w:hAnsiTheme="minorHAnsi" w:cstheme="minorBidi"/>
+          <w:sz w:val="28"/>
+          <w:szCs w:val="28"/>
         </w:rPr>
-        <w:lastRenderedPageBreak/>
         <w:t>Release Request Package(s)</w:t>
       </w:r>
       <w:bookmarkEnd w:id="17"/>
@@ -6854,7 +7140,7 @@
         <w:tc>
           <w:tcPr>
             <w:tcW w:w="720" w:type="dxa"/>
-            <w:shd w:val="clear" w:color="auto" w:fill="104861"/>
+            <w:shd w:val="clear" w:color="auto" w:fill="0F4761" w:themeFill="accent1" w:themeFillShade="BF"/>
           </w:tcPr>
           <w:bookmarkEnd w:id="0"/>
           <w:bookmarkEnd w:id="1"/>
@@ -6892,7 +7178,7 @@
         <w:tc>
           <w:tcPr>
             <w:tcW w:w="2091" w:type="dxa"/>
-            <w:shd w:val="clear" w:color="auto" w:fill="104861"/>
+            <w:shd w:val="clear" w:color="auto" w:fill="0F4761" w:themeFill="accent1" w:themeFillShade="BF"/>
           </w:tcPr>
           <w:p>
             <w:pPr>
@@ -6927,7 +7213,7 @@
         <w:tc>
           <w:tcPr>
             <w:tcW w:w="1275" w:type="dxa"/>
-            <w:shd w:val="clear" w:color="auto" w:fill="104861"/>
+            <w:shd w:val="clear" w:color="auto" w:fill="0F4761" w:themeFill="accent1" w:themeFillShade="BF"/>
           </w:tcPr>
           <w:p>
             <w:pPr>
@@ -7609,15 +7895,15 @@
         </mc:Choice>
         <mc:Fallback>
           <w:pict>
-            <v:group w14:anchorId="6F9835EE" id="Group 164" o:spid="_x0000_s1028" style="position:absolute;left:0;text-align:left;margin-left:259.75pt;margin-top:12.95pt;width:486pt;height:21.6pt;z-index:251658242;mso-position-horizontal-relative:page;mso-position-vertical-relative:bottom-margin-area;mso-height-relative:margin" coordsize="61722,2743" o:gfxdata="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">
-              <v:rect id="Rectangle 165" o:spid="_x0000_s1029" style="position:absolute;left:2286;width:59436;height:2743;visibility:visible;mso-wrap-style:square;v-text-anchor:middle" o:gfxdata="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" fillcolor="white [3212]" stroked="f" strokeweight="1.5pt">
+            <v:group w14:anchorId="6F9835EE" id="Group 164" o:spid="_x0000_s1029" style="position:absolute;left:0;text-align:left;margin-left:259.75pt;margin-top:12.95pt;width:486pt;height:21.6pt;z-index:251658242;mso-position-horizontal-relative:page;mso-position-vertical-relative:bottom-margin-area;mso-height-relative:margin" coordsize="61722,2743" o:gfxdata="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">
+              <v:rect id="Rectangle 165" o:spid="_x0000_s1030" style="position:absolute;left:2286;width:59436;height:2743;visibility:visible;mso-wrap-style:square;v-text-anchor:middle" o:gfxdata="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" fillcolor="white [3212]" stroked="f" strokeweight="1.5pt">
                 <v:fill opacity="0"/>
               </v:rect>
               <v:shapetype id="_x0000_t202" coordsize="21600,21600" o:spt="202" path="m,l,21600r21600,l21600,xe">
                 <v:stroke joinstyle="miter"/>
                 <v:path gradientshapeok="t" o:connecttype="rect"/>
               </v:shapetype>
-              <v:shape id="Text Box 166" o:spid="_x0000_s1030" type="#_x0000_t202" style="position:absolute;top:501;width:59436;height:2172;visibility:visible;mso-wrap-style:square;v-text-anchor:top" o:gfxdata="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" filled="f" stroked="f" strokeweight=".5pt">
+              <v:shape id="Text Box 166" o:spid="_x0000_s1031" type="#_x0000_t202" style="position:absolute;top:501;width:59436;height:2172;visibility:visible;mso-wrap-style:square;v-text-anchor:top" o:gfxdata="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" filled="f" stroked="f" strokeweight=".5pt">
                 <v:textbox style="mso-fit-shape-to-text:t" inset="0,,0">
                   <w:txbxContent>
                     <w:p>
@@ -7928,30 +8214,6 @@
                           <w:pPr>
                             <w:jc w:val="center"/>
                           </w:pPr>
-                          <w:r>
-                            <w:rPr>
-                              <w:color w:val="0E2841" w:themeColor="text2"/>
-                              <w:sz w:val="16"/>
-                              <w:szCs w:val="16"/>
-                            </w:rPr>
-                            <w:t>This document contains unpublished confidential and proprietary information of Odessa Technologies, Inc. No disclosure or use of any of these materials may be made without the expressed written consent of Odessa. ©1998-20</w:t>
-                          </w:r>
-                          <w:r>
-                            <w:rPr>
-                              <w:color w:val="0E2841" w:themeColor="text2"/>
-                              <w:sz w:val="16"/>
-                              <w:szCs w:val="16"/>
-                            </w:rPr>
-                            <w:t>24</w:t>
-                          </w:r>
-                          <w:r>
-                            <w:rPr>
-                              <w:color w:val="0E2841" w:themeColor="text2"/>
-                              <w:sz w:val="16"/>
-                              <w:szCs w:val="16"/>
-                            </w:rPr>
-                            <w:t xml:space="preserve"> Odessa Technologies, Inc. All Rights Reserved</w:t>
-                          </w:r>
                         </w:p>
                       </w:txbxContent>
                     </wps:txbx>
@@ -7976,37 +8238,13 @@
               <v:stroke joinstyle="miter"/>
               <v:path gradientshapeok="t" o:connecttype="rect"/>
             </v:shapetype>
-            <v:shape id="Text Box 20" o:spid="_x0000_s1031" type="#_x0000_t202" style="position:absolute;margin-left:445.6pt;margin-top:744.3pt;width:496.8pt;height:27.6pt;z-index:251658241;visibility:visible;mso-wrap-style:square;mso-width-percent:0;mso-height-percent:0;mso-wrap-distance-left:9pt;mso-wrap-distance-top:3.6pt;mso-wrap-distance-right:9pt;mso-wrap-distance-bottom:3.6pt;mso-position-horizontal:right;mso-position-horizontal-relative:margin;mso-position-vertical:absolute;mso-position-vertical-relative:page;mso-width-percent:0;mso-height-percent:0;mso-width-relative:margin;mso-height-relative:margin;v-text-anchor:top" o:gfxdata="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" filled="f" stroked="f">
+            <v:shape id="Text Box 20" o:spid="_x0000_s1032" type="#_x0000_t202" style="position:absolute;margin-left:445.6pt;margin-top:744.3pt;width:496.8pt;height:27.6pt;z-index:251658241;visibility:visible;mso-wrap-style:square;mso-width-percent:0;mso-height-percent:0;mso-wrap-distance-left:9pt;mso-wrap-distance-top:3.6pt;mso-wrap-distance-right:9pt;mso-wrap-distance-bottom:3.6pt;mso-position-horizontal:right;mso-position-horizontal-relative:margin;mso-position-vertical:absolute;mso-position-vertical-relative:page;mso-width-percent:0;mso-height-percent:0;mso-width-relative:margin;mso-height-relative:margin;v-text-anchor:top" o:gfxdata="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" filled="f" stroked="f">
               <v:textbox>
                 <w:txbxContent>
                   <w:p>
                     <w:pPr>
                       <w:jc w:val="center"/>
                     </w:pPr>
-                    <w:r>
-                      <w:rPr>
-                        <w:color w:val="0E2841" w:themeColor="text2"/>
-                        <w:sz w:val="16"/>
-                        <w:szCs w:val="16"/>
-                      </w:rPr>
-                      <w:t>This document contains unpublished confidential and proprietary information of Odessa Technologies, Inc. No disclosure or use of any of these materials may be made without the expressed written consent of Odessa. ©1998-20</w:t>
-                    </w:r>
-                    <w:r>
-                      <w:rPr>
-                        <w:color w:val="0E2841" w:themeColor="text2"/>
-                        <w:sz w:val="16"/>
-                        <w:szCs w:val="16"/>
-                      </w:rPr>
-                      <w:t>24</w:t>
-                    </w:r>
-                    <w:r>
-                      <w:rPr>
-                        <w:color w:val="0E2841" w:themeColor="text2"/>
-                        <w:sz w:val="16"/>
-                        <w:szCs w:val="16"/>
-                      </w:rPr>
-                      <w:t xml:space="preserve"> Odessa Technologies, Inc. All Rights Reserved</w:t>
-                    </w:r>
                   </w:p>
                 </w:txbxContent>
               </v:textbox>
@@ -8280,7 +8518,7 @@
             </wp:anchor>
           </w:drawing>
         </mc:Choice>
-        <mc:Fallback xmlns:arto="http://schemas.microsoft.com/office/word/2006/arto" xmlns:a="http://schemas.openxmlformats.org/drawingml/2006/main">
+        <mc:Fallback xmlns:a="http://schemas.openxmlformats.org/drawingml/2006/main" xmlns:arto="http://schemas.microsoft.com/office/word/2006/arto">
           <w:pict w14:anchorId="2C597E41">
             <v:group id="Group 337" style="position:absolute;margin-left:0;margin-top:-17.4pt;width:106.75pt;height:73.25pt;z-index:251658244;mso-position-horizontal:left;mso-position-horizontal-relative:page;mso-width-relative:margin;mso-height-relative:margin" coordsize="17007,10241" o:spid="_x0000_s1026" w14:anchorId="32F1D17D" o:gfxdata="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">
               <v:rect id="Rectangle 338" style="position:absolute;width:17007;height:10241;visibility:visible;mso-wrap-style:square;v-text-anchor:middle" o:spid="_x0000_s1027" fillcolor="white [3212]" stroked="f" strokeweight="1.5pt" o:gfxdata="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">
@@ -8545,7 +8783,7 @@
             </wp:anchor>
           </w:drawing>
         </mc:Choice>
-        <mc:Fallback xmlns:arto="http://schemas.microsoft.com/office/word/2006/arto" xmlns:a="http://schemas.openxmlformats.org/drawingml/2006/main">
+        <mc:Fallback xmlns:a="http://schemas.openxmlformats.org/drawingml/2006/main" xmlns:arto="http://schemas.microsoft.com/office/word/2006/arto">
           <w:pict w14:anchorId="430661E1">
             <v:group id="Group 168" style="position:absolute;margin-left:67.8pt;margin-top:-17.4pt;width:119pt;height:76.95pt;z-index:251658243;mso-position-horizontal:right;mso-position-horizontal-relative:page;mso-width-relative:margin;mso-height-relative:margin" coordsize="17007,10241" o:spid="_x0000_s1026" w14:anchorId="13185BE0" o:gfxdata="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">
               <v:rect id="Rectangle 169" style="position:absolute;width:17007;height:10241;visibility:visible;mso-wrap-style:square;v-text-anchor:middle" o:spid="_x0000_s1027" fillcolor="white [3212]" stroked="f" strokeweight="1.5pt" o:gfxdata="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">
@@ -12250,7 +12488,7 @@
     <w:name w:val="Normal"/>
     <w:uiPriority w:val="1"/>
     <w:qFormat/>
-    <w:rsid w:val="007F02E9"/>
+    <w:rsid w:val="005D08C4"/>
     <w:pPr>
       <w:widowControl w:val="0"/>
       <w:autoSpaceDE w:val="0"/>
@@ -12466,7 +12704,6 @@
   <w:style w:type="character" w:default="1" w:styleId="DefaultParagraphFont">
     <w:name w:val="Default Paragraph Font"/>
     <w:uiPriority w:val="1"/>
-    <w:semiHidden/>
     <w:unhideWhenUsed/>
   </w:style>
   <w:style w:type="table" w:default="1" w:styleId="TableNormal">
